--- a/LLDD/word/BE/Jobs/LLDD-BE-Job-8-CreateCompensationDocument.docx
+++ b/LLDD/word/BE/Jobs/LLDD-BE-Job-8-CreateCompensationDocument.docx
@@ -2114,7 +2114,7 @@
                 <w:b w:val="0"/>
                 <w:sz w:val="18"/>
               </w:rPr>
-              <w:t>UNIQUE(impact_process_id) และ UNIQUE(be_year,running_no); lock running number ต่อปีใน transaction; conflict ต้องคืน/อ้าง doc_no เดิม และยอมให้เลขที่จองกระโดดโดยห้าม reuse</w:t>
+              <w:t>UNIQUE(impact_process_id) และ UNIQUE(year,running_no); lock running number ต่อปีใน transaction; conflict ต้องคืน/อ้าง doc_no เดิม และยอมให้เลขที่จองกระโดดโดยห้าม reuse</w:t>
             </w:r>
           </w:p>
         </w:tc>
@@ -2743,7 +2743,7 @@
                 <w:b w:val="0"/>
                 <w:sz w:val="18"/>
               </w:rPr>
-              <w:t>UNIQUE(impact_process_id) และ UNIQUE(be_year,running_no); lock running number ต่อปีใน transaction; conflict ต้องคืน/อ้าง doc_no เดิม และยอมให้เลขที่จองกระโดดโดยห้าม reuse</w:t>
+              <w:t>UNIQUE(impact_process_id) และ UNIQUE(year,running_no); lock running number ต่อปีใน transaction; conflict ต้องคืน/อ้าง doc_no เดิม และยอมให้เลขที่จองกระโดดโดยห้าม reuse</w:t>
             </w:r>
           </w:p>
         </w:tc>
@@ -2901,11 +2901,11 @@
         </w:rPr>
         <w:t>INSERT INTO compensation_documents</w:t>
         <w:br/>
-        <w:t xml:space="preserve">    (doc_no, be_year, running_no, impact_process_id, impacted_store_code, impact_month,</w:t>
+        <w:t xml:space="preserve">    (doc_no, year, running_no, impact_process_id, impacted_store_code, impact_month,</w:t>
         <w:br/>
         <w:t xml:space="preserve">     source, status_code, current_section_code, total_compensation_amount, created_by)</w:t>
         <w:br/>
-        <w:t>VALUES (:doc_no, :be_year, :running_no, :impact_process_id, :impacted_store_code, :impact_month,</w:t>
+        <w:t>VALUES (:doc_no, :year, :running_no, :impact_process_id, :impacted_store_code, :impact_month,</w:t>
         <w:br/>
         <w:t xml:space="preserve">        'FS', '06', '06', :total_compensation_amount, 'JOB-8')</w:t>
         <w:br/>
@@ -7044,7 +7044,7 @@
               <w:br/>
               <w:t xml:space="preserve">    {</w:t>
               <w:br/>
-              <w:t xml:space="preserve">      "startedAt": "30/06/2569 17:30",</w:t>
+              <w:t xml:space="preserve">      "startedAt": "30/06/2026 17:30",</w:t>
               <w:br/>
               <w:t xml:space="preserve">      "status": "ok"</w:t>
               <w:br/>

--- a/LLDD/word/BE/Jobs/LLDD-BE-Job-8-CreateCompensationDocument.docx
+++ b/LLDD/word/BE/Jobs/LLDD-BE-Job-8-CreateCompensationDocument.docx
@@ -492,7 +492,7 @@
                 <w:rFonts w:ascii="Arial" w:hAnsi="Arial" w:eastAsia="Arial"/>
                 <w:sz w:val="18"/>
               </w:rPr>
-              <w:t>15 ชั่วโมง</w:t>
+              <w:t>18 ชั่วโมง</w:t>
             </w:r>
           </w:p>
         </w:tc>
@@ -658,7 +658,7 @@
         <w:keepLines/>
       </w:pPr>
       <w:r>
-        <w:t>Estimate: 15 ชั่วโมง</w:t>
+        <w:t>Estimate: 18 ชั่วโมง</w:t>
       </w:r>
     </w:p>
     <w:p>
@@ -3373,7 +3373,7 @@
         <w:keepNext w:val="0"/>
       </w:pPr>
       <w:r>
-        <w:t>Job 8 ใช้ running number แบบ monotonic ต่อปี พ.ศ. ช่องว่างของเลขเอกสารจาก concurrent rerun หรือ ON CONFLICT เป็นพฤติกรรมที่ยอมรับได้ เพราะเลขที่มีหน้าที่รับประกัน uniqueness ไม่ได้รับประกันความต่อเนื่อง</w:t>
+        <w:t>Job 8 ใช้ running number แบบ monotonic ต่อปี ค.ศ. ช่องว่างของเลขเอกสารจาก concurrent rerun หรือ ON CONFLICT เป็นพฤติกรรมที่ยอมรับได้ เพราะเลขที่มีหน้าที่รับประกัน uniqueness ไม่ได้รับประกันความต่อเนื่อง</w:t>
       </w:r>
     </w:p>
     <w:tbl>
@@ -7116,7 +7116,7 @@
         <w:br/>
         <w:t xml:space="preserve">        if (!ok03) throw new JobFailedError('JOB8_STEP03', 'บันทึก reject reason / ไม่สร้างเอกสาร');</w:t>
         <w:br/>
-        <w:t xml:space="preserve">        // ขั้นที่ 4: generate doc_no YYYY/xxxxx · TODO: running ต่อปี พ.ศ.</w:t>
+        <w:t xml:space="preserve">        // ขั้นที่ 4: generate doc_no YYYY/xxxxx · TODO: running ต่อปี ค.ศ. (มติ 2026-08-06)</w:t>
         <w:br/>
         <w:t xml:space="preserve">        await this.service.step04Document(state, manager);</w:t>
         <w:br/>
@@ -7907,7 +7907,7 @@
         <w:br/>
         <w:t>-- [W] compensation_documents : สร้างหัวเอกสารแทนไฟล์ BPM06001O</w:t>
         <w:br/>
-        <w:t>-- TODO: เติมคอลัมน์จริงจาก Database design และยืนยัน unique key ที่กันข้อมูลซ้ำตอน rerun</w:t>
+        <w:t>-- TODO: เติมคอลัมน์ payload จริงจาก Database design</w:t>
         <w:br/>
         <w:t>INSERT INTO compensation_documents</w:t>
         <w:br/>
@@ -7915,7 +7915,7 @@
         <w:br/>
         <w:t>VALUES (/* TODO: bind params ตามลำดับคอลัมน์ด้านบน */)</w:t>
         <w:br/>
-        <w:t>ON CONFLICT (/* TODO: unique key ที่ใช้กันซ้ำ */)</w:t>
+        <w:t>ON CONFLICT (source, impacted_store_code, impact_month, new_store_code, round_no)   -- unique key จริงตาม DDL ของ compensation_documents (ห้ามเดา)</w:t>
         <w:br/>
         <w:t>DO UPDATE SET /* TODO: คอลัมน์ที่ยอมให้ทับ */</w:t>
         <w:br/>
@@ -7928,13 +7928,15 @@
         <w:br/>
         <w:t>INSERT INTO interface_transactions</w:t>
         <w:br/>
-        <w:t xml:space="preserve">  (job_no, data_name, direction, status, business_key, period_key,</w:t>
+        <w:t xml:space="preserve">  (run_id, data_name, direction, status, business_key, period_key,</w:t>
         <w:br/>
         <w:t xml:space="preserve">   file_name, file_checksum, created_at)</w:t>
         <w:br/>
-        <w:t>VALUES ('8', $1 /* TODO: data_name ของ Job 8 */, $2 /* IN|OUT|INTERNAL */, 'READY',</w:t>
-        <w:br/>
-        <w:t xml:space="preserve">        $3 /* business key ของแถว */, $4 /* YYYYMM */, $5, $6, NOW())</w:t>
+        <w:t>VALUES ($1 /* run_id = correlation id ของรอบรัน Job 8 จาก application log */,</w:t>
+        <w:br/>
+        <w:t xml:space="preserve">        $2 /* TODO: data_name ของ Job 8 */, $3 /* IN|OUT|INTERNAL */, 'READY',</w:t>
+        <w:br/>
+        <w:t xml:space="preserve">        $4 /* business key ของแถว */, $5 /* YYYYMM */, $6, $7, NOW())</w:t>
         <w:br/>
         <w:t>ON CONFLICT (data_name, direction, business_key, period_key) DO NOTHING;</w:t>
       </w:r>
@@ -8484,7 +8486,7 @@
                 <w:rFonts w:ascii="Arial" w:hAnsi="Arial" w:eastAsia="Arial"/>
                 <w:sz w:val="18"/>
               </w:rPr>
-              <w:t>generate doc_no YYYY/xxxxx (running ต่อปี พ.ศ.)</w:t>
+              <w:t>generate doc_no YYYY/xxxxx (running ต่อปี ค.ศ. (มติ 2026-08-06))</w:t>
             </w:r>
           </w:p>
         </w:tc>

--- a/LLDD/word/BE/Jobs/LLDD-BE-Job-8-CreateCompensationDocument.docx
+++ b/LLDD/word/BE/Jobs/LLDD-BE-Job-8-CreateCompensationDocument.docx
@@ -5,7 +5,7 @@
     <w:p>
       <w:r>
         <w:rPr>
-          <w:rFonts w:ascii="Arial" w:hAnsi="Arial" w:eastAsia="Arial"/>
+          <w:rFonts w:ascii="Arial" w:hAnsi="Arial" w:eastAsia="Arial" w:cs="Tahoma"/>
           <w:b/>
           <w:color w:val="0B2545"/>
           <w:sz w:val="40"/>
@@ -58,7 +58,7 @@
             <w:r/>
             <w:r>
               <w:rPr>
-                <w:rFonts w:ascii="Arial" w:hAnsi="Arial" w:eastAsia="Arial"/>
+                <w:rFonts w:ascii="Arial" w:hAnsi="Arial" w:eastAsia="Arial" w:cs="Tahoma"/>
                 <w:b/>
                 <w:sz w:val="18"/>
               </w:rPr>
@@ -80,7 +80,7 @@
             <w:r/>
             <w:r>
               <w:rPr>
-                <w:rFonts w:ascii="Arial" w:hAnsi="Arial" w:eastAsia="Arial"/>
+                <w:rFonts w:ascii="Arial" w:hAnsi="Arial" w:eastAsia="Arial" w:cs="Tahoma"/>
                 <w:b/>
                 <w:sz w:val="18"/>
               </w:rPr>
@@ -105,13 +105,13 @@
             </w:pPr>
             <w:r>
               <w:rPr>
-                <w:rFonts w:ascii="Arial" w:hAnsi="Arial" w:eastAsia="Arial"/>
-                <w:sz w:val="18"/>
-              </w:rPr>
-            </w:r>
-            <w:r>
-              <w:rPr>
-                <w:rFonts w:ascii="Arial" w:hAnsi="Arial" w:eastAsia="Arial"/>
+                <w:rFonts w:ascii="Arial" w:hAnsi="Arial" w:eastAsia="Arial" w:cs="Tahoma"/>
+                <w:sz w:val="18"/>
+              </w:rPr>
+            </w:r>
+            <w:r>
+              <w:rPr>
+                <w:rFonts w:ascii="Arial" w:hAnsi="Arial" w:eastAsia="Arial" w:cs="Tahoma"/>
                 <w:sz w:val="18"/>
               </w:rPr>
               <w:t>วัตถุประสงค์</w:t>
@@ -130,13 +130,13 @@
             </w:pPr>
             <w:r>
               <w:rPr>
-                <w:rFonts w:ascii="Arial" w:hAnsi="Arial" w:eastAsia="Arial"/>
-                <w:sz w:val="18"/>
-              </w:rPr>
-            </w:r>
-            <w:r>
-              <w:rPr>
-                <w:rFonts w:ascii="Arial" w:hAnsi="Arial" w:eastAsia="Arial"/>
+                <w:rFonts w:ascii="Arial" w:hAnsi="Arial" w:eastAsia="Arial" w:cs="Tahoma"/>
+                <w:sz w:val="18"/>
+              </w:rPr>
+            </w:r>
+            <w:r>
+              <w:rPr>
+                <w:rFonts w:ascii="Arial" w:hAnsi="Arial" w:eastAsia="Arial" w:cs="Tahoma"/>
                 <w:sz w:val="18"/>
               </w:rPr>
               <w:t>ใช้เป็นรายละเอียดระดับพัฒนาสำหรับออกแบบ ลงมือพัฒนา ตรวจทาน และทดสอบขอบเขตที่ระบุในฉบับนี้</w:t>
@@ -160,13 +160,13 @@
             </w:pPr>
             <w:r>
               <w:rPr>
-                <w:rFonts w:ascii="Arial" w:hAnsi="Arial" w:eastAsia="Arial"/>
-                <w:sz w:val="18"/>
-              </w:rPr>
-            </w:r>
-            <w:r>
-              <w:rPr>
-                <w:rFonts w:ascii="Arial" w:hAnsi="Arial" w:eastAsia="Arial"/>
+                <w:rFonts w:ascii="Arial" w:hAnsi="Arial" w:eastAsia="Arial" w:cs="Tahoma"/>
+                <w:sz w:val="18"/>
+              </w:rPr>
+            </w:r>
+            <w:r>
+              <w:rPr>
+                <w:rFonts w:ascii="Arial" w:hAnsi="Arial" w:eastAsia="Arial" w:cs="Tahoma"/>
                 <w:sz w:val="18"/>
               </w:rPr>
               <w:t>ลำดับการอ่าน</w:t>
@@ -185,13 +185,13 @@
             </w:pPr>
             <w:r>
               <w:rPr>
-                <w:rFonts w:ascii="Arial" w:hAnsi="Arial" w:eastAsia="Arial"/>
-                <w:sz w:val="18"/>
-              </w:rPr>
-            </w:r>
-            <w:r>
-              <w:rPr>
-                <w:rFonts w:ascii="Arial" w:hAnsi="Arial" w:eastAsia="Arial"/>
+                <w:rFonts w:ascii="Arial" w:hAnsi="Arial" w:eastAsia="Arial" w:cs="Tahoma"/>
+                <w:sz w:val="18"/>
+              </w:rPr>
+            </w:r>
+            <w:r>
+              <w:rPr>
+                <w:rFonts w:ascii="Arial" w:hAnsi="Arial" w:eastAsia="Arial" w:cs="Tahoma"/>
                 <w:sz w:val="18"/>
               </w:rPr>
               <w:t>เริ่มจาก Overview และ Scope จากนั้นตรวจ Field/Validation, Implementation, Contract, Processing Flow, Acceptance Criteria และ Test Checklist ตามลำดับ</w:t>
@@ -215,13 +215,13 @@
             </w:pPr>
             <w:r>
               <w:rPr>
-                <w:rFonts w:ascii="Arial" w:hAnsi="Arial" w:eastAsia="Arial"/>
-                <w:sz w:val="18"/>
-              </w:rPr>
-            </w:r>
-            <w:r>
-              <w:rPr>
-                <w:rFonts w:ascii="Arial" w:hAnsi="Arial" w:eastAsia="Arial"/>
+                <w:rFonts w:ascii="Arial" w:hAnsi="Arial" w:eastAsia="Arial" w:cs="Tahoma"/>
+                <w:sz w:val="18"/>
+              </w:rPr>
+            </w:r>
+            <w:r>
+              <w:rPr>
+                <w:rFonts w:ascii="Arial" w:hAnsi="Arial" w:eastAsia="Arial" w:cs="Tahoma"/>
                 <w:sz w:val="18"/>
               </w:rPr>
               <w:t>ผลลัพธ์ที่คาดหวัง</w:t>
@@ -240,13 +240,13 @@
             </w:pPr>
             <w:r>
               <w:rPr>
-                <w:rFonts w:ascii="Arial" w:hAnsi="Arial" w:eastAsia="Arial"/>
-                <w:sz w:val="18"/>
-              </w:rPr>
-            </w:r>
-            <w:r>
-              <w:rPr>
-                <w:rFonts w:ascii="Arial" w:hAnsi="Arial" w:eastAsia="Arial"/>
+                <w:rFonts w:ascii="Arial" w:hAnsi="Arial" w:eastAsia="Arial" w:cs="Tahoma"/>
+                <w:sz w:val="18"/>
+              </w:rPr>
+            </w:r>
+            <w:r>
+              <w:rPr>
+                <w:rFonts w:ascii="Arial" w:hAnsi="Arial" w:eastAsia="Arial" w:cs="Tahoma"/>
                 <w:sz w:val="18"/>
               </w:rPr>
               <w:t>ผู้อ่านสามารถระบุ input, ขั้นตอนประมวลผล, output, เงื่อนไขผิดพลาด และหลักฐานการทดสอบได้จากเนื้อหาในฉบับเดียว</w:t>
@@ -270,13 +270,13 @@
             </w:pPr>
             <w:r>
               <w:rPr>
-                <w:rFonts w:ascii="Arial" w:hAnsi="Arial" w:eastAsia="Arial"/>
-                <w:sz w:val="18"/>
-              </w:rPr>
-            </w:r>
-            <w:r>
-              <w:rPr>
-                <w:rFonts w:ascii="Arial" w:hAnsi="Arial" w:eastAsia="Arial"/>
+                <w:rFonts w:ascii="Arial" w:hAnsi="Arial" w:eastAsia="Arial" w:cs="Tahoma"/>
+                <w:sz w:val="18"/>
+              </w:rPr>
+            </w:r>
+            <w:r>
+              <w:rPr>
+                <w:rFonts w:ascii="Arial" w:hAnsi="Arial" w:eastAsia="Arial" w:cs="Tahoma"/>
                 <w:sz w:val="18"/>
               </w:rPr>
               <w:t>Java เดิม</w:t>
@@ -295,13 +295,13 @@
             </w:pPr>
             <w:r>
               <w:rPr>
-                <w:rFonts w:ascii="Arial" w:hAnsi="Arial" w:eastAsia="Arial"/>
-                <w:sz w:val="18"/>
-              </w:rPr>
-            </w:r>
-            <w:r>
-              <w:rPr>
-                <w:rFonts w:ascii="Arial" w:hAnsi="Arial" w:eastAsia="Arial"/>
+                <w:rFonts w:ascii="Arial" w:hAnsi="Arial" w:eastAsia="Arial" w:cs="Tahoma"/>
+                <w:sz w:val="18"/>
+              </w:rPr>
+            </w:r>
+            <w:r>
+              <w:rPr>
+                <w:rFonts w:ascii="Arial" w:hAnsi="Arial" w:eastAsia="Arial" w:cs="Tahoma"/>
                 <w:sz w:val="18"/>
               </w:rPr>
               <w:t>ภาคผนวกท้ายฉบับระบุ source file, ช่วงบรรทัด และ code Java เดิมสำหรับตรวจเทียบ behavior ก่อนย้ายระบบ</w:t>
@@ -356,7 +356,7 @@
             <w:r/>
             <w:r>
               <w:rPr>
-                <w:rFonts w:ascii="Arial" w:hAnsi="Arial" w:eastAsia="Arial"/>
+                <w:rFonts w:ascii="Arial" w:hAnsi="Arial" w:eastAsia="Arial" w:cs="Tahoma"/>
                 <w:b/>
                 <w:sz w:val="18"/>
               </w:rPr>
@@ -378,7 +378,7 @@
             <w:r/>
             <w:r>
               <w:rPr>
-                <w:rFonts w:ascii="Arial" w:hAnsi="Arial" w:eastAsia="Arial"/>
+                <w:rFonts w:ascii="Arial" w:hAnsi="Arial" w:eastAsia="Arial" w:cs="Tahoma"/>
                 <w:b/>
                 <w:sz w:val="18"/>
               </w:rPr>
@@ -403,13 +403,13 @@
             </w:pPr>
             <w:r>
               <w:rPr>
-                <w:rFonts w:ascii="Arial" w:hAnsi="Arial" w:eastAsia="Arial"/>
-                <w:sz w:val="18"/>
-              </w:rPr>
-            </w:r>
-            <w:r>
-              <w:rPr>
-                <w:rFonts w:ascii="Arial" w:hAnsi="Arial" w:eastAsia="Arial"/>
+                <w:rFonts w:ascii="Arial" w:hAnsi="Arial" w:eastAsia="Arial" w:cs="Tahoma"/>
+                <w:sz w:val="18"/>
+              </w:rPr>
+            </w:r>
+            <w:r>
+              <w:rPr>
+                <w:rFonts w:ascii="Arial" w:hAnsi="Arial" w:eastAsia="Arial" w:cs="Tahoma"/>
                 <w:sz w:val="18"/>
               </w:rPr>
               <w:t>Track</w:t>
@@ -428,13 +428,13 @@
             </w:pPr>
             <w:r>
               <w:rPr>
-                <w:rFonts w:ascii="Arial" w:hAnsi="Arial" w:eastAsia="Arial"/>
-                <w:sz w:val="18"/>
-              </w:rPr>
-            </w:r>
-            <w:r>
-              <w:rPr>
-                <w:rFonts w:ascii="Arial" w:hAnsi="Arial" w:eastAsia="Arial"/>
+                <w:rFonts w:ascii="Arial" w:hAnsi="Arial" w:eastAsia="Arial" w:cs="Tahoma"/>
+                <w:sz w:val="18"/>
+              </w:rPr>
+            </w:r>
+            <w:r>
+              <w:rPr>
+                <w:rFonts w:ascii="Arial" w:hAnsi="Arial" w:eastAsia="Arial" w:cs="Tahoma"/>
                 <w:sz w:val="18"/>
               </w:rPr>
               <w:t>BE</w:t>
@@ -458,13 +458,13 @@
             </w:pPr>
             <w:r>
               <w:rPr>
-                <w:rFonts w:ascii="Arial" w:hAnsi="Arial" w:eastAsia="Arial"/>
-                <w:sz w:val="18"/>
-              </w:rPr>
-            </w:r>
-            <w:r>
-              <w:rPr>
-                <w:rFonts w:ascii="Arial" w:hAnsi="Arial" w:eastAsia="Arial"/>
+                <w:rFonts w:ascii="Arial" w:hAnsi="Arial" w:eastAsia="Arial" w:cs="Tahoma"/>
+                <w:sz w:val="18"/>
+              </w:rPr>
+            </w:r>
+            <w:r>
+              <w:rPr>
+                <w:rFonts w:ascii="Arial" w:hAnsi="Arial" w:eastAsia="Arial" w:cs="Tahoma"/>
                 <w:sz w:val="18"/>
               </w:rPr>
               <w:t>Estimate</w:t>
@@ -483,16 +483,24 @@
             </w:pPr>
             <w:r>
               <w:rPr>
-                <w:rFonts w:ascii="Arial" w:hAnsi="Arial" w:eastAsia="Arial"/>
-                <w:sz w:val="18"/>
-              </w:rPr>
-            </w:r>
-            <w:r>
-              <w:rPr>
-                <w:rFonts w:ascii="Arial" w:hAnsi="Arial" w:eastAsia="Arial"/>
-                <w:sz w:val="18"/>
-              </w:rPr>
-              <w:t>18 ชั่วโมง</w:t>
+                <w:rFonts w:ascii="Arial" w:hAnsi="Arial" w:eastAsia="Arial" w:cs="Tahoma"/>
+                <w:sz w:val="18"/>
+              </w:rPr>
+            </w:r>
+            <w:r>
+              <w:rPr>
+                <w:rFonts w:ascii="Arial" w:hAnsi="Arial" w:eastAsia="Arial" w:cs="Tahoma"/>
+                <w:b/>
+                <w:sz w:val="18"/>
+              </w:rPr>
+              <w:t>24 ชั่วโมง</w:t>
+            </w:r>
+            <w:r>
+              <w:rPr>
+                <w:rFonts w:ascii="Arial" w:hAnsi="Arial" w:eastAsia="Arial" w:cs="Tahoma"/>
+                <w:sz w:val="18"/>
+              </w:rPr>
+              <w:t xml:space="preserve"> = implementation 18 + unit test 6 (30%)</w:t>
             </w:r>
           </w:p>
         </w:tc>
@@ -513,13 +521,13 @@
             </w:pPr>
             <w:r>
               <w:rPr>
-                <w:rFonts w:ascii="Arial" w:hAnsi="Arial" w:eastAsia="Arial"/>
-                <w:sz w:val="18"/>
-              </w:rPr>
-            </w:r>
-            <w:r>
-              <w:rPr>
-                <w:rFonts w:ascii="Arial" w:hAnsi="Arial" w:eastAsia="Arial"/>
+                <w:rFonts w:ascii="Arial" w:hAnsi="Arial" w:eastAsia="Arial" w:cs="Tahoma"/>
+                <w:sz w:val="18"/>
+              </w:rPr>
+            </w:r>
+            <w:r>
+              <w:rPr>
+                <w:rFonts w:ascii="Arial" w:hAnsi="Arial" w:eastAsia="Arial" w:cs="Tahoma"/>
                 <w:sz w:val="18"/>
               </w:rPr>
               <w:t>Owner</w:t>
@@ -538,13 +546,13 @@
             </w:pPr>
             <w:r>
               <w:rPr>
-                <w:rFonts w:ascii="Arial" w:hAnsi="Arial" w:eastAsia="Arial"/>
-                <w:sz w:val="18"/>
-              </w:rPr>
-            </w:r>
-            <w:r>
-              <w:rPr>
-                <w:rFonts w:ascii="Arial" w:hAnsi="Arial" w:eastAsia="Arial"/>
+                <w:rFonts w:ascii="Arial" w:hAnsi="Arial" w:eastAsia="Arial" w:cs="Tahoma"/>
+                <w:sz w:val="18"/>
+              </w:rPr>
+            </w:r>
+            <w:r>
+              <w:rPr>
+                <w:rFonts w:ascii="Arial" w:hAnsi="Arial" w:eastAsia="Arial" w:cs="Tahoma"/>
                 <w:sz w:val="18"/>
               </w:rPr>
               <w:t>Aphiwit &lt;Bank&gt; Khammoon</w:t>
@@ -568,16 +576,16 @@
             </w:pPr>
             <w:r>
               <w:rPr>
-                <w:rFonts w:ascii="Arial" w:hAnsi="Arial" w:eastAsia="Arial"/>
-                <w:sz w:val="18"/>
-              </w:rPr>
-            </w:r>
-            <w:r>
-              <w:rPr>
-                <w:rFonts w:ascii="Arial" w:hAnsi="Arial" w:eastAsia="Arial"/>
-                <w:sz w:val="18"/>
-              </w:rPr>
-              <w:t>Objective</w:t>
+                <w:rFonts w:ascii="Arial" w:hAnsi="Arial" w:eastAsia="Arial" w:cs="Tahoma"/>
+                <w:sz w:val="18"/>
+              </w:rPr>
+            </w:r>
+            <w:r>
+              <w:rPr>
+                <w:rFonts w:ascii="Arial" w:hAnsi="Arial" w:eastAsia="Arial" w:cs="Tahoma"/>
+                <w:sz w:val="18"/>
+              </w:rPr>
+              <w:t>Target repository</w:t>
             </w:r>
           </w:p>
         </w:tc>
@@ -593,13 +601,104 @@
             </w:pPr>
             <w:r>
               <w:rPr>
-                <w:rFonts w:ascii="Arial" w:hAnsi="Arial" w:eastAsia="Arial"/>
-                <w:sz w:val="18"/>
-              </w:rPr>
-            </w:r>
-            <w:r>
-              <w:rPr>
-                <w:rFonts w:ascii="Arial" w:hAnsi="Arial" w:eastAsia="Arial"/>
+                <w:rFonts w:ascii="Arial" w:hAnsi="Arial" w:eastAsia="Arial" w:cs="Tahoma"/>
+                <w:sz w:val="18"/>
+              </w:rPr>
+            </w:r>
+            <w:r>
+              <w:rPr>
+                <w:rFonts w:ascii="Courier New" w:hAnsi="Courier New" w:eastAsia="Courier New" w:cs="Tahoma"/>
+                <w:sz w:val="18"/>
+              </w:rPr>
+              <w:t>SBP/srm-sps-spsap-store-backend</w:t>
+            </w:r>
+            <w:r>
+              <w:rPr>
+                <w:rFonts w:ascii="Arial" w:hAnsi="Arial" w:eastAsia="Arial" w:cs="Tahoma"/>
+                <w:sz w:val="18"/>
+              </w:rPr>
+              <w:t xml:space="preserve"> (NestJS + TypeORM · schema </w:t>
+            </w:r>
+            <w:r>
+              <w:rPr>
+                <w:rFonts w:ascii="Courier New" w:hAnsi="Courier New" w:eastAsia="Courier New" w:cs="Tahoma"/>
+                <w:sz w:val="18"/>
+              </w:rPr>
+              <w:t>sps_store</w:t>
+            </w:r>
+            <w:r>
+              <w:rPr>
+                <w:rFonts w:ascii="Arial" w:hAnsi="Arial" w:eastAsia="Arial" w:cs="Tahoma"/>
+                <w:sz w:val="18"/>
+              </w:rPr>
+              <w:t xml:space="preserve">) — batch runner ฝั่ง backend </w:t>
+            </w:r>
+            <w:r>
+              <w:rPr>
+                <w:rFonts w:ascii="Arial" w:hAnsi="Arial" w:eastAsia="Arial" w:cs="Tahoma"/>
+                <w:b/>
+                <w:sz w:val="18"/>
+              </w:rPr>
+              <w:t>ไม่ผ่าน BFF</w:t>
+            </w:r>
+            <w:r>
+              <w:rPr>
+                <w:rFonts w:ascii="Arial" w:hAnsi="Arial" w:eastAsia="Arial" w:cs="Tahoma"/>
+                <w:sz w:val="18"/>
+              </w:rPr>
+              <w:t xml:space="preserve"> · cron/พารามิเตอร์อยู่ใน backend config (env/config file)</w:t>
+            </w:r>
+          </w:p>
+        </w:tc>
+      </w:tr>
+      <w:tr>
+        <w:trPr>
+          <w:cantSplit/>
+        </w:trPr>
+        <w:tc>
+          <w:tcPr>
+            <w:tcW w:type="dxa" w:w="5040"/>
+            <w:vAlign w:val="center"/>
+          </w:tcPr>
+          <w:p>
+            <w:pPr>
+              <w:keepLines/>
+              <w:spacing w:after="0"/>
+            </w:pPr>
+            <w:r>
+              <w:rPr>
+                <w:rFonts w:ascii="Arial" w:hAnsi="Arial" w:eastAsia="Arial" w:cs="Tahoma"/>
+                <w:sz w:val="18"/>
+              </w:rPr>
+            </w:r>
+            <w:r>
+              <w:rPr>
+                <w:rFonts w:ascii="Arial" w:hAnsi="Arial" w:eastAsia="Arial" w:cs="Tahoma"/>
+                <w:sz w:val="18"/>
+              </w:rPr>
+              <w:t>Objective</w:t>
+            </w:r>
+          </w:p>
+        </w:tc>
+        <w:tc>
+          <w:tcPr>
+            <w:tcW w:type="dxa" w:w="5040"/>
+            <w:vAlign w:val="center"/>
+          </w:tcPr>
+          <w:p>
+            <w:pPr>
+              <w:keepLines/>
+              <w:spacing w:after="0"/>
+            </w:pPr>
+            <w:r>
+              <w:rPr>
+                <w:rFonts w:ascii="Arial" w:hAnsi="Arial" w:eastAsia="Arial" w:cs="Tahoma"/>
+                <w:sz w:val="18"/>
+              </w:rPr>
+            </w:r>
+            <w:r>
+              <w:rPr>
+                <w:rFonts w:ascii="Arial" w:hAnsi="Arial" w:eastAsia="Arial" w:cs="Tahoma"/>
                 <w:sz w:val="18"/>
               </w:rPr>
               <w:t>สร้างเอกสารประกันรายได้อัตโนมัติ: สร้าง compensation_documents จาก impact profile และข้อมูลชดเชยในฐานข้อมูลเดียวกัน แทนการเขียนไฟล์ BPM06001O และ SFTP ไป compensateflow; ไม่เรียก workflow โดยตรง</w:t>
@@ -677,6 +776,25 @@
       </w:pPr>
       <w:r>
         <w:t>Runbook, rerun rule, risk และ history ตามเอกสาร Batch v4.0 · ผลการรันเขียน application log แบบ structured</w:t>
+      </w:r>
+    </w:p>
+    <w:p>
+      <w:pPr>
+        <w:pStyle w:val="Heading1"/>
+        <w:keepNext/>
+        <w:keepLines/>
+        <w:pageBreakBefore w:val="0"/>
+      </w:pPr>
+      <w:r>
+        <w:t>3. Screenshot Reference</w:t>
+      </w:r>
+    </w:p>
+    <w:p>
+      <w:pPr>
+        <w:keepNext w:val="0"/>
+      </w:pPr>
+      <w:r>
+        <w:t>ไม่มีภาพหน้าจอสำหรับหัวข้อนี้ — เป็นเอกสารฝั่ง Backend/Batch ที่ไม่มี UI (ภาพหน้าจอทั้งหมดอยู่ในเอกสารชุด FE)</w:t>
       </w:r>
     </w:p>
     <w:p>
@@ -785,7 +903,7 @@
             <w:r/>
             <w:r>
               <w:rPr>
-                <w:rFonts w:ascii="Arial" w:hAnsi="Arial" w:eastAsia="Arial"/>
+                <w:rFonts w:ascii="Arial" w:hAnsi="Arial" w:eastAsia="Arial" w:cs="Tahoma"/>
                 <w:b/>
                 <w:sz w:val="18"/>
               </w:rPr>
@@ -807,7 +925,7 @@
             <w:r/>
             <w:r>
               <w:rPr>
-                <w:rFonts w:ascii="Arial" w:hAnsi="Arial" w:eastAsia="Arial"/>
+                <w:rFonts w:ascii="Arial" w:hAnsi="Arial" w:eastAsia="Arial" w:cs="Tahoma"/>
                 <w:b/>
                 <w:sz w:val="18"/>
               </w:rPr>
@@ -829,7 +947,7 @@
             <w:r/>
             <w:r>
               <w:rPr>
-                <w:rFonts w:ascii="Arial" w:hAnsi="Arial" w:eastAsia="Arial"/>
+                <w:rFonts w:ascii="Arial" w:hAnsi="Arial" w:eastAsia="Arial" w:cs="Tahoma"/>
                 <w:b/>
                 <w:sz w:val="18"/>
               </w:rPr>
@@ -851,7 +969,7 @@
             <w:r/>
             <w:r>
               <w:rPr>
-                <w:rFonts w:ascii="Arial" w:hAnsi="Arial" w:eastAsia="Arial"/>
+                <w:rFonts w:ascii="Arial" w:hAnsi="Arial" w:eastAsia="Arial" w:cs="Tahoma"/>
                 <w:b/>
                 <w:sz w:val="18"/>
               </w:rPr>
@@ -876,13 +994,13 @@
             </w:pPr>
             <w:r>
               <w:rPr>
-                <w:rFonts w:ascii="Arial" w:hAnsi="Arial" w:eastAsia="Arial"/>
-                <w:sz w:val="18"/>
-              </w:rPr>
-            </w:r>
-            <w:r>
-              <w:rPr>
-                <w:rFonts w:ascii="Arial" w:hAnsi="Arial" w:eastAsia="Arial"/>
+                <w:rFonts w:ascii="Arial" w:hAnsi="Arial" w:eastAsia="Arial" w:cs="Tahoma"/>
+                <w:sz w:val="18"/>
+              </w:rPr>
+            </w:r>
+            <w:r>
+              <w:rPr>
+                <w:rFonts w:ascii="Arial" w:hAnsi="Arial" w:eastAsia="Arial" w:cs="Tahoma"/>
                 <w:sz w:val="18"/>
               </w:rPr>
               <w:t>กำหนดการรัน (Cron)</w:t>
@@ -901,13 +1019,13 @@
             </w:pPr>
             <w:r>
               <w:rPr>
-                <w:rFonts w:ascii="Arial" w:hAnsi="Arial" w:eastAsia="Arial"/>
-                <w:sz w:val="18"/>
-              </w:rPr>
-            </w:r>
-            <w:r>
-              <w:rPr>
-                <w:rFonts w:ascii="Arial" w:hAnsi="Arial" w:eastAsia="Arial"/>
+                <w:rFonts w:ascii="Arial" w:hAnsi="Arial" w:eastAsia="Arial" w:cs="Tahoma"/>
+                <w:sz w:val="18"/>
+              </w:rPr>
+            </w:r>
+            <w:r>
+              <w:rPr>
+                <w:rFonts w:ascii="Arial" w:hAnsi="Arial" w:eastAsia="Arial" w:cs="Tahoma"/>
                 <w:sz w:val="18"/>
               </w:rPr>
               <w:t>30 17 7-31 * *</w:t>
@@ -926,13 +1044,13 @@
             </w:pPr>
             <w:r>
               <w:rPr>
-                <w:rFonts w:ascii="Arial" w:hAnsi="Arial" w:eastAsia="Arial"/>
-                <w:sz w:val="18"/>
-              </w:rPr>
-            </w:r>
-            <w:r>
-              <w:rPr>
-                <w:rFonts w:ascii="Arial" w:hAnsi="Arial" w:eastAsia="Arial"/>
+                <w:rFonts w:ascii="Arial" w:hAnsi="Arial" w:eastAsia="Arial" w:cs="Tahoma"/>
+                <w:sz w:val="18"/>
+              </w:rPr>
+            </w:r>
+            <w:r>
+              <w:rPr>
+                <w:rFonts w:ascii="Arial" w:hAnsi="Arial" w:eastAsia="Arial" w:cs="Tahoma"/>
                 <w:sz w:val="18"/>
               </w:rPr>
               <w:t>แก้ไขได้</w:t>
@@ -951,13 +1069,13 @@
             </w:pPr>
             <w:r>
               <w:rPr>
-                <w:rFonts w:ascii="Arial" w:hAnsi="Arial" w:eastAsia="Arial"/>
-                <w:sz w:val="18"/>
-              </w:rPr>
-            </w:r>
-            <w:r>
-              <w:rPr>
-                <w:rFonts w:ascii="Arial" w:hAnsi="Arial" w:eastAsia="Arial"/>
+                <w:rFonts w:ascii="Arial" w:hAnsi="Arial" w:eastAsia="Arial" w:cs="Tahoma"/>
+                <w:sz w:val="18"/>
+              </w:rPr>
+            </w:r>
+            <w:r>
+              <w:rPr>
+                <w:rFonts w:ascii="Arial" w:hAnsi="Arial" w:eastAsia="Arial" w:cs="Tahoma"/>
                 <w:sz w:val="18"/>
               </w:rPr>
               <w:t>ใช้รอบเดิม แต่ปลายทางเป็น DB ภายใน</w:t>
@@ -981,13 +1099,13 @@
             </w:pPr>
             <w:r>
               <w:rPr>
-                <w:rFonts w:ascii="Arial" w:hAnsi="Arial" w:eastAsia="Arial"/>
-                <w:sz w:val="18"/>
-              </w:rPr>
-            </w:r>
-            <w:r>
-              <w:rPr>
-                <w:rFonts w:ascii="Arial" w:hAnsi="Arial" w:eastAsia="Arial"/>
+                <w:rFonts w:ascii="Arial" w:hAnsi="Arial" w:eastAsia="Arial" w:cs="Tahoma"/>
+                <w:sz w:val="18"/>
+              </w:rPr>
+            </w:r>
+            <w:r>
+              <w:rPr>
+                <w:rFonts w:ascii="Arial" w:hAnsi="Arial" w:eastAsia="Arial" w:cs="Tahoma"/>
                 <w:sz w:val="18"/>
               </w:rPr>
               <w:t>Target table</w:t>
@@ -1006,13 +1124,13 @@
             </w:pPr>
             <w:r>
               <w:rPr>
-                <w:rFonts w:ascii="Arial" w:hAnsi="Arial" w:eastAsia="Arial"/>
-                <w:sz w:val="18"/>
-              </w:rPr>
-            </w:r>
-            <w:r>
-              <w:rPr>
-                <w:rFonts w:ascii="Arial" w:hAnsi="Arial" w:eastAsia="Arial"/>
+                <w:rFonts w:ascii="Arial" w:hAnsi="Arial" w:eastAsia="Arial" w:cs="Tahoma"/>
+                <w:sz w:val="18"/>
+              </w:rPr>
+            </w:r>
+            <w:r>
+              <w:rPr>
+                <w:rFonts w:ascii="Arial" w:hAnsi="Arial" w:eastAsia="Arial" w:cs="Tahoma"/>
                 <w:sz w:val="18"/>
               </w:rPr>
               <w:t>compensation_documents</w:t>
@@ -1031,13 +1149,13 @@
             </w:pPr>
             <w:r>
               <w:rPr>
-                <w:rFonts w:ascii="Arial" w:hAnsi="Arial" w:eastAsia="Arial"/>
-                <w:sz w:val="18"/>
-              </w:rPr>
-            </w:r>
-            <w:r>
-              <w:rPr>
-                <w:rFonts w:ascii="Arial" w:hAnsi="Arial" w:eastAsia="Arial"/>
+                <w:rFonts w:ascii="Arial" w:hAnsi="Arial" w:eastAsia="Arial" w:cs="Tahoma"/>
+                <w:sz w:val="18"/>
+              </w:rPr>
+            </w:r>
+            <w:r>
+              <w:rPr>
+                <w:rFonts w:ascii="Arial" w:hAnsi="Arial" w:eastAsia="Arial" w:cs="Tahoma"/>
                 <w:sz w:val="18"/>
               </w:rPr>
               <w:t>ค่าคงที่/แก้ผ่านหน้าจอไม่ได้</w:t>
@@ -1056,13 +1174,13 @@
             </w:pPr>
             <w:r>
               <w:rPr>
-                <w:rFonts w:ascii="Arial" w:hAnsi="Arial" w:eastAsia="Arial"/>
-                <w:sz w:val="18"/>
-              </w:rPr>
-            </w:r>
-            <w:r>
-              <w:rPr>
-                <w:rFonts w:ascii="Arial" w:hAnsi="Arial" w:eastAsia="Arial"/>
+                <w:rFonts w:ascii="Arial" w:hAnsi="Arial" w:eastAsia="Arial" w:cs="Tahoma"/>
+                <w:sz w:val="18"/>
+              </w:rPr>
+            </w:r>
+            <w:r>
+              <w:rPr>
+                <w:rFonts w:ascii="Arial" w:hAnsi="Arial" w:eastAsia="Arial" w:cs="Tahoma"/>
                 <w:sz w:val="18"/>
               </w:rPr>
               <w:t>สร้าง doc_no YYYY/xxxxx และผูก impact_process_id</w:t>
@@ -1086,13 +1204,13 @@
             </w:pPr>
             <w:r>
               <w:rPr>
-                <w:rFonts w:ascii="Arial" w:hAnsi="Arial" w:eastAsia="Arial"/>
-                <w:sz w:val="18"/>
-              </w:rPr>
-            </w:r>
-            <w:r>
-              <w:rPr>
-                <w:rFonts w:ascii="Arial" w:hAnsi="Arial" w:eastAsia="Arial"/>
+                <w:rFonts w:ascii="Arial" w:hAnsi="Arial" w:eastAsia="Arial" w:cs="Tahoma"/>
+                <w:sz w:val="18"/>
+              </w:rPr>
+            </w:r>
+            <w:r>
+              <w:rPr>
+                <w:rFonts w:ascii="Arial" w:hAnsi="Arial" w:eastAsia="Arial" w:cs="Tahoma"/>
                 <w:sz w:val="18"/>
               </w:rPr>
               <w:t>เงื่อนไขเลือกข้อมูล</w:t>
@@ -1111,13 +1229,13 @@
             </w:pPr>
             <w:r>
               <w:rPr>
-                <w:rFonts w:ascii="Arial" w:hAnsi="Arial" w:eastAsia="Arial"/>
-                <w:sz w:val="18"/>
-              </w:rPr>
-            </w:r>
-            <w:r>
-              <w:rPr>
-                <w:rFonts w:ascii="Arial" w:hAnsi="Arial" w:eastAsia="Arial"/>
+                <w:rFonts w:ascii="Arial" w:hAnsi="Arial" w:eastAsia="Arial" w:cs="Tahoma"/>
+                <w:sz w:val="18"/>
+              </w:rPr>
+            </w:r>
+            <w:r>
+              <w:rPr>
+                <w:rFonts w:ascii="Arial" w:hAnsi="Arial" w:eastAsia="Arial" w:cs="Tahoma"/>
                 <w:sz w:val="18"/>
               </w:rPr>
               <w:t>สถานะ I + forecast + ยังไม่สร้างเอกสาร</w:t>
@@ -1136,13 +1254,13 @@
             </w:pPr>
             <w:r>
               <w:rPr>
-                <w:rFonts w:ascii="Arial" w:hAnsi="Arial" w:eastAsia="Arial"/>
-                <w:sz w:val="18"/>
-              </w:rPr>
-            </w:r>
-            <w:r>
-              <w:rPr>
-                <w:rFonts w:ascii="Arial" w:hAnsi="Arial" w:eastAsia="Arial"/>
+                <w:rFonts w:ascii="Arial" w:hAnsi="Arial" w:eastAsia="Arial" w:cs="Tahoma"/>
+                <w:sz w:val="18"/>
+              </w:rPr>
+            </w:r>
+            <w:r>
+              <w:rPr>
+                <w:rFonts w:ascii="Arial" w:hAnsi="Arial" w:eastAsia="Arial" w:cs="Tahoma"/>
                 <w:sz w:val="18"/>
               </w:rPr>
               <w:t>ค่าคงที่/แก้ผ่านหน้าจอไม่ได้</w:t>
@@ -1161,13 +1279,13 @@
             </w:pPr>
             <w:r>
               <w:rPr>
-                <w:rFonts w:ascii="Arial" w:hAnsi="Arial" w:eastAsia="Arial"/>
-                <w:sz w:val="18"/>
-              </w:rPr>
-            </w:r>
-            <w:r>
-              <w:rPr>
-                <w:rFonts w:ascii="Arial" w:hAnsi="Arial" w:eastAsia="Arial"/>
+                <w:rFonts w:ascii="Arial" w:hAnsi="Arial" w:eastAsia="Arial" w:cs="Tahoma"/>
+                <w:sz w:val="18"/>
+              </w:rPr>
+            </w:r>
+            <w:r>
+              <w:rPr>
+                <w:rFonts w:ascii="Arial" w:hAnsi="Arial" w:eastAsia="Arial" w:cs="Tahoma"/>
                 <w:sz w:val="18"/>
               </w:rPr>
               <w:t>Gen Flow Gate อยู่ที่ Job 8b / Workflow Engine</w:t>
@@ -1191,13 +1309,13 @@
             </w:pPr>
             <w:r>
               <w:rPr>
-                <w:rFonts w:ascii="Arial" w:hAnsi="Arial" w:eastAsia="Arial"/>
-                <w:sz w:val="18"/>
-              </w:rPr>
-            </w:r>
-            <w:r>
-              <w:rPr>
-                <w:rFonts w:ascii="Arial" w:hAnsi="Arial" w:eastAsia="Arial"/>
+                <w:rFonts w:ascii="Arial" w:hAnsi="Arial" w:eastAsia="Arial" w:cs="Tahoma"/>
+                <w:sz w:val="18"/>
+              </w:rPr>
+            </w:r>
+            <w:r>
+              <w:rPr>
+                <w:rFonts w:ascii="Arial" w:hAnsi="Arial" w:eastAsia="Arial" w:cs="Tahoma"/>
                 <w:sz w:val="18"/>
               </w:rPr>
               <w:t>ข้อห้ามเชิงสถาปัตยกรรม</w:t>
@@ -1216,13 +1334,13 @@
             </w:pPr>
             <w:r>
               <w:rPr>
-                <w:rFonts w:ascii="Arial" w:hAnsi="Arial" w:eastAsia="Arial"/>
-                <w:sz w:val="18"/>
-              </w:rPr>
-            </w:r>
-            <w:r>
-              <w:rPr>
-                <w:rFonts w:ascii="Arial" w:hAnsi="Arial" w:eastAsia="Arial"/>
+                <w:rFonts w:ascii="Arial" w:hAnsi="Arial" w:eastAsia="Arial" w:cs="Tahoma"/>
+                <w:sz w:val="18"/>
+              </w:rPr>
+            </w:r>
+            <w:r>
+              <w:rPr>
+                <w:rFonts w:ascii="Arial" w:hAnsi="Arial" w:eastAsia="Arial" w:cs="Tahoma"/>
                 <w:sz w:val="18"/>
               </w:rPr>
               <w:t>ห้ามสร้างไฟล์ BPM06001O, ห้าม SFTP, ห้ามเรียก K2 REST</w:t>
@@ -1241,13 +1359,13 @@
             </w:pPr>
             <w:r>
               <w:rPr>
-                <w:rFonts w:ascii="Arial" w:hAnsi="Arial" w:eastAsia="Arial"/>
-                <w:sz w:val="18"/>
-              </w:rPr>
-            </w:r>
-            <w:r>
-              <w:rPr>
-                <w:rFonts w:ascii="Arial" w:hAnsi="Arial" w:eastAsia="Arial"/>
+                <w:rFonts w:ascii="Arial" w:hAnsi="Arial" w:eastAsia="Arial" w:cs="Tahoma"/>
+                <w:sz w:val="18"/>
+              </w:rPr>
+            </w:r>
+            <w:r>
+              <w:rPr>
+                <w:rFonts w:ascii="Arial" w:hAnsi="Arial" w:eastAsia="Arial" w:cs="Tahoma"/>
                 <w:sz w:val="18"/>
               </w:rPr>
               <w:t>ค่าคงที่/แก้ผ่านหน้าจอไม่ได้</w:t>
@@ -1266,13 +1384,13 @@
             </w:pPr>
             <w:r>
               <w:rPr>
-                <w:rFonts w:ascii="Arial" w:hAnsi="Arial" w:eastAsia="Arial"/>
-                <w:sz w:val="18"/>
-              </w:rPr>
-            </w:r>
-            <w:r>
-              <w:rPr>
-                <w:rFonts w:ascii="Arial" w:hAnsi="Arial" w:eastAsia="Arial"/>
+                <w:rFonts w:ascii="Arial" w:hAnsi="Arial" w:eastAsia="Arial" w:cs="Tahoma"/>
+                <w:sz w:val="18"/>
+              </w:rPr>
+            </w:r>
+            <w:r>
+              <w:rPr>
+                <w:rFonts w:ascii="Arial" w:hAnsi="Arial" w:eastAsia="Arial" w:cs="Tahoma"/>
                 <w:sz w:val="18"/>
               </w:rPr>
               <w:t>ใช้ Document Service + DB transaction เท่านั้น</w:t>
@@ -1284,13 +1402,13 @@
     <w:p/>
     <w:p>
       <w:pPr>
-        <w:pStyle w:val="Heading1"/>
+        <w:pStyle w:val="Heading2"/>
         <w:keepNext/>
         <w:keepLines/>
         <w:pageBreakBefore w:val="0"/>
       </w:pPr>
       <w:r>
-        <w:t>5.1 Input / Progress / Output Contract</w:t>
+        <w:t>5.9 Input / Progress / Output Contract</w:t>
       </w:r>
     </w:p>
     <w:tbl>
@@ -1322,7 +1440,7 @@
             <w:r/>
             <w:r>
               <w:rPr>
-                <w:rFonts w:ascii="Arial" w:hAnsi="Arial" w:eastAsia="Arial"/>
+                <w:rFonts w:ascii="Arial" w:hAnsi="Arial" w:eastAsia="Arial" w:cs="Tahoma"/>
                 <w:b/>
                 <w:sz w:val="18"/>
               </w:rPr>
@@ -1344,7 +1462,7 @@
             <w:r/>
             <w:r>
               <w:rPr>
-                <w:rFonts w:ascii="Arial" w:hAnsi="Arial" w:eastAsia="Arial"/>
+                <w:rFonts w:ascii="Arial" w:hAnsi="Arial" w:eastAsia="Arial" w:cs="Tahoma"/>
                 <w:b/>
                 <w:sz w:val="18"/>
               </w:rPr>
@@ -1369,13 +1487,13 @@
             </w:pPr>
             <w:r>
               <w:rPr>
-                <w:rFonts w:ascii="Arial" w:hAnsi="Arial" w:eastAsia="Arial"/>
-                <w:sz w:val="18"/>
-              </w:rPr>
-            </w:r>
-            <w:r>
-              <w:rPr>
-                <w:rFonts w:ascii="Arial" w:hAnsi="Arial" w:eastAsia="Arial"/>
+                <w:rFonts w:ascii="Arial" w:hAnsi="Arial" w:eastAsia="Arial" w:cs="Tahoma"/>
+                <w:sz w:val="18"/>
+              </w:rPr>
+            </w:r>
+            <w:r>
+              <w:rPr>
+                <w:rFonts w:ascii="Arial" w:hAnsi="Arial" w:eastAsia="Arial" w:cs="Tahoma"/>
                 <w:sz w:val="18"/>
               </w:rPr>
               <w:t>Input</w:t>
@@ -1394,13 +1512,13 @@
             </w:pPr>
             <w:r>
               <w:rPr>
-                <w:rFonts w:ascii="Arial" w:hAnsi="Arial" w:eastAsia="Arial"/>
-                <w:sz w:val="18"/>
-              </w:rPr>
-            </w:r>
-            <w:r>
-              <w:rPr>
-                <w:rFonts w:ascii="Arial" w:hAnsi="Arial" w:eastAsia="Arial"/>
+                <w:rFonts w:ascii="Arial" w:hAnsi="Arial" w:eastAsia="Arial" w:cs="Tahoma"/>
+                <w:sz w:val="18"/>
+              </w:rPr>
+            </w:r>
+            <w:r>
+              <w:rPr>
+                <w:rFonts w:ascii="Arial" w:hAnsi="Arial" w:eastAsia="Arial" w:cs="Tahoma"/>
                 <w:sz w:val="18"/>
               </w:rPr>
               <w:t>Impact-store compensation rows in initial status with workflow sequence values and no prior confirm-receive output.</w:t>
@@ -1424,13 +1542,13 @@
             </w:pPr>
             <w:r>
               <w:rPr>
-                <w:rFonts w:ascii="Arial" w:hAnsi="Arial" w:eastAsia="Arial"/>
-                <w:sz w:val="18"/>
-              </w:rPr>
-            </w:r>
-            <w:r>
-              <w:rPr>
-                <w:rFonts w:ascii="Arial" w:hAnsi="Arial" w:eastAsia="Arial"/>
+                <w:rFonts w:ascii="Arial" w:hAnsi="Arial" w:eastAsia="Arial" w:cs="Tahoma"/>
+                <w:sz w:val="18"/>
+              </w:rPr>
+            </w:r>
+            <w:r>
+              <w:rPr>
+                <w:rFonts w:ascii="Arial" w:hAnsi="Arial" w:eastAsia="Arial" w:cs="Tahoma"/>
                 <w:sz w:val="18"/>
               </w:rPr>
               <w:t>Progress</w:t>
@@ -1449,13 +1567,13 @@
             </w:pPr>
             <w:r>
               <w:rPr>
-                <w:rFonts w:ascii="Arial" w:hAnsi="Arial" w:eastAsia="Arial"/>
-                <w:sz w:val="18"/>
-              </w:rPr>
-            </w:r>
-            <w:r>
-              <w:rPr>
-                <w:rFonts w:ascii="Arial" w:hAnsi="Arial" w:eastAsia="Arial"/>
+                <w:rFonts w:ascii="Arial" w:hAnsi="Arial" w:eastAsia="Arial" w:cs="Tahoma"/>
+                <w:sz w:val="18"/>
+              </w:rPr>
+            </w:r>
+            <w:r>
+              <w:rPr>
+                <w:rFonts w:ascii="Arial" w:hAnsi="Arial" w:eastAsia="Arial" w:cs="Tahoma"/>
                 <w:sz w:val="18"/>
               </w:rPr>
               <w:t>update BPM sequence, query eligible impact-store rows, refresh not-OPT data, generate workflow payload, insert confirm-receive rows, upload/export, notify.</w:t>
@@ -1479,13 +1597,13 @@
             </w:pPr>
             <w:r>
               <w:rPr>
-                <w:rFonts w:ascii="Arial" w:hAnsi="Arial" w:eastAsia="Arial"/>
-                <w:sz w:val="18"/>
-              </w:rPr>
-            </w:r>
-            <w:r>
-              <w:rPr>
-                <w:rFonts w:ascii="Arial" w:hAnsi="Arial" w:eastAsia="Arial"/>
+                <w:rFonts w:ascii="Arial" w:hAnsi="Arial" w:eastAsia="Arial" w:cs="Tahoma"/>
+                <w:sz w:val="18"/>
+              </w:rPr>
+            </w:r>
+            <w:r>
+              <w:rPr>
+                <w:rFonts w:ascii="Arial" w:hAnsi="Arial" w:eastAsia="Arial" w:cs="Tahoma"/>
                 <w:sz w:val="18"/>
               </w:rPr>
               <w:t>Output</w:t>
@@ -1504,13 +1622,13 @@
             </w:pPr>
             <w:r>
               <w:rPr>
-                <w:rFonts w:ascii="Arial" w:hAnsi="Arial" w:eastAsia="Arial"/>
-                <w:sz w:val="18"/>
-              </w:rPr>
-            </w:r>
-            <w:r>
-              <w:rPr>
-                <w:rFonts w:ascii="Arial" w:hAnsi="Arial" w:eastAsia="Arial"/>
+                <w:rFonts w:ascii="Arial" w:hAnsi="Arial" w:eastAsia="Arial" w:cs="Tahoma"/>
+                <w:sz w:val="18"/>
+              </w:rPr>
+            </w:r>
+            <w:r>
+              <w:rPr>
+                <w:rFonts w:ascii="Arial" w:hAnsi="Arial" w:eastAsia="Arial" w:cs="Tahoma"/>
                 <w:sz w:val="18"/>
               </w:rPr>
               <w:t>Impact-store workflow create payload/output with generated sequence numbers and duplicate guard.</w:t>
@@ -1570,7 +1688,7 @@
             <w:r/>
             <w:r>
               <w:rPr>
-                <w:rFonts w:ascii="Arial" w:hAnsi="Arial" w:eastAsia="Arial"/>
+                <w:rFonts w:ascii="Arial" w:hAnsi="Arial" w:eastAsia="Arial" w:cs="Tahoma"/>
                 <w:b/>
                 <w:sz w:val="18"/>
               </w:rPr>
@@ -1592,7 +1710,7 @@
             <w:r/>
             <w:r>
               <w:rPr>
-                <w:rFonts w:ascii="Arial" w:hAnsi="Arial" w:eastAsia="Arial"/>
+                <w:rFonts w:ascii="Arial" w:hAnsi="Arial" w:eastAsia="Arial" w:cs="Tahoma"/>
                 <w:b/>
                 <w:sz w:val="18"/>
               </w:rPr>
@@ -1614,7 +1732,7 @@
             <w:r/>
             <w:r>
               <w:rPr>
-                <w:rFonts w:ascii="Arial" w:hAnsi="Arial" w:eastAsia="Arial"/>
+                <w:rFonts w:ascii="Arial" w:hAnsi="Arial" w:eastAsia="Arial" w:cs="Tahoma"/>
                 <w:b/>
                 <w:sz w:val="18"/>
               </w:rPr>
@@ -1636,7 +1754,7 @@
             <w:r/>
             <w:r>
               <w:rPr>
-                <w:rFonts w:ascii="Arial" w:hAnsi="Arial" w:eastAsia="Arial"/>
+                <w:rFonts w:ascii="Arial" w:hAnsi="Arial" w:eastAsia="Arial" w:cs="Tahoma"/>
                 <w:b/>
                 <w:sz w:val="18"/>
               </w:rPr>
@@ -1661,13 +1779,13 @@
             </w:pPr>
             <w:r>
               <w:rPr>
-                <w:rFonts w:ascii="Arial" w:hAnsi="Arial" w:eastAsia="Arial"/>
-                <w:sz w:val="18"/>
-              </w:rPr>
-            </w:r>
-            <w:r>
-              <w:rPr>
-                <w:rFonts w:ascii="Arial" w:hAnsi="Arial" w:eastAsia="Arial"/>
+                <w:rFonts w:ascii="Arial" w:hAnsi="Arial" w:eastAsia="Arial" w:cs="Tahoma"/>
+                <w:sz w:val="18"/>
+              </w:rPr>
+            </w:r>
+            <w:r>
+              <w:rPr>
+                <w:rFonts w:ascii="Arial" w:hAnsi="Arial" w:eastAsia="Arial" w:cs="Tahoma"/>
                 <w:sz w:val="18"/>
               </w:rPr>
               <w:t>1</w:t>
@@ -1686,13 +1804,13 @@
             </w:pPr>
             <w:r>
               <w:rPr>
-                <w:rFonts w:ascii="Arial" w:hAnsi="Arial" w:eastAsia="Arial"/>
-                <w:sz w:val="18"/>
-              </w:rPr>
-            </w:r>
-            <w:r>
-              <w:rPr>
-                <w:rFonts w:ascii="Arial" w:hAnsi="Arial" w:eastAsia="Arial"/>
+                <w:rFonts w:ascii="Arial" w:hAnsi="Arial" w:eastAsia="Arial" w:cs="Tahoma"/>
+                <w:sz w:val="18"/>
+              </w:rPr>
+            </w:r>
+            <w:r>
+              <w:rPr>
+                <w:rFonts w:ascii="Arial" w:hAnsi="Arial" w:eastAsia="Arial" w:cs="Tahoma"/>
                 <w:sz w:val="18"/>
               </w:rPr>
               <w:t>loadDocumentCandidates</w:t>
@@ -1711,13 +1829,13 @@
             </w:pPr>
             <w:r>
               <w:rPr>
-                <w:rFonts w:ascii="Arial" w:hAnsi="Arial" w:eastAsia="Arial"/>
-                <w:sz w:val="18"/>
-              </w:rPr>
-            </w:r>
-            <w:r>
-              <w:rPr>
-                <w:rFonts w:ascii="Arial" w:hAnsi="Arial" w:eastAsia="Arial"/>
+                <w:rFonts w:ascii="Arial" w:hAnsi="Arial" w:eastAsia="Arial" w:cs="Tahoma"/>
+                <w:sz w:val="18"/>
+              </w:rPr>
+            </w:r>
+            <w:r>
+              <w:rPr>
+                <w:rFonts w:ascii="Arial" w:hAnsi="Arial" w:eastAsia="Arial" w:cs="Tahoma"/>
                 <w:sz w:val="18"/>
               </w:rPr>
               <w:t>compensationDocumentRepository</w:t>
@@ -1736,13 +1854,13 @@
             </w:pPr>
             <w:r>
               <w:rPr>
-                <w:rFonts w:ascii="Arial" w:hAnsi="Arial" w:eastAsia="Arial"/>
-                <w:sz w:val="18"/>
-              </w:rPr>
-            </w:r>
-            <w:r>
-              <w:rPr>
-                <w:rFonts w:ascii="Arial" w:hAnsi="Arial" w:eastAsia="Arial"/>
+                <w:rFonts w:ascii="Arial" w:hAnsi="Arial" w:eastAsia="Arial" w:cs="Tahoma"/>
+                <w:sz w:val="18"/>
+              </w:rPr>
+            </w:r>
+            <w:r>
+              <w:rPr>
+                <w:rFonts w:ascii="Arial" w:hAnsi="Arial" w:eastAsia="Arial" w:cs="Tahoma"/>
                 <w:sz w:val="18"/>
               </w:rPr>
               <w:t>คืน metrics และ throw typed error; transaction/rerun ใช้ contract ด้านล่าง</w:t>
@@ -1766,13 +1884,13 @@
             </w:pPr>
             <w:r>
               <w:rPr>
-                <w:rFonts w:ascii="Arial" w:hAnsi="Arial" w:eastAsia="Arial"/>
-                <w:sz w:val="18"/>
-              </w:rPr>
-            </w:r>
-            <w:r>
-              <w:rPr>
-                <w:rFonts w:ascii="Arial" w:hAnsi="Arial" w:eastAsia="Arial"/>
+                <w:rFonts w:ascii="Arial" w:hAnsi="Arial" w:eastAsia="Arial" w:cs="Tahoma"/>
+                <w:sz w:val="18"/>
+              </w:rPr>
+            </w:r>
+            <w:r>
+              <w:rPr>
+                <w:rFonts w:ascii="Arial" w:hAnsi="Arial" w:eastAsia="Arial" w:cs="Tahoma"/>
                 <w:sz w:val="18"/>
               </w:rPr>
               <w:t>2</w:t>
@@ -1791,13 +1909,13 @@
             </w:pPr>
             <w:r>
               <w:rPr>
-                <w:rFonts w:ascii="Arial" w:hAnsi="Arial" w:eastAsia="Arial"/>
-                <w:sz w:val="18"/>
-              </w:rPr>
-            </w:r>
-            <w:r>
-              <w:rPr>
-                <w:rFonts w:ascii="Arial" w:hAnsi="Arial" w:eastAsia="Arial"/>
+                <w:rFonts w:ascii="Arial" w:hAnsi="Arial" w:eastAsia="Arial" w:cs="Tahoma"/>
+                <w:sz w:val="18"/>
+              </w:rPr>
+            </w:r>
+            <w:r>
+              <w:rPr>
+                <w:rFonts w:ascii="Arial" w:hAnsi="Arial" w:eastAsia="Arial" w:cs="Tahoma"/>
                 <w:sz w:val="18"/>
               </w:rPr>
               <w:t>allocateDocumentNumbers</w:t>
@@ -1816,13 +1934,13 @@
             </w:pPr>
             <w:r>
               <w:rPr>
-                <w:rFonts w:ascii="Arial" w:hAnsi="Arial" w:eastAsia="Arial"/>
-                <w:sz w:val="18"/>
-              </w:rPr>
-            </w:r>
-            <w:r>
-              <w:rPr>
-                <w:rFonts w:ascii="Arial" w:hAnsi="Arial" w:eastAsia="Arial"/>
+                <w:rFonts w:ascii="Arial" w:hAnsi="Arial" w:eastAsia="Arial" w:cs="Tahoma"/>
+                <w:sz w:val="18"/>
+              </w:rPr>
+            </w:r>
+            <w:r>
+              <w:rPr>
+                <w:rFonts w:ascii="Arial" w:hAnsi="Arial" w:eastAsia="Arial" w:cs="Tahoma"/>
                 <w:sz w:val="18"/>
               </w:rPr>
               <w:t>compensationDocumentRepository</w:t>
@@ -1841,13 +1959,13 @@
             </w:pPr>
             <w:r>
               <w:rPr>
-                <w:rFonts w:ascii="Arial" w:hAnsi="Arial" w:eastAsia="Arial"/>
-                <w:sz w:val="18"/>
-              </w:rPr>
-            </w:r>
-            <w:r>
-              <w:rPr>
-                <w:rFonts w:ascii="Arial" w:hAnsi="Arial" w:eastAsia="Arial"/>
+                <w:rFonts w:ascii="Arial" w:hAnsi="Arial" w:eastAsia="Arial" w:cs="Tahoma"/>
+                <w:sz w:val="18"/>
+              </w:rPr>
+            </w:r>
+            <w:r>
+              <w:rPr>
+                <w:rFonts w:ascii="Arial" w:hAnsi="Arial" w:eastAsia="Arial" w:cs="Tahoma"/>
                 <w:sz w:val="18"/>
               </w:rPr>
               <w:t>คืน metrics และ throw typed error; transaction/rerun ใช้ contract ด้านล่าง</w:t>
@@ -1871,13 +1989,13 @@
             </w:pPr>
             <w:r>
               <w:rPr>
-                <w:rFonts w:ascii="Arial" w:hAnsi="Arial" w:eastAsia="Arial"/>
-                <w:sz w:val="18"/>
-              </w:rPr>
-            </w:r>
-            <w:r>
-              <w:rPr>
-                <w:rFonts w:ascii="Arial" w:hAnsi="Arial" w:eastAsia="Arial"/>
+                <w:rFonts w:ascii="Arial" w:hAnsi="Arial" w:eastAsia="Arial" w:cs="Tahoma"/>
+                <w:sz w:val="18"/>
+              </w:rPr>
+            </w:r>
+            <w:r>
+              <w:rPr>
+                <w:rFonts w:ascii="Arial" w:hAnsi="Arial" w:eastAsia="Arial" w:cs="Tahoma"/>
                 <w:sz w:val="18"/>
               </w:rPr>
               <w:t>3</w:t>
@@ -1896,13 +2014,13 @@
             </w:pPr>
             <w:r>
               <w:rPr>
-                <w:rFonts w:ascii="Arial" w:hAnsi="Arial" w:eastAsia="Arial"/>
-                <w:sz w:val="18"/>
-              </w:rPr>
-            </w:r>
-            <w:r>
-              <w:rPr>
-                <w:rFonts w:ascii="Arial" w:hAnsi="Arial" w:eastAsia="Arial"/>
+                <w:rFonts w:ascii="Arial" w:hAnsi="Arial" w:eastAsia="Arial" w:cs="Tahoma"/>
+                <w:sz w:val="18"/>
+              </w:rPr>
+            </w:r>
+            <w:r>
+              <w:rPr>
+                <w:rFonts w:ascii="Arial" w:hAnsi="Arial" w:eastAsia="Arial" w:cs="Tahoma"/>
                 <w:sz w:val="18"/>
               </w:rPr>
               <w:t>createCompensationDocuments</w:t>
@@ -1921,13 +2039,13 @@
             </w:pPr>
             <w:r>
               <w:rPr>
-                <w:rFonts w:ascii="Arial" w:hAnsi="Arial" w:eastAsia="Arial"/>
-                <w:sz w:val="18"/>
-              </w:rPr>
-            </w:r>
-            <w:r>
-              <w:rPr>
-                <w:rFonts w:ascii="Arial" w:hAnsi="Arial" w:eastAsia="Arial"/>
+                <w:rFonts w:ascii="Arial" w:hAnsi="Arial" w:eastAsia="Arial" w:cs="Tahoma"/>
+                <w:sz w:val="18"/>
+              </w:rPr>
+            </w:r>
+            <w:r>
+              <w:rPr>
+                <w:rFonts w:ascii="Arial" w:hAnsi="Arial" w:eastAsia="Arial" w:cs="Tahoma"/>
                 <w:sz w:val="18"/>
               </w:rPr>
               <w:t>compensationDocumentRepository</w:t>
@@ -1946,13 +2064,13 @@
             </w:pPr>
             <w:r>
               <w:rPr>
-                <w:rFonts w:ascii="Arial" w:hAnsi="Arial" w:eastAsia="Arial"/>
-                <w:sz w:val="18"/>
-              </w:rPr>
-            </w:r>
-            <w:r>
-              <w:rPr>
-                <w:rFonts w:ascii="Arial" w:hAnsi="Arial" w:eastAsia="Arial"/>
+                <w:rFonts w:ascii="Arial" w:hAnsi="Arial" w:eastAsia="Arial" w:cs="Tahoma"/>
+                <w:sz w:val="18"/>
+              </w:rPr>
+            </w:r>
+            <w:r>
+              <w:rPr>
+                <w:rFonts w:ascii="Arial" w:hAnsi="Arial" w:eastAsia="Arial" w:cs="Tahoma"/>
                 <w:sz w:val="18"/>
               </w:rPr>
               <w:t>คืน metrics และ throw typed error; transaction/rerun ใช้ contract ด้านล่าง</w:t>
@@ -1976,13 +2094,13 @@
             </w:pPr>
             <w:r>
               <w:rPr>
-                <w:rFonts w:ascii="Arial" w:hAnsi="Arial" w:eastAsia="Arial"/>
-                <w:sz w:val="18"/>
-              </w:rPr>
-            </w:r>
-            <w:r>
-              <w:rPr>
-                <w:rFonts w:ascii="Arial" w:hAnsi="Arial" w:eastAsia="Arial"/>
+                <w:rFonts w:ascii="Arial" w:hAnsi="Arial" w:eastAsia="Arial" w:cs="Tahoma"/>
+                <w:sz w:val="18"/>
+              </w:rPr>
+            </w:r>
+            <w:r>
+              <w:rPr>
+                <w:rFonts w:ascii="Arial" w:hAnsi="Arial" w:eastAsia="Arial" w:cs="Tahoma"/>
                 <w:sz w:val="18"/>
               </w:rPr>
               <w:t>4</w:t>
@@ -2001,13 +2119,13 @@
             </w:pPr>
             <w:r>
               <w:rPr>
-                <w:rFonts w:ascii="Arial" w:hAnsi="Arial" w:eastAsia="Arial"/>
-                <w:sz w:val="18"/>
-              </w:rPr>
-            </w:r>
-            <w:r>
-              <w:rPr>
-                <w:rFonts w:ascii="Arial" w:hAnsi="Arial" w:eastAsia="Arial"/>
+                <w:rFonts w:ascii="Arial" w:hAnsi="Arial" w:eastAsia="Arial" w:cs="Tahoma"/>
+                <w:sz w:val="18"/>
+              </w:rPr>
+            </w:r>
+            <w:r>
+              <w:rPr>
+                <w:rFonts w:ascii="Arial" w:hAnsi="Arial" w:eastAsia="Arial" w:cs="Tahoma"/>
                 <w:sz w:val="18"/>
               </w:rPr>
               <w:t>recordDocumentCreation</w:t>
@@ -2026,13 +2144,13 @@
             </w:pPr>
             <w:r>
               <w:rPr>
-                <w:rFonts w:ascii="Arial" w:hAnsi="Arial" w:eastAsia="Arial"/>
-                <w:sz w:val="18"/>
-              </w:rPr>
-            </w:r>
-            <w:r>
-              <w:rPr>
-                <w:rFonts w:ascii="Arial" w:hAnsi="Arial" w:eastAsia="Arial"/>
+                <w:rFonts w:ascii="Arial" w:hAnsi="Arial" w:eastAsia="Arial" w:cs="Tahoma"/>
+                <w:sz w:val="18"/>
+              </w:rPr>
+            </w:r>
+            <w:r>
+              <w:rPr>
+                <w:rFonts w:ascii="Arial" w:hAnsi="Arial" w:eastAsia="Arial" w:cs="Tahoma"/>
                 <w:sz w:val="18"/>
               </w:rPr>
               <w:t>compensationDocumentRepository</w:t>
@@ -2051,13 +2169,13 @@
             </w:pPr>
             <w:r>
               <w:rPr>
-                <w:rFonts w:ascii="Arial" w:hAnsi="Arial" w:eastAsia="Arial"/>
-                <w:sz w:val="18"/>
-              </w:rPr>
-            </w:r>
-            <w:r>
-              <w:rPr>
-                <w:rFonts w:ascii="Arial" w:hAnsi="Arial" w:eastAsia="Arial"/>
+                <w:rFonts w:ascii="Arial" w:hAnsi="Arial" w:eastAsia="Arial" w:cs="Tahoma"/>
+                <w:sz w:val="18"/>
+              </w:rPr>
+            </w:r>
+            <w:r>
+              <w:rPr>
+                <w:rFonts w:ascii="Arial" w:hAnsi="Arial" w:eastAsia="Arial" w:cs="Tahoma"/>
                 <w:sz w:val="18"/>
               </w:rPr>
               <w:t>คืน metrics และ throw typed error; transaction/rerun ใช้ contract ด้านล่าง</w:t>
@@ -2108,7 +2226,7 @@
             <w:r/>
             <w:r>
               <w:rPr>
-                <w:rFonts w:ascii="Arial" w:hAnsi="Arial" w:eastAsia="Arial"/>
+                <w:rFonts w:ascii="Arial" w:hAnsi="Arial" w:eastAsia="Arial" w:cs="Tahoma"/>
                 <w:b/>
                 <w:sz w:val="18"/>
               </w:rPr>
@@ -2130,7 +2248,7 @@
             <w:r/>
             <w:r>
               <w:rPr>
-                <w:rFonts w:ascii="Arial" w:hAnsi="Arial" w:eastAsia="Arial"/>
+                <w:rFonts w:ascii="Arial" w:hAnsi="Arial" w:eastAsia="Arial" w:cs="Tahoma"/>
                 <w:b/>
                 <w:sz w:val="18"/>
               </w:rPr>
@@ -2152,7 +2270,7 @@
             <w:r/>
             <w:r>
               <w:rPr>
-                <w:rFonts w:ascii="Arial" w:hAnsi="Arial" w:eastAsia="Arial"/>
+                <w:rFonts w:ascii="Arial" w:hAnsi="Arial" w:eastAsia="Arial" w:cs="Tahoma"/>
                 <w:b/>
                 <w:sz w:val="18"/>
               </w:rPr>
@@ -2177,13 +2295,13 @@
             </w:pPr>
             <w:r>
               <w:rPr>
-                <w:rFonts w:ascii="Arial" w:hAnsi="Arial" w:eastAsia="Arial"/>
-                <w:sz w:val="18"/>
-              </w:rPr>
-            </w:r>
-            <w:r>
-              <w:rPr>
-                <w:rFonts w:ascii="Arial" w:hAnsi="Arial" w:eastAsia="Arial"/>
+                <w:rFonts w:ascii="Arial" w:hAnsi="Arial" w:eastAsia="Arial" w:cs="Tahoma"/>
+                <w:sz w:val="18"/>
+              </w:rPr>
+            </w:r>
+            <w:r>
+              <w:rPr>
+                <w:rFonts w:ascii="Arial" w:hAnsi="Arial" w:eastAsia="Arial" w:cs="Tahoma"/>
                 <w:sz w:val="18"/>
               </w:rPr>
               <w:t>Input identity</w:t>
@@ -2202,13 +2320,13 @@
             </w:pPr>
             <w:r>
               <w:rPr>
-                <w:rFonts w:ascii="Arial" w:hAnsi="Arial" w:eastAsia="Arial"/>
-                <w:sz w:val="18"/>
-              </w:rPr>
-            </w:r>
-            <w:r>
-              <w:rPr>
-                <w:rFonts w:ascii="Arial" w:hAnsi="Arial" w:eastAsia="Arial"/>
+                <w:rFonts w:ascii="Arial" w:hAnsi="Arial" w:eastAsia="Arial" w:cs="Tahoma"/>
+                <w:sz w:val="18"/>
+              </w:rPr>
+            </w:r>
+            <w:r>
+              <w:rPr>
+                <w:rFonts w:ascii="Arial" w:hAnsi="Arial" w:eastAsia="Arial" w:cs="Tahoma"/>
                 <w:sz w:val="18"/>
               </w:rPr>
               <w:t>Impact-store compensation rows in initial status with workflow sequence values and no prior confirm-receive output.</w:t>
@@ -2227,13 +2345,13 @@
             </w:pPr>
             <w:r>
               <w:rPr>
-                <w:rFonts w:ascii="Arial" w:hAnsi="Arial" w:eastAsia="Arial"/>
-                <w:sz w:val="18"/>
-              </w:rPr>
-            </w:r>
-            <w:r>
-              <w:rPr>
-                <w:rFonts w:ascii="Arial" w:hAnsi="Arial" w:eastAsia="Arial"/>
+                <w:rFonts w:ascii="Arial" w:hAnsi="Arial" w:eastAsia="Arial" w:cs="Tahoma"/>
+                <w:sz w:val="18"/>
+              </w:rPr>
+            </w:r>
+            <w:r>
+              <w:rPr>
+                <w:rFonts w:ascii="Arial" w:hAnsi="Arial" w:eastAsia="Arial" w:cs="Tahoma"/>
                 <w:sz w:val="18"/>
               </w:rPr>
               <w:t>snapshot input file/business key/period in run record</w:t>
@@ -2257,13 +2375,13 @@
             </w:pPr>
             <w:r>
               <w:rPr>
-                <w:rFonts w:ascii="Arial" w:hAnsi="Arial" w:eastAsia="Arial"/>
-                <w:sz w:val="18"/>
-              </w:rPr>
-            </w:r>
-            <w:r>
-              <w:rPr>
-                <w:rFonts w:ascii="Arial" w:hAnsi="Arial" w:eastAsia="Arial"/>
+                <w:rFonts w:ascii="Arial" w:hAnsi="Arial" w:eastAsia="Arial" w:cs="Tahoma"/>
+                <w:sz w:val="18"/>
+              </w:rPr>
+            </w:r>
+            <w:r>
+              <w:rPr>
+                <w:rFonts w:ascii="Arial" w:hAnsi="Arial" w:eastAsia="Arial" w:cs="Tahoma"/>
                 <w:sz w:val="18"/>
               </w:rPr>
               <w:t>Output identity</w:t>
@@ -2282,13 +2400,13 @@
             </w:pPr>
             <w:r>
               <w:rPr>
-                <w:rFonts w:ascii="Arial" w:hAnsi="Arial" w:eastAsia="Arial"/>
-                <w:sz w:val="18"/>
-              </w:rPr>
-            </w:r>
-            <w:r>
-              <w:rPr>
-                <w:rFonts w:ascii="Arial" w:hAnsi="Arial" w:eastAsia="Arial"/>
+                <w:rFonts w:ascii="Arial" w:hAnsi="Arial" w:eastAsia="Arial" w:cs="Tahoma"/>
+                <w:sz w:val="18"/>
+              </w:rPr>
+            </w:r>
+            <w:r>
+              <w:rPr>
+                <w:rFonts w:ascii="Arial" w:hAnsi="Arial" w:eastAsia="Arial" w:cs="Tahoma"/>
                 <w:sz w:val="18"/>
               </w:rPr>
               <w:t>Impact-store workflow create payload/output with generated sequence numbers and duplicate guard.</w:t>
@@ -2307,13 +2425,13 @@
             </w:pPr>
             <w:r>
               <w:rPr>
-                <w:rFonts w:ascii="Arial" w:hAnsi="Arial" w:eastAsia="Arial"/>
-                <w:sz w:val="18"/>
-              </w:rPr>
-            </w:r>
-            <w:r>
-              <w:rPr>
-                <w:rFonts w:ascii="Arial" w:hAnsi="Arial" w:eastAsia="Arial"/>
+                <w:rFonts w:ascii="Arial" w:hAnsi="Arial" w:eastAsia="Arial" w:cs="Tahoma"/>
+                <w:sz w:val="18"/>
+              </w:rPr>
+            </w:r>
+            <w:r>
+              <w:rPr>
+                <w:rFonts w:ascii="Arial" w:hAnsi="Arial" w:eastAsia="Arial" w:cs="Tahoma"/>
                 <w:sz w:val="18"/>
               </w:rPr>
               <w:t>reconcile input, success, reject and skipped counts</w:t>
@@ -2337,13 +2455,13 @@
             </w:pPr>
             <w:r>
               <w:rPr>
-                <w:rFonts w:ascii="Arial" w:hAnsi="Arial" w:eastAsia="Arial"/>
-                <w:sz w:val="18"/>
-              </w:rPr>
-            </w:r>
-            <w:r>
-              <w:rPr>
-                <w:rFonts w:ascii="Arial" w:hAnsi="Arial" w:eastAsia="Arial"/>
+                <w:rFonts w:ascii="Arial" w:hAnsi="Arial" w:eastAsia="Arial" w:cs="Tahoma"/>
+                <w:sz w:val="18"/>
+              </w:rPr>
+            </w:r>
+            <w:r>
+              <w:rPr>
+                <w:rFonts w:ascii="Arial" w:hAnsi="Arial" w:eastAsia="Arial" w:cs="Tahoma"/>
                 <w:sz w:val="18"/>
               </w:rPr>
               <w:t>Dedup proof</w:t>
@@ -2362,13 +2480,13 @@
             </w:pPr>
             <w:r>
               <w:rPr>
-                <w:rFonts w:ascii="Arial" w:hAnsi="Arial" w:eastAsia="Arial"/>
-                <w:sz w:val="18"/>
-              </w:rPr>
-            </w:r>
-            <w:r>
-              <w:rPr>
-                <w:rFonts w:ascii="Arial" w:hAnsi="Arial" w:eastAsia="Arial"/>
+                <w:rFonts w:ascii="Arial" w:hAnsi="Arial" w:eastAsia="Arial" w:cs="Tahoma"/>
+                <w:sz w:val="18"/>
+              </w:rPr>
+            </w:r>
+            <w:r>
+              <w:rPr>
+                <w:rFonts w:ascii="Arial" w:hAnsi="Arial" w:eastAsia="Arial" w:cs="Tahoma"/>
                 <w:sz w:val="18"/>
               </w:rPr>
               <w:t>UNIQUE(impact_process_id) และ UNIQUE(year,running_no); lock running number ต่อปีใน transaction; conflict ต้องคืน/อ้าง doc_no เดิม และยอมให้เลขที่จองกระโดดโดยห้าม reuse</w:t>
@@ -2387,13 +2505,13 @@
             </w:pPr>
             <w:r>
               <w:rPr>
-                <w:rFonts w:ascii="Arial" w:hAnsi="Arial" w:eastAsia="Arial"/>
-                <w:sz w:val="18"/>
-              </w:rPr>
-            </w:r>
-            <w:r>
-              <w:rPr>
-                <w:rFonts w:ascii="Arial" w:hAnsi="Arial" w:eastAsia="Arial"/>
+                <w:rFonts w:ascii="Arial" w:hAnsi="Arial" w:eastAsia="Arial" w:cs="Tahoma"/>
+                <w:sz w:val="18"/>
+              </w:rPr>
+            </w:r>
+            <w:r>
+              <w:rPr>
+                <w:rFonts w:ascii="Arial" w:hAnsi="Arial" w:eastAsia="Arial" w:cs="Tahoma"/>
                 <w:sz w:val="18"/>
               </w:rPr>
               <w:t>rerun fixture produces no duplicate target business key</w:t>
@@ -2417,13 +2535,13 @@
             </w:pPr>
             <w:r>
               <w:rPr>
-                <w:rFonts w:ascii="Arial" w:hAnsi="Arial" w:eastAsia="Arial"/>
-                <w:sz w:val="18"/>
-              </w:rPr>
-            </w:r>
-            <w:r>
-              <w:rPr>
-                <w:rFonts w:ascii="Arial" w:hAnsi="Arial" w:eastAsia="Arial"/>
+                <w:rFonts w:ascii="Arial" w:hAnsi="Arial" w:eastAsia="Arial" w:cs="Tahoma"/>
+                <w:sz w:val="18"/>
+              </w:rPr>
+            </w:r>
+            <w:r>
+              <w:rPr>
+                <w:rFonts w:ascii="Arial" w:hAnsi="Arial" w:eastAsia="Arial" w:cs="Tahoma"/>
                 <w:sz w:val="18"/>
               </w:rPr>
               <w:t>Transaction proof</w:t>
@@ -2442,13 +2560,13 @@
             </w:pPr>
             <w:r>
               <w:rPr>
-                <w:rFonts w:ascii="Arial" w:hAnsi="Arial" w:eastAsia="Arial"/>
-                <w:sz w:val="18"/>
-              </w:rPr>
-            </w:r>
-            <w:r>
-              <w:rPr>
-                <w:rFonts w:ascii="Arial" w:hAnsi="Arial" w:eastAsia="Arial"/>
+                <w:rFonts w:ascii="Arial" w:hAnsi="Arial" w:eastAsia="Arial" w:cs="Tahoma"/>
+                <w:sz w:val="18"/>
+              </w:rPr>
+            </w:r>
+            <w:r>
+              <w:rPr>
+                <w:rFonts w:ascii="Arial" w:hAnsi="Arial" w:eastAsia="Arial" w:cs="Tahoma"/>
                 <w:sz w:val="18"/>
               </w:rPr>
               <w:t>lock เลขรัน + insert document + update process + INTERNAL_DB_WRITE tracking ใน transaction เดียว</w:t>
@@ -2467,13 +2585,13 @@
             </w:pPr>
             <w:r>
               <w:rPr>
-                <w:rFonts w:ascii="Arial" w:hAnsi="Arial" w:eastAsia="Arial"/>
-                <w:sz w:val="18"/>
-              </w:rPr>
-            </w:r>
-            <w:r>
-              <w:rPr>
-                <w:rFonts w:ascii="Arial" w:hAnsi="Arial" w:eastAsia="Arial"/>
+                <w:rFonts w:ascii="Arial" w:hAnsi="Arial" w:eastAsia="Arial" w:cs="Tahoma"/>
+                <w:sz w:val="18"/>
+              </w:rPr>
+            </w:r>
+            <w:r>
+              <w:rPr>
+                <w:rFonts w:ascii="Arial" w:hAnsi="Arial" w:eastAsia="Arial" w:cs="Tahoma"/>
                 <w:sz w:val="18"/>
               </w:rPr>
               <w:t>injected failure leaves no partial committed state outside documented boundary</w:t>
@@ -2497,13 +2615,13 @@
             </w:pPr>
             <w:r>
               <w:rPr>
-                <w:rFonts w:ascii="Arial" w:hAnsi="Arial" w:eastAsia="Arial"/>
-                <w:sz w:val="18"/>
-              </w:rPr>
-            </w:r>
-            <w:r>
-              <w:rPr>
-                <w:rFonts w:ascii="Arial" w:hAnsi="Arial" w:eastAsia="Arial"/>
+                <w:rFonts w:ascii="Arial" w:hAnsi="Arial" w:eastAsia="Arial" w:cs="Tahoma"/>
+                <w:sz w:val="18"/>
+              </w:rPr>
+            </w:r>
+            <w:r>
+              <w:rPr>
+                <w:rFonts w:ascii="Arial" w:hAnsi="Arial" w:eastAsia="Arial" w:cs="Tahoma"/>
                 <w:sz w:val="18"/>
               </w:rPr>
               <w:t>Security proof</w:t>
@@ -2522,13 +2640,13 @@
             </w:pPr>
             <w:r>
               <w:rPr>
-                <w:rFonts w:ascii="Arial" w:hAnsi="Arial" w:eastAsia="Arial"/>
-                <w:sz w:val="18"/>
-              </w:rPr>
-            </w:r>
-            <w:r>
-              <w:rPr>
-                <w:rFonts w:ascii="Arial" w:hAnsi="Arial" w:eastAsia="Arial"/>
+                <w:rFonts w:ascii="Arial" w:hAnsi="Arial" w:eastAsia="Arial" w:cs="Tahoma"/>
+                <w:sz w:val="18"/>
+              </w:rPr>
+            </w:r>
+            <w:r>
+              <w:rPr>
+                <w:rFonts w:ascii="Arial" w:hAnsi="Arial" w:eastAsia="Arial" w:cs="Tahoma"/>
                 <w:sz w:val="18"/>
               </w:rPr>
               <w:t>internal service account เท่านั้น; ห้ามสร้างไฟล์ BPM06001O, ห้าม SFTP และห้ามเก็บ K2 credential</w:t>
@@ -2547,13 +2665,13 @@
             </w:pPr>
             <w:r>
               <w:rPr>
-                <w:rFonts w:ascii="Arial" w:hAnsi="Arial" w:eastAsia="Arial"/>
-                <w:sz w:val="18"/>
-              </w:rPr>
-            </w:r>
-            <w:r>
-              <w:rPr>
-                <w:rFonts w:ascii="Arial" w:hAnsi="Arial" w:eastAsia="Arial"/>
+                <w:rFonts w:ascii="Arial" w:hAnsi="Arial" w:eastAsia="Arial" w:cs="Tahoma"/>
+                <w:sz w:val="18"/>
+              </w:rPr>
+            </w:r>
+            <w:r>
+              <w:rPr>
+                <w:rFonts w:ascii="Arial" w:hAnsi="Arial" w:eastAsia="Arial" w:cs="Tahoma"/>
                 <w:sz w:val="18"/>
               </w:rPr>
               <w:t>config/log/error contains no plaintext secret</w:t>
@@ -2604,7 +2722,7 @@
             <w:r/>
             <w:r>
               <w:rPr>
-                <w:rFonts w:ascii="Arial" w:hAnsi="Arial" w:eastAsia="Arial"/>
+                <w:rFonts w:ascii="Arial" w:hAnsi="Arial" w:eastAsia="Arial" w:cs="Tahoma"/>
                 <w:b/>
                 <w:sz w:val="18"/>
               </w:rPr>
@@ -2626,7 +2744,7 @@
             <w:r/>
             <w:r>
               <w:rPr>
-                <w:rFonts w:ascii="Arial" w:hAnsi="Arial" w:eastAsia="Arial"/>
+                <w:rFonts w:ascii="Arial" w:hAnsi="Arial" w:eastAsia="Arial" w:cs="Tahoma"/>
                 <w:b/>
                 <w:sz w:val="18"/>
               </w:rPr>
@@ -2648,7 +2766,7 @@
             <w:r/>
             <w:r>
               <w:rPr>
-                <w:rFonts w:ascii="Arial" w:hAnsi="Arial" w:eastAsia="Arial"/>
+                <w:rFonts w:ascii="Arial" w:hAnsi="Arial" w:eastAsia="Arial" w:cs="Tahoma"/>
                 <w:b/>
                 <w:sz w:val="18"/>
               </w:rPr>
@@ -2673,13 +2791,13 @@
             </w:pPr>
             <w:r>
               <w:rPr>
-                <w:rFonts w:ascii="Arial" w:hAnsi="Arial" w:eastAsia="Arial"/>
-                <w:sz w:val="18"/>
-              </w:rPr>
-            </w:r>
-            <w:r>
-              <w:rPr>
-                <w:rFonts w:ascii="Arial" w:hAnsi="Arial" w:eastAsia="Arial"/>
+                <w:rFonts w:ascii="Arial" w:hAnsi="Arial" w:eastAsia="Arial" w:cs="Tahoma"/>
+                <w:sz w:val="18"/>
+              </w:rPr>
+            </w:r>
+            <w:r>
+              <w:rPr>
+                <w:rFonts w:ascii="Arial" w:hAnsi="Arial" w:eastAsia="Arial" w:cs="Tahoma"/>
                 <w:sz w:val="18"/>
               </w:rPr>
               <w:t>fcsJar/src/th/co/gosoft/fgi/main/ExportImpactStoreFlowToBPM.java</w:t>
@@ -2698,13 +2816,13 @@
             </w:pPr>
             <w:r>
               <w:rPr>
-                <w:rFonts w:ascii="Arial" w:hAnsi="Arial" w:eastAsia="Arial"/>
-                <w:sz w:val="18"/>
-              </w:rPr>
-            </w:r>
-            <w:r>
-              <w:rPr>
-                <w:rFonts w:ascii="Arial" w:hAnsi="Arial" w:eastAsia="Arial"/>
+                <w:rFonts w:ascii="Arial" w:hAnsi="Arial" w:eastAsia="Arial" w:cs="Tahoma"/>
+                <w:sz w:val="18"/>
+              </w:rPr>
+            </w:r>
+            <w:r>
+              <w:rPr>
+                <w:rFonts w:ascii="Arial" w:hAnsi="Arial" w:eastAsia="Arial" w:cs="Tahoma"/>
                 <w:sz w:val="18"/>
               </w:rPr>
               <w:t>9-17</w:t>
@@ -2723,13 +2841,13 @@
             </w:pPr>
             <w:r>
               <w:rPr>
-                <w:rFonts w:ascii="Arial" w:hAnsi="Arial" w:eastAsia="Arial"/>
-                <w:sz w:val="18"/>
-              </w:rPr>
-            </w:r>
-            <w:r>
-              <w:rPr>
-                <w:rFonts w:ascii="Arial" w:hAnsi="Arial" w:eastAsia="Arial"/>
+                <w:rFonts w:ascii="Arial" w:hAnsi="Arial" w:eastAsia="Arial" w:cs="Tahoma"/>
+                <w:sz w:val="18"/>
+              </w:rPr>
+            </w:r>
+            <w:r>
+              <w:rPr>
+                <w:rFonts w:ascii="Arial" w:hAnsi="Arial" w:eastAsia="Arial" w:cs="Tahoma"/>
                 <w:sz w:val="18"/>
               </w:rPr>
               <w:t>Legacy main entrypoint for exporting impact-store flow data.</w:t>
@@ -2753,13 +2871,13 @@
             </w:pPr>
             <w:r>
               <w:rPr>
-                <w:rFonts w:ascii="Arial" w:hAnsi="Arial" w:eastAsia="Arial"/>
-                <w:sz w:val="18"/>
-              </w:rPr>
-            </w:r>
-            <w:r>
-              <w:rPr>
-                <w:rFonts w:ascii="Arial" w:hAnsi="Arial" w:eastAsia="Arial"/>
+                <w:rFonts w:ascii="Arial" w:hAnsi="Arial" w:eastAsia="Arial" w:cs="Tahoma"/>
+                <w:sz w:val="18"/>
+              </w:rPr>
+            </w:r>
+            <w:r>
+              <w:rPr>
+                <w:rFonts w:ascii="Arial" w:hAnsi="Arial" w:eastAsia="Arial" w:cs="Tahoma"/>
                 <w:sz w:val="18"/>
               </w:rPr>
               <w:t>fcsJar/src/th/co/gosoft/fgi/controller/ExportController.java</w:t>
@@ -2778,13 +2896,13 @@
             </w:pPr>
             <w:r>
               <w:rPr>
-                <w:rFonts w:ascii="Arial" w:hAnsi="Arial" w:eastAsia="Arial"/>
-                <w:sz w:val="18"/>
-              </w:rPr>
-            </w:r>
-            <w:r>
-              <w:rPr>
-                <w:rFonts w:ascii="Arial" w:hAnsi="Arial" w:eastAsia="Arial"/>
+                <w:rFonts w:ascii="Arial" w:hAnsi="Arial" w:eastAsia="Arial" w:cs="Tahoma"/>
+                <w:sz w:val="18"/>
+              </w:rPr>
+            </w:r>
+            <w:r>
+              <w:rPr>
+                <w:rFonts w:ascii="Arial" w:hAnsi="Arial" w:eastAsia="Arial" w:cs="Tahoma"/>
                 <w:sz w:val="18"/>
               </w:rPr>
               <w:t>518-657</w:t>
@@ -2803,13 +2921,13 @@
             </w:pPr>
             <w:r>
               <w:rPr>
-                <w:rFonts w:ascii="Arial" w:hAnsi="Arial" w:eastAsia="Arial"/>
-                <w:sz w:val="18"/>
-              </w:rPr>
-            </w:r>
-            <w:r>
-              <w:rPr>
-                <w:rFonts w:ascii="Arial" w:hAnsi="Arial" w:eastAsia="Arial"/>
+                <w:rFonts w:ascii="Arial" w:hAnsi="Arial" w:eastAsia="Arial" w:cs="Tahoma"/>
+                <w:sz w:val="18"/>
+              </w:rPr>
+            </w:r>
+            <w:r>
+              <w:rPr>
+                <w:rFonts w:ascii="Arial" w:hAnsi="Arial" w:eastAsia="Arial" w:cs="Tahoma"/>
                 <w:sz w:val="18"/>
               </w:rPr>
               <w:t>Build impact-store BPM payload, write file, upload, backup, notification.</w:t>
@@ -2833,13 +2951,13 @@
             </w:pPr>
             <w:r>
               <w:rPr>
-                <w:rFonts w:ascii="Arial" w:hAnsi="Arial" w:eastAsia="Arial"/>
-                <w:sz w:val="18"/>
-              </w:rPr>
-            </w:r>
-            <w:r>
-              <w:rPr>
-                <w:rFonts w:ascii="Arial" w:hAnsi="Arial" w:eastAsia="Arial"/>
+                <w:rFonts w:ascii="Arial" w:hAnsi="Arial" w:eastAsia="Arial" w:cs="Tahoma"/>
+                <w:sz w:val="18"/>
+              </w:rPr>
+            </w:r>
+            <w:r>
+              <w:rPr>
+                <w:rFonts w:ascii="Arial" w:hAnsi="Arial" w:eastAsia="Arial" w:cs="Tahoma"/>
                 <w:sz w:val="18"/>
               </w:rPr>
               <w:t>fcsJar/src/th/co/gosoft/fgi/dao/jdbc/ExportJdbc.java</w:t>
@@ -2858,13 +2976,13 @@
             </w:pPr>
             <w:r>
               <w:rPr>
-                <w:rFonts w:ascii="Arial" w:hAnsi="Arial" w:eastAsia="Arial"/>
-                <w:sz w:val="18"/>
-              </w:rPr>
-            </w:r>
-            <w:r>
-              <w:rPr>
-                <w:rFonts w:ascii="Arial" w:hAnsi="Arial" w:eastAsia="Arial"/>
+                <w:rFonts w:ascii="Arial" w:hAnsi="Arial" w:eastAsia="Arial" w:cs="Tahoma"/>
+                <w:sz w:val="18"/>
+              </w:rPr>
+            </w:r>
+            <w:r>
+              <w:rPr>
+                <w:rFonts w:ascii="Arial" w:hAnsi="Arial" w:eastAsia="Arial" w:cs="Tahoma"/>
                 <w:sz w:val="18"/>
               </w:rPr>
               <w:t>1654-1692</w:t>
@@ -2883,13 +3001,13 @@
             </w:pPr>
             <w:r>
               <w:rPr>
-                <w:rFonts w:ascii="Arial" w:hAnsi="Arial" w:eastAsia="Arial"/>
-                <w:sz w:val="18"/>
-              </w:rPr>
-            </w:r>
-            <w:r>
-              <w:rPr>
-                <w:rFonts w:ascii="Arial" w:hAnsi="Arial" w:eastAsia="Arial"/>
+                <w:rFonts w:ascii="Arial" w:hAnsi="Arial" w:eastAsia="Arial" w:cs="Tahoma"/>
+                <w:sz w:val="18"/>
+              </w:rPr>
+            </w:r>
+            <w:r>
+              <w:rPr>
+                <w:rFonts w:ascii="Arial" w:hAnsi="Arial" w:eastAsia="Arial" w:cs="Tahoma"/>
                 <w:sz w:val="18"/>
               </w:rPr>
               <w:t>Query impact-store rows eligible for workflow export.</w:t>
@@ -2944,7 +3062,7 @@
             <w:r/>
             <w:r>
               <w:rPr>
-                <w:rFonts w:ascii="Arial" w:hAnsi="Arial" w:eastAsia="Arial"/>
+                <w:rFonts w:ascii="Arial" w:hAnsi="Arial" w:eastAsia="Arial" w:cs="Tahoma"/>
                 <w:b/>
                 <w:sz w:val="18"/>
               </w:rPr>
@@ -2966,7 +3084,7 @@
             <w:r/>
             <w:r>
               <w:rPr>
-                <w:rFonts w:ascii="Arial" w:hAnsi="Arial" w:eastAsia="Arial"/>
+                <w:rFonts w:ascii="Arial" w:hAnsi="Arial" w:eastAsia="Arial" w:cs="Tahoma"/>
                 <w:b/>
                 <w:sz w:val="18"/>
               </w:rPr>
@@ -2991,13 +3109,13 @@
             </w:pPr>
             <w:r>
               <w:rPr>
-                <w:rFonts w:ascii="Arial" w:hAnsi="Arial" w:eastAsia="Arial"/>
-                <w:sz w:val="18"/>
-              </w:rPr>
-            </w:r>
-            <w:r>
-              <w:rPr>
-                <w:rFonts w:ascii="Arial" w:hAnsi="Arial" w:eastAsia="Arial"/>
+                <w:rFonts w:ascii="Arial" w:hAnsi="Arial" w:eastAsia="Arial" w:cs="Tahoma"/>
+                <w:sz w:val="18"/>
+              </w:rPr>
+            </w:r>
+            <w:r>
+              <w:rPr>
+                <w:rFonts w:ascii="Arial" w:hAnsi="Arial" w:eastAsia="Arial" w:cs="Tahoma"/>
                 <w:sz w:val="18"/>
               </w:rPr>
               <w:t>Repository</w:t>
@@ -3016,13 +3134,13 @@
             </w:pPr>
             <w:r>
               <w:rPr>
-                <w:rFonts w:ascii="Arial" w:hAnsi="Arial" w:eastAsia="Arial"/>
-                <w:sz w:val="18"/>
-              </w:rPr>
-            </w:r>
-            <w:r>
-              <w:rPr>
-                <w:rFonts w:ascii="Arial" w:hAnsi="Arial" w:eastAsia="Arial"/>
+                <w:rFonts w:ascii="Arial" w:hAnsi="Arial" w:eastAsia="Arial" w:cs="Tahoma"/>
+                <w:sz w:val="18"/>
+              </w:rPr>
+            </w:r>
+            <w:r>
+              <w:rPr>
+                <w:rFonts w:ascii="Arial" w:hAnsi="Arial" w:eastAsia="Arial" w:cs="Tahoma"/>
                 <w:sz w:val="18"/>
               </w:rPr>
               <w:t>compensationDocumentRepository</w:t>
@@ -3046,13 +3164,13 @@
             </w:pPr>
             <w:r>
               <w:rPr>
-                <w:rFonts w:ascii="Arial" w:hAnsi="Arial" w:eastAsia="Arial"/>
-                <w:sz w:val="18"/>
-              </w:rPr>
-            </w:r>
-            <w:r>
-              <w:rPr>
-                <w:rFonts w:ascii="Arial" w:hAnsi="Arial" w:eastAsia="Arial"/>
+                <w:rFonts w:ascii="Arial" w:hAnsi="Arial" w:eastAsia="Arial" w:cs="Tahoma"/>
+                <w:sz w:val="18"/>
+              </w:rPr>
+            </w:r>
+            <w:r>
+              <w:rPr>
+                <w:rFonts w:ascii="Arial" w:hAnsi="Arial" w:eastAsia="Arial" w:cs="Tahoma"/>
                 <w:sz w:val="18"/>
               </w:rPr>
               <w:t>Idempotency / dedup</w:t>
@@ -3071,13 +3189,13 @@
             </w:pPr>
             <w:r>
               <w:rPr>
-                <w:rFonts w:ascii="Arial" w:hAnsi="Arial" w:eastAsia="Arial"/>
-                <w:sz w:val="18"/>
-              </w:rPr>
-            </w:r>
-            <w:r>
-              <w:rPr>
-                <w:rFonts w:ascii="Arial" w:hAnsi="Arial" w:eastAsia="Arial"/>
+                <w:rFonts w:ascii="Arial" w:hAnsi="Arial" w:eastAsia="Arial" w:cs="Tahoma"/>
+                <w:sz w:val="18"/>
+              </w:rPr>
+            </w:r>
+            <w:r>
+              <w:rPr>
+                <w:rFonts w:ascii="Arial" w:hAnsi="Arial" w:eastAsia="Arial" w:cs="Tahoma"/>
                 <w:sz w:val="18"/>
               </w:rPr>
               <w:t>UNIQUE(impact_process_id) และ UNIQUE(year,running_no); lock running number ต่อปีใน transaction; conflict ต้องคืน/อ้าง doc_no เดิม และยอมให้เลขที่จองกระโดดโดยห้าม reuse</w:t>
@@ -3101,13 +3219,13 @@
             </w:pPr>
             <w:r>
               <w:rPr>
-                <w:rFonts w:ascii="Arial" w:hAnsi="Arial" w:eastAsia="Arial"/>
-                <w:sz w:val="18"/>
-              </w:rPr>
-            </w:r>
-            <w:r>
-              <w:rPr>
-                <w:rFonts w:ascii="Arial" w:hAnsi="Arial" w:eastAsia="Arial"/>
+                <w:rFonts w:ascii="Arial" w:hAnsi="Arial" w:eastAsia="Arial" w:cs="Tahoma"/>
+                <w:sz w:val="18"/>
+              </w:rPr>
+            </w:r>
+            <w:r>
+              <w:rPr>
+                <w:rFonts w:ascii="Arial" w:hAnsi="Arial" w:eastAsia="Arial" w:cs="Tahoma"/>
                 <w:sz w:val="18"/>
               </w:rPr>
               <w:t>Transaction boundary</w:t>
@@ -3126,13 +3244,13 @@
             </w:pPr>
             <w:r>
               <w:rPr>
-                <w:rFonts w:ascii="Arial" w:hAnsi="Arial" w:eastAsia="Arial"/>
-                <w:sz w:val="18"/>
-              </w:rPr>
-            </w:r>
-            <w:r>
-              <w:rPr>
-                <w:rFonts w:ascii="Arial" w:hAnsi="Arial" w:eastAsia="Arial"/>
+                <w:rFonts w:ascii="Arial" w:hAnsi="Arial" w:eastAsia="Arial" w:cs="Tahoma"/>
+                <w:sz w:val="18"/>
+              </w:rPr>
+            </w:r>
+            <w:r>
+              <w:rPr>
+                <w:rFonts w:ascii="Arial" w:hAnsi="Arial" w:eastAsia="Arial" w:cs="Tahoma"/>
                 <w:sz w:val="18"/>
               </w:rPr>
               <w:t>lock เลขรัน + insert document + update process + INTERNAL_DB_WRITE tracking ใน transaction เดียว</w:t>
@@ -3156,13 +3274,13 @@
             </w:pPr>
             <w:r>
               <w:rPr>
-                <w:rFonts w:ascii="Arial" w:hAnsi="Arial" w:eastAsia="Arial"/>
-                <w:sz w:val="18"/>
-              </w:rPr>
-            </w:r>
-            <w:r>
-              <w:rPr>
-                <w:rFonts w:ascii="Arial" w:hAnsi="Arial" w:eastAsia="Arial"/>
+                <w:rFonts w:ascii="Arial" w:hAnsi="Arial" w:eastAsia="Arial" w:cs="Tahoma"/>
+                <w:sz w:val="18"/>
+              </w:rPr>
+            </w:r>
+            <w:r>
+              <w:rPr>
+                <w:rFonts w:ascii="Arial" w:hAnsi="Arial" w:eastAsia="Arial" w:cs="Tahoma"/>
                 <w:sz w:val="18"/>
               </w:rPr>
               <w:t>Security</w:t>
@@ -3181,13 +3299,13 @@
             </w:pPr>
             <w:r>
               <w:rPr>
-                <w:rFonts w:ascii="Arial" w:hAnsi="Arial" w:eastAsia="Arial"/>
-                <w:sz w:val="18"/>
-              </w:rPr>
-            </w:r>
-            <w:r>
-              <w:rPr>
-                <w:rFonts w:ascii="Arial" w:hAnsi="Arial" w:eastAsia="Arial"/>
+                <w:rFonts w:ascii="Arial" w:hAnsi="Arial" w:eastAsia="Arial" w:cs="Tahoma"/>
+                <w:sz w:val="18"/>
+              </w:rPr>
+            </w:r>
+            <w:r>
+              <w:rPr>
+                <w:rFonts w:ascii="Arial" w:hAnsi="Arial" w:eastAsia="Arial" w:cs="Tahoma"/>
                 <w:sz w:val="18"/>
               </w:rPr>
               <w:t>internal service account เท่านั้น; ห้ามสร้างไฟล์ BPM06001O, ห้าม SFTP และห้ามเก็บ K2 credential</w:t>
@@ -3215,7 +3333,7 @@
       </w:pPr>
       <w:r>
         <w:rPr>
-          <w:rFonts w:ascii="Courier New" w:hAnsi="Courier New"/>
+          <w:rFonts w:ascii="Courier New" w:hAnsi="Courier New" w:eastAsia="Courier New" w:cs="Tahoma"/>
           <w:sz w:val="16"/>
         </w:rPr>
         <w:t>SELECT p.id AS impact_process_id, p.impacted_store_code, p.impact_month,</w:t>
@@ -3249,7 +3367,7 @@
       </w:pPr>
       <w:r>
         <w:rPr>
-          <w:rFonts w:ascii="Courier New" w:hAnsi="Courier New"/>
+          <w:rFonts w:ascii="Courier New" w:hAnsi="Courier New" w:eastAsia="Courier New" w:cs="Tahoma"/>
           <w:sz w:val="16"/>
         </w:rPr>
         <w:t>INSERT INTO compensation_documents</w:t>
@@ -3310,7 +3428,7 @@
       </w:pPr>
       <w:r>
         <w:rPr>
-          <w:rFonts w:ascii="Courier New" w:hAnsi="Courier New"/>
+          <w:rFonts w:ascii="Courier New" w:hAnsi="Courier New" w:eastAsia="Courier New" w:cs="Tahoma"/>
           <w:sz w:val="16"/>
         </w:rPr>
         <w:t>export async function runLlddBeJob8Createcompensationdocument(ctx, services) {</w:t>
@@ -3406,7 +3524,7 @@
             <w:r/>
             <w:r>
               <w:rPr>
-                <w:rFonts w:ascii="Arial" w:hAnsi="Arial" w:eastAsia="Arial"/>
+                <w:rFonts w:ascii="Arial" w:hAnsi="Arial" w:eastAsia="Arial" w:cs="Tahoma"/>
                 <w:b/>
                 <w:sz w:val="18"/>
               </w:rPr>
@@ -3428,7 +3546,7 @@
             <w:r/>
             <w:r>
               <w:rPr>
-                <w:rFonts w:ascii="Arial" w:hAnsi="Arial" w:eastAsia="Arial"/>
+                <w:rFonts w:ascii="Arial" w:hAnsi="Arial" w:eastAsia="Arial" w:cs="Tahoma"/>
                 <w:b/>
                 <w:sz w:val="18"/>
               </w:rPr>
@@ -3450,7 +3568,7 @@
             <w:r/>
             <w:r>
               <w:rPr>
-                <w:rFonts w:ascii="Arial" w:hAnsi="Arial" w:eastAsia="Arial"/>
+                <w:rFonts w:ascii="Arial" w:hAnsi="Arial" w:eastAsia="Arial" w:cs="Tahoma"/>
                 <w:b/>
                 <w:sz w:val="18"/>
               </w:rPr>
@@ -3475,13 +3593,13 @@
             </w:pPr>
             <w:r>
               <w:rPr>
-                <w:rFonts w:ascii="Arial" w:hAnsi="Arial" w:eastAsia="Arial"/>
-                <w:sz w:val="18"/>
-              </w:rPr>
-            </w:r>
-            <w:r>
-              <w:rPr>
-                <w:rFonts w:ascii="Arial" w:hAnsi="Arial" w:eastAsia="Arial"/>
+                <w:rFonts w:ascii="Arial" w:hAnsi="Arial" w:eastAsia="Arial" w:cs="Tahoma"/>
+                <w:sz w:val="18"/>
+              </w:rPr>
+            </w:r>
+            <w:r>
+              <w:rPr>
+                <w:rFonts w:ascii="Arial" w:hAnsi="Arial" w:eastAsia="Arial" w:cs="Tahoma"/>
                 <w:sz w:val="18"/>
               </w:rPr>
               <w:t>Rerun พบ impact_process_id เดิมก่อนจองเลข</w:t>
@@ -3500,13 +3618,13 @@
             </w:pPr>
             <w:r>
               <w:rPr>
-                <w:rFonts w:ascii="Arial" w:hAnsi="Arial" w:eastAsia="Arial"/>
-                <w:sz w:val="18"/>
-              </w:rPr>
-            </w:r>
-            <w:r>
-              <w:rPr>
-                <w:rFonts w:ascii="Arial" w:hAnsi="Arial" w:eastAsia="Arial"/>
+                <w:rFonts w:ascii="Arial" w:hAnsi="Arial" w:eastAsia="Arial" w:cs="Tahoma"/>
+                <w:sz w:val="18"/>
+              </w:rPr>
+            </w:r>
+            <w:r>
+              <w:rPr>
+                <w:rFonts w:ascii="Arial" w:hAnsi="Arial" w:eastAsia="Arial" w:cs="Tahoma"/>
                 <w:sz w:val="18"/>
               </w:rPr>
               <w:t>คืน/ข้ามด้วย doc_no เดิมโดยไม่จอง running_no เพิ่มเมื่อ fast lookup พบข้อมูลแล้ว</w:t>
@@ -3525,13 +3643,13 @@
             </w:pPr>
             <w:r>
               <w:rPr>
-                <w:rFonts w:ascii="Arial" w:hAnsi="Arial" w:eastAsia="Arial"/>
-                <w:sz w:val="18"/>
-              </w:rPr>
-            </w:r>
-            <w:r>
-              <w:rPr>
-                <w:rFonts w:ascii="Arial" w:hAnsi="Arial" w:eastAsia="Arial"/>
+                <w:rFonts w:ascii="Arial" w:hAnsi="Arial" w:eastAsia="Arial" w:cs="Tahoma"/>
+                <w:sz w:val="18"/>
+              </w:rPr>
+            </w:r>
+            <w:r>
+              <w:rPr>
+                <w:rFonts w:ascii="Arial" w:hAnsi="Arial" w:eastAsia="Arial" w:cs="Tahoma"/>
                 <w:sz w:val="18"/>
               </w:rPr>
               <w:t>duplicateExistingCount + existingDocNo</w:t>
@@ -3555,13 +3673,13 @@
             </w:pPr>
             <w:r>
               <w:rPr>
-                <w:rFonts w:ascii="Arial" w:hAnsi="Arial" w:eastAsia="Arial"/>
-                <w:sz w:val="18"/>
-              </w:rPr>
-            </w:r>
-            <w:r>
-              <w:rPr>
-                <w:rFonts w:ascii="Arial" w:hAnsi="Arial" w:eastAsia="Arial"/>
+                <w:rFonts w:ascii="Arial" w:hAnsi="Arial" w:eastAsia="Arial" w:cs="Tahoma"/>
+                <w:sz w:val="18"/>
+              </w:rPr>
+            </w:r>
+            <w:r>
+              <w:rPr>
+                <w:rFonts w:ascii="Arial" w:hAnsi="Arial" w:eastAsia="Arial" w:cs="Tahoma"/>
                 <w:sz w:val="18"/>
               </w:rPr>
               <w:t>Concurrent worker ชน ON CONFLICT หลังจองเลข</w:t>
@@ -3580,13 +3698,13 @@
             </w:pPr>
             <w:r>
               <w:rPr>
-                <w:rFonts w:ascii="Arial" w:hAnsi="Arial" w:eastAsia="Arial"/>
-                <w:sz w:val="18"/>
-              </w:rPr>
-            </w:r>
-            <w:r>
-              <w:rPr>
-                <w:rFonts w:ascii="Arial" w:hAnsi="Arial" w:eastAsia="Arial"/>
+                <w:rFonts w:ascii="Arial" w:hAnsi="Arial" w:eastAsia="Arial" w:cs="Tahoma"/>
+                <w:sz w:val="18"/>
+              </w:rPr>
+            </w:r>
+            <w:r>
+              <w:rPr>
+                <w:rFonts w:ascii="Arial" w:hAnsi="Arial" w:eastAsia="Arial" w:cs="Tahoma"/>
                 <w:sz w:val="18"/>
               </w:rPr>
               <w:t>ยอมให้ running_no ที่จองแล้วกลายเป็น gap; ห้ามลด sequence และห้ามนำเลขกลับมาใช้</w:t>
@@ -3605,13 +3723,13 @@
             </w:pPr>
             <w:r>
               <w:rPr>
-                <w:rFonts w:ascii="Arial" w:hAnsi="Arial" w:eastAsia="Arial"/>
-                <w:sz w:val="18"/>
-              </w:rPr>
-            </w:r>
-            <w:r>
-              <w:rPr>
-                <w:rFonts w:ascii="Arial" w:hAnsi="Arial" w:eastAsia="Arial"/>
+                <w:rFonts w:ascii="Arial" w:hAnsi="Arial" w:eastAsia="Arial" w:cs="Tahoma"/>
+                <w:sz w:val="18"/>
+              </w:rPr>
+            </w:r>
+            <w:r>
+              <w:rPr>
+                <w:rFonts w:ascii="Arial" w:hAnsi="Arial" w:eastAsia="Arial" w:cs="Tahoma"/>
                 <w:sz w:val="18"/>
               </w:rPr>
               <w:t>numberGapCount + conflictedImpactProcessId</w:t>
@@ -3635,13 +3753,13 @@
             </w:pPr>
             <w:r>
               <w:rPr>
-                <w:rFonts w:ascii="Arial" w:hAnsi="Arial" w:eastAsia="Arial"/>
-                <w:sz w:val="18"/>
-              </w:rPr>
-            </w:r>
-            <w:r>
-              <w:rPr>
-                <w:rFonts w:ascii="Arial" w:hAnsi="Arial" w:eastAsia="Arial"/>
+                <w:rFonts w:ascii="Arial" w:hAnsi="Arial" w:eastAsia="Arial" w:cs="Tahoma"/>
+                <w:sz w:val="18"/>
+              </w:rPr>
+            </w:r>
+            <w:r>
+              <w:rPr>
+                <w:rFonts w:ascii="Arial" w:hAnsi="Arial" w:eastAsia="Arial" w:cs="Tahoma"/>
                 <w:sz w:val="18"/>
               </w:rPr>
               <w:t>Conflict path</w:t>
@@ -3660,13 +3778,13 @@
             </w:pPr>
             <w:r>
               <w:rPr>
-                <w:rFonts w:ascii="Arial" w:hAnsi="Arial" w:eastAsia="Arial"/>
-                <w:sz w:val="18"/>
-              </w:rPr>
-            </w:r>
-            <w:r>
-              <w:rPr>
-                <w:rFonts w:ascii="Arial" w:hAnsi="Arial" w:eastAsia="Arial"/>
+                <w:rFonts w:ascii="Arial" w:hAnsi="Arial" w:eastAsia="Arial" w:cs="Tahoma"/>
+                <w:sz w:val="18"/>
+              </w:rPr>
+            </w:r>
+            <w:r>
+              <w:rPr>
+                <w:rFonts w:ascii="Arial" w:hAnsi="Arial" w:eastAsia="Arial" w:cs="Tahoma"/>
                 <w:sz w:val="18"/>
               </w:rPr>
               <w:t>อ่าน compensation_documents ด้วย impact_process_id แล้วใช้ d.doc_no เดิมสำหรับ tracking/reconcile</w:t>
@@ -3685,13 +3803,13 @@
             </w:pPr>
             <w:r>
               <w:rPr>
-                <w:rFonts w:ascii="Arial" w:hAnsi="Arial" w:eastAsia="Arial"/>
-                <w:sz w:val="18"/>
-              </w:rPr>
-            </w:r>
-            <w:r>
-              <w:rPr>
-                <w:rFonts w:ascii="Arial" w:hAnsi="Arial" w:eastAsia="Arial"/>
+                <w:rFonts w:ascii="Arial" w:hAnsi="Arial" w:eastAsia="Arial" w:cs="Tahoma"/>
+                <w:sz w:val="18"/>
+              </w:rPr>
+            </w:r>
+            <w:r>
+              <w:rPr>
+                <w:rFonts w:ascii="Arial" w:hAnsi="Arial" w:eastAsia="Arial" w:cs="Tahoma"/>
                 <w:sz w:val="18"/>
               </w:rPr>
               <w:t>tracking.doc_no ตรงกับเอกสารที่ commit อยู่จริง</w:t>
@@ -3715,13 +3833,13 @@
             </w:pPr>
             <w:r>
               <w:rPr>
-                <w:rFonts w:ascii="Arial" w:hAnsi="Arial" w:eastAsia="Arial"/>
-                <w:sz w:val="18"/>
-              </w:rPr>
-            </w:r>
-            <w:r>
-              <w:rPr>
-                <w:rFonts w:ascii="Arial" w:hAnsi="Arial" w:eastAsia="Arial"/>
+                <w:rFonts w:ascii="Arial" w:hAnsi="Arial" w:eastAsia="Arial" w:cs="Tahoma"/>
+                <w:sz w:val="18"/>
+              </w:rPr>
+            </w:r>
+            <w:r>
+              <w:rPr>
+                <w:rFonts w:ascii="Arial" w:hAnsi="Arial" w:eastAsia="Arial" w:cs="Tahoma"/>
                 <w:sz w:val="18"/>
               </w:rPr>
               <w:t>New document path</w:t>
@@ -3740,13 +3858,13 @@
             </w:pPr>
             <w:r>
               <w:rPr>
-                <w:rFonts w:ascii="Arial" w:hAnsi="Arial" w:eastAsia="Arial"/>
-                <w:sz w:val="18"/>
-              </w:rPr>
-            </w:r>
-            <w:r>
-              <w:rPr>
-                <w:rFonts w:ascii="Arial" w:hAnsi="Arial" w:eastAsia="Arial"/>
+                <w:rFonts w:ascii="Arial" w:hAnsi="Arial" w:eastAsia="Arial" w:cs="Tahoma"/>
+                <w:sz w:val="18"/>
+              </w:rPr>
+            </w:r>
+            <w:r>
+              <w:rPr>
+                <w:rFonts w:ascii="Arial" w:hAnsi="Arial" w:eastAsia="Arial" w:cs="Tahoma"/>
                 <w:sz w:val="18"/>
               </w:rPr>
               <w:t>insert document และ INTERNAL_DB_WRITE tracking ใน transaction เดียว</w:t>
@@ -3765,13 +3883,13 @@
             </w:pPr>
             <w:r>
               <w:rPr>
-                <w:rFonts w:ascii="Arial" w:hAnsi="Arial" w:eastAsia="Arial"/>
-                <w:sz w:val="18"/>
-              </w:rPr>
-            </w:r>
-            <w:r>
-              <w:rPr>
-                <w:rFonts w:ascii="Arial" w:hAnsi="Arial" w:eastAsia="Arial"/>
+                <w:rFonts w:ascii="Arial" w:hAnsi="Arial" w:eastAsia="Arial" w:cs="Tahoma"/>
+                <w:sz w:val="18"/>
+              </w:rPr>
+            </w:r>
+            <w:r>
+              <w:rPr>
+                <w:rFonts w:ascii="Arial" w:hAnsi="Arial" w:eastAsia="Arial" w:cs="Tahoma"/>
                 <w:sz w:val="18"/>
               </w:rPr>
               <w:t>createdCount และ trackingCount เพิ่มเท่ากัน</w:t>
@@ -3795,13 +3913,13 @@
             </w:pPr>
             <w:r>
               <w:rPr>
-                <w:rFonts w:ascii="Arial" w:hAnsi="Arial" w:eastAsia="Arial"/>
-                <w:sz w:val="18"/>
-              </w:rPr>
-            </w:r>
-            <w:r>
-              <w:rPr>
-                <w:rFonts w:ascii="Arial" w:hAnsi="Arial" w:eastAsia="Arial"/>
+                <w:rFonts w:ascii="Arial" w:hAnsi="Arial" w:eastAsia="Arial" w:cs="Tahoma"/>
+                <w:sz w:val="18"/>
+              </w:rPr>
+            </w:r>
+            <w:r>
+              <w:rPr>
+                <w:rFonts w:ascii="Arial" w:hAnsi="Arial" w:eastAsia="Arial" w:cs="Tahoma"/>
                 <w:sz w:val="18"/>
               </w:rPr>
               <w:t>Audit/runbook</w:t>
@@ -3820,13 +3938,13 @@
             </w:pPr>
             <w:r>
               <w:rPr>
-                <w:rFonts w:ascii="Arial" w:hAnsi="Arial" w:eastAsia="Arial"/>
-                <w:sz w:val="18"/>
-              </w:rPr>
-            </w:r>
-            <w:r>
-              <w:rPr>
-                <w:rFonts w:ascii="Arial" w:hAnsi="Arial" w:eastAsia="Arial"/>
+                <w:rFonts w:ascii="Arial" w:hAnsi="Arial" w:eastAsia="Arial" w:cs="Tahoma"/>
+                <w:sz w:val="18"/>
+              </w:rPr>
+            </w:r>
+            <w:r>
+              <w:rPr>
+                <w:rFonts w:ascii="Arial" w:hAnsi="Arial" w:eastAsia="Arial" w:cs="Tahoma"/>
                 <w:sz w:val="18"/>
               </w:rPr>
               <w:t>อธิบายว่าเลขอาจไม่ต่อเนื่องแต่ต้องไม่ซ้ำและตรวจสอบย้อนกลับได้</w:t>
@@ -3845,13 +3963,13 @@
             </w:pPr>
             <w:r>
               <w:rPr>
-                <w:rFonts w:ascii="Arial" w:hAnsi="Arial" w:eastAsia="Arial"/>
-                <w:sz w:val="18"/>
-              </w:rPr>
-            </w:r>
-            <w:r>
-              <w:rPr>
-                <w:rFonts w:ascii="Arial" w:hAnsi="Arial" w:eastAsia="Arial"/>
+                <w:rFonts w:ascii="Arial" w:hAnsi="Arial" w:eastAsia="Arial" w:cs="Tahoma"/>
+                <w:sz w:val="18"/>
+              </w:rPr>
+            </w:r>
+            <w:r>
+              <w:rPr>
+                <w:rFonts w:ascii="Arial" w:hAnsi="Arial" w:eastAsia="Arial" w:cs="Tahoma"/>
                 <w:sz w:val="18"/>
               </w:rPr>
               <w:t>ไม่มีขั้นตอน manual reuse หรือ renumber</w:t>
@@ -3903,7 +4021,7 @@
             <w:r/>
             <w:r>
               <w:rPr>
-                <w:rFonts w:ascii="Arial" w:hAnsi="Arial" w:eastAsia="Arial"/>
+                <w:rFonts w:ascii="Arial" w:hAnsi="Arial" w:eastAsia="Arial" w:cs="Tahoma"/>
                 <w:b/>
                 <w:sz w:val="18"/>
               </w:rPr>
@@ -3925,7 +4043,7 @@
             <w:r/>
             <w:r>
               <w:rPr>
-                <w:rFonts w:ascii="Arial" w:hAnsi="Arial" w:eastAsia="Arial"/>
+                <w:rFonts w:ascii="Arial" w:hAnsi="Arial" w:eastAsia="Arial" w:cs="Tahoma"/>
                 <w:b/>
                 <w:sz w:val="18"/>
               </w:rPr>
@@ -3947,7 +4065,7 @@
             <w:r/>
             <w:r>
               <w:rPr>
-                <w:rFonts w:ascii="Arial" w:hAnsi="Arial" w:eastAsia="Arial"/>
+                <w:rFonts w:ascii="Arial" w:hAnsi="Arial" w:eastAsia="Arial" w:cs="Tahoma"/>
                 <w:b/>
                 <w:sz w:val="18"/>
               </w:rPr>
@@ -3969,7 +4087,7 @@
             <w:r/>
             <w:r>
               <w:rPr>
-                <w:rFonts w:ascii="Arial" w:hAnsi="Arial" w:eastAsia="Arial"/>
+                <w:rFonts w:ascii="Arial" w:hAnsi="Arial" w:eastAsia="Arial" w:cs="Tahoma"/>
                 <w:b/>
                 <w:sz w:val="18"/>
               </w:rPr>
@@ -3994,13 +4112,13 @@
             </w:pPr>
             <w:r>
               <w:rPr>
-                <w:rFonts w:ascii="Arial" w:hAnsi="Arial" w:eastAsia="Arial"/>
-                <w:sz w:val="18"/>
-              </w:rPr>
-            </w:r>
-            <w:r>
-              <w:rPr>
-                <w:rFonts w:ascii="Arial" w:hAnsi="Arial" w:eastAsia="Arial"/>
+                <w:rFonts w:ascii="Arial" w:hAnsi="Arial" w:eastAsia="Arial" w:cs="Tahoma"/>
+                <w:sz w:val="18"/>
+              </w:rPr>
+            </w:r>
+            <w:r>
+              <w:rPr>
+                <w:rFonts w:ascii="Arial" w:hAnsi="Arial" w:eastAsia="Arial" w:cs="Tahoma"/>
                 <w:sz w:val="18"/>
               </w:rPr>
               <w:t>รันตามตารางเวลา</w:t>
@@ -4019,13 +4137,13 @@
             </w:pPr>
             <w:r>
               <w:rPr>
-                <w:rFonts w:ascii="Arial" w:hAnsi="Arial" w:eastAsia="Arial"/>
-                <w:sz w:val="18"/>
-              </w:rPr>
-            </w:r>
-            <w:r>
-              <w:rPr>
-                <w:rFonts w:ascii="Arial" w:hAnsi="Arial" w:eastAsia="Arial"/>
+                <w:rFonts w:ascii="Arial" w:hAnsi="Arial" w:eastAsia="Arial" w:cs="Tahoma"/>
+                <w:sz w:val="18"/>
+              </w:rPr>
+            </w:r>
+            <w:r>
+              <w:rPr>
+                <w:rFonts w:ascii="Arial" w:hAnsi="Arial" w:eastAsia="Arial" w:cs="Tahoma"/>
                 <w:sz w:val="18"/>
               </w:rPr>
               <w:t>CRON</w:t>
@@ -4044,13 +4162,13 @@
             </w:pPr>
             <w:r>
               <w:rPr>
-                <w:rFonts w:ascii="Arial" w:hAnsi="Arial" w:eastAsia="Arial"/>
-                <w:sz w:val="18"/>
-              </w:rPr>
-            </w:r>
-            <w:r>
-              <w:rPr>
-                <w:rFonts w:ascii="Arial" w:hAnsi="Arial" w:eastAsia="Arial"/>
+                <w:rFonts w:ascii="Arial" w:hAnsi="Arial" w:eastAsia="Arial" w:cs="Tahoma"/>
+                <w:sz w:val="18"/>
+              </w:rPr>
+            </w:r>
+            <w:r>
+              <w:rPr>
+                <w:rFonts w:ascii="Arial" w:hAnsi="Arial" w:eastAsia="Arial" w:cs="Tahoma"/>
                 <w:sz w:val="18"/>
               </w:rPr>
               <w:t>scheduler → runner (job 8)</w:t>
@@ -4069,13 +4187,13 @@
             </w:pPr>
             <w:r>
               <w:rPr>
-                <w:rFonts w:ascii="Arial" w:hAnsi="Arial" w:eastAsia="Arial"/>
-                <w:sz w:val="18"/>
-              </w:rPr>
-            </w:r>
-            <w:r>
-              <w:rPr>
-                <w:rFonts w:ascii="Arial" w:hAnsi="Arial" w:eastAsia="Arial"/>
+                <w:rFonts w:ascii="Arial" w:hAnsi="Arial" w:eastAsia="Arial" w:cs="Tahoma"/>
+                <w:sz w:val="18"/>
+              </w:rPr>
+            </w:r>
+            <w:r>
+              <w:rPr>
+                <w:rFonts w:ascii="Arial" w:hAnsi="Arial" w:eastAsia="Arial" w:cs="Tahoma"/>
                 <w:sz w:val="18"/>
               </w:rPr>
               <w:t>อ่าน cron/พารามิเตอร์จาก backend config</w:t>
@@ -4099,13 +4217,13 @@
             </w:pPr>
             <w:r>
               <w:rPr>
-                <w:rFonts w:ascii="Arial" w:hAnsi="Arial" w:eastAsia="Arial"/>
-                <w:sz w:val="18"/>
-              </w:rPr>
-            </w:r>
-            <w:r>
-              <w:rPr>
-                <w:rFonts w:ascii="Arial" w:hAnsi="Arial" w:eastAsia="Arial"/>
+                <w:rFonts w:ascii="Arial" w:hAnsi="Arial" w:eastAsia="Arial" w:cs="Tahoma"/>
+                <w:sz w:val="18"/>
+              </w:rPr>
+            </w:r>
+            <w:r>
+              <w:rPr>
+                <w:rFonts w:ascii="Arial" w:hAnsi="Arial" w:eastAsia="Arial" w:cs="Tahoma"/>
                 <w:sz w:val="18"/>
               </w:rPr>
               <w:t>รันนอกรอบ (manual/rerun)</w:t>
@@ -4124,13 +4242,13 @@
             </w:pPr>
             <w:r>
               <w:rPr>
-                <w:rFonts w:ascii="Arial" w:hAnsi="Arial" w:eastAsia="Arial"/>
-                <w:sz w:val="18"/>
-              </w:rPr>
-            </w:r>
-            <w:r>
-              <w:rPr>
-                <w:rFonts w:ascii="Arial" w:hAnsi="Arial" w:eastAsia="Arial"/>
+                <w:rFonts w:ascii="Arial" w:hAnsi="Arial" w:eastAsia="Arial" w:cs="Tahoma"/>
+                <w:sz w:val="18"/>
+              </w:rPr>
+            </w:r>
+            <w:r>
+              <w:rPr>
+                <w:rFonts w:ascii="Arial" w:hAnsi="Arial" w:eastAsia="Arial" w:cs="Tahoma"/>
                 <w:sz w:val="18"/>
               </w:rPr>
               <w:t>CLI</w:t>
@@ -4149,13 +4267,13 @@
             </w:pPr>
             <w:r>
               <w:rPr>
-                <w:rFonts w:ascii="Arial" w:hAnsi="Arial" w:eastAsia="Arial"/>
-                <w:sz w:val="18"/>
-              </w:rPr>
-            </w:r>
-            <w:r>
-              <w:rPr>
-                <w:rFonts w:ascii="Arial" w:hAnsi="Arial" w:eastAsia="Arial"/>
+                <w:rFonts w:ascii="Arial" w:hAnsi="Arial" w:eastAsia="Arial" w:cs="Tahoma"/>
+                <w:sz w:val="18"/>
+              </w:rPr>
+            </w:r>
+            <w:r>
+              <w:rPr>
+                <w:rFonts w:ascii="Arial" w:hAnsi="Arial" w:eastAsia="Arial" w:cs="Tahoma"/>
                 <w:sz w:val="18"/>
               </w:rPr>
               <w:t>CLI/ops runbook → runner (job 8)</w:t>
@@ -4174,13 +4292,13 @@
             </w:pPr>
             <w:r>
               <w:rPr>
-                <w:rFonts w:ascii="Arial" w:hAnsi="Arial" w:eastAsia="Arial"/>
-                <w:sz w:val="18"/>
-              </w:rPr>
-            </w:r>
-            <w:r>
-              <w:rPr>
-                <w:rFonts w:ascii="Arial" w:hAnsi="Arial" w:eastAsia="Arial"/>
+                <w:rFonts w:ascii="Arial" w:hAnsi="Arial" w:eastAsia="Arial" w:cs="Tahoma"/>
+                <w:sz w:val="18"/>
+              </w:rPr>
+            </w:r>
+            <w:r>
+              <w:rPr>
+                <w:rFonts w:ascii="Arial" w:hAnsi="Arial" w:eastAsia="Arial" w:cs="Tahoma"/>
                 <w:sz w:val="18"/>
               </w:rPr>
               <w:t>guard ไม่ให้รันซ้อนด้วย distributed lock</w:t>
@@ -4204,13 +4322,13 @@
             </w:pPr>
             <w:r>
               <w:rPr>
-                <w:rFonts w:ascii="Arial" w:hAnsi="Arial" w:eastAsia="Arial"/>
-                <w:sz w:val="18"/>
-              </w:rPr>
-            </w:r>
-            <w:r>
-              <w:rPr>
-                <w:rFonts w:ascii="Arial" w:hAnsi="Arial" w:eastAsia="Arial"/>
+                <w:rFonts w:ascii="Arial" w:hAnsi="Arial" w:eastAsia="Arial" w:cs="Tahoma"/>
+                <w:sz w:val="18"/>
+              </w:rPr>
+            </w:r>
+            <w:r>
+              <w:rPr>
+                <w:rFonts w:ascii="Arial" w:hAnsi="Arial" w:eastAsia="Arial" w:cs="Tahoma"/>
                 <w:sz w:val="18"/>
               </w:rPr>
               <w:t>แก้พารามิเตอร์/เปิด-ปิด job</w:t>
@@ -4229,13 +4347,13 @@
             </w:pPr>
             <w:r>
               <w:rPr>
-                <w:rFonts w:ascii="Arial" w:hAnsi="Arial" w:eastAsia="Arial"/>
-                <w:sz w:val="18"/>
-              </w:rPr>
-            </w:r>
-            <w:r>
-              <w:rPr>
-                <w:rFonts w:ascii="Arial" w:hAnsi="Arial" w:eastAsia="Arial"/>
+                <w:rFonts w:ascii="Arial" w:hAnsi="Arial" w:eastAsia="Arial" w:cs="Tahoma"/>
+                <w:sz w:val="18"/>
+              </w:rPr>
+            </w:r>
+            <w:r>
+              <w:rPr>
+                <w:rFonts w:ascii="Arial" w:hAnsi="Arial" w:eastAsia="Arial" w:cs="Tahoma"/>
                 <w:sz w:val="18"/>
               </w:rPr>
               <w:t>CONFIG</w:t>
@@ -4254,13 +4372,13 @@
             </w:pPr>
             <w:r>
               <w:rPr>
-                <w:rFonts w:ascii="Arial" w:hAnsi="Arial" w:eastAsia="Arial"/>
-                <w:sz w:val="18"/>
-              </w:rPr>
-            </w:r>
-            <w:r>
-              <w:rPr>
-                <w:rFonts w:ascii="Arial" w:hAnsi="Arial" w:eastAsia="Arial"/>
+                <w:rFonts w:ascii="Arial" w:hAnsi="Arial" w:eastAsia="Arial" w:cs="Tahoma"/>
+                <w:sz w:val="18"/>
+              </w:rPr>
+            </w:r>
+            <w:r>
+              <w:rPr>
+                <w:rFonts w:ascii="Arial" w:hAnsi="Arial" w:eastAsia="Arial" w:cs="Tahoma"/>
                 <w:sz w:val="18"/>
               </w:rPr>
               <w:t>แก้ backend config แล้ว deploy</w:t>
@@ -4279,13 +4397,13 @@
             </w:pPr>
             <w:r>
               <w:rPr>
-                <w:rFonts w:ascii="Arial" w:hAnsi="Arial" w:eastAsia="Arial"/>
-                <w:sz w:val="18"/>
-              </w:rPr>
-            </w:r>
-            <w:r>
-              <w:rPr>
-                <w:rFonts w:ascii="Arial" w:hAnsi="Arial" w:eastAsia="Arial"/>
+                <w:rFonts w:ascii="Arial" w:hAnsi="Arial" w:eastAsia="Arial" w:cs="Tahoma"/>
+                <w:sz w:val="18"/>
+              </w:rPr>
+            </w:r>
+            <w:r>
+              <w:rPr>
+                <w:rFonts w:ascii="Arial" w:hAnsi="Arial" w:eastAsia="Arial" w:cs="Tahoma"/>
                 <w:sz w:val="18"/>
               </w:rPr>
               <w:t>ไม่มี endpoint และไม่มีหน้าจอควบคุม — หน้า Flow Batch Job เป็น reference อย่างเดียว (2026-08-06)</w:t>
@@ -4309,13 +4427,13 @@
             </w:pPr>
             <w:r>
               <w:rPr>
-                <w:rFonts w:ascii="Arial" w:hAnsi="Arial" w:eastAsia="Arial"/>
-                <w:sz w:val="18"/>
-              </w:rPr>
-            </w:r>
-            <w:r>
-              <w:rPr>
-                <w:rFonts w:ascii="Arial" w:hAnsi="Arial" w:eastAsia="Arial"/>
+                <w:rFonts w:ascii="Arial" w:hAnsi="Arial" w:eastAsia="Arial" w:cs="Tahoma"/>
+                <w:sz w:val="18"/>
+              </w:rPr>
+            </w:r>
+            <w:r>
+              <w:rPr>
+                <w:rFonts w:ascii="Arial" w:hAnsi="Arial" w:eastAsia="Arial" w:cs="Tahoma"/>
                 <w:sz w:val="18"/>
               </w:rPr>
               <w:t>ตรวจผลการรัน</w:t>
@@ -4334,13 +4452,13 @@
             </w:pPr>
             <w:r>
               <w:rPr>
-                <w:rFonts w:ascii="Arial" w:hAnsi="Arial" w:eastAsia="Arial"/>
-                <w:sz w:val="18"/>
-              </w:rPr>
-            </w:r>
-            <w:r>
-              <w:rPr>
-                <w:rFonts w:ascii="Arial" w:hAnsi="Arial" w:eastAsia="Arial"/>
+                <w:rFonts w:ascii="Arial" w:hAnsi="Arial" w:eastAsia="Arial" w:cs="Tahoma"/>
+                <w:sz w:val="18"/>
+              </w:rPr>
+            </w:r>
+            <w:r>
+              <w:rPr>
+                <w:rFonts w:ascii="Arial" w:hAnsi="Arial" w:eastAsia="Arial" w:cs="Tahoma"/>
                 <w:sz w:val="18"/>
               </w:rPr>
               <w:t>LOG</w:t>
@@ -4359,13 +4477,13 @@
             </w:pPr>
             <w:r>
               <w:rPr>
-                <w:rFonts w:ascii="Arial" w:hAnsi="Arial" w:eastAsia="Arial"/>
-                <w:sz w:val="18"/>
-              </w:rPr>
-            </w:r>
-            <w:r>
-              <w:rPr>
-                <w:rFonts w:ascii="Arial" w:hAnsi="Arial" w:eastAsia="Arial"/>
+                <w:rFonts w:ascii="Arial" w:hAnsi="Arial" w:eastAsia="Arial" w:cs="Tahoma"/>
+                <w:sz w:val="18"/>
+              </w:rPr>
+            </w:r>
+            <w:r>
+              <w:rPr>
+                <w:rFonts w:ascii="Arial" w:hAnsi="Arial" w:eastAsia="Arial" w:cs="Tahoma"/>
                 <w:sz w:val="18"/>
               </w:rPr>
               <w:t>application log (structured)</w:t>
@@ -4384,13 +4502,13 @@
             </w:pPr>
             <w:r>
               <w:rPr>
-                <w:rFonts w:ascii="Arial" w:hAnsi="Arial" w:eastAsia="Arial"/>
-                <w:sz w:val="18"/>
-              </w:rPr>
-            </w:r>
-            <w:r>
-              <w:rPr>
-                <w:rFonts w:ascii="Arial" w:hAnsi="Arial" w:eastAsia="Arial"/>
+                <w:rFonts w:ascii="Arial" w:hAnsi="Arial" w:eastAsia="Arial" w:cs="Tahoma"/>
+                <w:sz w:val="18"/>
+              </w:rPr>
+            </w:r>
+            <w:r>
+              <w:rPr>
+                <w:rFonts w:ascii="Arial" w:hAnsi="Arial" w:eastAsia="Arial" w:cs="Tahoma"/>
                 <w:sz w:val="18"/>
               </w:rPr>
               <w:t>ไม่มีตาราง job_run_histories แล้ว · ไฟล์/ACK ดูที่ interface_transactions</w:t>
@@ -4460,7 +4578,7 @@
             <w:r/>
             <w:r>
               <w:rPr>
-                <w:rFonts w:ascii="Arial" w:hAnsi="Arial" w:eastAsia="Arial"/>
+                <w:rFonts w:ascii="Arial" w:hAnsi="Arial" w:eastAsia="Arial" w:cs="Tahoma"/>
                 <w:b/>
                 <w:sz w:val="18"/>
               </w:rPr>
@@ -4482,7 +4600,7 @@
             <w:r/>
             <w:r>
               <w:rPr>
-                <w:rFonts w:ascii="Arial" w:hAnsi="Arial" w:eastAsia="Arial"/>
+                <w:rFonts w:ascii="Arial" w:hAnsi="Arial" w:eastAsia="Arial" w:cs="Tahoma"/>
                 <w:b/>
                 <w:sz w:val="18"/>
               </w:rPr>
@@ -4504,7 +4622,7 @@
             <w:r/>
             <w:r>
               <w:rPr>
-                <w:rFonts w:ascii="Arial" w:hAnsi="Arial" w:eastAsia="Arial"/>
+                <w:rFonts w:ascii="Arial" w:hAnsi="Arial" w:eastAsia="Arial" w:cs="Tahoma"/>
                 <w:b/>
                 <w:sz w:val="18"/>
               </w:rPr>
@@ -4529,13 +4647,13 @@
             </w:pPr>
             <w:r>
               <w:rPr>
-                <w:rFonts w:ascii="Arial" w:hAnsi="Arial" w:eastAsia="Arial"/>
-                <w:sz w:val="18"/>
-              </w:rPr>
-            </w:r>
-            <w:r>
-              <w:rPr>
-                <w:rFonts w:ascii="Arial" w:hAnsi="Arial" w:eastAsia="Arial"/>
+                <w:rFonts w:ascii="Arial" w:hAnsi="Arial" w:eastAsia="Arial" w:cs="Tahoma"/>
+                <w:sz w:val="18"/>
+              </w:rPr>
+            </w:r>
+            <w:r>
+              <w:rPr>
+                <w:rFonts w:ascii="Arial" w:hAnsi="Arial" w:eastAsia="Arial" w:cs="Tahoma"/>
                 <w:sz w:val="18"/>
               </w:rPr>
               <w:t>fgi_impact_stores</w:t>
@@ -4554,13 +4672,13 @@
             </w:pPr>
             <w:r>
               <w:rPr>
-                <w:rFonts w:ascii="Arial" w:hAnsi="Arial" w:eastAsia="Arial"/>
-                <w:sz w:val="18"/>
-              </w:rPr>
-            </w:r>
-            <w:r>
-              <w:rPr>
-                <w:rFonts w:ascii="Arial" w:hAnsi="Arial" w:eastAsia="Arial"/>
+                <w:rFonts w:ascii="Arial" w:hAnsi="Arial" w:eastAsia="Arial" w:cs="Tahoma"/>
+                <w:sz w:val="18"/>
+              </w:rPr>
+            </w:r>
+            <w:r>
+              <w:rPr>
+                <w:rFonts w:ascii="Arial" w:hAnsi="Arial" w:eastAsia="Arial" w:cs="Tahoma"/>
                 <w:sz w:val="18"/>
               </w:rPr>
               <w:t>R/W</w:t>
@@ -4579,13 +4697,13 @@
             </w:pPr>
             <w:r>
               <w:rPr>
-                <w:rFonts w:ascii="Arial" w:hAnsi="Arial" w:eastAsia="Arial"/>
-                <w:sz w:val="18"/>
-              </w:rPr>
-            </w:r>
-            <w:r>
-              <w:rPr>
-                <w:rFonts w:ascii="Arial" w:hAnsi="Arial" w:eastAsia="Arial"/>
+                <w:rFonts w:ascii="Arial" w:hAnsi="Arial" w:eastAsia="Arial" w:cs="Tahoma"/>
+                <w:sz w:val="18"/>
+              </w:rPr>
+            </w:r>
+            <w:r>
+              <w:rPr>
+                <w:rFonts w:ascii="Arial" w:hAnsi="Arial" w:eastAsia="Arial" w:cs="Tahoma"/>
                 <w:sz w:val="18"/>
               </w:rPr>
               <w:t>อ่าน candidate และอัปเดตสถานะสร้างเอกสาร</w:t>
@@ -4609,13 +4727,13 @@
             </w:pPr>
             <w:r>
               <w:rPr>
-                <w:rFonts w:ascii="Arial" w:hAnsi="Arial" w:eastAsia="Arial"/>
-                <w:sz w:val="18"/>
-              </w:rPr>
-            </w:r>
-            <w:r>
-              <w:rPr>
-                <w:rFonts w:ascii="Arial" w:hAnsi="Arial" w:eastAsia="Arial"/>
+                <w:rFonts w:ascii="Arial" w:hAnsi="Arial" w:eastAsia="Arial" w:cs="Tahoma"/>
+                <w:sz w:val="18"/>
+              </w:rPr>
+            </w:r>
+            <w:r>
+              <w:rPr>
+                <w:rFonts w:ascii="Arial" w:hAnsi="Arial" w:eastAsia="Arial" w:cs="Tahoma"/>
                 <w:sz w:val="18"/>
               </w:rPr>
               <w:t>fgi_impact_processes</w:t>
@@ -4634,13 +4752,13 @@
             </w:pPr>
             <w:r>
               <w:rPr>
-                <w:rFonts w:ascii="Arial" w:hAnsi="Arial" w:eastAsia="Arial"/>
-                <w:sz w:val="18"/>
-              </w:rPr>
-            </w:r>
-            <w:r>
-              <w:rPr>
-                <w:rFonts w:ascii="Arial" w:hAnsi="Arial" w:eastAsia="Arial"/>
+                <w:rFonts w:ascii="Arial" w:hAnsi="Arial" w:eastAsia="Arial" w:cs="Tahoma"/>
+                <w:sz w:val="18"/>
+              </w:rPr>
+            </w:r>
+            <w:r>
+              <w:rPr>
+                <w:rFonts w:ascii="Arial" w:hAnsi="Arial" w:eastAsia="Arial" w:cs="Tahoma"/>
                 <w:sz w:val="18"/>
               </w:rPr>
               <w:t>R</w:t>
@@ -4659,13 +4777,13 @@
             </w:pPr>
             <w:r>
               <w:rPr>
-                <w:rFonts w:ascii="Arial" w:hAnsi="Arial" w:eastAsia="Arial"/>
-                <w:sz w:val="18"/>
-              </w:rPr>
-            </w:r>
-            <w:r>
-              <w:rPr>
-                <w:rFonts w:ascii="Arial" w:hAnsi="Arial" w:eastAsia="Arial"/>
+                <w:rFonts w:ascii="Arial" w:hAnsi="Arial" w:eastAsia="Arial" w:cs="Tahoma"/>
+                <w:sz w:val="18"/>
+              </w:rPr>
+            </w:r>
+            <w:r>
+              <w:rPr>
+                <w:rFonts w:ascii="Arial" w:hAnsi="Arial" w:eastAsia="Arial" w:cs="Tahoma"/>
                 <w:sz w:val="18"/>
               </w:rPr>
               <w:t>hub รอบชดเชย</w:t>
@@ -4689,13 +4807,13 @@
             </w:pPr>
             <w:r>
               <w:rPr>
-                <w:rFonts w:ascii="Arial" w:hAnsi="Arial" w:eastAsia="Arial"/>
-                <w:sz w:val="18"/>
-              </w:rPr>
-            </w:r>
-            <w:r>
-              <w:rPr>
-                <w:rFonts w:ascii="Arial" w:hAnsi="Arial" w:eastAsia="Arial"/>
+                <w:rFonts w:ascii="Arial" w:hAnsi="Arial" w:eastAsia="Arial" w:cs="Tahoma"/>
+                <w:sz w:val="18"/>
+              </w:rPr>
+            </w:r>
+            <w:r>
+              <w:rPr>
+                <w:rFonts w:ascii="Arial" w:hAnsi="Arial" w:eastAsia="Arial" w:cs="Tahoma"/>
                 <w:sz w:val="18"/>
               </w:rPr>
               <w:t>compensation_documents</w:t>
@@ -4714,13 +4832,13 @@
             </w:pPr>
             <w:r>
               <w:rPr>
-                <w:rFonts w:ascii="Arial" w:hAnsi="Arial" w:eastAsia="Arial"/>
-                <w:sz w:val="18"/>
-              </w:rPr>
-            </w:r>
-            <w:r>
-              <w:rPr>
-                <w:rFonts w:ascii="Arial" w:hAnsi="Arial" w:eastAsia="Arial"/>
+                <w:rFonts w:ascii="Arial" w:hAnsi="Arial" w:eastAsia="Arial" w:cs="Tahoma"/>
+                <w:sz w:val="18"/>
+              </w:rPr>
+            </w:r>
+            <w:r>
+              <w:rPr>
+                <w:rFonts w:ascii="Arial" w:hAnsi="Arial" w:eastAsia="Arial" w:cs="Tahoma"/>
                 <w:sz w:val="18"/>
               </w:rPr>
               <w:t>W</w:t>
@@ -4739,13 +4857,13 @@
             </w:pPr>
             <w:r>
               <w:rPr>
-                <w:rFonts w:ascii="Arial" w:hAnsi="Arial" w:eastAsia="Arial"/>
-                <w:sz w:val="18"/>
-              </w:rPr>
-            </w:r>
-            <w:r>
-              <w:rPr>
-                <w:rFonts w:ascii="Arial" w:hAnsi="Arial" w:eastAsia="Arial"/>
+                <w:rFonts w:ascii="Arial" w:hAnsi="Arial" w:eastAsia="Arial" w:cs="Tahoma"/>
+                <w:sz w:val="18"/>
+              </w:rPr>
+            </w:r>
+            <w:r>
+              <w:rPr>
+                <w:rFonts w:ascii="Arial" w:hAnsi="Arial" w:eastAsia="Arial" w:cs="Tahoma"/>
                 <w:sz w:val="18"/>
               </w:rPr>
               <w:t>สร้างหัวเอกสารแทนไฟล์ BPM06001O</w:t>
@@ -4769,13 +4887,13 @@
             </w:pPr>
             <w:r>
               <w:rPr>
-                <w:rFonts w:ascii="Arial" w:hAnsi="Arial" w:eastAsia="Arial"/>
-                <w:sz w:val="18"/>
-              </w:rPr>
-            </w:r>
-            <w:r>
-              <w:rPr>
-                <w:rFonts w:ascii="Arial" w:hAnsi="Arial" w:eastAsia="Arial"/>
+                <w:rFonts w:ascii="Arial" w:hAnsi="Arial" w:eastAsia="Arial" w:cs="Tahoma"/>
+                <w:sz w:val="18"/>
+              </w:rPr>
+            </w:r>
+            <w:r>
+              <w:rPr>
+                <w:rFonts w:ascii="Arial" w:hAnsi="Arial" w:eastAsia="Arial" w:cs="Tahoma"/>
                 <w:sz w:val="18"/>
               </w:rPr>
               <w:t>interface_transactions</w:t>
@@ -4794,13 +4912,13 @@
             </w:pPr>
             <w:r>
               <w:rPr>
-                <w:rFonts w:ascii="Arial" w:hAnsi="Arial" w:eastAsia="Arial"/>
-                <w:sz w:val="18"/>
-              </w:rPr>
-            </w:r>
-            <w:r>
-              <w:rPr>
-                <w:rFonts w:ascii="Arial" w:hAnsi="Arial" w:eastAsia="Arial"/>
+                <w:rFonts w:ascii="Arial" w:hAnsi="Arial" w:eastAsia="Arial" w:cs="Tahoma"/>
+                <w:sz w:val="18"/>
+              </w:rPr>
+            </w:r>
+            <w:r>
+              <w:rPr>
+                <w:rFonts w:ascii="Arial" w:hAnsi="Arial" w:eastAsia="Arial" w:cs="Tahoma"/>
                 <w:sz w:val="18"/>
               </w:rPr>
               <w:t>W</w:t>
@@ -4819,13 +4937,13 @@
             </w:pPr>
             <w:r>
               <w:rPr>
-                <w:rFonts w:ascii="Arial" w:hAnsi="Arial" w:eastAsia="Arial"/>
-                <w:sz w:val="18"/>
-              </w:rPr>
-            </w:r>
-            <w:r>
-              <w:rPr>
-                <w:rFonts w:ascii="Arial" w:hAnsi="Arial" w:eastAsia="Arial"/>
+                <w:rFonts w:ascii="Arial" w:hAnsi="Arial" w:eastAsia="Arial" w:cs="Tahoma"/>
+                <w:sz w:val="18"/>
+              </w:rPr>
+            </w:r>
+            <w:r>
+              <w:rPr>
+                <w:rFonts w:ascii="Arial" w:hAnsi="Arial" w:eastAsia="Arial" w:cs="Tahoma"/>
                 <w:sz w:val="18"/>
               </w:rPr>
               <w:t>tracking ภายใน type=INTERNAL_DB_WRITE</w:t>
@@ -4866,7 +4984,7 @@
       </w:r>
       <w:r>
         <w:rPr>
-          <w:rFonts w:ascii="Courier New" w:hAnsi="Courier New"/>
+          <w:rFonts w:ascii="Courier New" w:hAnsi="Courier New" w:eastAsia="Courier New" w:cs="Tahoma"/>
         </w:rPr>
         <w:t>src/batch/sbpgi/</w:t>
       </w:r>
@@ -4875,7 +4993,7 @@
       </w:r>
       <w:r>
         <w:rPr>
-          <w:rFonts w:ascii="Courier New" w:hAnsi="Courier New"/>
+          <w:rFonts w:ascii="Courier New" w:hAnsi="Courier New" w:eastAsia="Courier New" w:cs="Tahoma"/>
         </w:rPr>
         <w:t>DATA_SOURCE</w:t>
       </w:r>
@@ -4884,7 +5002,7 @@
       </w:r>
       <w:r>
         <w:rPr>
-          <w:rFonts w:ascii="Courier New" w:hAnsi="Courier New"/>
+          <w:rFonts w:ascii="Courier New" w:hAnsi="Courier New" w:eastAsia="Courier New" w:cs="Tahoma"/>
         </w:rPr>
         <w:t>src/entitys/</w:t>
       </w:r>
@@ -4901,7 +5019,7 @@
       </w:r>
       <w:r>
         <w:rPr>
-          <w:rFonts w:ascii="Courier New" w:hAnsi="Courier New"/>
+          <w:rFonts w:ascii="Courier New" w:hAnsi="Courier New" w:eastAsia="Courier New" w:cs="Tahoma"/>
         </w:rPr>
         <w:t>src/batch</w:t>
       </w:r>
@@ -4910,7 +5028,7 @@
       </w:r>
       <w:r>
         <w:rPr>
-          <w:rFonts w:ascii="Courier New" w:hAnsi="Courier New"/>
+          <w:rFonts w:ascii="Courier New" w:hAnsi="Courier New" w:eastAsia="Courier New" w:cs="Tahoma"/>
         </w:rPr>
         <w:t>@nestjs/schedule</w:t>
       </w:r>
@@ -4928,7 +5046,7 @@
       </w:r>
       <w:r>
         <w:rPr>
-          <w:rFonts w:ascii="Courier New" w:hAnsi="Courier New"/>
+          <w:rFonts w:ascii="Courier New" w:hAnsi="Courier New" w:eastAsia="Courier New" w:cs="Tahoma"/>
         </w:rPr>
         <w:t>runner.ts</w:t>
       </w:r>
@@ -4937,7 +5055,7 @@
       </w:r>
       <w:r>
         <w:rPr>
-          <w:rFonts w:ascii="Courier New" w:hAnsi="Courier New"/>
+          <w:rFonts w:ascii="Courier New" w:hAnsi="Courier New" w:eastAsia="Courier New" w:cs="Tahoma"/>
         </w:rPr>
         <w:t>scheduler.ts</w:t>
       </w:r>
@@ -4946,7 +5064,7 @@
       </w:r>
       <w:r>
         <w:rPr>
-          <w:rFonts w:ascii="Courier New" w:hAnsi="Courier New"/>
+          <w:rFonts w:ascii="Courier New" w:hAnsi="Courier New" w:eastAsia="Courier New" w:cs="Tahoma"/>
         </w:rPr>
         <w:t>cli.js</w:t>
       </w:r>
@@ -4955,7 +5073,7 @@
       </w:r>
       <w:r>
         <w:rPr>
-          <w:rFonts w:ascii="Courier New" w:hAnsi="Courier New"/>
+          <w:rFonts w:ascii="Courier New" w:hAnsi="Courier New" w:eastAsia="Courier New" w:cs="Tahoma"/>
         </w:rPr>
         <w:t>job-failure.notifier.ts</w:t>
       </w:r>
@@ -4973,7 +5091,7 @@
       </w:r>
       <w:r>
         <w:rPr>
-          <w:rFonts w:ascii="Courier New" w:hAnsi="Courier New"/>
+          <w:rFonts w:ascii="Courier New" w:hAnsi="Courier New" w:eastAsia="Courier New" w:cs="Tahoma"/>
         </w:rPr>
         <w:t>ScheduleModule.forRoot()</w:t>
       </w:r>
@@ -4982,7 +5100,7 @@
       </w:r>
       <w:r>
         <w:rPr>
-          <w:rFonts w:ascii="Courier New" w:hAnsi="Courier New"/>
+          <w:rFonts w:ascii="Courier New" w:hAnsi="Courier New" w:eastAsia="Courier New" w:cs="Tahoma"/>
         </w:rPr>
         <w:t>app.module.ts</w:t>
       </w:r>
@@ -5019,7 +5137,7 @@
             <w:r/>
             <w:r>
               <w:rPr>
-                <w:rFonts w:ascii="Arial" w:hAnsi="Arial" w:eastAsia="Arial"/>
+                <w:rFonts w:ascii="Arial" w:hAnsi="Arial" w:eastAsia="Arial" w:cs="Tahoma"/>
                 <w:b/>
                 <w:sz w:val="18"/>
               </w:rPr>
@@ -5041,7 +5159,7 @@
             <w:r/>
             <w:r>
               <w:rPr>
-                <w:rFonts w:ascii="Arial" w:hAnsi="Arial" w:eastAsia="Arial"/>
+                <w:rFonts w:ascii="Arial" w:hAnsi="Arial" w:eastAsia="Arial" w:cs="Tahoma"/>
                 <w:b/>
                 <w:sz w:val="18"/>
               </w:rPr>
@@ -5066,13 +5184,13 @@
             </w:pPr>
             <w:r>
               <w:rPr>
-                <w:rFonts w:ascii="Arial" w:hAnsi="Arial" w:eastAsia="Arial"/>
-                <w:sz w:val="18"/>
-              </w:rPr>
-            </w:r>
-            <w:r>
-              <w:rPr>
-                <w:rFonts w:ascii="Arial" w:hAnsi="Arial" w:eastAsia="Arial"/>
+                <w:rFonts w:ascii="Arial" w:hAnsi="Arial" w:eastAsia="Arial" w:cs="Tahoma"/>
+                <w:sz w:val="18"/>
+              </w:rPr>
+            </w:r>
+            <w:r>
+              <w:rPr>
+                <w:rFonts w:ascii="Arial" w:hAnsi="Arial" w:eastAsia="Arial" w:cs="Tahoma"/>
                 <w:sz w:val="18"/>
               </w:rPr>
               <w:t>src/batch/sbpgi/job-8-create-compensation-document/job-8-create-compensation-document.job.ts</w:t>
@@ -5091,41 +5209,41 @@
             </w:pPr>
             <w:r>
               <w:rPr>
-                <w:rFonts w:ascii="Arial" w:hAnsi="Arial" w:eastAsia="Arial"/>
-                <w:sz w:val="18"/>
-              </w:rPr>
-            </w:r>
-            <w:r>
-              <w:rPr>
-                <w:rFonts w:ascii="Arial" w:hAnsi="Arial" w:eastAsia="Arial"/>
+                <w:rFonts w:ascii="Arial" w:hAnsi="Arial" w:eastAsia="Arial" w:cs="Tahoma"/>
+                <w:sz w:val="18"/>
+              </w:rPr>
+            </w:r>
+            <w:r>
+              <w:rPr>
+                <w:rFonts w:ascii="Arial" w:hAnsi="Arial" w:eastAsia="Arial" w:cs="Tahoma"/>
                 <w:sz w:val="18"/>
               </w:rPr>
               <w:t xml:space="preserve">คลาส </w:t>
             </w:r>
             <w:r>
               <w:rPr>
-                <w:rFonts w:ascii="Courier New" w:hAnsi="Courier New" w:eastAsia="Arial"/>
+                <w:rFonts w:ascii="Courier New" w:hAnsi="Courier New" w:eastAsia="Courier New" w:cs="Tahoma"/>
                 <w:sz w:val="18"/>
               </w:rPr>
               <w:t>CreateCompensationDocumentJob</w:t>
             </w:r>
             <w:r>
               <w:rPr>
-                <w:rFonts w:ascii="Arial" w:hAnsi="Arial" w:eastAsia="Arial"/>
+                <w:rFonts w:ascii="Arial" w:hAnsi="Arial" w:eastAsia="Arial" w:cs="Tahoma"/>
                 <w:sz w:val="18"/>
               </w:rPr>
               <w:t xml:space="preserve"> — </w:t>
             </w:r>
             <w:r>
               <w:rPr>
-                <w:rFonts w:ascii="Courier New" w:hAnsi="Courier New" w:eastAsia="Arial"/>
+                <w:rFonts w:ascii="Courier New" w:hAnsi="Courier New" w:eastAsia="Courier New" w:cs="Tahoma"/>
                 <w:sz w:val="18"/>
               </w:rPr>
               <w:t>run(ctx)</w:t>
             </w:r>
             <w:r>
               <w:rPr>
-                <w:rFonts w:ascii="Arial" w:hAnsi="Arial" w:eastAsia="Arial"/>
+                <w:rFonts w:ascii="Arial" w:hAnsi="Arial" w:eastAsia="Arial" w:cs="Tahoma"/>
                 <w:sz w:val="18"/>
               </w:rPr>
               <w:t xml:space="preserve"> เรียงตาม flow ของ Job 8 ทีละขั้น, ครอบ transaction, จบด้วย structured log</w:t>
@@ -5149,13 +5267,13 @@
             </w:pPr>
             <w:r>
               <w:rPr>
-                <w:rFonts w:ascii="Arial" w:hAnsi="Arial" w:eastAsia="Arial"/>
-                <w:sz w:val="18"/>
-              </w:rPr>
-            </w:r>
-            <w:r>
-              <w:rPr>
-                <w:rFonts w:ascii="Arial" w:hAnsi="Arial" w:eastAsia="Arial"/>
+                <w:rFonts w:ascii="Arial" w:hAnsi="Arial" w:eastAsia="Arial" w:cs="Tahoma"/>
+                <w:sz w:val="18"/>
+              </w:rPr>
+            </w:r>
+            <w:r>
+              <w:rPr>
+                <w:rFonts w:ascii="Arial" w:hAnsi="Arial" w:eastAsia="Arial" w:cs="Tahoma"/>
                 <w:sz w:val="18"/>
               </w:rPr>
               <w:t>src/batch/sbpgi/job-8-create-compensation-document/job-8-create-compensation-document.service.ts</w:t>
@@ -5174,34 +5292,34 @@
             </w:pPr>
             <w:r>
               <w:rPr>
-                <w:rFonts w:ascii="Arial" w:hAnsi="Arial" w:eastAsia="Arial"/>
-                <w:sz w:val="18"/>
-              </w:rPr>
-            </w:r>
-            <w:r>
-              <w:rPr>
-                <w:rFonts w:ascii="Arial" w:hAnsi="Arial" w:eastAsia="Arial"/>
+                <w:rFonts w:ascii="Arial" w:hAnsi="Arial" w:eastAsia="Arial" w:cs="Tahoma"/>
+                <w:sz w:val="18"/>
+              </w:rPr>
+            </w:r>
+            <w:r>
+              <w:rPr>
+                <w:rFonts w:ascii="Arial" w:hAnsi="Arial" w:eastAsia="Arial" w:cs="Tahoma"/>
                 <w:sz w:val="18"/>
               </w:rPr>
               <w:t xml:space="preserve">คลาส </w:t>
             </w:r>
             <w:r>
               <w:rPr>
-                <w:rFonts w:ascii="Courier New" w:hAnsi="Courier New" w:eastAsia="Arial"/>
+                <w:rFonts w:ascii="Courier New" w:hAnsi="Courier New" w:eastAsia="Courier New" w:cs="Tahoma"/>
                 <w:sz w:val="18"/>
               </w:rPr>
               <w:t>CreateCompensationDocumentService</w:t>
             </w:r>
             <w:r>
               <w:rPr>
-                <w:rFonts w:ascii="Arial" w:hAnsi="Arial" w:eastAsia="Arial"/>
+                <w:rFonts w:ascii="Arial" w:hAnsi="Arial" w:eastAsia="Arial" w:cs="Tahoma"/>
                 <w:sz w:val="18"/>
               </w:rPr>
               <w:t xml:space="preserve"> — logic ต่อขั้น (อ่าน/parse/คำนวณ/เขียน) + repository token ที่ inject จาก </w:t>
             </w:r>
             <w:r>
               <w:rPr>
-                <w:rFonts w:ascii="Courier New" w:hAnsi="Courier New" w:eastAsia="Arial"/>
+                <w:rFonts w:ascii="Courier New" w:hAnsi="Courier New" w:eastAsia="Courier New" w:cs="Tahoma"/>
                 <w:sz w:val="18"/>
               </w:rPr>
               <w:t>DATA_SOURCE</w:t>
@@ -5225,13 +5343,13 @@
             </w:pPr>
             <w:r>
               <w:rPr>
-                <w:rFonts w:ascii="Arial" w:hAnsi="Arial" w:eastAsia="Arial"/>
-                <w:sz w:val="18"/>
-              </w:rPr>
-            </w:r>
-            <w:r>
-              <w:rPr>
-                <w:rFonts w:ascii="Arial" w:hAnsi="Arial" w:eastAsia="Arial"/>
+                <w:rFonts w:ascii="Arial" w:hAnsi="Arial" w:eastAsia="Arial" w:cs="Tahoma"/>
+                <w:sz w:val="18"/>
+              </w:rPr>
+            </w:r>
+            <w:r>
+              <w:rPr>
+                <w:rFonts w:ascii="Arial" w:hAnsi="Arial" w:eastAsia="Arial" w:cs="Tahoma"/>
                 <w:sz w:val="18"/>
               </w:rPr>
               <w:t>src/batch/sbpgi/job-8-create-compensation-document/job-8-create-compensation-document.config.ts</w:t>
@@ -5250,55 +5368,55 @@
             </w:pPr>
             <w:r>
               <w:rPr>
-                <w:rFonts w:ascii="Arial" w:hAnsi="Arial" w:eastAsia="Arial"/>
-                <w:sz w:val="18"/>
-              </w:rPr>
-            </w:r>
-            <w:r>
-              <w:rPr>
-                <w:rFonts w:ascii="Arial" w:hAnsi="Arial" w:eastAsia="Arial"/>
+                <w:rFonts w:ascii="Arial" w:hAnsi="Arial" w:eastAsia="Arial" w:cs="Tahoma"/>
+                <w:sz w:val="18"/>
+              </w:rPr>
+            </w:r>
+            <w:r>
+              <w:rPr>
+                <w:rFonts w:ascii="Arial" w:hAnsi="Arial" w:eastAsia="Arial" w:cs="Tahoma"/>
                 <w:sz w:val="18"/>
               </w:rPr>
               <w:t xml:space="preserve">คลาส </w:t>
             </w:r>
             <w:r>
               <w:rPr>
-                <w:rFonts w:ascii="Courier New" w:hAnsi="Courier New" w:eastAsia="Arial"/>
+                <w:rFonts w:ascii="Courier New" w:hAnsi="Courier New" w:eastAsia="Courier New" w:cs="Tahoma"/>
                 <w:sz w:val="18"/>
               </w:rPr>
               <w:t>SbpgiJob8Config</w:t>
             </w:r>
             <w:r>
               <w:rPr>
-                <w:rFonts w:ascii="Arial" w:hAnsi="Arial" w:eastAsia="Arial"/>
+                <w:rFonts w:ascii="Arial" w:hAnsi="Arial" w:eastAsia="Arial" w:cs="Tahoma"/>
                 <w:sz w:val="18"/>
               </w:rPr>
               <w:t xml:space="preserve"> (แบบเดียวกับ </w:t>
             </w:r>
             <w:r>
               <w:rPr>
-                <w:rFonts w:ascii="Courier New" w:hAnsi="Courier New" w:eastAsia="Arial"/>
+                <w:rFonts w:ascii="Courier New" w:hAnsi="Courier New" w:eastAsia="Courier New" w:cs="Tahoma"/>
                 <w:sz w:val="18"/>
               </w:rPr>
               <w:t>src/config/app.config.ts</w:t>
             </w:r>
             <w:r>
               <w:rPr>
-                <w:rFonts w:ascii="Arial" w:hAnsi="Arial" w:eastAsia="Arial"/>
+                <w:rFonts w:ascii="Arial" w:hAnsi="Arial" w:eastAsia="Arial" w:cs="Tahoma"/>
                 <w:sz w:val="18"/>
               </w:rPr>
               <w:t xml:space="preserve"> — โปรเจกต์นี้ไม่ใช้ </w:t>
             </w:r>
             <w:r>
               <w:rPr>
-                <w:rFonts w:ascii="Courier New" w:hAnsi="Courier New" w:eastAsia="Arial"/>
+                <w:rFonts w:ascii="Courier New" w:hAnsi="Courier New" w:eastAsia="Courier New" w:cs="Tahoma"/>
                 <w:sz w:val="18"/>
               </w:rPr>
               <w:t>registerAs</w:t>
             </w:r>
             <w:r>
               <w:rPr>
-                <w:rFonts w:ascii="Arial" w:hAnsi="Arial" w:eastAsia="Arial"/>
+                <w:rFonts w:ascii="Arial" w:hAnsi="Arial" w:eastAsia="Arial" w:cs="Tahoma"/>
                 <w:sz w:val="18"/>
               </w:rPr>
               <w:t>) — cron และพารามิเตอร์ทั้ง 4 ตัวของ Job 8 อ่านจาก env/config file (ไม่มีตาราง job_configs)</w:t>
@@ -5322,13 +5440,13 @@
             </w:pPr>
             <w:r>
               <w:rPr>
-                <w:rFonts w:ascii="Arial" w:hAnsi="Arial" w:eastAsia="Arial"/>
-                <w:sz w:val="18"/>
-              </w:rPr>
-            </w:r>
-            <w:r>
-              <w:rPr>
-                <w:rFonts w:ascii="Arial" w:hAnsi="Arial" w:eastAsia="Arial"/>
+                <w:rFonts w:ascii="Arial" w:hAnsi="Arial" w:eastAsia="Arial" w:cs="Tahoma"/>
+                <w:sz w:val="18"/>
+              </w:rPr>
+            </w:r>
+            <w:r>
+              <w:rPr>
+                <w:rFonts w:ascii="Arial" w:hAnsi="Arial" w:eastAsia="Arial" w:cs="Tahoma"/>
                 <w:sz w:val="18"/>
               </w:rPr>
               <w:t>src/batch/sbpgi/job-8-create-compensation-document/job-8-create-compensation-document.module.ts</w:t>
@@ -5347,20 +5465,20 @@
             </w:pPr>
             <w:r>
               <w:rPr>
-                <w:rFonts w:ascii="Arial" w:hAnsi="Arial" w:eastAsia="Arial"/>
-                <w:sz w:val="18"/>
-              </w:rPr>
-            </w:r>
-            <w:r>
-              <w:rPr>
-                <w:rFonts w:ascii="Arial" w:hAnsi="Arial" w:eastAsia="Arial"/>
+                <w:rFonts w:ascii="Arial" w:hAnsi="Arial" w:eastAsia="Arial" w:cs="Tahoma"/>
+                <w:sz w:val="18"/>
+              </w:rPr>
+            </w:r>
+            <w:r>
+              <w:rPr>
+                <w:rFonts w:ascii="Arial" w:hAnsi="Arial" w:eastAsia="Arial" w:cs="Tahoma"/>
                 <w:sz w:val="18"/>
               </w:rPr>
               <w:t xml:space="preserve">NestJS module ผูก job + service + repository provider (factory token string) เข้ากับ </w:t>
             </w:r>
             <w:r>
               <w:rPr>
-                <w:rFonts w:ascii="Courier New" w:hAnsi="Courier New" w:eastAsia="Arial"/>
+                <w:rFonts w:ascii="Courier New" w:hAnsi="Courier New" w:eastAsia="Courier New" w:cs="Tahoma"/>
                 <w:sz w:val="18"/>
               </w:rPr>
               <w:t>DatabaseModule</w:t>
@@ -5384,13 +5502,13 @@
             </w:pPr>
             <w:r>
               <w:rPr>
-                <w:rFonts w:ascii="Arial" w:hAnsi="Arial" w:eastAsia="Arial"/>
-                <w:sz w:val="18"/>
-              </w:rPr>
-            </w:r>
-            <w:r>
-              <w:rPr>
-                <w:rFonts w:ascii="Arial" w:hAnsi="Arial" w:eastAsia="Arial"/>
+                <w:rFonts w:ascii="Arial" w:hAnsi="Arial" w:eastAsia="Arial" w:cs="Tahoma"/>
+                <w:sz w:val="18"/>
+              </w:rPr>
+            </w:r>
+            <w:r>
+              <w:rPr>
+                <w:rFonts w:ascii="Arial" w:hAnsi="Arial" w:eastAsia="Arial" w:cs="Tahoma"/>
                 <w:sz w:val="18"/>
               </w:rPr>
               <w:t>src/batch/runner.ts</w:t>
@@ -5409,13 +5527,13 @@
             </w:pPr>
             <w:r>
               <w:rPr>
-                <w:rFonts w:ascii="Arial" w:hAnsi="Arial" w:eastAsia="Arial"/>
-                <w:sz w:val="18"/>
-              </w:rPr>
-            </w:r>
-            <w:r>
-              <w:rPr>
-                <w:rFonts w:ascii="Arial" w:hAnsi="Arial" w:eastAsia="Arial"/>
+                <w:rFonts w:ascii="Arial" w:hAnsi="Arial" w:eastAsia="Arial" w:cs="Tahoma"/>
+                <w:sz w:val="18"/>
+              </w:rPr>
+            </w:r>
+            <w:r>
+              <w:rPr>
+                <w:rFonts w:ascii="Arial" w:hAnsi="Arial" w:eastAsia="Arial" w:cs="Tahoma"/>
                 <w:sz w:val="18"/>
               </w:rPr>
               <w:t>ตัวรันกลาง: resolve job ตาม jobNo, กันรันซ้อนด้วย advisory lock, จับ error → แจ้งเตือน, เขียน structured log สรุป (ใช้ร่วมทั้ง 11 job)</w:t>
@@ -5439,13 +5557,13 @@
             </w:pPr>
             <w:r>
               <w:rPr>
-                <w:rFonts w:ascii="Arial" w:hAnsi="Arial" w:eastAsia="Arial"/>
-                <w:sz w:val="18"/>
-              </w:rPr>
-            </w:r>
-            <w:r>
-              <w:rPr>
-                <w:rFonts w:ascii="Arial" w:hAnsi="Arial" w:eastAsia="Arial"/>
+                <w:rFonts w:ascii="Arial" w:hAnsi="Arial" w:eastAsia="Arial" w:cs="Tahoma"/>
+                <w:sz w:val="18"/>
+              </w:rPr>
+            </w:r>
+            <w:r>
+              <w:rPr>
+                <w:rFonts w:ascii="Arial" w:hAnsi="Arial" w:eastAsia="Arial" w:cs="Tahoma"/>
                 <w:sz w:val="18"/>
               </w:rPr>
               <w:t>src/batch/scheduler.ts</w:t>
@@ -5464,41 +5582,41 @@
             </w:pPr>
             <w:r>
               <w:rPr>
-                <w:rFonts w:ascii="Arial" w:hAnsi="Arial" w:eastAsia="Arial"/>
-                <w:sz w:val="18"/>
-              </w:rPr>
-            </w:r>
-            <w:r>
-              <w:rPr>
-                <w:rFonts w:ascii="Arial" w:hAnsi="Arial" w:eastAsia="Arial"/>
+                <w:rFonts w:ascii="Arial" w:hAnsi="Arial" w:eastAsia="Arial" w:cs="Tahoma"/>
+                <w:sz w:val="18"/>
+              </w:rPr>
+            </w:r>
+            <w:r>
+              <w:rPr>
+                <w:rFonts w:ascii="Arial" w:hAnsi="Arial" w:eastAsia="Arial" w:cs="Tahoma"/>
                 <w:sz w:val="18"/>
               </w:rPr>
               <w:t>ลงทะเบียน cron จาก config (</w:t>
             </w:r>
             <w:r>
               <w:rPr>
-                <w:rFonts w:ascii="Courier New" w:hAnsi="Courier New" w:eastAsia="Arial"/>
+                <w:rFonts w:ascii="Courier New" w:hAnsi="Courier New" w:eastAsia="Courier New" w:cs="Tahoma"/>
                 <w:sz w:val="18"/>
               </w:rPr>
               <w:t>SBPGI_JOB8_CRON</w:t>
             </w:r>
             <w:r>
               <w:rPr>
-                <w:rFonts w:ascii="Arial" w:hAnsi="Arial" w:eastAsia="Arial"/>
+                <w:rFonts w:ascii="Arial" w:hAnsi="Arial" w:eastAsia="Arial" w:cs="Tahoma"/>
                 <w:sz w:val="18"/>
               </w:rPr>
               <w:t xml:space="preserve"> = </w:t>
             </w:r>
             <w:r>
               <w:rPr>
-                <w:rFonts w:ascii="Courier New" w:hAnsi="Courier New" w:eastAsia="Arial"/>
+                <w:rFonts w:ascii="Courier New" w:hAnsi="Courier New" w:eastAsia="Courier New" w:cs="Tahoma"/>
                 <w:sz w:val="18"/>
               </w:rPr>
               <w:t>30 17 7-31 * *</w:t>
             </w:r>
             <w:r>
               <w:rPr>
-                <w:rFonts w:ascii="Arial" w:hAnsi="Arial" w:eastAsia="Arial"/>
+                <w:rFonts w:ascii="Arial" w:hAnsi="Arial" w:eastAsia="Arial" w:cs="Tahoma"/>
                 <w:sz w:val="18"/>
               </w:rPr>
               <w:t>) และรองรับสั่งรันนอกรอบผ่าน CLI/runbook</w:t>
@@ -5522,13 +5640,13 @@
             </w:pPr>
             <w:r>
               <w:rPr>
-                <w:rFonts w:ascii="Arial" w:hAnsi="Arial" w:eastAsia="Arial"/>
-                <w:sz w:val="18"/>
-              </w:rPr>
-            </w:r>
-            <w:r>
-              <w:rPr>
-                <w:rFonts w:ascii="Arial" w:hAnsi="Arial" w:eastAsia="Arial"/>
+                <w:rFonts w:ascii="Arial" w:hAnsi="Arial" w:eastAsia="Arial" w:cs="Tahoma"/>
+                <w:sz w:val="18"/>
+              </w:rPr>
+            </w:r>
+            <w:r>
+              <w:rPr>
+                <w:rFonts w:ascii="Arial" w:hAnsi="Arial" w:eastAsia="Arial" w:cs="Tahoma"/>
                 <w:sz w:val="18"/>
               </w:rPr>
               <w:t>src/batch/job-failure.notifier.ts</w:t>
@@ -5547,55 +5665,55 @@
             </w:pPr>
             <w:r>
               <w:rPr>
-                <w:rFonts w:ascii="Arial" w:hAnsi="Arial" w:eastAsia="Arial"/>
-                <w:sz w:val="18"/>
-              </w:rPr>
-            </w:r>
-            <w:r>
-              <w:rPr>
-                <w:rFonts w:ascii="Arial" w:hAnsi="Arial" w:eastAsia="Arial"/>
+                <w:rFonts w:ascii="Arial" w:hAnsi="Arial" w:eastAsia="Arial" w:cs="Tahoma"/>
+                <w:sz w:val="18"/>
+              </w:rPr>
+            </w:r>
+            <w:r>
+              <w:rPr>
+                <w:rFonts w:ascii="Arial" w:hAnsi="Arial" w:eastAsia="Arial" w:cs="Tahoma"/>
                 <w:sz w:val="18"/>
               </w:rPr>
               <w:t xml:space="preserve">ส่งอีเมลแจ้งผู้ดูแลเมื่อ job ล้มเหลว ผ่าน </w:t>
             </w:r>
             <w:r>
               <w:rPr>
-                <w:rFonts w:ascii="Courier New" w:hAnsi="Courier New" w:eastAsia="Arial"/>
+                <w:rFonts w:ascii="Courier New" w:hAnsi="Courier New" w:eastAsia="Courier New" w:cs="Tahoma"/>
                 <w:sz w:val="18"/>
               </w:rPr>
               <w:t>EmailLibService</w:t>
             </w:r>
             <w:r>
               <w:rPr>
-                <w:rFonts w:ascii="Arial" w:hAnsi="Arial" w:eastAsia="Arial"/>
+                <w:rFonts w:ascii="Arial" w:hAnsi="Arial" w:eastAsia="Arial" w:cs="Tahoma"/>
                 <w:sz w:val="18"/>
               </w:rPr>
               <w:t xml:space="preserve"> ของ </w:t>
             </w:r>
             <w:r>
               <w:rPr>
-                <w:rFonts w:ascii="Courier New" w:hAnsi="Courier New" w:eastAsia="Arial"/>
+                <w:rFonts w:ascii="Courier New" w:hAnsi="Courier New" w:eastAsia="Courier New" w:cs="Tahoma"/>
                 <w:sz w:val="18"/>
               </w:rPr>
               <w:t>@gosoft-sbp/email-lib</w:t>
             </w:r>
             <w:r>
               <w:rPr>
-                <w:rFonts w:ascii="Arial" w:hAnsi="Arial" w:eastAsia="Arial"/>
+                <w:rFonts w:ascii="Arial" w:hAnsi="Arial" w:eastAsia="Arial" w:cs="Tahoma"/>
                 <w:sz w:val="18"/>
               </w:rPr>
               <w:t xml:space="preserve"> (log ลง </w:t>
             </w:r>
             <w:r>
               <w:rPr>
-                <w:rFonts w:ascii="Courier New" w:hAnsi="Courier New" w:eastAsia="Arial"/>
+                <w:rFonts w:ascii="Courier New" w:hAnsi="Courier New" w:eastAsia="Courier New" w:cs="Tahoma"/>
                 <w:sz w:val="18"/>
               </w:rPr>
               <w:t>email_sent</w:t>
             </w:r>
             <w:r>
               <w:rPr>
-                <w:rFonts w:ascii="Arial" w:hAnsi="Arial" w:eastAsia="Arial"/>
+                <w:rFonts w:ascii="Arial" w:hAnsi="Arial" w:eastAsia="Arial" w:cs="Tahoma"/>
                 <w:sz w:val="18"/>
               </w:rPr>
               <w:t xml:space="preserve"> ให้อัตโนมัติ)</w:t>
@@ -5625,7 +5743,7 @@
       </w:r>
       <w:r>
         <w:rPr>
-          <w:rFonts w:ascii="Courier New" w:hAnsi="Courier New"/>
+          <w:rFonts w:ascii="Courier New" w:hAnsi="Courier New" w:eastAsia="Courier New" w:cs="Tahoma"/>
         </w:rPr>
         <w:t>30 17 7-31 * *</w:t>
       </w:r>
@@ -5634,7 +5752,7 @@
       </w:r>
       <w:r>
         <w:rPr>
-          <w:rFonts w:ascii="Courier New" w:hAnsi="Courier New"/>
+          <w:rFonts w:ascii="Courier New" w:hAnsi="Courier New" w:eastAsia="Courier New" w:cs="Tahoma"/>
         </w:rPr>
         <w:t>SBPGI_JOB8_CRON</w:t>
       </w:r>
@@ -5643,7 +5761,7 @@
       </w:r>
       <w:r>
         <w:rPr>
-          <w:rFonts w:ascii="Courier New" w:hAnsi="Courier New"/>
+          <w:rFonts w:ascii="Courier New" w:hAnsi="Courier New" w:eastAsia="Courier New" w:cs="Tahoma"/>
         </w:rPr>
         <w:t>scheduler.ts</w:t>
       </w:r>
@@ -5652,7 +5770,7 @@
       </w:r>
       <w:r>
         <w:rPr>
-          <w:rFonts w:ascii="Courier New" w:hAnsi="Courier New"/>
+          <w:rFonts w:ascii="Courier New" w:hAnsi="Courier New" w:eastAsia="Courier New" w:cs="Tahoma"/>
         </w:rPr>
         <w:t>enabled=false</w:t>
       </w:r>
@@ -5667,7 +5785,7 @@
       </w:pPr>
       <w:r>
         <w:rPr>
-          <w:rFonts w:ascii="Courier New" w:hAnsi="Courier New"/>
+          <w:rFonts w:ascii="Courier New" w:hAnsi="Courier New" w:eastAsia="Courier New" w:cs="Tahoma"/>
           <w:sz w:val="16"/>
         </w:rPr>
         <w:t>// src/batch/sbpgi/job-8-create-compensation-document/job-8-create-compensation-document.config.ts</w:t>
@@ -5777,7 +5895,7 @@
       </w:r>
       <w:r>
         <w:rPr>
-          <w:rFonts w:ascii="Courier New" w:hAnsi="Courier New"/>
+          <w:rFonts w:ascii="Courier New" w:hAnsi="Courier New" w:eastAsia="Courier New" w:cs="Tahoma"/>
         </w:rPr>
         <w:t>JobRunContext</w:t>
       </w:r>
@@ -5786,7 +5904,7 @@
       </w:r>
       <w:r>
         <w:rPr>
-          <w:rFonts w:ascii="Courier New" w:hAnsi="Courier New"/>
+          <w:rFonts w:ascii="Courier New" w:hAnsi="Courier New" w:eastAsia="Courier New" w:cs="Tahoma"/>
         </w:rPr>
         <w:t>JobRunResult</w:t>
       </w:r>
@@ -5795,7 +5913,7 @@
       </w:r>
       <w:r>
         <w:rPr>
-          <w:rFonts w:ascii="Courier New" w:hAnsi="Courier New"/>
+          <w:rFonts w:ascii="Courier New" w:hAnsi="Courier New" w:eastAsia="Courier New" w:cs="Tahoma"/>
         </w:rPr>
         <w:t>JobState</w:t>
       </w:r>
@@ -5804,7 +5922,7 @@
       </w:r>
       <w:r>
         <w:rPr>
-          <w:rFonts w:ascii="Courier New" w:hAnsi="Courier New"/>
+          <w:rFonts w:ascii="Courier New" w:hAnsi="Courier New" w:eastAsia="Courier New" w:cs="Tahoma"/>
         </w:rPr>
         <w:t>JobFailedError</w:t>
       </w:r>
@@ -5813,7 +5931,7 @@
       </w:r>
       <w:r>
         <w:rPr>
-          <w:rFonts w:ascii="Courier New" w:hAnsi="Courier New"/>
+          <w:rFonts w:ascii="Courier New" w:hAnsi="Courier New" w:eastAsia="Courier New" w:cs="Tahoma"/>
         </w:rPr>
         <w:t>src/batch/runner.ts</w:t>
       </w:r>
@@ -5828,7 +5946,7 @@
       </w:pPr>
       <w:r>
         <w:rPr>
-          <w:rFonts w:ascii="Courier New" w:hAnsi="Courier New"/>
+          <w:rFonts w:ascii="Courier New" w:hAnsi="Courier New" w:eastAsia="Courier New" w:cs="Tahoma"/>
           <w:sz w:val="16"/>
         </w:rPr>
         <w:t>// src/batch/runner.ts — สัญญากลางของทุก job (ประกาศครั้งเดียว ใช้ร่วมทั้ง 11 ฉบับ)</w:t>
@@ -5904,7 +6022,7 @@
       </w:pPr>
       <w:r>
         <w:rPr>
-          <w:rFonts w:ascii="Courier New" w:hAnsi="Courier New"/>
+          <w:rFonts w:ascii="Courier New" w:hAnsi="Courier New" w:eastAsia="Courier New" w:cs="Tahoma"/>
           <w:sz w:val="16"/>
         </w:rPr>
         <w:t>// CreateCompensationDocumentService — method ที่ job class เรียก (1 method ต่อ 1 ขั้นในตารางด้านบน)</w:t>
@@ -6000,7 +6118,7 @@
       </w:r>
       <w:r>
         <w:rPr>
-          <w:rFonts w:ascii="Courier New" w:hAnsi="Courier New"/>
+          <w:rFonts w:ascii="Courier New" w:hAnsi="Courier New" w:eastAsia="Courier New" w:cs="Tahoma"/>
         </w:rPr>
         <w:t>run()</w:t>
       </w:r>
@@ -6040,7 +6158,7 @@
             <w:r/>
             <w:r>
               <w:rPr>
-                <w:rFonts w:ascii="Arial" w:hAnsi="Arial" w:eastAsia="Arial"/>
+                <w:rFonts w:ascii="Arial" w:hAnsi="Arial" w:eastAsia="Arial" w:cs="Tahoma"/>
                 <w:b/>
                 <w:sz w:val="18"/>
               </w:rPr>
@@ -6062,7 +6180,7 @@
             <w:r/>
             <w:r>
               <w:rPr>
-                <w:rFonts w:ascii="Arial" w:hAnsi="Arial" w:eastAsia="Arial"/>
+                <w:rFonts w:ascii="Arial" w:hAnsi="Arial" w:eastAsia="Arial" w:cs="Tahoma"/>
                 <w:b/>
                 <w:sz w:val="18"/>
               </w:rPr>
@@ -6084,7 +6202,7 @@
             <w:r/>
             <w:r>
               <w:rPr>
-                <w:rFonts w:ascii="Arial" w:hAnsi="Arial" w:eastAsia="Arial"/>
+                <w:rFonts w:ascii="Arial" w:hAnsi="Arial" w:eastAsia="Arial" w:cs="Tahoma"/>
                 <w:b/>
                 <w:sz w:val="18"/>
               </w:rPr>
@@ -6106,7 +6224,7 @@
             <w:r/>
             <w:r>
               <w:rPr>
-                <w:rFonts w:ascii="Arial" w:hAnsi="Arial" w:eastAsia="Arial"/>
+                <w:rFonts w:ascii="Arial" w:hAnsi="Arial" w:eastAsia="Arial" w:cs="Tahoma"/>
                 <w:b/>
                 <w:sz w:val="18"/>
               </w:rPr>
@@ -6128,7 +6246,7 @@
             <w:r/>
             <w:r>
               <w:rPr>
-                <w:rFonts w:ascii="Arial" w:hAnsi="Arial" w:eastAsia="Arial"/>
+                <w:rFonts w:ascii="Arial" w:hAnsi="Arial" w:eastAsia="Arial" w:cs="Tahoma"/>
                 <w:b/>
                 <w:sz w:val="18"/>
               </w:rPr>
@@ -6153,13 +6271,13 @@
             </w:pPr>
             <w:r>
               <w:rPr>
-                <w:rFonts w:ascii="Arial" w:hAnsi="Arial" w:eastAsia="Arial"/>
-                <w:sz w:val="18"/>
-              </w:rPr>
-            </w:r>
-            <w:r>
-              <w:rPr>
-                <w:rFonts w:ascii="Arial" w:hAnsi="Arial" w:eastAsia="Arial"/>
+                <w:rFonts w:ascii="Arial" w:hAnsi="Arial" w:eastAsia="Arial" w:cs="Tahoma"/>
+                <w:sz w:val="18"/>
+              </w:rPr>
+            </w:r>
+            <w:r>
+              <w:rPr>
+                <w:rFonts w:ascii="Arial" w:hAnsi="Arial" w:eastAsia="Arial" w:cs="Tahoma"/>
                 <w:sz w:val="18"/>
               </w:rPr>
               <w:t>1</w:t>
@@ -6178,13 +6296,13 @@
             </w:pPr>
             <w:r>
               <w:rPr>
-                <w:rFonts w:ascii="Arial" w:hAnsi="Arial" w:eastAsia="Arial"/>
-                <w:sz w:val="18"/>
-              </w:rPr>
-            </w:r>
-            <w:r>
-              <w:rPr>
-                <w:rFonts w:ascii="Arial" w:hAnsi="Arial" w:eastAsia="Arial"/>
+                <w:rFonts w:ascii="Arial" w:hAnsi="Arial" w:eastAsia="Arial" w:cs="Tahoma"/>
+                <w:sz w:val="18"/>
+              </w:rPr>
+            </w:r>
+            <w:r>
+              <w:rPr>
+                <w:rFonts w:ascii="Arial" w:hAnsi="Arial" w:eastAsia="Arial" w:cs="Tahoma"/>
                 <w:sz w:val="18"/>
               </w:rPr>
               <w:t>start</w:t>
@@ -6203,13 +6321,13 @@
             </w:pPr>
             <w:r>
               <w:rPr>
-                <w:rFonts w:ascii="Arial" w:hAnsi="Arial" w:eastAsia="Arial"/>
-                <w:sz w:val="18"/>
-              </w:rPr>
-            </w:r>
-            <w:r>
-              <w:rPr>
-                <w:rFonts w:ascii="Arial" w:hAnsi="Arial" w:eastAsia="Arial"/>
+                <w:rFonts w:ascii="Arial" w:hAnsi="Arial" w:eastAsia="Arial" w:cs="Tahoma"/>
+                <w:sz w:val="18"/>
+              </w:rPr>
+            </w:r>
+            <w:r>
+              <w:rPr>
+                <w:rFonts w:ascii="Arial" w:hAnsi="Arial" w:eastAsia="Arial" w:cs="Tahoma"/>
                 <w:sz w:val="18"/>
               </w:rPr>
               <w:t>เริ่ม</w:t>
@@ -6228,13 +6346,13 @@
             </w:pPr>
             <w:r>
               <w:rPr>
-                <w:rFonts w:ascii="Arial" w:hAnsi="Arial" w:eastAsia="Arial"/>
-                <w:sz w:val="18"/>
-              </w:rPr>
-            </w:r>
-            <w:r>
-              <w:rPr>
-                <w:rFonts w:ascii="Arial" w:hAnsi="Arial" w:eastAsia="Arial"/>
+                <w:rFonts w:ascii="Arial" w:hAnsi="Arial" w:eastAsia="Arial" w:cs="Tahoma"/>
+                <w:sz w:val="18"/>
+              </w:rPr>
+            </w:r>
+            <w:r>
+              <w:rPr>
+                <w:rFonts w:ascii="Arial" w:hAnsi="Arial" w:eastAsia="Arial" w:cs="Tahoma"/>
                 <w:sz w:val="18"/>
               </w:rPr>
               <w:t>createState()</w:t>
@@ -6253,13 +6371,13 @@
             </w:pPr>
             <w:r>
               <w:rPr>
-                <w:rFonts w:ascii="Arial" w:hAnsi="Arial" w:eastAsia="Arial"/>
-                <w:sz w:val="18"/>
-              </w:rPr>
-            </w:r>
-            <w:r>
-              <w:rPr>
-                <w:rFonts w:ascii="Arial" w:hAnsi="Arial" w:eastAsia="Arial"/>
+                <w:rFonts w:ascii="Arial" w:hAnsi="Arial" w:eastAsia="Arial" w:cs="Tahoma"/>
+                <w:sz w:val="18"/>
+              </w:rPr>
+            </w:r>
+            <w:r>
+              <w:rPr>
+                <w:rFonts w:ascii="Arial" w:hAnsi="Arial" w:eastAsia="Arial" w:cs="Tahoma"/>
                 <w:sz w:val="18"/>
               </w:rPr>
               <w:t>-</w:t>
@@ -6283,13 +6401,13 @@
             </w:pPr>
             <w:r>
               <w:rPr>
-                <w:rFonts w:ascii="Arial" w:hAnsi="Arial" w:eastAsia="Arial"/>
-                <w:sz w:val="18"/>
-              </w:rPr>
-            </w:r>
-            <w:r>
-              <w:rPr>
-                <w:rFonts w:ascii="Arial" w:hAnsi="Arial" w:eastAsia="Arial"/>
+                <w:rFonts w:ascii="Arial" w:hAnsi="Arial" w:eastAsia="Arial" w:cs="Tahoma"/>
+                <w:sz w:val="18"/>
+              </w:rPr>
+            </w:r>
+            <w:r>
+              <w:rPr>
+                <w:rFonts w:ascii="Arial" w:hAnsi="Arial" w:eastAsia="Arial" w:cs="Tahoma"/>
                 <w:sz w:val="18"/>
               </w:rPr>
               <w:t>2</w:t>
@@ -6308,13 +6426,13 @@
             </w:pPr>
             <w:r>
               <w:rPr>
-                <w:rFonts w:ascii="Arial" w:hAnsi="Arial" w:eastAsia="Arial"/>
-                <w:sz w:val="18"/>
-              </w:rPr>
-            </w:r>
-            <w:r>
-              <w:rPr>
-                <w:rFonts w:ascii="Arial" w:hAnsi="Arial" w:eastAsia="Arial"/>
+                <w:rFonts w:ascii="Arial" w:hAnsi="Arial" w:eastAsia="Arial" w:cs="Tahoma"/>
+                <w:sz w:val="18"/>
+              </w:rPr>
+            </w:r>
+            <w:r>
+              <w:rPr>
+                <w:rFonts w:ascii="Arial" w:hAnsi="Arial" w:eastAsia="Arial" w:cs="Tahoma"/>
                 <w:sz w:val="18"/>
               </w:rPr>
               <w:t>process</w:t>
@@ -6333,13 +6451,13 @@
             </w:pPr>
             <w:r>
               <w:rPr>
-                <w:rFonts w:ascii="Arial" w:hAnsi="Arial" w:eastAsia="Arial"/>
-                <w:sz w:val="18"/>
-              </w:rPr>
-            </w:r>
-            <w:r>
-              <w:rPr>
-                <w:rFonts w:ascii="Arial" w:hAnsi="Arial" w:eastAsia="Arial"/>
+                <w:rFonts w:ascii="Arial" w:hAnsi="Arial" w:eastAsia="Arial" w:cs="Tahoma"/>
+                <w:sz w:val="18"/>
+              </w:rPr>
+            </w:r>
+            <w:r>
+              <w:rPr>
+                <w:rFonts w:ascii="Arial" w:hAnsi="Arial" w:eastAsia="Arial" w:cs="Tahoma"/>
                 <w:sz w:val="18"/>
               </w:rPr>
               <w:t>query impact profile สถานะ I + forecast + ยังไม่สร้างเอกสาร</w:t>
@@ -6358,13 +6476,13 @@
             </w:pPr>
             <w:r>
               <w:rPr>
-                <w:rFonts w:ascii="Arial" w:hAnsi="Arial" w:eastAsia="Arial"/>
-                <w:sz w:val="18"/>
-              </w:rPr>
-            </w:r>
-            <w:r>
-              <w:rPr>
-                <w:rFonts w:ascii="Arial" w:hAnsi="Arial" w:eastAsia="Arial"/>
+                <w:rFonts w:ascii="Arial" w:hAnsi="Arial" w:eastAsia="Arial" w:cs="Tahoma"/>
+                <w:sz w:val="18"/>
+              </w:rPr>
+            </w:r>
+            <w:r>
+              <w:rPr>
+                <w:rFonts w:ascii="Arial" w:hAnsi="Arial" w:eastAsia="Arial" w:cs="Tahoma"/>
                 <w:sz w:val="18"/>
               </w:rPr>
               <w:t>step02Document()</w:t>
@@ -6383,13 +6501,13 @@
             </w:pPr>
             <w:r>
               <w:rPr>
-                <w:rFonts w:ascii="Arial" w:hAnsi="Arial" w:eastAsia="Arial"/>
-                <w:sz w:val="18"/>
-              </w:rPr>
-            </w:r>
-            <w:r>
-              <w:rPr>
-                <w:rFonts w:ascii="Arial" w:hAnsi="Arial" w:eastAsia="Arial"/>
+                <w:rFonts w:ascii="Arial" w:hAnsi="Arial" w:eastAsia="Arial" w:cs="Tahoma"/>
+                <w:sz w:val="18"/>
+              </w:rPr>
+            </w:r>
+            <w:r>
+              <w:rPr>
+                <w:rFonts w:ascii="Arial" w:hAnsi="Arial" w:eastAsia="Arial" w:cs="Tahoma"/>
                 <w:sz w:val="18"/>
               </w:rPr>
               <w:t>throw JobFailedError เมื่อทำไม่สำเร็จ</w:t>
@@ -6413,13 +6531,13 @@
             </w:pPr>
             <w:r>
               <w:rPr>
-                <w:rFonts w:ascii="Arial" w:hAnsi="Arial" w:eastAsia="Arial"/>
-                <w:sz w:val="18"/>
-              </w:rPr>
-            </w:r>
-            <w:r>
-              <w:rPr>
-                <w:rFonts w:ascii="Arial" w:hAnsi="Arial" w:eastAsia="Arial"/>
+                <w:rFonts w:ascii="Arial" w:hAnsi="Arial" w:eastAsia="Arial" w:cs="Tahoma"/>
+                <w:sz w:val="18"/>
+              </w:rPr>
+            </w:r>
+            <w:r>
+              <w:rPr>
+                <w:rFonts w:ascii="Arial" w:hAnsi="Arial" w:eastAsia="Arial" w:cs="Tahoma"/>
                 <w:sz w:val="18"/>
               </w:rPr>
               <w:t>3</w:t>
@@ -6438,13 +6556,13 @@
             </w:pPr>
             <w:r>
               <w:rPr>
-                <w:rFonts w:ascii="Arial" w:hAnsi="Arial" w:eastAsia="Arial"/>
-                <w:sz w:val="18"/>
-              </w:rPr>
-            </w:r>
-            <w:r>
-              <w:rPr>
-                <w:rFonts w:ascii="Arial" w:hAnsi="Arial" w:eastAsia="Arial"/>
+                <w:rFonts w:ascii="Arial" w:hAnsi="Arial" w:eastAsia="Arial" w:cs="Tahoma"/>
+                <w:sz w:val="18"/>
+              </w:rPr>
+            </w:r>
+            <w:r>
+              <w:rPr>
+                <w:rFonts w:ascii="Arial" w:hAnsi="Arial" w:eastAsia="Arial" w:cs="Tahoma"/>
                 <w:sz w:val="18"/>
               </w:rPr>
               <w:t>decision</w:t>
@@ -6463,13 +6581,13 @@
             </w:pPr>
             <w:r>
               <w:rPr>
-                <w:rFonts w:ascii="Arial" w:hAnsi="Arial" w:eastAsia="Arial"/>
-                <w:sz w:val="18"/>
-              </w:rPr>
-            </w:r>
-            <w:r>
-              <w:rPr>
-                <w:rFonts w:ascii="Arial" w:hAnsi="Arial" w:eastAsia="Arial"/>
+                <w:rFonts w:ascii="Arial" w:hAnsi="Arial" w:eastAsia="Arial" w:cs="Tahoma"/>
+                <w:sz w:val="18"/>
+              </w:rPr>
+            </w:r>
+            <w:r>
+              <w:rPr>
+                <w:rFonts w:ascii="Arial" w:hAnsi="Arial" w:eastAsia="Arial" w:cs="Tahoma"/>
                 <w:sz w:val="18"/>
               </w:rPr>
               <w:t>ข้อมูลผู้อนุมัติ/ร้าน/ยอดชดเชยครบ?</w:t>
@@ -6488,13 +6606,13 @@
             </w:pPr>
             <w:r>
               <w:rPr>
-                <w:rFonts w:ascii="Arial" w:hAnsi="Arial" w:eastAsia="Arial"/>
-                <w:sz w:val="18"/>
-              </w:rPr>
-            </w:r>
-            <w:r>
-              <w:rPr>
-                <w:rFonts w:ascii="Arial" w:hAnsi="Arial" w:eastAsia="Arial"/>
+                <w:rFonts w:ascii="Arial" w:hAnsi="Arial" w:eastAsia="Arial" w:cs="Tahoma"/>
+                <w:sz w:val="18"/>
+              </w:rPr>
+            </w:r>
+            <w:r>
+              <w:rPr>
+                <w:rFonts w:ascii="Arial" w:hAnsi="Arial" w:eastAsia="Arial" w:cs="Tahoma"/>
                 <w:sz w:val="18"/>
               </w:rPr>
               <w:t>check03Condition()</w:t>
@@ -6513,13 +6631,13 @@
             </w:pPr>
             <w:r>
               <w:rPr>
-                <w:rFonts w:ascii="Arial" w:hAnsi="Arial" w:eastAsia="Arial"/>
-                <w:sz w:val="18"/>
-              </w:rPr>
-            </w:r>
-            <w:r>
-              <w:rPr>
-                <w:rFonts w:ascii="Arial" w:hAnsi="Arial" w:eastAsia="Arial"/>
+                <w:rFonts w:ascii="Arial" w:hAnsi="Arial" w:eastAsia="Arial" w:cs="Tahoma"/>
+                <w:sz w:val="18"/>
+              </w:rPr>
+            </w:r>
+            <w:r>
+              <w:rPr>
+                <w:rFonts w:ascii="Arial" w:hAnsi="Arial" w:eastAsia="Arial" w:cs="Tahoma"/>
                 <w:sz w:val="18"/>
               </w:rPr>
               <w:t>[err] บันทึก reject reason / ไม่สร้างเอกสาร</w:t>
@@ -6543,13 +6661,13 @@
             </w:pPr>
             <w:r>
               <w:rPr>
-                <w:rFonts w:ascii="Arial" w:hAnsi="Arial" w:eastAsia="Arial"/>
-                <w:sz w:val="18"/>
-              </w:rPr>
-            </w:r>
-            <w:r>
-              <w:rPr>
-                <w:rFonts w:ascii="Arial" w:hAnsi="Arial" w:eastAsia="Arial"/>
+                <w:rFonts w:ascii="Arial" w:hAnsi="Arial" w:eastAsia="Arial" w:cs="Tahoma"/>
+                <w:sz w:val="18"/>
+              </w:rPr>
+            </w:r>
+            <w:r>
+              <w:rPr>
+                <w:rFonts w:ascii="Arial" w:hAnsi="Arial" w:eastAsia="Arial" w:cs="Tahoma"/>
                 <w:sz w:val="18"/>
               </w:rPr>
               <w:t>4</w:t>
@@ -6568,13 +6686,13 @@
             </w:pPr>
             <w:r>
               <w:rPr>
-                <w:rFonts w:ascii="Arial" w:hAnsi="Arial" w:eastAsia="Arial"/>
-                <w:sz w:val="18"/>
-              </w:rPr>
-            </w:r>
-            <w:r>
-              <w:rPr>
-                <w:rFonts w:ascii="Arial" w:hAnsi="Arial" w:eastAsia="Arial"/>
+                <w:rFonts w:ascii="Arial" w:hAnsi="Arial" w:eastAsia="Arial" w:cs="Tahoma"/>
+                <w:sz w:val="18"/>
+              </w:rPr>
+            </w:r>
+            <w:r>
+              <w:rPr>
+                <w:rFonts w:ascii="Arial" w:hAnsi="Arial" w:eastAsia="Arial" w:cs="Tahoma"/>
                 <w:sz w:val="18"/>
               </w:rPr>
               <w:t>process</w:t>
@@ -6593,13 +6711,13 @@
             </w:pPr>
             <w:r>
               <w:rPr>
-                <w:rFonts w:ascii="Arial" w:hAnsi="Arial" w:eastAsia="Arial"/>
-                <w:sz w:val="18"/>
-              </w:rPr>
-            </w:r>
-            <w:r>
-              <w:rPr>
-                <w:rFonts w:ascii="Arial" w:hAnsi="Arial" w:eastAsia="Arial"/>
+                <w:rFonts w:ascii="Arial" w:hAnsi="Arial" w:eastAsia="Arial" w:cs="Tahoma"/>
+                <w:sz w:val="18"/>
+              </w:rPr>
+            </w:r>
+            <w:r>
+              <w:rPr>
+                <w:rFonts w:ascii="Arial" w:hAnsi="Arial" w:eastAsia="Arial" w:cs="Tahoma"/>
                 <w:sz w:val="18"/>
               </w:rPr>
               <w:t>generate doc_no YYYY/xxxxx</w:t>
@@ -6618,13 +6736,13 @@
             </w:pPr>
             <w:r>
               <w:rPr>
-                <w:rFonts w:ascii="Arial" w:hAnsi="Arial" w:eastAsia="Arial"/>
-                <w:sz w:val="18"/>
-              </w:rPr>
-            </w:r>
-            <w:r>
-              <w:rPr>
-                <w:rFonts w:ascii="Arial" w:hAnsi="Arial" w:eastAsia="Arial"/>
+                <w:rFonts w:ascii="Arial" w:hAnsi="Arial" w:eastAsia="Arial" w:cs="Tahoma"/>
+                <w:sz w:val="18"/>
+              </w:rPr>
+            </w:r>
+            <w:r>
+              <w:rPr>
+                <w:rFonts w:ascii="Arial" w:hAnsi="Arial" w:eastAsia="Arial" w:cs="Tahoma"/>
                 <w:sz w:val="18"/>
               </w:rPr>
               <w:t>step04Document()</w:t>
@@ -6643,13 +6761,13 @@
             </w:pPr>
             <w:r>
               <w:rPr>
-                <w:rFonts w:ascii="Arial" w:hAnsi="Arial" w:eastAsia="Arial"/>
-                <w:sz w:val="18"/>
-              </w:rPr>
-            </w:r>
-            <w:r>
-              <w:rPr>
-                <w:rFonts w:ascii="Arial" w:hAnsi="Arial" w:eastAsia="Arial"/>
+                <w:rFonts w:ascii="Arial" w:hAnsi="Arial" w:eastAsia="Arial" w:cs="Tahoma"/>
+                <w:sz w:val="18"/>
+              </w:rPr>
+            </w:r>
+            <w:r>
+              <w:rPr>
+                <w:rFonts w:ascii="Arial" w:hAnsi="Arial" w:eastAsia="Arial" w:cs="Tahoma"/>
                 <w:sz w:val="18"/>
               </w:rPr>
               <w:t>throw JobFailedError เมื่อทำไม่สำเร็จ</w:t>
@@ -6673,13 +6791,13 @@
             </w:pPr>
             <w:r>
               <w:rPr>
-                <w:rFonts w:ascii="Arial" w:hAnsi="Arial" w:eastAsia="Arial"/>
-                <w:sz w:val="18"/>
-              </w:rPr>
-            </w:r>
-            <w:r>
-              <w:rPr>
-                <w:rFonts w:ascii="Arial" w:hAnsi="Arial" w:eastAsia="Arial"/>
+                <w:rFonts w:ascii="Arial" w:hAnsi="Arial" w:eastAsia="Arial" w:cs="Tahoma"/>
+                <w:sz w:val="18"/>
+              </w:rPr>
+            </w:r>
+            <w:r>
+              <w:rPr>
+                <w:rFonts w:ascii="Arial" w:hAnsi="Arial" w:eastAsia="Arial" w:cs="Tahoma"/>
                 <w:sz w:val="18"/>
               </w:rPr>
               <w:t>5</w:t>
@@ -6698,13 +6816,13 @@
             </w:pPr>
             <w:r>
               <w:rPr>
-                <w:rFonts w:ascii="Arial" w:hAnsi="Arial" w:eastAsia="Arial"/>
-                <w:sz w:val="18"/>
-              </w:rPr>
-            </w:r>
-            <w:r>
-              <w:rPr>
-                <w:rFonts w:ascii="Arial" w:hAnsi="Arial" w:eastAsia="Arial"/>
+                <w:rFonts w:ascii="Arial" w:hAnsi="Arial" w:eastAsia="Arial" w:cs="Tahoma"/>
+                <w:sz w:val="18"/>
+              </w:rPr>
+            </w:r>
+            <w:r>
+              <w:rPr>
+                <w:rFonts w:ascii="Arial" w:hAnsi="Arial" w:eastAsia="Arial" w:cs="Tahoma"/>
                 <w:sz w:val="18"/>
               </w:rPr>
               <w:t>process</w:t>
@@ -6723,13 +6841,13 @@
             </w:pPr>
             <w:r>
               <w:rPr>
-                <w:rFonts w:ascii="Arial" w:hAnsi="Arial" w:eastAsia="Arial"/>
-                <w:sz w:val="18"/>
-              </w:rPr>
-            </w:r>
-            <w:r>
-              <w:rPr>
-                <w:rFonts w:ascii="Arial" w:hAnsi="Arial" w:eastAsia="Arial"/>
+                <w:rFonts w:ascii="Arial" w:hAnsi="Arial" w:eastAsia="Arial" w:cs="Tahoma"/>
+                <w:sz w:val="18"/>
+              </w:rPr>
+            </w:r>
+            <w:r>
+              <w:rPr>
+                <w:rFonts w:ascii="Arial" w:hAnsi="Arial" w:eastAsia="Arial" w:cs="Tahoma"/>
                 <w:sz w:val="18"/>
               </w:rPr>
               <w:t>insert compensation_documents</w:t>
@@ -6748,13 +6866,13 @@
             </w:pPr>
             <w:r>
               <w:rPr>
-                <w:rFonts w:ascii="Arial" w:hAnsi="Arial" w:eastAsia="Arial"/>
-                <w:sz w:val="18"/>
-              </w:rPr>
-            </w:r>
-            <w:r>
-              <w:rPr>
-                <w:rFonts w:ascii="Arial" w:hAnsi="Arial" w:eastAsia="Arial"/>
+                <w:rFonts w:ascii="Arial" w:hAnsi="Arial" w:eastAsia="Arial" w:cs="Tahoma"/>
+                <w:sz w:val="18"/>
+              </w:rPr>
+            </w:r>
+            <w:r>
+              <w:rPr>
+                <w:rFonts w:ascii="Arial" w:hAnsi="Arial" w:eastAsia="Arial" w:cs="Tahoma"/>
                 <w:sz w:val="18"/>
               </w:rPr>
               <w:t>step05Insert()</w:t>
@@ -6773,13 +6891,13 @@
             </w:pPr>
             <w:r>
               <w:rPr>
-                <w:rFonts w:ascii="Arial" w:hAnsi="Arial" w:eastAsia="Arial"/>
-                <w:sz w:val="18"/>
-              </w:rPr>
-            </w:r>
-            <w:r>
-              <w:rPr>
-                <w:rFonts w:ascii="Arial" w:hAnsi="Arial" w:eastAsia="Arial"/>
+                <w:rFonts w:ascii="Arial" w:hAnsi="Arial" w:eastAsia="Arial" w:cs="Tahoma"/>
+                <w:sz w:val="18"/>
+              </w:rPr>
+            </w:r>
+            <w:r>
+              <w:rPr>
+                <w:rFonts w:ascii="Arial" w:hAnsi="Arial" w:eastAsia="Arial" w:cs="Tahoma"/>
                 <w:sz w:val="18"/>
               </w:rPr>
               <w:t>throw JobFailedError เมื่อทำไม่สำเร็จ</w:t>
@@ -6803,13 +6921,13 @@
             </w:pPr>
             <w:r>
               <w:rPr>
-                <w:rFonts w:ascii="Arial" w:hAnsi="Arial" w:eastAsia="Arial"/>
-                <w:sz w:val="18"/>
-              </w:rPr>
-            </w:r>
-            <w:r>
-              <w:rPr>
-                <w:rFonts w:ascii="Arial" w:hAnsi="Arial" w:eastAsia="Arial"/>
+                <w:rFonts w:ascii="Arial" w:hAnsi="Arial" w:eastAsia="Arial" w:cs="Tahoma"/>
+                <w:sz w:val="18"/>
+              </w:rPr>
+            </w:r>
+            <w:r>
+              <w:rPr>
+                <w:rFonts w:ascii="Arial" w:hAnsi="Arial" w:eastAsia="Arial" w:cs="Tahoma"/>
                 <w:sz w:val="18"/>
               </w:rPr>
               <w:t>6</w:t>
@@ -6828,13 +6946,13 @@
             </w:pPr>
             <w:r>
               <w:rPr>
-                <w:rFonts w:ascii="Arial" w:hAnsi="Arial" w:eastAsia="Arial"/>
-                <w:sz w:val="18"/>
-              </w:rPr>
-            </w:r>
-            <w:r>
-              <w:rPr>
-                <w:rFonts w:ascii="Arial" w:hAnsi="Arial" w:eastAsia="Arial"/>
+                <w:rFonts w:ascii="Arial" w:hAnsi="Arial" w:eastAsia="Arial" w:cs="Tahoma"/>
+                <w:sz w:val="18"/>
+              </w:rPr>
+            </w:r>
+            <w:r>
+              <w:rPr>
+                <w:rFonts w:ascii="Arial" w:hAnsi="Arial" w:eastAsia="Arial" w:cs="Tahoma"/>
                 <w:sz w:val="18"/>
               </w:rPr>
               <w:t>process</w:t>
@@ -6853,13 +6971,13 @@
             </w:pPr>
             <w:r>
               <w:rPr>
-                <w:rFonts w:ascii="Arial" w:hAnsi="Arial" w:eastAsia="Arial"/>
-                <w:sz w:val="18"/>
-              </w:rPr>
-            </w:r>
-            <w:r>
-              <w:rPr>
-                <w:rFonts w:ascii="Arial" w:hAnsi="Arial" w:eastAsia="Arial"/>
+                <w:rFonts w:ascii="Arial" w:hAnsi="Arial" w:eastAsia="Arial" w:cs="Tahoma"/>
+                <w:sz w:val="18"/>
+              </w:rPr>
+            </w:r>
+            <w:r>
+              <w:rPr>
+                <w:rFonts w:ascii="Arial" w:hAnsi="Arial" w:eastAsia="Arial" w:cs="Tahoma"/>
                 <w:sz w:val="18"/>
               </w:rPr>
               <w:t>บันทึก interface_transactions เป็น INTERNAL_DB_WRITE</w:t>
@@ -6878,13 +6996,13 @@
             </w:pPr>
             <w:r>
               <w:rPr>
-                <w:rFonts w:ascii="Arial" w:hAnsi="Arial" w:eastAsia="Arial"/>
-                <w:sz w:val="18"/>
-              </w:rPr>
-            </w:r>
-            <w:r>
-              <w:rPr>
-                <w:rFonts w:ascii="Arial" w:hAnsi="Arial" w:eastAsia="Arial"/>
+                <w:rFonts w:ascii="Arial" w:hAnsi="Arial" w:eastAsia="Arial" w:cs="Tahoma"/>
+                <w:sz w:val="18"/>
+              </w:rPr>
+            </w:r>
+            <w:r>
+              <w:rPr>
+                <w:rFonts w:ascii="Arial" w:hAnsi="Arial" w:eastAsia="Arial" w:cs="Tahoma"/>
                 <w:sz w:val="18"/>
               </w:rPr>
               <w:t>step06WriteFile()</w:t>
@@ -6903,13 +7021,13 @@
             </w:pPr>
             <w:r>
               <w:rPr>
-                <w:rFonts w:ascii="Arial" w:hAnsi="Arial" w:eastAsia="Arial"/>
-                <w:sz w:val="18"/>
-              </w:rPr>
-            </w:r>
-            <w:r>
-              <w:rPr>
-                <w:rFonts w:ascii="Arial" w:hAnsi="Arial" w:eastAsia="Arial"/>
+                <w:rFonts w:ascii="Arial" w:hAnsi="Arial" w:eastAsia="Arial" w:cs="Tahoma"/>
+                <w:sz w:val="18"/>
+              </w:rPr>
+            </w:r>
+            <w:r>
+              <w:rPr>
+                <w:rFonts w:ascii="Arial" w:hAnsi="Arial" w:eastAsia="Arial" w:cs="Tahoma"/>
                 <w:sz w:val="18"/>
               </w:rPr>
               <w:t>throw JobFailedError เมื่อทำไม่สำเร็จ</w:t>
@@ -6933,13 +7051,13 @@
             </w:pPr>
             <w:r>
               <w:rPr>
-                <w:rFonts w:ascii="Arial" w:hAnsi="Arial" w:eastAsia="Arial"/>
-                <w:sz w:val="18"/>
-              </w:rPr>
-            </w:r>
-            <w:r>
-              <w:rPr>
-                <w:rFonts w:ascii="Arial" w:hAnsi="Arial" w:eastAsia="Arial"/>
+                <w:rFonts w:ascii="Arial" w:hAnsi="Arial" w:eastAsia="Arial" w:cs="Tahoma"/>
+                <w:sz w:val="18"/>
+              </w:rPr>
+            </w:r>
+            <w:r>
+              <w:rPr>
+                <w:rFonts w:ascii="Arial" w:hAnsi="Arial" w:eastAsia="Arial" w:cs="Tahoma"/>
                 <w:sz w:val="18"/>
               </w:rPr>
               <w:t>7</w:t>
@@ -6958,13 +7076,13 @@
             </w:pPr>
             <w:r>
               <w:rPr>
-                <w:rFonts w:ascii="Arial" w:hAnsi="Arial" w:eastAsia="Arial"/>
-                <w:sz w:val="18"/>
-              </w:rPr>
-            </w:r>
-            <w:r>
-              <w:rPr>
-                <w:rFonts w:ascii="Arial" w:hAnsi="Arial" w:eastAsia="Arial"/>
+                <w:rFonts w:ascii="Arial" w:hAnsi="Arial" w:eastAsia="Arial" w:cs="Tahoma"/>
+                <w:sz w:val="18"/>
+              </w:rPr>
+            </w:r>
+            <w:r>
+              <w:rPr>
+                <w:rFonts w:ascii="Arial" w:hAnsi="Arial" w:eastAsia="Arial" w:cs="Tahoma"/>
                 <w:sz w:val="18"/>
               </w:rPr>
               <w:t>end</w:t>
@@ -6983,13 +7101,13 @@
             </w:pPr>
             <w:r>
               <w:rPr>
-                <w:rFonts w:ascii="Arial" w:hAnsi="Arial" w:eastAsia="Arial"/>
-                <w:sz w:val="18"/>
-              </w:rPr>
-            </w:r>
-            <w:r>
-              <w:rPr>
-                <w:rFonts w:ascii="Arial" w:hAnsi="Arial" w:eastAsia="Arial"/>
+                <w:rFonts w:ascii="Arial" w:hAnsi="Arial" w:eastAsia="Arial" w:cs="Tahoma"/>
+                <w:sz w:val="18"/>
+              </w:rPr>
+            </w:r>
+            <w:r>
+              <w:rPr>
+                <w:rFonts w:ascii="Arial" w:hAnsi="Arial" w:eastAsia="Arial" w:cs="Tahoma"/>
                 <w:sz w:val="18"/>
               </w:rPr>
               <w:t>จบ - workflow เปิดโดย Job 8b / POST /workflows/instances</w:t>
@@ -7008,13 +7126,13 @@
             </w:pPr>
             <w:r>
               <w:rPr>
-                <w:rFonts w:ascii="Arial" w:hAnsi="Arial" w:eastAsia="Arial"/>
-                <w:sz w:val="18"/>
-              </w:rPr>
-            </w:r>
-            <w:r>
-              <w:rPr>
-                <w:rFonts w:ascii="Arial" w:hAnsi="Arial" w:eastAsia="Arial"/>
+                <w:rFonts w:ascii="Arial" w:hAnsi="Arial" w:eastAsia="Arial" w:cs="Tahoma"/>
+                <w:sz w:val="18"/>
+              </w:rPr>
+            </w:r>
+            <w:r>
+              <w:rPr>
+                <w:rFonts w:ascii="Arial" w:hAnsi="Arial" w:eastAsia="Arial" w:cs="Tahoma"/>
                 <w:sz w:val="18"/>
               </w:rPr>
               <w:t>summarize()</w:t>
@@ -7033,13 +7151,13 @@
             </w:pPr>
             <w:r>
               <w:rPr>
-                <w:rFonts w:ascii="Arial" w:hAnsi="Arial" w:eastAsia="Arial"/>
-                <w:sz w:val="18"/>
-              </w:rPr>
-            </w:r>
-            <w:r>
-              <w:rPr>
-                <w:rFonts w:ascii="Arial" w:hAnsi="Arial" w:eastAsia="Arial"/>
+                <w:rFonts w:ascii="Arial" w:hAnsi="Arial" w:eastAsia="Arial" w:cs="Tahoma"/>
+                <w:sz w:val="18"/>
+              </w:rPr>
+            </w:r>
+            <w:r>
+              <w:rPr>
+                <w:rFonts w:ascii="Arial" w:hAnsi="Arial" w:eastAsia="Arial" w:cs="Tahoma"/>
                 <w:sz w:val="18"/>
               </w:rPr>
               <w:t>-</w:t>
@@ -7056,7 +7174,7 @@
       </w:pPr>
       <w:r>
         <w:rPr>
-          <w:rFonts w:ascii="Courier New" w:hAnsi="Courier New"/>
+          <w:rFonts w:ascii="Courier New" w:hAnsi="Courier New" w:eastAsia="Courier New" w:cs="Tahoma"/>
           <w:sz w:val="16"/>
         </w:rPr>
         <w:t>// src/batch/sbpgi/job-8-create-compensation-document/job-8-create-compensation-document.job.ts</w:t>
@@ -7194,7 +7312,7 @@
       </w:r>
       <w:r>
         <w:rPr>
-          <w:rFonts w:ascii="Courier New" w:hAnsi="Courier New"/>
+          <w:rFonts w:ascii="Courier New" w:hAnsi="Courier New" w:eastAsia="Courier New" w:cs="Tahoma"/>
         </w:rPr>
         <w:t>pg_try_advisory_lock</w:t>
       </w:r>
@@ -7209,7 +7327,7 @@
       </w:pPr>
       <w:r>
         <w:rPr>
-          <w:rFonts w:ascii="Courier New" w:hAnsi="Courier New"/>
+          <w:rFonts w:ascii="Courier New" w:hAnsi="Courier New" w:eastAsia="Courier New" w:cs="Tahoma"/>
           <w:sz w:val="16"/>
         </w:rPr>
         <w:t>// src/batch/runner.ts (ส่วนกันรันซ้อน)</w:t>
@@ -7306,7 +7424,7 @@
       </w:r>
       <w:r>
         <w:rPr>
-          <w:rFonts w:ascii="Courier New" w:hAnsi="Courier New"/>
+          <w:rFonts w:ascii="Courier New" w:hAnsi="Courier New" w:eastAsia="Courier New" w:cs="Tahoma"/>
         </w:rPr>
         <w:t>{provide: 'CREATE_COMPENSATION_DOCUMENT_REPOSITORY', useFactory: (ds) =&gt; ds.getRepository(Entity), inject: ['DATA_SOURCE']}</w:t>
       </w:r>
@@ -7315,7 +7433,7 @@
       </w:r>
       <w:r>
         <w:rPr>
-          <w:rFonts w:ascii="Courier New" w:hAnsi="Courier New"/>
+          <w:rFonts w:ascii="Courier New" w:hAnsi="Courier New" w:eastAsia="Courier New" w:cs="Tahoma"/>
         </w:rPr>
         <w:t>sps_store</w:t>
       </w:r>
@@ -7354,7 +7472,7 @@
             <w:r/>
             <w:r>
               <w:rPr>
-                <w:rFonts w:ascii="Arial" w:hAnsi="Arial" w:eastAsia="Arial"/>
+                <w:rFonts w:ascii="Arial" w:hAnsi="Arial" w:eastAsia="Arial" w:cs="Tahoma"/>
                 <w:b/>
                 <w:sz w:val="18"/>
               </w:rPr>
@@ -7376,7 +7494,7 @@
             <w:r/>
             <w:r>
               <w:rPr>
-                <w:rFonts w:ascii="Arial" w:hAnsi="Arial" w:eastAsia="Arial"/>
+                <w:rFonts w:ascii="Arial" w:hAnsi="Arial" w:eastAsia="Arial" w:cs="Tahoma"/>
                 <w:b/>
                 <w:sz w:val="18"/>
               </w:rPr>
@@ -7398,7 +7516,7 @@
             <w:r/>
             <w:r>
               <w:rPr>
-                <w:rFonts w:ascii="Arial" w:hAnsi="Arial" w:eastAsia="Arial"/>
+                <w:rFonts w:ascii="Arial" w:hAnsi="Arial" w:eastAsia="Arial" w:cs="Tahoma"/>
                 <w:b/>
                 <w:sz w:val="18"/>
               </w:rPr>
@@ -7420,7 +7538,7 @@
             <w:r/>
             <w:r>
               <w:rPr>
-                <w:rFonts w:ascii="Arial" w:hAnsi="Arial" w:eastAsia="Arial"/>
+                <w:rFonts w:ascii="Arial" w:hAnsi="Arial" w:eastAsia="Arial" w:cs="Tahoma"/>
                 <w:b/>
                 <w:sz w:val="18"/>
               </w:rPr>
@@ -7445,13 +7563,13 @@
             </w:pPr>
             <w:r>
               <w:rPr>
-                <w:rFonts w:ascii="Arial" w:hAnsi="Arial" w:eastAsia="Arial"/>
-                <w:sz w:val="18"/>
-              </w:rPr>
-            </w:r>
-            <w:r>
-              <w:rPr>
-                <w:rFonts w:ascii="Arial" w:hAnsi="Arial" w:eastAsia="Arial"/>
+                <w:rFonts w:ascii="Arial" w:hAnsi="Arial" w:eastAsia="Arial" w:cs="Tahoma"/>
+                <w:sz w:val="18"/>
+              </w:rPr>
+            </w:r>
+            <w:r>
+              <w:rPr>
+                <w:rFonts w:ascii="Arial" w:hAnsi="Arial" w:eastAsia="Arial" w:cs="Tahoma"/>
                 <w:sz w:val="18"/>
               </w:rPr>
               <w:t>fgi_impact_stores</w:t>
@@ -7470,13 +7588,13 @@
             </w:pPr>
             <w:r>
               <w:rPr>
-                <w:rFonts w:ascii="Arial" w:hAnsi="Arial" w:eastAsia="Arial"/>
-                <w:sz w:val="18"/>
-              </w:rPr>
-            </w:r>
-            <w:r>
-              <w:rPr>
-                <w:rFonts w:ascii="Arial" w:hAnsi="Arial" w:eastAsia="Arial"/>
+                <w:rFonts w:ascii="Arial" w:hAnsi="Arial" w:eastAsia="Arial" w:cs="Tahoma"/>
+                <w:sz w:val="18"/>
+              </w:rPr>
+            </w:r>
+            <w:r>
+              <w:rPr>
+                <w:rFonts w:ascii="Arial" w:hAnsi="Arial" w:eastAsia="Arial" w:cs="Tahoma"/>
                 <w:sz w:val="18"/>
               </w:rPr>
               <w:t>R/W</w:t>
@@ -7495,13 +7613,13 @@
             </w:pPr>
             <w:r>
               <w:rPr>
-                <w:rFonts w:ascii="Arial" w:hAnsi="Arial" w:eastAsia="Arial"/>
-                <w:sz w:val="18"/>
-              </w:rPr>
-            </w:r>
-            <w:r>
-              <w:rPr>
-                <w:rFonts w:ascii="Arial" w:hAnsi="Arial" w:eastAsia="Arial"/>
+                <w:rFonts w:ascii="Arial" w:hAnsi="Arial" w:eastAsia="Arial" w:cs="Tahoma"/>
+                <w:sz w:val="18"/>
+              </w:rPr>
+            </w:r>
+            <w:r>
+              <w:rPr>
+                <w:rFonts w:ascii="Arial" w:hAnsi="Arial" w:eastAsia="Arial" w:cs="Tahoma"/>
                 <w:sz w:val="18"/>
               </w:rPr>
               <w:t>อ่าน candidate และอัปเดตสถานะสร้างเอกสาร</w:t>
@@ -7520,13 +7638,13 @@
             </w:pPr>
             <w:r>
               <w:rPr>
-                <w:rFonts w:ascii="Arial" w:hAnsi="Arial" w:eastAsia="Arial"/>
-                <w:sz w:val="18"/>
-              </w:rPr>
-            </w:r>
-            <w:r>
-              <w:rPr>
-                <w:rFonts w:ascii="Arial" w:hAnsi="Arial" w:eastAsia="Arial"/>
+                <w:rFonts w:ascii="Arial" w:hAnsi="Arial" w:eastAsia="Arial" w:cs="Tahoma"/>
+                <w:sz w:val="18"/>
+              </w:rPr>
+            </w:r>
+            <w:r>
+              <w:rPr>
+                <w:rFonts w:ascii="Arial" w:hAnsi="Arial" w:eastAsia="Arial" w:cs="Tahoma"/>
                 <w:sz w:val="18"/>
               </w:rPr>
               <w:t>เขียน SQL ตรงผ่าน DATA_SOURCE</w:t>
@@ -7550,13 +7668,13 @@
             </w:pPr>
             <w:r>
               <w:rPr>
-                <w:rFonts w:ascii="Arial" w:hAnsi="Arial" w:eastAsia="Arial"/>
-                <w:sz w:val="18"/>
-              </w:rPr>
-            </w:r>
-            <w:r>
-              <w:rPr>
-                <w:rFonts w:ascii="Arial" w:hAnsi="Arial" w:eastAsia="Arial"/>
+                <w:rFonts w:ascii="Arial" w:hAnsi="Arial" w:eastAsia="Arial" w:cs="Tahoma"/>
+                <w:sz w:val="18"/>
+              </w:rPr>
+            </w:r>
+            <w:r>
+              <w:rPr>
+                <w:rFonts w:ascii="Arial" w:hAnsi="Arial" w:eastAsia="Arial" w:cs="Tahoma"/>
                 <w:sz w:val="18"/>
               </w:rPr>
               <w:t>fgi_impact_processes</w:t>
@@ -7575,13 +7693,13 @@
             </w:pPr>
             <w:r>
               <w:rPr>
-                <w:rFonts w:ascii="Arial" w:hAnsi="Arial" w:eastAsia="Arial"/>
-                <w:sz w:val="18"/>
-              </w:rPr>
-            </w:r>
-            <w:r>
-              <w:rPr>
-                <w:rFonts w:ascii="Arial" w:hAnsi="Arial" w:eastAsia="Arial"/>
+                <w:rFonts w:ascii="Arial" w:hAnsi="Arial" w:eastAsia="Arial" w:cs="Tahoma"/>
+                <w:sz w:val="18"/>
+              </w:rPr>
+            </w:r>
+            <w:r>
+              <w:rPr>
+                <w:rFonts w:ascii="Arial" w:hAnsi="Arial" w:eastAsia="Arial" w:cs="Tahoma"/>
                 <w:sz w:val="18"/>
               </w:rPr>
               <w:t>R</w:t>
@@ -7600,13 +7718,13 @@
             </w:pPr>
             <w:r>
               <w:rPr>
-                <w:rFonts w:ascii="Arial" w:hAnsi="Arial" w:eastAsia="Arial"/>
-                <w:sz w:val="18"/>
-              </w:rPr>
-            </w:r>
-            <w:r>
-              <w:rPr>
-                <w:rFonts w:ascii="Arial" w:hAnsi="Arial" w:eastAsia="Arial"/>
+                <w:rFonts w:ascii="Arial" w:hAnsi="Arial" w:eastAsia="Arial" w:cs="Tahoma"/>
+                <w:sz w:val="18"/>
+              </w:rPr>
+            </w:r>
+            <w:r>
+              <w:rPr>
+                <w:rFonts w:ascii="Arial" w:hAnsi="Arial" w:eastAsia="Arial" w:cs="Tahoma"/>
                 <w:sz w:val="18"/>
               </w:rPr>
               <w:t>hub รอบชดเชย</w:t>
@@ -7625,13 +7743,13 @@
             </w:pPr>
             <w:r>
               <w:rPr>
-                <w:rFonts w:ascii="Arial" w:hAnsi="Arial" w:eastAsia="Arial"/>
-                <w:sz w:val="18"/>
-              </w:rPr>
-            </w:r>
-            <w:r>
-              <w:rPr>
-                <w:rFonts w:ascii="Arial" w:hAnsi="Arial" w:eastAsia="Arial"/>
+                <w:rFonts w:ascii="Arial" w:hAnsi="Arial" w:eastAsia="Arial" w:cs="Tahoma"/>
+                <w:sz w:val="18"/>
+              </w:rPr>
+            </w:r>
+            <w:r>
+              <w:rPr>
+                <w:rFonts w:ascii="Arial" w:hAnsi="Arial" w:eastAsia="Arial" w:cs="Tahoma"/>
                 <w:sz w:val="18"/>
               </w:rPr>
               <w:t>เขียน SQL ตรงผ่าน DATA_SOURCE</w:t>
@@ -7655,13 +7773,13 @@
             </w:pPr>
             <w:r>
               <w:rPr>
-                <w:rFonts w:ascii="Arial" w:hAnsi="Arial" w:eastAsia="Arial"/>
-                <w:sz w:val="18"/>
-              </w:rPr>
-            </w:r>
-            <w:r>
-              <w:rPr>
-                <w:rFonts w:ascii="Arial" w:hAnsi="Arial" w:eastAsia="Arial"/>
+                <w:rFonts w:ascii="Arial" w:hAnsi="Arial" w:eastAsia="Arial" w:cs="Tahoma"/>
+                <w:sz w:val="18"/>
+              </w:rPr>
+            </w:r>
+            <w:r>
+              <w:rPr>
+                <w:rFonts w:ascii="Arial" w:hAnsi="Arial" w:eastAsia="Arial" w:cs="Tahoma"/>
                 <w:sz w:val="18"/>
               </w:rPr>
               <w:t>compensation_documents</w:t>
@@ -7680,13 +7798,13 @@
             </w:pPr>
             <w:r>
               <w:rPr>
-                <w:rFonts w:ascii="Arial" w:hAnsi="Arial" w:eastAsia="Arial"/>
-                <w:sz w:val="18"/>
-              </w:rPr>
-            </w:r>
-            <w:r>
-              <w:rPr>
-                <w:rFonts w:ascii="Arial" w:hAnsi="Arial" w:eastAsia="Arial"/>
+                <w:rFonts w:ascii="Arial" w:hAnsi="Arial" w:eastAsia="Arial" w:cs="Tahoma"/>
+                <w:sz w:val="18"/>
+              </w:rPr>
+            </w:r>
+            <w:r>
+              <w:rPr>
+                <w:rFonts w:ascii="Arial" w:hAnsi="Arial" w:eastAsia="Arial" w:cs="Tahoma"/>
                 <w:sz w:val="18"/>
               </w:rPr>
               <w:t>W</w:t>
@@ -7705,13 +7823,13 @@
             </w:pPr>
             <w:r>
               <w:rPr>
-                <w:rFonts w:ascii="Arial" w:hAnsi="Arial" w:eastAsia="Arial"/>
-                <w:sz w:val="18"/>
-              </w:rPr>
-            </w:r>
-            <w:r>
-              <w:rPr>
-                <w:rFonts w:ascii="Arial" w:hAnsi="Arial" w:eastAsia="Arial"/>
+                <w:rFonts w:ascii="Arial" w:hAnsi="Arial" w:eastAsia="Arial" w:cs="Tahoma"/>
+                <w:sz w:val="18"/>
+              </w:rPr>
+            </w:r>
+            <w:r>
+              <w:rPr>
+                <w:rFonts w:ascii="Arial" w:hAnsi="Arial" w:eastAsia="Arial" w:cs="Tahoma"/>
                 <w:sz w:val="18"/>
               </w:rPr>
               <w:t>สร้างหัวเอกสารแทนไฟล์ BPM06001O</w:t>
@@ -7730,13 +7848,13 @@
             </w:pPr>
             <w:r>
               <w:rPr>
-                <w:rFonts w:ascii="Arial" w:hAnsi="Arial" w:eastAsia="Arial"/>
-                <w:sz w:val="18"/>
-              </w:rPr>
-            </w:r>
-            <w:r>
-              <w:rPr>
-                <w:rFonts w:ascii="Arial" w:hAnsi="Arial" w:eastAsia="Arial"/>
+                <w:rFonts w:ascii="Arial" w:hAnsi="Arial" w:eastAsia="Arial" w:cs="Tahoma"/>
+                <w:sz w:val="18"/>
+              </w:rPr>
+            </w:r>
+            <w:r>
+              <w:rPr>
+                <w:rFonts w:ascii="Arial" w:hAnsi="Arial" w:eastAsia="Arial" w:cs="Tahoma"/>
                 <w:sz w:val="18"/>
               </w:rPr>
               <w:t>เขียน SQL ตรงผ่าน DATA_SOURCE</w:t>
@@ -7760,13 +7878,13 @@
             </w:pPr>
             <w:r>
               <w:rPr>
-                <w:rFonts w:ascii="Arial" w:hAnsi="Arial" w:eastAsia="Arial"/>
-                <w:sz w:val="18"/>
-              </w:rPr>
-            </w:r>
-            <w:r>
-              <w:rPr>
-                <w:rFonts w:ascii="Arial" w:hAnsi="Arial" w:eastAsia="Arial"/>
+                <w:rFonts w:ascii="Arial" w:hAnsi="Arial" w:eastAsia="Arial" w:cs="Tahoma"/>
+                <w:sz w:val="18"/>
+              </w:rPr>
+            </w:r>
+            <w:r>
+              <w:rPr>
+                <w:rFonts w:ascii="Arial" w:hAnsi="Arial" w:eastAsia="Arial" w:cs="Tahoma"/>
                 <w:sz w:val="18"/>
               </w:rPr>
               <w:t>interface_transactions</w:t>
@@ -7785,13 +7903,13 @@
             </w:pPr>
             <w:r>
               <w:rPr>
-                <w:rFonts w:ascii="Arial" w:hAnsi="Arial" w:eastAsia="Arial"/>
-                <w:sz w:val="18"/>
-              </w:rPr>
-            </w:r>
-            <w:r>
-              <w:rPr>
-                <w:rFonts w:ascii="Arial" w:hAnsi="Arial" w:eastAsia="Arial"/>
+                <w:rFonts w:ascii="Arial" w:hAnsi="Arial" w:eastAsia="Arial" w:cs="Tahoma"/>
+                <w:sz w:val="18"/>
+              </w:rPr>
+            </w:r>
+            <w:r>
+              <w:rPr>
+                <w:rFonts w:ascii="Arial" w:hAnsi="Arial" w:eastAsia="Arial" w:cs="Tahoma"/>
                 <w:sz w:val="18"/>
               </w:rPr>
               <w:t>W</w:t>
@@ -7810,13 +7928,13 @@
             </w:pPr>
             <w:r>
               <w:rPr>
-                <w:rFonts w:ascii="Arial" w:hAnsi="Arial" w:eastAsia="Arial"/>
-                <w:sz w:val="18"/>
-              </w:rPr>
-            </w:r>
-            <w:r>
-              <w:rPr>
-                <w:rFonts w:ascii="Arial" w:hAnsi="Arial" w:eastAsia="Arial"/>
+                <w:rFonts w:ascii="Arial" w:hAnsi="Arial" w:eastAsia="Arial" w:cs="Tahoma"/>
+                <w:sz w:val="18"/>
+              </w:rPr>
+            </w:r>
+            <w:r>
+              <w:rPr>
+                <w:rFonts w:ascii="Arial" w:hAnsi="Arial" w:eastAsia="Arial" w:cs="Tahoma"/>
                 <w:sz w:val="18"/>
               </w:rPr>
               <w:t>tracking ภายใน type=INTERNAL_DB_WRITE</w:t>
@@ -7835,13 +7953,13 @@
             </w:pPr>
             <w:r>
               <w:rPr>
-                <w:rFonts w:ascii="Arial" w:hAnsi="Arial" w:eastAsia="Arial"/>
-                <w:sz w:val="18"/>
-              </w:rPr>
-            </w:r>
-            <w:r>
-              <w:rPr>
-                <w:rFonts w:ascii="Arial" w:hAnsi="Arial" w:eastAsia="Arial"/>
+                <w:rFonts w:ascii="Arial" w:hAnsi="Arial" w:eastAsia="Arial" w:cs="Tahoma"/>
+                <w:sz w:val="18"/>
+              </w:rPr>
+            </w:r>
+            <w:r>
+              <w:rPr>
+                <w:rFonts w:ascii="Arial" w:hAnsi="Arial" w:eastAsia="Arial" w:cs="Tahoma"/>
                 <w:sz w:val="18"/>
               </w:rPr>
               <w:t>เขียน SQL ตรงผ่าน DATA_SOURCE</w:t>
@@ -7858,7 +7976,7 @@
       </w:pPr>
       <w:r>
         <w:rPr>
-          <w:rFonts w:ascii="Courier New" w:hAnsi="Courier New"/>
+          <w:rFonts w:ascii="Courier New" w:hAnsi="Courier New" w:eastAsia="Courier New" w:cs="Tahoma"/>
           <w:sz w:val="16"/>
         </w:rPr>
         <w:t>-- Job 8 CreateCompensationDocument — query หลักที่ต้อง implement</w:t>
@@ -7972,7 +8090,7 @@
       </w:r>
       <w:r>
         <w:rPr>
-          <w:rFonts w:ascii="Courier New" w:hAnsi="Courier New"/>
+          <w:rFonts w:ascii="Courier New" w:hAnsi="Courier New" w:eastAsia="Courier New" w:cs="Tahoma"/>
         </w:rPr>
         <w:t>EmailLibService</w:t>
       </w:r>
@@ -7981,7 +8099,7 @@
       </w:r>
       <w:r>
         <w:rPr>
-          <w:rFonts w:ascii="Courier New" w:hAnsi="Courier New"/>
+          <w:rFonts w:ascii="Courier New" w:hAnsi="Courier New" w:eastAsia="Courier New" w:cs="Tahoma"/>
         </w:rPr>
         <w:t>@gosoft-sbp/email-lib</w:t>
       </w:r>
@@ -7996,7 +8114,7 @@
       </w:pPr>
       <w:r>
         <w:rPr>
-          <w:rFonts w:ascii="Courier New" w:hAnsi="Courier New"/>
+          <w:rFonts w:ascii="Courier New" w:hAnsi="Courier New" w:eastAsia="Courier New" w:cs="Tahoma"/>
           <w:sz w:val="16"/>
         </w:rPr>
         <w:t>// src/batch/job-failure.notifier.ts</w:t>
@@ -8132,7 +8250,7 @@
       </w:r>
       <w:r>
         <w:rPr>
-          <w:rFonts w:ascii="Courier New" w:hAnsi="Courier New"/>
+          <w:rFonts w:ascii="Courier New" w:hAnsi="Courier New" w:eastAsia="Courier New" w:cs="Tahoma"/>
         </w:rPr>
         <w:t>SELECT * FROM pg_locks WHERE locktype = 'advisory'</w:t>
       </w:r>
@@ -8150,7 +8268,7 @@
       </w:r>
       <w:r>
         <w:rPr>
-          <w:rFonts w:ascii="Courier New" w:hAnsi="Courier New"/>
+          <w:rFonts w:ascii="Courier New" w:hAnsi="Courier New" w:eastAsia="Courier New" w:cs="Tahoma"/>
         </w:rPr>
         <w:t>node dist/batch/cli.js --job=8 --period=&lt;YYYYMM&gt;</w:t>
       </w:r>
@@ -8165,7 +8283,7 @@
       </w:r>
       <w:r>
         <w:rPr>
-          <w:rFonts w:ascii="Courier New" w:hAnsi="Courier New"/>
+          <w:rFonts w:ascii="Courier New" w:hAnsi="Courier New" w:eastAsia="Courier New" w:cs="Tahoma"/>
         </w:rPr>
         <w:t>compensation_documents (DB)</w:t>
       </w:r>
@@ -8174,7 +8292,7 @@
       </w:r>
       <w:r>
         <w:rPr>
-          <w:rFonts w:ascii="Courier New" w:hAnsi="Courier New"/>
+          <w:rFonts w:ascii="Courier New" w:hAnsi="Courier New" w:eastAsia="Courier New" w:cs="Tahoma"/>
         </w:rPr>
         <w:t>job.finish</w:t>
       </w:r>
@@ -8192,7 +8310,7 @@
       </w:r>
       <w:r>
         <w:rPr>
-          <w:rFonts w:ascii="Courier New" w:hAnsi="Courier New"/>
+          <w:rFonts w:ascii="Courier New" w:hAnsi="Courier New" w:eastAsia="Courier New" w:cs="Tahoma"/>
         </w:rPr>
         <w:t>interface_transactions</w:t>
       </w:r>
@@ -8240,7 +8358,7 @@
             <w:r/>
             <w:r>
               <w:rPr>
-                <w:rFonts w:ascii="Arial" w:hAnsi="Arial" w:eastAsia="Arial"/>
+                <w:rFonts w:ascii="Arial" w:hAnsi="Arial" w:eastAsia="Arial" w:cs="Tahoma"/>
                 <w:b/>
                 <w:sz w:val="18"/>
               </w:rPr>
@@ -8262,7 +8380,7 @@
             <w:r/>
             <w:r>
               <w:rPr>
-                <w:rFonts w:ascii="Arial" w:hAnsi="Arial" w:eastAsia="Arial"/>
+                <w:rFonts w:ascii="Arial" w:hAnsi="Arial" w:eastAsia="Arial" w:cs="Tahoma"/>
                 <w:b/>
                 <w:sz w:val="18"/>
               </w:rPr>
@@ -8287,13 +8405,13 @@
             </w:pPr>
             <w:r>
               <w:rPr>
-                <w:rFonts w:ascii="Arial" w:hAnsi="Arial" w:eastAsia="Arial"/>
-                <w:sz w:val="18"/>
-              </w:rPr>
-            </w:r>
-            <w:r>
-              <w:rPr>
-                <w:rFonts w:ascii="Arial" w:hAnsi="Arial" w:eastAsia="Arial"/>
+                <w:rFonts w:ascii="Arial" w:hAnsi="Arial" w:eastAsia="Arial" w:cs="Tahoma"/>
+                <w:sz w:val="18"/>
+              </w:rPr>
+            </w:r>
+            <w:r>
+              <w:rPr>
+                <w:rFonts w:ascii="Arial" w:hAnsi="Arial" w:eastAsia="Arial" w:cs="Tahoma"/>
                 <w:sz w:val="18"/>
               </w:rPr>
               <w:t>1</w:t>
@@ -8312,13 +8430,13 @@
             </w:pPr>
             <w:r>
               <w:rPr>
-                <w:rFonts w:ascii="Arial" w:hAnsi="Arial" w:eastAsia="Arial"/>
-                <w:sz w:val="18"/>
-              </w:rPr>
-            </w:r>
-            <w:r>
-              <w:rPr>
-                <w:rFonts w:ascii="Arial" w:hAnsi="Arial" w:eastAsia="Arial"/>
+                <w:rFonts w:ascii="Arial" w:hAnsi="Arial" w:eastAsia="Arial" w:cs="Tahoma"/>
+                <w:sz w:val="18"/>
+              </w:rPr>
+            </w:r>
+            <w:r>
+              <w:rPr>
+                <w:rFonts w:ascii="Arial" w:hAnsi="Arial" w:eastAsia="Arial" w:cs="Tahoma"/>
                 <w:sz w:val="18"/>
               </w:rPr>
               <w:t>เริ่ม</w:t>
@@ -8342,13 +8460,13 @@
             </w:pPr>
             <w:r>
               <w:rPr>
-                <w:rFonts w:ascii="Arial" w:hAnsi="Arial" w:eastAsia="Arial"/>
-                <w:sz w:val="18"/>
-              </w:rPr>
-            </w:r>
-            <w:r>
-              <w:rPr>
-                <w:rFonts w:ascii="Arial" w:hAnsi="Arial" w:eastAsia="Arial"/>
+                <w:rFonts w:ascii="Arial" w:hAnsi="Arial" w:eastAsia="Arial" w:cs="Tahoma"/>
+                <w:sz w:val="18"/>
+              </w:rPr>
+            </w:r>
+            <w:r>
+              <w:rPr>
+                <w:rFonts w:ascii="Arial" w:hAnsi="Arial" w:eastAsia="Arial" w:cs="Tahoma"/>
                 <w:sz w:val="18"/>
               </w:rPr>
               <w:t>2</w:t>
@@ -8367,13 +8485,13 @@
             </w:pPr>
             <w:r>
               <w:rPr>
-                <w:rFonts w:ascii="Arial" w:hAnsi="Arial" w:eastAsia="Arial"/>
-                <w:sz w:val="18"/>
-              </w:rPr>
-            </w:r>
-            <w:r>
-              <w:rPr>
-                <w:rFonts w:ascii="Arial" w:hAnsi="Arial" w:eastAsia="Arial"/>
+                <w:rFonts w:ascii="Arial" w:hAnsi="Arial" w:eastAsia="Arial" w:cs="Tahoma"/>
+                <w:sz w:val="18"/>
+              </w:rPr>
+            </w:r>
+            <w:r>
+              <w:rPr>
+                <w:rFonts w:ascii="Arial" w:hAnsi="Arial" w:eastAsia="Arial" w:cs="Tahoma"/>
                 <w:sz w:val="18"/>
               </w:rPr>
               <w:t>query impact profile สถานะ I + forecast + ยังไม่สร้างเอกสาร (ใช้ impact_process_id เป็น idempotency key)</w:t>
@@ -8397,13 +8515,13 @@
             </w:pPr>
             <w:r>
               <w:rPr>
-                <w:rFonts w:ascii="Arial" w:hAnsi="Arial" w:eastAsia="Arial"/>
-                <w:sz w:val="18"/>
-              </w:rPr>
-            </w:r>
-            <w:r>
-              <w:rPr>
-                <w:rFonts w:ascii="Arial" w:hAnsi="Arial" w:eastAsia="Arial"/>
+                <w:rFonts w:ascii="Arial" w:hAnsi="Arial" w:eastAsia="Arial" w:cs="Tahoma"/>
+                <w:sz w:val="18"/>
+              </w:rPr>
+            </w:r>
+            <w:r>
+              <w:rPr>
+                <w:rFonts w:ascii="Arial" w:hAnsi="Arial" w:eastAsia="Arial" w:cs="Tahoma"/>
                 <w:sz w:val="18"/>
               </w:rPr>
               <w:t>3</w:t>
@@ -8422,13 +8540,13 @@
             </w:pPr>
             <w:r>
               <w:rPr>
-                <w:rFonts w:ascii="Arial" w:hAnsi="Arial" w:eastAsia="Arial"/>
-                <w:sz w:val="18"/>
-              </w:rPr>
-            </w:r>
-            <w:r>
-              <w:rPr>
-                <w:rFonts w:ascii="Arial" w:hAnsi="Arial" w:eastAsia="Arial"/>
+                <w:rFonts w:ascii="Arial" w:hAnsi="Arial" w:eastAsia="Arial" w:cs="Tahoma"/>
+                <w:sz w:val="18"/>
+              </w:rPr>
+            </w:r>
+            <w:r>
+              <w:rPr>
+                <w:rFonts w:ascii="Arial" w:hAnsi="Arial" w:eastAsia="Arial" w:cs="Tahoma"/>
                 <w:sz w:val="18"/>
               </w:rPr>
               <w:t>ข้อมูลผู้อนุมัติ/ร้าน/ยอดชดเชยครบ? | No: บันทึก reject reason / ไม่สร้างเอกสาร</w:t>
@@ -8452,13 +8570,13 @@
             </w:pPr>
             <w:r>
               <w:rPr>
-                <w:rFonts w:ascii="Arial" w:hAnsi="Arial" w:eastAsia="Arial"/>
-                <w:sz w:val="18"/>
-              </w:rPr>
-            </w:r>
-            <w:r>
-              <w:rPr>
-                <w:rFonts w:ascii="Arial" w:hAnsi="Arial" w:eastAsia="Arial"/>
+                <w:rFonts w:ascii="Arial" w:hAnsi="Arial" w:eastAsia="Arial" w:cs="Tahoma"/>
+                <w:sz w:val="18"/>
+              </w:rPr>
+            </w:r>
+            <w:r>
+              <w:rPr>
+                <w:rFonts w:ascii="Arial" w:hAnsi="Arial" w:eastAsia="Arial" w:cs="Tahoma"/>
                 <w:sz w:val="18"/>
               </w:rPr>
               <w:t>4</w:t>
@@ -8477,13 +8595,13 @@
             </w:pPr>
             <w:r>
               <w:rPr>
-                <w:rFonts w:ascii="Arial" w:hAnsi="Arial" w:eastAsia="Arial"/>
-                <w:sz w:val="18"/>
-              </w:rPr>
-            </w:r>
-            <w:r>
-              <w:rPr>
-                <w:rFonts w:ascii="Arial" w:hAnsi="Arial" w:eastAsia="Arial"/>
+                <w:rFonts w:ascii="Arial" w:hAnsi="Arial" w:eastAsia="Arial" w:cs="Tahoma"/>
+                <w:sz w:val="18"/>
+              </w:rPr>
+            </w:r>
+            <w:r>
+              <w:rPr>
+                <w:rFonts w:ascii="Arial" w:hAnsi="Arial" w:eastAsia="Arial" w:cs="Tahoma"/>
                 <w:sz w:val="18"/>
               </w:rPr>
               <w:t>generate doc_no YYYY/xxxxx (running ต่อปี ค.ศ. (มติ 2026-08-06))</w:t>
@@ -8507,13 +8625,13 @@
             </w:pPr>
             <w:r>
               <w:rPr>
-                <w:rFonts w:ascii="Arial" w:hAnsi="Arial" w:eastAsia="Arial"/>
-                <w:sz w:val="18"/>
-              </w:rPr>
-            </w:r>
-            <w:r>
-              <w:rPr>
-                <w:rFonts w:ascii="Arial" w:hAnsi="Arial" w:eastAsia="Arial"/>
+                <w:rFonts w:ascii="Arial" w:hAnsi="Arial" w:eastAsia="Arial" w:cs="Tahoma"/>
+                <w:sz w:val="18"/>
+              </w:rPr>
+            </w:r>
+            <w:r>
+              <w:rPr>
+                <w:rFonts w:ascii="Arial" w:hAnsi="Arial" w:eastAsia="Arial" w:cs="Tahoma"/>
                 <w:sz w:val="18"/>
               </w:rPr>
               <w:t>5</w:t>
@@ -8532,13 +8650,13 @@
             </w:pPr>
             <w:r>
               <w:rPr>
-                <w:rFonts w:ascii="Arial" w:hAnsi="Arial" w:eastAsia="Arial"/>
-                <w:sz w:val="18"/>
-              </w:rPr>
-            </w:r>
-            <w:r>
-              <w:rPr>
-                <w:rFonts w:ascii="Arial" w:hAnsi="Arial" w:eastAsia="Arial"/>
+                <w:rFonts w:ascii="Arial" w:hAnsi="Arial" w:eastAsia="Arial" w:cs="Tahoma"/>
+                <w:sz w:val="18"/>
+              </w:rPr>
+            </w:r>
+            <w:r>
+              <w:rPr>
+                <w:rFonts w:ascii="Arial" w:hAnsi="Arial" w:eastAsia="Arial" w:cs="Tahoma"/>
                 <w:sz w:val="18"/>
               </w:rPr>
               <w:t>insert compensation_documents (ผูก impact_process_id และสถานะเริ่มต้น)</w:t>
@@ -8562,13 +8680,13 @@
             </w:pPr>
             <w:r>
               <w:rPr>
-                <w:rFonts w:ascii="Arial" w:hAnsi="Arial" w:eastAsia="Arial"/>
-                <w:sz w:val="18"/>
-              </w:rPr>
-            </w:r>
-            <w:r>
-              <w:rPr>
-                <w:rFonts w:ascii="Arial" w:hAnsi="Arial" w:eastAsia="Arial"/>
+                <w:rFonts w:ascii="Arial" w:hAnsi="Arial" w:eastAsia="Arial" w:cs="Tahoma"/>
+                <w:sz w:val="18"/>
+              </w:rPr>
+            </w:r>
+            <w:r>
+              <w:rPr>
+                <w:rFonts w:ascii="Arial" w:hAnsi="Arial" w:eastAsia="Arial" w:cs="Tahoma"/>
                 <w:sz w:val="18"/>
               </w:rPr>
               <w:t>6</w:t>
@@ -8587,13 +8705,13 @@
             </w:pPr>
             <w:r>
               <w:rPr>
-                <w:rFonts w:ascii="Arial" w:hAnsi="Arial" w:eastAsia="Arial"/>
-                <w:sz w:val="18"/>
-              </w:rPr>
-            </w:r>
-            <w:r>
-              <w:rPr>
-                <w:rFonts w:ascii="Arial" w:hAnsi="Arial" w:eastAsia="Arial"/>
+                <w:rFonts w:ascii="Arial" w:hAnsi="Arial" w:eastAsia="Arial" w:cs="Tahoma"/>
+                <w:sz w:val="18"/>
+              </w:rPr>
+            </w:r>
+            <w:r>
+              <w:rPr>
+                <w:rFonts w:ascii="Arial" w:hAnsi="Arial" w:eastAsia="Arial" w:cs="Tahoma"/>
                 <w:sz w:val="18"/>
               </w:rPr>
               <w:t>บันทึก interface_transactions เป็น INTERNAL_DB_WRITE (ไม่สร้างไฟล์ BPM06001O)</w:t>
@@ -8617,13 +8735,13 @@
             </w:pPr>
             <w:r>
               <w:rPr>
-                <w:rFonts w:ascii="Arial" w:hAnsi="Arial" w:eastAsia="Arial"/>
-                <w:sz w:val="18"/>
-              </w:rPr>
-            </w:r>
-            <w:r>
-              <w:rPr>
-                <w:rFonts w:ascii="Arial" w:hAnsi="Arial" w:eastAsia="Arial"/>
+                <w:rFonts w:ascii="Arial" w:hAnsi="Arial" w:eastAsia="Arial" w:cs="Tahoma"/>
+                <w:sz w:val="18"/>
+              </w:rPr>
+            </w:r>
+            <w:r>
+              <w:rPr>
+                <w:rFonts w:ascii="Arial" w:hAnsi="Arial" w:eastAsia="Arial" w:cs="Tahoma"/>
                 <w:sz w:val="18"/>
               </w:rPr>
               <w:t>7</w:t>
@@ -8642,13 +8760,13 @@
             </w:pPr>
             <w:r>
               <w:rPr>
-                <w:rFonts w:ascii="Arial" w:hAnsi="Arial" w:eastAsia="Arial"/>
-                <w:sz w:val="18"/>
-              </w:rPr>
-            </w:r>
-            <w:r>
-              <w:rPr>
-                <w:rFonts w:ascii="Arial" w:hAnsi="Arial" w:eastAsia="Arial"/>
+                <w:rFonts w:ascii="Arial" w:hAnsi="Arial" w:eastAsia="Arial" w:cs="Tahoma"/>
+                <w:sz w:val="18"/>
+              </w:rPr>
+            </w:r>
+            <w:r>
+              <w:rPr>
+                <w:rFonts w:ascii="Arial" w:hAnsi="Arial" w:eastAsia="Arial" w:cs="Tahoma"/>
                 <w:sz w:val="18"/>
               </w:rPr>
               <w:t>จบ - workflow เปิดโดย Job 8b / POST /workflows/instances</w:t>
@@ -8754,7 +8872,7 @@
             <w:r/>
             <w:r>
               <w:rPr>
-                <w:rFonts w:ascii="Arial" w:hAnsi="Arial" w:eastAsia="Arial"/>
+                <w:rFonts w:ascii="Arial" w:hAnsi="Arial" w:eastAsia="Arial" w:cs="Tahoma"/>
                 <w:b/>
                 <w:sz w:val="18"/>
               </w:rPr>
@@ -8776,7 +8894,7 @@
             <w:r/>
             <w:r>
               <w:rPr>
-                <w:rFonts w:ascii="Arial" w:hAnsi="Arial" w:eastAsia="Arial"/>
+                <w:rFonts w:ascii="Arial" w:hAnsi="Arial" w:eastAsia="Arial" w:cs="Tahoma"/>
                 <w:b/>
                 <w:sz w:val="18"/>
               </w:rPr>
@@ -8801,13 +8919,13 @@
             </w:pPr>
             <w:r>
               <w:rPr>
-                <w:rFonts w:ascii="Arial" w:hAnsi="Arial" w:eastAsia="Arial"/>
-                <w:sz w:val="18"/>
-              </w:rPr>
-            </w:r>
-            <w:r>
-              <w:rPr>
-                <w:rFonts w:ascii="Arial" w:hAnsi="Arial" w:eastAsia="Arial"/>
+                <w:rFonts w:ascii="Arial" w:hAnsi="Arial" w:eastAsia="Arial" w:cs="Tahoma"/>
+                <w:sz w:val="18"/>
+              </w:rPr>
+            </w:r>
+            <w:r>
+              <w:rPr>
+                <w:rFonts w:ascii="Arial" w:hAnsi="Arial" w:eastAsia="Arial" w:cs="Tahoma"/>
                 <w:sz w:val="18"/>
               </w:rPr>
               <w:t>1</w:t>
@@ -8826,13 +8944,13 @@
             </w:pPr>
             <w:r>
               <w:rPr>
-                <w:rFonts w:ascii="Arial" w:hAnsi="Arial" w:eastAsia="Arial"/>
-                <w:sz w:val="18"/>
-              </w:rPr>
-            </w:r>
-            <w:r>
-              <w:rPr>
-                <w:rFonts w:ascii="Arial" w:hAnsi="Arial" w:eastAsia="Arial"/>
+                <w:rFonts w:ascii="Arial" w:hAnsi="Arial" w:eastAsia="Arial" w:cs="Tahoma"/>
+                <w:sz w:val="18"/>
+              </w:rPr>
+            </w:r>
+            <w:r>
+              <w:rPr>
+                <w:rFonts w:ascii="Arial" w:hAnsi="Arial" w:eastAsia="Arial" w:cs="Tahoma"/>
                 <w:sz w:val="18"/>
               </w:rPr>
               <w:t>รันตามตารางเวลาแล้วผลถูกต้องบน fixture</w:t>
@@ -8856,13 +8974,13 @@
             </w:pPr>
             <w:r>
               <w:rPr>
-                <w:rFonts w:ascii="Arial" w:hAnsi="Arial" w:eastAsia="Arial"/>
-                <w:sz w:val="18"/>
-              </w:rPr>
-            </w:r>
-            <w:r>
-              <w:rPr>
-                <w:rFonts w:ascii="Arial" w:hAnsi="Arial" w:eastAsia="Arial"/>
+                <w:rFonts w:ascii="Arial" w:hAnsi="Arial" w:eastAsia="Arial" w:cs="Tahoma"/>
+                <w:sz w:val="18"/>
+              </w:rPr>
+            </w:r>
+            <w:r>
+              <w:rPr>
+                <w:rFonts w:ascii="Arial" w:hAnsi="Arial" w:eastAsia="Arial" w:cs="Tahoma"/>
                 <w:sz w:val="18"/>
               </w:rPr>
               <w:t>2</w:t>
@@ -8881,13 +8999,13 @@
             </w:pPr>
             <w:r>
               <w:rPr>
-                <w:rFonts w:ascii="Arial" w:hAnsi="Arial" w:eastAsia="Arial"/>
-                <w:sz w:val="18"/>
-              </w:rPr>
-            </w:r>
-            <w:r>
-              <w:rPr>
-                <w:rFonts w:ascii="Arial" w:hAnsi="Arial" w:eastAsia="Arial"/>
+                <w:rFonts w:ascii="Arial" w:hAnsi="Arial" w:eastAsia="Arial" w:cs="Tahoma"/>
+                <w:sz w:val="18"/>
+              </w:rPr>
+            </w:r>
+            <w:r>
+              <w:rPr>
+                <w:rFonts w:ascii="Arial" w:hAnsi="Arial" w:eastAsia="Arial" w:cs="Tahoma"/>
                 <w:sz w:val="18"/>
               </w:rPr>
               <w:t>รันนอกรอบผ่าน CLI ได้ผลเดียวกับ cron</w:t>
@@ -8911,13 +9029,13 @@
             </w:pPr>
             <w:r>
               <w:rPr>
-                <w:rFonts w:ascii="Arial" w:hAnsi="Arial" w:eastAsia="Arial"/>
-                <w:sz w:val="18"/>
-              </w:rPr>
-            </w:r>
-            <w:r>
-              <w:rPr>
-                <w:rFonts w:ascii="Arial" w:hAnsi="Arial" w:eastAsia="Arial"/>
+                <w:rFonts w:ascii="Arial" w:hAnsi="Arial" w:eastAsia="Arial" w:cs="Tahoma"/>
+                <w:sz w:val="18"/>
+              </w:rPr>
+            </w:r>
+            <w:r>
+              <w:rPr>
+                <w:rFonts w:ascii="Arial" w:hAnsi="Arial" w:eastAsia="Arial" w:cs="Tahoma"/>
                 <w:sz w:val="18"/>
               </w:rPr>
               <w:t>3</w:t>
@@ -8936,13 +9054,13 @@
             </w:pPr>
             <w:r>
               <w:rPr>
-                <w:rFonts w:ascii="Arial" w:hAnsi="Arial" w:eastAsia="Arial"/>
-                <w:sz w:val="18"/>
-              </w:rPr>
-            </w:r>
-            <w:r>
-              <w:rPr>
-                <w:rFonts w:ascii="Arial" w:hAnsi="Arial" w:eastAsia="Arial"/>
+                <w:rFonts w:ascii="Arial" w:hAnsi="Arial" w:eastAsia="Arial" w:cs="Tahoma"/>
+                <w:sz w:val="18"/>
+              </w:rPr>
+            </w:r>
+            <w:r>
+              <w:rPr>
+                <w:rFonts w:ascii="Arial" w:hAnsi="Arial" w:eastAsia="Arial" w:cs="Tahoma"/>
                 <w:sz w:val="18"/>
               </w:rPr>
               <w:t>สั่งรันซ้อนขณะกำลังรัน → runner ปฏิเสธ (lock ทำงาน)</w:t>
@@ -8966,13 +9084,13 @@
             </w:pPr>
             <w:r>
               <w:rPr>
-                <w:rFonts w:ascii="Arial" w:hAnsi="Arial" w:eastAsia="Arial"/>
-                <w:sz w:val="18"/>
-              </w:rPr>
-            </w:r>
-            <w:r>
-              <w:rPr>
-                <w:rFonts w:ascii="Arial" w:hAnsi="Arial" w:eastAsia="Arial"/>
+                <w:rFonts w:ascii="Arial" w:hAnsi="Arial" w:eastAsia="Arial" w:cs="Tahoma"/>
+                <w:sz w:val="18"/>
+              </w:rPr>
+            </w:r>
+            <w:r>
+              <w:rPr>
+                <w:rFonts w:ascii="Arial" w:hAnsi="Arial" w:eastAsia="Arial" w:cs="Tahoma"/>
                 <w:sz w:val="18"/>
               </w:rPr>
               <w:t>4</w:t>
@@ -8991,13 +9109,13 @@
             </w:pPr>
             <w:r>
               <w:rPr>
-                <w:rFonts w:ascii="Arial" w:hAnsi="Arial" w:eastAsia="Arial"/>
-                <w:sz w:val="18"/>
-              </w:rPr>
-            </w:r>
-            <w:r>
-              <w:rPr>
-                <w:rFonts w:ascii="Arial" w:hAnsi="Arial" w:eastAsia="Arial"/>
+                <w:rFonts w:ascii="Arial" w:hAnsi="Arial" w:eastAsia="Arial" w:cs="Tahoma"/>
+                <w:sz w:val="18"/>
+              </w:rPr>
+            </w:r>
+            <w:r>
+              <w:rPr>
+                <w:rFonts w:ascii="Arial" w:hAnsi="Arial" w:eastAsia="Arial" w:cs="Tahoma"/>
                 <w:sz w:val="18"/>
               </w:rPr>
               <w:t>แก้ config แล้ว deploy → รอบถัดไปใช้ค่าใหม่</w:t>
@@ -9021,13 +9139,13 @@
             </w:pPr>
             <w:r>
               <w:rPr>
-                <w:rFonts w:ascii="Arial" w:hAnsi="Arial" w:eastAsia="Arial"/>
-                <w:sz w:val="18"/>
-              </w:rPr>
-            </w:r>
-            <w:r>
-              <w:rPr>
-                <w:rFonts w:ascii="Arial" w:hAnsi="Arial" w:eastAsia="Arial"/>
+                <w:rFonts w:ascii="Arial" w:hAnsi="Arial" w:eastAsia="Arial" w:cs="Tahoma"/>
+                <w:sz w:val="18"/>
+              </w:rPr>
+            </w:r>
+            <w:r>
+              <w:rPr>
+                <w:rFonts w:ascii="Arial" w:hAnsi="Arial" w:eastAsia="Arial" w:cs="Tahoma"/>
                 <w:sz w:val="18"/>
               </w:rPr>
               <w:t>5</w:t>
@@ -9046,13 +9164,13 @@
             </w:pPr>
             <w:r>
               <w:rPr>
-                <w:rFonts w:ascii="Arial" w:hAnsi="Arial" w:eastAsia="Arial"/>
-                <w:sz w:val="18"/>
-              </w:rPr>
-            </w:r>
-            <w:r>
-              <w:rPr>
-                <w:rFonts w:ascii="Arial" w:hAnsi="Arial" w:eastAsia="Arial"/>
+                <w:rFonts w:ascii="Arial" w:hAnsi="Arial" w:eastAsia="Arial" w:cs="Tahoma"/>
+                <w:sz w:val="18"/>
+              </w:rPr>
+            </w:r>
+            <w:r>
+              <w:rPr>
+                <w:rFonts w:ascii="Arial" w:hAnsi="Arial" w:eastAsia="Arial" w:cs="Tahoma"/>
                 <w:sz w:val="18"/>
               </w:rPr>
               <w:t>job throw error → EM-07 ออก และ log มีบรรทัด error</w:t>
@@ -9076,13 +9194,13 @@
             </w:pPr>
             <w:r>
               <w:rPr>
-                <w:rFonts w:ascii="Arial" w:hAnsi="Arial" w:eastAsia="Arial"/>
-                <w:sz w:val="18"/>
-              </w:rPr>
-            </w:r>
-            <w:r>
-              <w:rPr>
-                <w:rFonts w:ascii="Arial" w:hAnsi="Arial" w:eastAsia="Arial"/>
+                <w:rFonts w:ascii="Arial" w:hAnsi="Arial" w:eastAsia="Arial" w:cs="Tahoma"/>
+                <w:sz w:val="18"/>
+              </w:rPr>
+            </w:r>
+            <w:r>
+              <w:rPr>
+                <w:rFonts w:ascii="Arial" w:hAnsi="Arial" w:eastAsia="Arial" w:cs="Tahoma"/>
                 <w:sz w:val="18"/>
               </w:rPr>
               <w:t>6</w:t>
@@ -9101,13 +9219,13 @@
             </w:pPr>
             <w:r>
               <w:rPr>
-                <w:rFonts w:ascii="Arial" w:hAnsi="Arial" w:eastAsia="Arial"/>
-                <w:sz w:val="18"/>
-              </w:rPr>
-            </w:r>
-            <w:r>
-              <w:rPr>
-                <w:rFonts w:ascii="Arial" w:hAnsi="Arial" w:eastAsia="Arial"/>
+                <w:rFonts w:ascii="Arial" w:hAnsi="Arial" w:eastAsia="Arial" w:cs="Tahoma"/>
+                <w:sz w:val="18"/>
+              </w:rPr>
+            </w:r>
+            <w:r>
+              <w:rPr>
+                <w:rFonts w:ascii="Arial" w:hAnsi="Arial" w:eastAsia="Arial" w:cs="Tahoma"/>
                 <w:sz w:val="18"/>
               </w:rPr>
               <w:t>ตรวจผลกระทบตารางตาม R/W mapping reference</w:t>
@@ -9117,6 +9235,906 @@
       </w:tr>
     </w:tbl>
     <w:p/>
+    <w:p>
+      <w:pPr>
+        <w:pStyle w:val="Heading1"/>
+        <w:keepNext/>
+        <w:keepLines/>
+        <w:pageBreakBefore w:val="0"/>
+      </w:pPr>
+      <w:r>
+        <w:t>13. Unit Test Scope</w:t>
+      </w:r>
+    </w:p>
+    <w:p>
+      <w:pPr>
+        <w:keepNext w:val="0"/>
+      </w:pPr>
+      <w:r>
+        <w:rPr>
+          <w:b/>
+        </w:rPr>
+        <w:t>6 ชั่วโมง</w:t>
+      </w:r>
+      <w:r>
+        <w:t xml:space="preserve"> (30% ของ implementation 18 ชั่วโมง) · เครื่องมือ: Jest + mock repository/DataSource (ไม่ต่อ DB จริง)</w:t>
+      </w:r>
+    </w:p>
+    <w:p>
+      <w:r>
+        <w:t xml:space="preserve">หัวข้อนี้คือ </w:t>
+      </w:r>
+      <w:r>
+        <w:rPr>
+          <w:b/>
+        </w:rPr>
+        <w:t>unit test</w:t>
+      </w:r>
+      <w:r>
+        <w:t xml:space="preserve"> ที่ต้องเขียนคู่กับโค้ด — ต่างจาก *Developer Test Checklist* ซึ่งเป็น scenario ระดับ end-to-end/manual ที่ใช้ตอนตรวจรับ · รายการด้านล่าง derive จาก field/validation, acceptance criteria, endpoint และตารางที่เอกสารนี้เขียน</w:t>
+      </w:r>
+    </w:p>
+    <w:tbl>
+      <w:tblPr>
+        <w:tblStyle w:val="TableGrid"/>
+        <w:tblW w:type="auto" w:w="0"/>
+        <w:jc w:val="center"/>
+        <w:tblLook w:firstColumn="1" w:firstRow="1" w:lastColumn="0" w:lastRow="0" w:noHBand="0" w:noVBand="1" w:val="04A0"/>
+      </w:tblPr>
+      <w:tblGrid>
+        <w:gridCol w:w="3360"/>
+        <w:gridCol w:w="3360"/>
+        <w:gridCol w:w="3360"/>
+      </w:tblGrid>
+      <w:tr>
+        <w:trPr>
+          <w:cantSplit/>
+        </w:trPr>
+        <w:tc>
+          <w:tcPr>
+            <w:tcW w:type="dxa" w:w="3360"/>
+            <w:vAlign w:val="center"/>
+            <w:shd w:fill="E8EEF5"/>
+          </w:tcPr>
+          <w:p>
+            <w:pPr>
+              <w:keepLines/>
+              <w:spacing w:after="0"/>
+            </w:pPr>
+            <w:r/>
+            <w:r>
+              <w:rPr>
+                <w:rFonts w:ascii="Arial" w:hAnsi="Arial" w:eastAsia="Arial" w:cs="Tahoma"/>
+                <w:b/>
+                <w:sz w:val="18"/>
+              </w:rPr>
+              <w:t>สิ่งที่ทดสอบ</w:t>
+            </w:r>
+          </w:p>
+        </w:tc>
+        <w:tc>
+          <w:tcPr>
+            <w:tcW w:type="dxa" w:w="3360"/>
+            <w:vAlign w:val="center"/>
+            <w:shd w:fill="E8EEF5"/>
+          </w:tcPr>
+          <w:p>
+            <w:pPr>
+              <w:keepLines/>
+              <w:spacing w:after="0"/>
+            </w:pPr>
+            <w:r/>
+            <w:r>
+              <w:rPr>
+                <w:rFonts w:ascii="Arial" w:hAnsi="Arial" w:eastAsia="Arial" w:cs="Tahoma"/>
+                <w:b/>
+                <w:sz w:val="18"/>
+              </w:rPr>
+              <w:t>ประเภท</w:t>
+            </w:r>
+          </w:p>
+        </w:tc>
+        <w:tc>
+          <w:tcPr>
+            <w:tcW w:type="dxa" w:w="3360"/>
+            <w:vAlign w:val="center"/>
+            <w:shd w:fill="E8EEF5"/>
+          </w:tcPr>
+          <w:p>
+            <w:pPr>
+              <w:keepLines/>
+              <w:spacing w:after="0"/>
+            </w:pPr>
+            <w:r/>
+            <w:r>
+              <w:rPr>
+                <w:rFonts w:ascii="Arial" w:hAnsi="Arial" w:eastAsia="Arial" w:cs="Tahoma"/>
+                <w:b/>
+                <w:sz w:val="18"/>
+              </w:rPr>
+              <w:t>เกณฑ์ผ่าน</w:t>
+            </w:r>
+          </w:p>
+        </w:tc>
+      </w:tr>
+      <w:tr>
+        <w:trPr>
+          <w:cantSplit/>
+        </w:trPr>
+        <w:tc>
+          <w:tcPr>
+            <w:tcW w:type="dxa" w:w="3360"/>
+            <w:vAlign w:val="center"/>
+          </w:tcPr>
+          <w:p>
+            <w:pPr>
+              <w:keepLines/>
+              <w:spacing w:after="0"/>
+            </w:pPr>
+            <w:r>
+              <w:rPr>
+                <w:rFonts w:ascii="Arial" w:hAnsi="Arial" w:eastAsia="Arial" w:cs="Tahoma"/>
+                <w:sz w:val="18"/>
+              </w:rPr>
+            </w:r>
+            <w:r>
+              <w:rPr>
+                <w:rFonts w:ascii="Arial" w:hAnsi="Arial" w:eastAsia="Arial" w:cs="Tahoma"/>
+                <w:color w:val="8A3324"/>
+                <w:sz w:val="18"/>
+              </w:rPr>
+              <w:t>เงื่อนไขเลือกข้อมูล</w:t>
+            </w:r>
+          </w:p>
+        </w:tc>
+        <w:tc>
+          <w:tcPr>
+            <w:tcW w:type="dxa" w:w="3360"/>
+            <w:vAlign w:val="center"/>
+          </w:tcPr>
+          <w:p>
+            <w:pPr>
+              <w:keepLines/>
+              <w:spacing w:after="0"/>
+            </w:pPr>
+            <w:r>
+              <w:rPr>
+                <w:rFonts w:ascii="Arial" w:hAnsi="Arial" w:eastAsia="Arial" w:cs="Tahoma"/>
+                <w:sz w:val="18"/>
+              </w:rPr>
+            </w:r>
+            <w:r>
+              <w:rPr>
+                <w:rFonts w:ascii="Arial" w:hAnsi="Arial" w:eastAsia="Arial" w:cs="Tahoma"/>
+                <w:sz w:val="18"/>
+              </w:rPr>
+              <w:t>rule</w:t>
+            </w:r>
+          </w:p>
+        </w:tc>
+        <w:tc>
+          <w:tcPr>
+            <w:tcW w:type="dxa" w:w="3360"/>
+            <w:vAlign w:val="center"/>
+          </w:tcPr>
+          <w:p>
+            <w:pPr>
+              <w:keepLines/>
+              <w:spacing w:after="0"/>
+            </w:pPr>
+            <w:r>
+              <w:rPr>
+                <w:rFonts w:ascii="Arial" w:hAnsi="Arial" w:eastAsia="Arial" w:cs="Tahoma"/>
+                <w:sz w:val="18"/>
+              </w:rPr>
+            </w:r>
+            <w:r>
+              <w:rPr>
+                <w:rFonts w:ascii="Arial" w:hAnsi="Arial" w:eastAsia="Arial" w:cs="Tahoma"/>
+                <w:sz w:val="18"/>
+              </w:rPr>
+              <w:t>ใช้กฎกับข้อมูลตัวอย่างแล้วได้ผลตามที่ระบุ — สถานะ I + forecast + ยังไม่สร้างเอกสาร</w:t>
+            </w:r>
+          </w:p>
+        </w:tc>
+      </w:tr>
+      <w:tr>
+        <w:trPr>
+          <w:cantSplit/>
+        </w:trPr>
+        <w:tc>
+          <w:tcPr>
+            <w:tcW w:type="dxa" w:w="3360"/>
+            <w:vAlign w:val="center"/>
+          </w:tcPr>
+          <w:p>
+            <w:pPr>
+              <w:keepLines/>
+              <w:spacing w:after="0"/>
+            </w:pPr>
+            <w:r>
+              <w:rPr>
+                <w:rFonts w:ascii="Arial" w:hAnsi="Arial" w:eastAsia="Arial" w:cs="Tahoma"/>
+                <w:sz w:val="18"/>
+              </w:rPr>
+            </w:r>
+            <w:r>
+              <w:rPr>
+                <w:rFonts w:ascii="Arial" w:hAnsi="Arial" w:eastAsia="Arial" w:cs="Tahoma"/>
+                <w:sz w:val="18"/>
+              </w:rPr>
+              <w:t>business rule</w:t>
+            </w:r>
+          </w:p>
+        </w:tc>
+        <w:tc>
+          <w:tcPr>
+            <w:tcW w:type="dxa" w:w="3360"/>
+            <w:vAlign w:val="center"/>
+          </w:tcPr>
+          <w:p>
+            <w:pPr>
+              <w:keepLines/>
+              <w:spacing w:after="0"/>
+            </w:pPr>
+            <w:r>
+              <w:rPr>
+                <w:rFonts w:ascii="Arial" w:hAnsi="Arial" w:eastAsia="Arial" w:cs="Tahoma"/>
+                <w:sz w:val="18"/>
+              </w:rPr>
+            </w:r>
+            <w:r>
+              <w:rPr>
+                <w:rFonts w:ascii="Arial" w:hAnsi="Arial" w:eastAsia="Arial" w:cs="Tahoma"/>
+                <w:sz w:val="18"/>
+              </w:rPr>
+              <w:t>logic</w:t>
+            </w:r>
+          </w:p>
+        </w:tc>
+        <w:tc>
+          <w:tcPr>
+            <w:tcW w:type="dxa" w:w="3360"/>
+            <w:vAlign w:val="center"/>
+          </w:tcPr>
+          <w:p>
+            <w:pPr>
+              <w:keepLines/>
+              <w:spacing w:after="0"/>
+            </w:pPr>
+            <w:r>
+              <w:rPr>
+                <w:rFonts w:ascii="Arial" w:hAnsi="Arial" w:eastAsia="Arial" w:cs="Tahoma"/>
+                <w:sz w:val="18"/>
+              </w:rPr>
+            </w:r>
+            <w:r>
+              <w:rPr>
+                <w:rFonts w:ascii="Arial" w:hAnsi="Arial" w:eastAsia="Arial" w:cs="Tahoma"/>
+                <w:sz w:val="18"/>
+              </w:rPr>
+              <w:t>พารามิเตอร์และ cron อ่านจาก backend config เท่านั้น — เปลี่ยนค่าโดย deploy config ไม่ใช่ผ่าน API/หน้าจอ</w:t>
+            </w:r>
+          </w:p>
+        </w:tc>
+      </w:tr>
+      <w:tr>
+        <w:trPr>
+          <w:cantSplit/>
+        </w:trPr>
+        <w:tc>
+          <w:tcPr>
+            <w:tcW w:type="dxa" w:w="3360"/>
+            <w:vAlign w:val="center"/>
+          </w:tcPr>
+          <w:p>
+            <w:pPr>
+              <w:keepLines/>
+              <w:spacing w:after="0"/>
+            </w:pPr>
+            <w:r>
+              <w:rPr>
+                <w:rFonts w:ascii="Arial" w:hAnsi="Arial" w:eastAsia="Arial" w:cs="Tahoma"/>
+                <w:sz w:val="18"/>
+              </w:rPr>
+            </w:r>
+            <w:r>
+              <w:rPr>
+                <w:rFonts w:ascii="Arial" w:hAnsi="Arial" w:eastAsia="Arial" w:cs="Tahoma"/>
+                <w:sz w:val="18"/>
+              </w:rPr>
+              <w:t>business rule</w:t>
+            </w:r>
+          </w:p>
+        </w:tc>
+        <w:tc>
+          <w:tcPr>
+            <w:tcW w:type="dxa" w:w="3360"/>
+            <w:vAlign w:val="center"/>
+          </w:tcPr>
+          <w:p>
+            <w:pPr>
+              <w:keepLines/>
+              <w:spacing w:after="0"/>
+            </w:pPr>
+            <w:r>
+              <w:rPr>
+                <w:rFonts w:ascii="Arial" w:hAnsi="Arial" w:eastAsia="Arial" w:cs="Tahoma"/>
+                <w:sz w:val="18"/>
+              </w:rPr>
+            </w:r>
+            <w:r>
+              <w:rPr>
+                <w:rFonts w:ascii="Arial" w:hAnsi="Arial" w:eastAsia="Arial" w:cs="Tahoma"/>
+                <w:sz w:val="18"/>
+              </w:rPr>
+              <w:t>logic</w:t>
+            </w:r>
+          </w:p>
+        </w:tc>
+        <w:tc>
+          <w:tcPr>
+            <w:tcW w:type="dxa" w:w="3360"/>
+            <w:vAlign w:val="center"/>
+          </w:tcPr>
+          <w:p>
+            <w:pPr>
+              <w:keepLines/>
+              <w:spacing w:after="0"/>
+            </w:pPr>
+            <w:r>
+              <w:rPr>
+                <w:rFonts w:ascii="Arial" w:hAnsi="Arial" w:eastAsia="Arial" w:cs="Tahoma"/>
+                <w:sz w:val="18"/>
+              </w:rPr>
+            </w:r>
+            <w:r>
+              <w:rPr>
+                <w:rFonts w:ascii="Arial" w:hAnsi="Arial" w:eastAsia="Arial" w:cs="Tahoma"/>
+                <w:sz w:val="18"/>
+              </w:rPr>
+              <w:t>การรันต้องตรวจ enabled flag ใน config และกันรันซ้อนด้วย distributed/advisory lock</w:t>
+            </w:r>
+          </w:p>
+        </w:tc>
+      </w:tr>
+      <w:tr>
+        <w:trPr>
+          <w:cantSplit/>
+        </w:trPr>
+        <w:tc>
+          <w:tcPr>
+            <w:tcW w:type="dxa" w:w="3360"/>
+            <w:vAlign w:val="center"/>
+          </w:tcPr>
+          <w:p>
+            <w:pPr>
+              <w:keepLines/>
+              <w:spacing w:after="0"/>
+            </w:pPr>
+            <w:r>
+              <w:rPr>
+                <w:rFonts w:ascii="Arial" w:hAnsi="Arial" w:eastAsia="Arial" w:cs="Tahoma"/>
+                <w:sz w:val="18"/>
+              </w:rPr>
+            </w:r>
+            <w:r>
+              <w:rPr>
+                <w:rFonts w:ascii="Arial" w:hAnsi="Arial" w:eastAsia="Arial" w:cs="Tahoma"/>
+                <w:sz w:val="18"/>
+              </w:rPr>
+              <w:t>business rule</w:t>
+            </w:r>
+          </w:p>
+        </w:tc>
+        <w:tc>
+          <w:tcPr>
+            <w:tcW w:type="dxa" w:w="3360"/>
+            <w:vAlign w:val="center"/>
+          </w:tcPr>
+          <w:p>
+            <w:pPr>
+              <w:keepLines/>
+              <w:spacing w:after="0"/>
+            </w:pPr>
+            <w:r>
+              <w:rPr>
+                <w:rFonts w:ascii="Arial" w:hAnsi="Arial" w:eastAsia="Arial" w:cs="Tahoma"/>
+                <w:sz w:val="18"/>
+              </w:rPr>
+            </w:r>
+            <w:r>
+              <w:rPr>
+                <w:rFonts w:ascii="Arial" w:hAnsi="Arial" w:eastAsia="Arial" w:cs="Tahoma"/>
+                <w:sz w:val="18"/>
+              </w:rPr>
+              <w:t>logic</w:t>
+            </w:r>
+          </w:p>
+        </w:tc>
+        <w:tc>
+          <w:tcPr>
+            <w:tcW w:type="dxa" w:w="3360"/>
+            <w:vAlign w:val="center"/>
+          </w:tcPr>
+          <w:p>
+            <w:pPr>
+              <w:keepLines/>
+              <w:spacing w:after="0"/>
+            </w:pPr>
+            <w:r>
+              <w:rPr>
+                <w:rFonts w:ascii="Arial" w:hAnsi="Arial" w:eastAsia="Arial" w:cs="Tahoma"/>
+                <w:sz w:val="18"/>
+              </w:rPr>
+            </w:r>
+            <w:r>
+              <w:rPr>
+                <w:rFonts w:ascii="Arial" w:hAnsi="Arial" w:eastAsia="Arial" w:cs="Tahoma"/>
+                <w:sz w:val="18"/>
+              </w:rPr>
+              <w:t>ทุกรอบต้องเขียน application log แบบ structured (เวลา/แถว/ไฟล์/ผล) และ error ต้องส่ง EM-07</w:t>
+            </w:r>
+          </w:p>
+        </w:tc>
+      </w:tr>
+      <w:tr>
+        <w:trPr>
+          <w:cantSplit/>
+        </w:trPr>
+        <w:tc>
+          <w:tcPr>
+            <w:tcW w:type="dxa" w:w="3360"/>
+            <w:vAlign w:val="center"/>
+          </w:tcPr>
+          <w:p>
+            <w:pPr>
+              <w:keepLines/>
+              <w:spacing w:after="0"/>
+            </w:pPr>
+            <w:r>
+              <w:rPr>
+                <w:rFonts w:ascii="Arial" w:hAnsi="Arial" w:eastAsia="Arial" w:cs="Tahoma"/>
+                <w:sz w:val="18"/>
+              </w:rPr>
+            </w:r>
+            <w:r>
+              <w:rPr>
+                <w:rFonts w:ascii="Arial" w:hAnsi="Arial" w:eastAsia="Arial" w:cs="Tahoma"/>
+                <w:sz w:val="18"/>
+              </w:rPr>
+              <w:t>business rule</w:t>
+            </w:r>
+          </w:p>
+        </w:tc>
+        <w:tc>
+          <w:tcPr>
+            <w:tcW w:type="dxa" w:w="3360"/>
+            <w:vAlign w:val="center"/>
+          </w:tcPr>
+          <w:p>
+            <w:pPr>
+              <w:keepLines/>
+              <w:spacing w:after="0"/>
+            </w:pPr>
+            <w:r>
+              <w:rPr>
+                <w:rFonts w:ascii="Arial" w:hAnsi="Arial" w:eastAsia="Arial" w:cs="Tahoma"/>
+                <w:sz w:val="18"/>
+              </w:rPr>
+            </w:r>
+            <w:r>
+              <w:rPr>
+                <w:rFonts w:ascii="Arial" w:hAnsi="Arial" w:eastAsia="Arial" w:cs="Tahoma"/>
+                <w:sz w:val="18"/>
+              </w:rPr>
+              <w:t>logic</w:t>
+            </w:r>
+          </w:p>
+        </w:tc>
+        <w:tc>
+          <w:tcPr>
+            <w:tcW w:type="dxa" w:w="3360"/>
+            <w:vAlign w:val="center"/>
+          </w:tcPr>
+          <w:p>
+            <w:pPr>
+              <w:keepLines/>
+              <w:spacing w:after="0"/>
+            </w:pPr>
+            <w:r>
+              <w:rPr>
+                <w:rFonts w:ascii="Arial" w:hAnsi="Arial" w:eastAsia="Arial" w:cs="Tahoma"/>
+                <w:sz w:val="18"/>
+              </w:rPr>
+            </w:r>
+            <w:r>
+              <w:rPr>
+                <w:rFonts w:ascii="Arial" w:hAnsi="Arial" w:eastAsia="Arial" w:cs="Tahoma"/>
+                <w:sz w:val="18"/>
+              </w:rPr>
+              <w:t>DB/table mapping ใช้เป็น reference สำหรับ implement Job เท่านั้น ไม่ใช่งานสร้างหน้า Database</w:t>
+            </w:r>
+          </w:p>
+        </w:tc>
+      </w:tr>
+      <w:tr>
+        <w:trPr>
+          <w:cantSplit/>
+        </w:trPr>
+        <w:tc>
+          <w:tcPr>
+            <w:tcW w:type="dxa" w:w="3360"/>
+            <w:vAlign w:val="center"/>
+          </w:tcPr>
+          <w:p>
+            <w:pPr>
+              <w:keepLines/>
+              <w:spacing w:after="0"/>
+            </w:pPr>
+            <w:r>
+              <w:rPr>
+                <w:rFonts w:ascii="Arial" w:hAnsi="Arial" w:eastAsia="Arial" w:cs="Tahoma"/>
+                <w:sz w:val="18"/>
+              </w:rPr>
+            </w:r>
+            <w:r>
+              <w:rPr>
+                <w:rFonts w:ascii="Arial" w:hAnsi="Arial" w:eastAsia="Arial" w:cs="Tahoma"/>
+                <w:sz w:val="18"/>
+              </w:rPr>
+              <w:t>business rule</w:t>
+            </w:r>
+          </w:p>
+        </w:tc>
+        <w:tc>
+          <w:tcPr>
+            <w:tcW w:type="dxa" w:w="3360"/>
+            <w:vAlign w:val="center"/>
+          </w:tcPr>
+          <w:p>
+            <w:pPr>
+              <w:keepLines/>
+              <w:spacing w:after="0"/>
+            </w:pPr>
+            <w:r>
+              <w:rPr>
+                <w:rFonts w:ascii="Arial" w:hAnsi="Arial" w:eastAsia="Arial" w:cs="Tahoma"/>
+                <w:sz w:val="18"/>
+              </w:rPr>
+            </w:r>
+            <w:r>
+              <w:rPr>
+                <w:rFonts w:ascii="Arial" w:hAnsi="Arial" w:eastAsia="Arial" w:cs="Tahoma"/>
+                <w:sz w:val="18"/>
+              </w:rPr>
+              <w:t>logic</w:t>
+            </w:r>
+          </w:p>
+        </w:tc>
+        <w:tc>
+          <w:tcPr>
+            <w:tcW w:type="dxa" w:w="3360"/>
+            <w:vAlign w:val="center"/>
+          </w:tcPr>
+          <w:p>
+            <w:pPr>
+              <w:keepLines/>
+              <w:spacing w:after="0"/>
+            </w:pPr>
+            <w:r>
+              <w:rPr>
+                <w:rFonts w:ascii="Arial" w:hAnsi="Arial" w:eastAsia="Arial" w:cs="Tahoma"/>
+                <w:sz w:val="18"/>
+              </w:rPr>
+            </w:r>
+            <w:r>
+              <w:rPr>
+                <w:rFonts w:ascii="Arial" w:hAnsi="Arial" w:eastAsia="Arial" w:cs="Tahoma"/>
+                <w:sz w:val="18"/>
+              </w:rPr>
+              <w:t>รองรับ rerun rule และ risk note ตาม runbook</w:t>
+            </w:r>
+          </w:p>
+        </w:tc>
+      </w:tr>
+      <w:tr>
+        <w:trPr>
+          <w:cantSplit/>
+        </w:trPr>
+        <w:tc>
+          <w:tcPr>
+            <w:tcW w:type="dxa" w:w="3360"/>
+            <w:vAlign w:val="center"/>
+          </w:tcPr>
+          <w:p>
+            <w:pPr>
+              <w:keepLines/>
+              <w:spacing w:after="0"/>
+            </w:pPr>
+            <w:r>
+              <w:rPr>
+                <w:rFonts w:ascii="Arial" w:hAnsi="Arial" w:eastAsia="Arial" w:cs="Tahoma"/>
+                <w:sz w:val="18"/>
+              </w:rPr>
+            </w:r>
+            <w:r>
+              <w:rPr>
+                <w:rFonts w:ascii="Courier New" w:hAnsi="Courier New" w:eastAsia="Courier New" w:cs="Tahoma"/>
+                <w:sz w:val="18"/>
+              </w:rPr>
+              <w:t>fgi_impact_stores</w:t>
+            </w:r>
+            <w:r>
+              <w:rPr>
+                <w:rFonts w:ascii="Arial" w:hAnsi="Arial" w:eastAsia="Arial" w:cs="Tahoma"/>
+                <w:sz w:val="18"/>
+              </w:rPr>
+              <w:t xml:space="preserve">, </w:t>
+            </w:r>
+            <w:r>
+              <w:rPr>
+                <w:rFonts w:ascii="Courier New" w:hAnsi="Courier New" w:eastAsia="Courier New" w:cs="Tahoma"/>
+                <w:sz w:val="18"/>
+              </w:rPr>
+              <w:t>compensation_documents</w:t>
+            </w:r>
+            <w:r>
+              <w:rPr>
+                <w:rFonts w:ascii="Arial" w:hAnsi="Arial" w:eastAsia="Arial" w:cs="Tahoma"/>
+                <w:sz w:val="18"/>
+              </w:rPr>
+              <w:t xml:space="preserve">, </w:t>
+            </w:r>
+            <w:r>
+              <w:rPr>
+                <w:rFonts w:ascii="Courier New" w:hAnsi="Courier New" w:eastAsia="Courier New" w:cs="Tahoma"/>
+                <w:sz w:val="18"/>
+              </w:rPr>
+              <w:t>interface_transactions</w:t>
+            </w:r>
+          </w:p>
+        </w:tc>
+        <w:tc>
+          <w:tcPr>
+            <w:tcW w:type="dxa" w:w="3360"/>
+            <w:vAlign w:val="center"/>
+          </w:tcPr>
+          <w:p>
+            <w:pPr>
+              <w:keepLines/>
+              <w:spacing w:after="0"/>
+            </w:pPr>
+            <w:r>
+              <w:rPr>
+                <w:rFonts w:ascii="Arial" w:hAnsi="Arial" w:eastAsia="Arial" w:cs="Tahoma"/>
+                <w:sz w:val="18"/>
+              </w:rPr>
+            </w:r>
+            <w:r>
+              <w:rPr>
+                <w:rFonts w:ascii="Arial" w:hAnsi="Arial" w:eastAsia="Arial" w:cs="Tahoma"/>
+                <w:sz w:val="18"/>
+              </w:rPr>
+              <w:t>transaction</w:t>
+            </w:r>
+          </w:p>
+        </w:tc>
+        <w:tc>
+          <w:tcPr>
+            <w:tcW w:type="dxa" w:w="3360"/>
+            <w:vAlign w:val="center"/>
+          </w:tcPr>
+          <w:p>
+            <w:pPr>
+              <w:keepLines/>
+              <w:spacing w:after="0"/>
+            </w:pPr>
+            <w:r>
+              <w:rPr>
+                <w:rFonts w:ascii="Arial" w:hAnsi="Arial" w:eastAsia="Arial" w:cs="Tahoma"/>
+                <w:sz w:val="18"/>
+              </w:rPr>
+            </w:r>
+            <w:r>
+              <w:rPr>
+                <w:rFonts w:ascii="Arial" w:hAnsi="Arial" w:eastAsia="Arial" w:cs="Tahoma"/>
+                <w:sz w:val="18"/>
+              </w:rPr>
+              <w:t>จำลอง error กลางทาง แล้วยืนยันว่า rollback ครบ ไม่เหลือแถวค้าง (mock DataSource/QueryRunner)</w:t>
+            </w:r>
+          </w:p>
+        </w:tc>
+      </w:tr>
+      <w:tr>
+        <w:trPr>
+          <w:cantSplit/>
+        </w:trPr>
+        <w:tc>
+          <w:tcPr>
+            <w:tcW w:type="dxa" w:w="3360"/>
+            <w:vAlign w:val="center"/>
+          </w:tcPr>
+          <w:p>
+            <w:pPr>
+              <w:keepLines/>
+              <w:spacing w:after="0"/>
+            </w:pPr>
+            <w:r>
+              <w:rPr>
+                <w:rFonts w:ascii="Arial" w:hAnsi="Arial" w:eastAsia="Arial" w:cs="Tahoma"/>
+                <w:sz w:val="18"/>
+              </w:rPr>
+            </w:r>
+            <w:r>
+              <w:rPr>
+                <w:rFonts w:ascii="Arial" w:hAnsi="Arial" w:eastAsia="Arial" w:cs="Tahoma"/>
+                <w:sz w:val="18"/>
+              </w:rPr>
+              <w:t>runner</w:t>
+            </w:r>
+          </w:p>
+        </w:tc>
+        <w:tc>
+          <w:tcPr>
+            <w:tcW w:type="dxa" w:w="3360"/>
+            <w:vAlign w:val="center"/>
+          </w:tcPr>
+          <w:p>
+            <w:pPr>
+              <w:keepLines/>
+              <w:spacing w:after="0"/>
+            </w:pPr>
+            <w:r>
+              <w:rPr>
+                <w:rFonts w:ascii="Arial" w:hAnsi="Arial" w:eastAsia="Arial" w:cs="Tahoma"/>
+                <w:sz w:val="18"/>
+              </w:rPr>
+            </w:r>
+            <w:r>
+              <w:rPr>
+                <w:rFonts w:ascii="Arial" w:hAnsi="Arial" w:eastAsia="Arial" w:cs="Tahoma"/>
+                <w:sz w:val="18"/>
+              </w:rPr>
+              <w:t>idempotency</w:t>
+            </w:r>
+          </w:p>
+        </w:tc>
+        <w:tc>
+          <w:tcPr>
+            <w:tcW w:type="dxa" w:w="3360"/>
+            <w:vAlign w:val="center"/>
+          </w:tcPr>
+          <w:p>
+            <w:pPr>
+              <w:keepLines/>
+              <w:spacing w:after="0"/>
+            </w:pPr>
+            <w:r>
+              <w:rPr>
+                <w:rFonts w:ascii="Arial" w:hAnsi="Arial" w:eastAsia="Arial" w:cs="Tahoma"/>
+                <w:sz w:val="18"/>
+              </w:rPr>
+            </w:r>
+            <w:r>
+              <w:rPr>
+                <w:rFonts w:ascii="Arial" w:hAnsi="Arial" w:eastAsia="Arial" w:cs="Tahoma"/>
+                <w:sz w:val="18"/>
+              </w:rPr>
+              <w:t>รันซ้ำด้วย fixture เดิมต้องไม่เกิดแถวซ้ำ (ON CONFLICT / business unique key ทำงาน)</w:t>
+            </w:r>
+          </w:p>
+        </w:tc>
+      </w:tr>
+      <w:tr>
+        <w:trPr>
+          <w:cantSplit/>
+        </w:trPr>
+        <w:tc>
+          <w:tcPr>
+            <w:tcW w:type="dxa" w:w="3360"/>
+            <w:vAlign w:val="center"/>
+          </w:tcPr>
+          <w:p>
+            <w:pPr>
+              <w:keepLines/>
+              <w:spacing w:after="0"/>
+            </w:pPr>
+            <w:r>
+              <w:rPr>
+                <w:rFonts w:ascii="Arial" w:hAnsi="Arial" w:eastAsia="Arial" w:cs="Tahoma"/>
+                <w:sz w:val="18"/>
+              </w:rPr>
+            </w:r>
+            <w:r>
+              <w:rPr>
+                <w:rFonts w:ascii="Arial" w:hAnsi="Arial" w:eastAsia="Arial" w:cs="Tahoma"/>
+                <w:sz w:val="18"/>
+              </w:rPr>
+              <w:t>runner</w:t>
+            </w:r>
+          </w:p>
+        </w:tc>
+        <w:tc>
+          <w:tcPr>
+            <w:tcW w:type="dxa" w:w="3360"/>
+            <w:vAlign w:val="center"/>
+          </w:tcPr>
+          <w:p>
+            <w:pPr>
+              <w:keepLines/>
+              <w:spacing w:after="0"/>
+            </w:pPr>
+            <w:r>
+              <w:rPr>
+                <w:rFonts w:ascii="Arial" w:hAnsi="Arial" w:eastAsia="Arial" w:cs="Tahoma"/>
+                <w:sz w:val="18"/>
+              </w:rPr>
+            </w:r>
+            <w:r>
+              <w:rPr>
+                <w:rFonts w:ascii="Arial" w:hAnsi="Arial" w:eastAsia="Arial" w:cs="Tahoma"/>
+                <w:sz w:val="18"/>
+              </w:rPr>
+              <w:t>lock</w:t>
+            </w:r>
+          </w:p>
+        </w:tc>
+        <w:tc>
+          <w:tcPr>
+            <w:tcW w:type="dxa" w:w="3360"/>
+            <w:vAlign w:val="center"/>
+          </w:tcPr>
+          <w:p>
+            <w:pPr>
+              <w:keepLines/>
+              <w:spacing w:after="0"/>
+            </w:pPr>
+            <w:r>
+              <w:rPr>
+                <w:rFonts w:ascii="Arial" w:hAnsi="Arial" w:eastAsia="Arial" w:cs="Tahoma"/>
+                <w:sz w:val="18"/>
+              </w:rPr>
+            </w:r>
+            <w:r>
+              <w:rPr>
+                <w:rFonts w:ascii="Arial" w:hAnsi="Arial" w:eastAsia="Arial" w:cs="Tahoma"/>
+                <w:sz w:val="18"/>
+              </w:rPr>
+              <w:t>เรียกซ้อนขณะกำลังรัน ต้องถูกปฏิเสธด้วย advisory lock</w:t>
+            </w:r>
+          </w:p>
+        </w:tc>
+      </w:tr>
+    </w:tbl>
+    <w:p/>
+    <w:p>
+      <w:pPr>
+        <w:pStyle w:val="ListBullet"/>
+        <w:keepLines/>
+      </w:pPr>
+      <w:r>
+        <w:t>ทุกเคสต้องรันได้โดยไม่ต่อ DB/บริการภายนอกจริง — mock ที่ขอบ repository/client เสมอ</w:t>
+      </w:r>
+    </w:p>
+    <w:p>
+      <w:pPr>
+        <w:pStyle w:val="ListBullet"/>
+        <w:keepLines/>
+      </w:pPr>
+      <w:r>
+        <w:t>ข้อความไทยที่ยืนยันในเทสต้องเป็น verbatim ตาม ข้อกำหนดทางธุรกิจ ห้ามพิมพ์ใหม่</w:t>
+      </w:r>
+    </w:p>
+    <w:p>
+      <w:pPr>
+        <w:pStyle w:val="ListBullet"/>
+        <w:keepLines/>
+      </w:pPr>
+      <w:r>
+        <w:t>เกณฑ์ผ่านของ CI: ทุกเคสในตารางนี้มี test จริงและผ่านทั้งหมด</w:t>
+      </w:r>
+    </w:p>
     <w:p>
       <w:pPr>
         <w:pStyle w:val="Heading1"/>
@@ -9176,7 +10194,7 @@
             <w:r/>
             <w:r>
               <w:rPr>
-                <w:rFonts w:ascii="Arial" w:hAnsi="Arial" w:eastAsia="Arial"/>
+                <w:rFonts w:ascii="Arial" w:hAnsi="Arial" w:eastAsia="Arial" w:cs="Tahoma"/>
                 <w:b/>
                 <w:sz w:val="18"/>
               </w:rPr>
@@ -9198,7 +10216,7 @@
             <w:r/>
             <w:r>
               <w:rPr>
-                <w:rFonts w:ascii="Arial" w:hAnsi="Arial" w:eastAsia="Arial"/>
+                <w:rFonts w:ascii="Arial" w:hAnsi="Arial" w:eastAsia="Arial" w:cs="Tahoma"/>
                 <w:b/>
                 <w:sz w:val="18"/>
               </w:rPr>
@@ -9223,13 +10241,13 @@
             </w:pPr>
             <w:r>
               <w:rPr>
-                <w:rFonts w:ascii="Arial" w:hAnsi="Arial" w:eastAsia="Arial"/>
-                <w:sz w:val="18"/>
-              </w:rPr>
-            </w:r>
-            <w:r>
-              <w:rPr>
-                <w:rFonts w:ascii="Arial" w:hAnsi="Arial" w:eastAsia="Arial"/>
+                <w:rFonts w:ascii="Arial" w:hAnsi="Arial" w:eastAsia="Arial" w:cs="Tahoma"/>
+                <w:sz w:val="18"/>
+              </w:rPr>
+            </w:r>
+            <w:r>
+              <w:rPr>
+                <w:rFonts w:ascii="Arial" w:hAnsi="Arial" w:eastAsia="Arial" w:cs="Tahoma"/>
                 <w:sz w:val="18"/>
               </w:rPr>
               <w:t>Source file</w:t>
@@ -9248,13 +10266,13 @@
             </w:pPr>
             <w:r>
               <w:rPr>
-                <w:rFonts w:ascii="Arial" w:hAnsi="Arial" w:eastAsia="Arial"/>
-                <w:sz w:val="18"/>
-              </w:rPr>
-            </w:r>
-            <w:r>
-              <w:rPr>
-                <w:rFonts w:ascii="Arial" w:hAnsi="Arial" w:eastAsia="Arial"/>
+                <w:rFonts w:ascii="Arial" w:hAnsi="Arial" w:eastAsia="Arial" w:cs="Tahoma"/>
+                <w:sz w:val="18"/>
+              </w:rPr>
+            </w:r>
+            <w:r>
+              <w:rPr>
+                <w:rFonts w:ascii="Arial" w:hAnsi="Arial" w:eastAsia="Arial" w:cs="Tahoma"/>
                 <w:sz w:val="18"/>
               </w:rPr>
               <w:t>fcsJar/src/th/co/gosoft/fgi/main/ExportImpactStoreFlowToBPM.java</w:t>
@@ -9278,13 +10296,13 @@
             </w:pPr>
             <w:r>
               <w:rPr>
-                <w:rFonts w:ascii="Arial" w:hAnsi="Arial" w:eastAsia="Arial"/>
-                <w:sz w:val="18"/>
-              </w:rPr>
-            </w:r>
-            <w:r>
-              <w:rPr>
-                <w:rFonts w:ascii="Arial" w:hAnsi="Arial" w:eastAsia="Arial"/>
+                <w:rFonts w:ascii="Arial" w:hAnsi="Arial" w:eastAsia="Arial" w:cs="Tahoma"/>
+                <w:sz w:val="18"/>
+              </w:rPr>
+            </w:r>
+            <w:r>
+              <w:rPr>
+                <w:rFonts w:ascii="Arial" w:hAnsi="Arial" w:eastAsia="Arial" w:cs="Tahoma"/>
                 <w:sz w:val="18"/>
               </w:rPr>
               <w:t>Original lines</w:t>
@@ -9303,13 +10321,13 @@
             </w:pPr>
             <w:r>
               <w:rPr>
-                <w:rFonts w:ascii="Arial" w:hAnsi="Arial" w:eastAsia="Arial"/>
-                <w:sz w:val="18"/>
-              </w:rPr>
-            </w:r>
-            <w:r>
-              <w:rPr>
-                <w:rFonts w:ascii="Arial" w:hAnsi="Arial" w:eastAsia="Arial"/>
+                <w:rFonts w:ascii="Arial" w:hAnsi="Arial" w:eastAsia="Arial" w:cs="Tahoma"/>
+                <w:sz w:val="18"/>
+              </w:rPr>
+            </w:r>
+            <w:r>
+              <w:rPr>
+                <w:rFonts w:ascii="Arial" w:hAnsi="Arial" w:eastAsia="Arial" w:cs="Tahoma"/>
                 <w:sz w:val="18"/>
               </w:rPr>
               <w:t>9-17</w:t>
@@ -9333,13 +10351,13 @@
             </w:pPr>
             <w:r>
               <w:rPr>
-                <w:rFonts w:ascii="Arial" w:hAnsi="Arial" w:eastAsia="Arial"/>
-                <w:sz w:val="18"/>
-              </w:rPr>
-            </w:r>
-            <w:r>
-              <w:rPr>
-                <w:rFonts w:ascii="Arial" w:hAnsi="Arial" w:eastAsia="Arial"/>
+                <w:rFonts w:ascii="Arial" w:hAnsi="Arial" w:eastAsia="Arial" w:cs="Tahoma"/>
+                <w:sz w:val="18"/>
+              </w:rPr>
+            </w:r>
+            <w:r>
+              <w:rPr>
+                <w:rFonts w:ascii="Arial" w:hAnsi="Arial" w:eastAsia="Arial" w:cs="Tahoma"/>
                 <w:sz w:val="18"/>
               </w:rPr>
               <w:t>Responsibility</w:t>
@@ -9358,13 +10376,13 @@
             </w:pPr>
             <w:r>
               <w:rPr>
-                <w:rFonts w:ascii="Arial" w:hAnsi="Arial" w:eastAsia="Arial"/>
-                <w:sz w:val="18"/>
-              </w:rPr>
-            </w:r>
-            <w:r>
-              <w:rPr>
-                <w:rFonts w:ascii="Arial" w:hAnsi="Arial" w:eastAsia="Arial"/>
+                <w:rFonts w:ascii="Arial" w:hAnsi="Arial" w:eastAsia="Arial" w:cs="Tahoma"/>
+                <w:sz w:val="18"/>
+              </w:rPr>
+            </w:r>
+            <w:r>
+              <w:rPr>
+                <w:rFonts w:ascii="Arial" w:hAnsi="Arial" w:eastAsia="Arial" w:cs="Tahoma"/>
                 <w:sz w:val="18"/>
               </w:rPr>
               <w:t>Legacy main entrypoint for exporting impact-store flow data.</w:t>
@@ -9381,7 +10399,7 @@
       </w:pPr>
       <w:r>
         <w:rPr>
-          <w:rFonts w:ascii="Courier New" w:hAnsi="Courier New"/>
+          <w:rFonts w:ascii="Courier New" w:hAnsi="Courier New" w:eastAsia="Courier New" w:cs="Tahoma"/>
           <w:sz w:val="14"/>
         </w:rPr>
         <w:t>public class ExportImpactStoreFlowToBPM {</w:t>
@@ -9454,7 +10472,7 @@
             <w:r/>
             <w:r>
               <w:rPr>
-                <w:rFonts w:ascii="Arial" w:hAnsi="Arial" w:eastAsia="Arial"/>
+                <w:rFonts w:ascii="Arial" w:hAnsi="Arial" w:eastAsia="Arial" w:cs="Tahoma"/>
                 <w:b/>
                 <w:sz w:val="18"/>
               </w:rPr>
@@ -9476,7 +10494,7 @@
             <w:r/>
             <w:r>
               <w:rPr>
-                <w:rFonts w:ascii="Arial" w:hAnsi="Arial" w:eastAsia="Arial"/>
+                <w:rFonts w:ascii="Arial" w:hAnsi="Arial" w:eastAsia="Arial" w:cs="Tahoma"/>
                 <w:b/>
                 <w:sz w:val="18"/>
               </w:rPr>
@@ -9501,13 +10519,13 @@
             </w:pPr>
             <w:r>
               <w:rPr>
-                <w:rFonts w:ascii="Arial" w:hAnsi="Arial" w:eastAsia="Arial"/>
-                <w:sz w:val="18"/>
-              </w:rPr>
-            </w:r>
-            <w:r>
-              <w:rPr>
-                <w:rFonts w:ascii="Arial" w:hAnsi="Arial" w:eastAsia="Arial"/>
+                <w:rFonts w:ascii="Arial" w:hAnsi="Arial" w:eastAsia="Arial" w:cs="Tahoma"/>
+                <w:sz w:val="18"/>
+              </w:rPr>
+            </w:r>
+            <w:r>
+              <w:rPr>
+                <w:rFonts w:ascii="Arial" w:hAnsi="Arial" w:eastAsia="Arial" w:cs="Tahoma"/>
                 <w:sz w:val="18"/>
               </w:rPr>
               <w:t>Source file</w:t>
@@ -9526,13 +10544,13 @@
             </w:pPr>
             <w:r>
               <w:rPr>
-                <w:rFonts w:ascii="Arial" w:hAnsi="Arial" w:eastAsia="Arial"/>
-                <w:sz w:val="18"/>
-              </w:rPr>
-            </w:r>
-            <w:r>
-              <w:rPr>
-                <w:rFonts w:ascii="Arial" w:hAnsi="Arial" w:eastAsia="Arial"/>
+                <w:rFonts w:ascii="Arial" w:hAnsi="Arial" w:eastAsia="Arial" w:cs="Tahoma"/>
+                <w:sz w:val="18"/>
+              </w:rPr>
+            </w:r>
+            <w:r>
+              <w:rPr>
+                <w:rFonts w:ascii="Arial" w:hAnsi="Arial" w:eastAsia="Arial" w:cs="Tahoma"/>
                 <w:sz w:val="18"/>
               </w:rPr>
               <w:t>fcsJar/src/th/co/gosoft/fgi/controller/ExportController.java</w:t>
@@ -9556,13 +10574,13 @@
             </w:pPr>
             <w:r>
               <w:rPr>
-                <w:rFonts w:ascii="Arial" w:hAnsi="Arial" w:eastAsia="Arial"/>
-                <w:sz w:val="18"/>
-              </w:rPr>
-            </w:r>
-            <w:r>
-              <w:rPr>
-                <w:rFonts w:ascii="Arial" w:hAnsi="Arial" w:eastAsia="Arial"/>
+                <w:rFonts w:ascii="Arial" w:hAnsi="Arial" w:eastAsia="Arial" w:cs="Tahoma"/>
+                <w:sz w:val="18"/>
+              </w:rPr>
+            </w:r>
+            <w:r>
+              <w:rPr>
+                <w:rFonts w:ascii="Arial" w:hAnsi="Arial" w:eastAsia="Arial" w:cs="Tahoma"/>
                 <w:sz w:val="18"/>
               </w:rPr>
               <w:t>Original lines</w:t>
@@ -9581,13 +10599,13 @@
             </w:pPr>
             <w:r>
               <w:rPr>
-                <w:rFonts w:ascii="Arial" w:hAnsi="Arial" w:eastAsia="Arial"/>
-                <w:sz w:val="18"/>
-              </w:rPr>
-            </w:r>
-            <w:r>
-              <w:rPr>
-                <w:rFonts w:ascii="Arial" w:hAnsi="Arial" w:eastAsia="Arial"/>
+                <w:rFonts w:ascii="Arial" w:hAnsi="Arial" w:eastAsia="Arial" w:cs="Tahoma"/>
+                <w:sz w:val="18"/>
+              </w:rPr>
+            </w:r>
+            <w:r>
+              <w:rPr>
+                <w:rFonts w:ascii="Arial" w:hAnsi="Arial" w:eastAsia="Arial" w:cs="Tahoma"/>
                 <w:sz w:val="18"/>
               </w:rPr>
               <w:t>518-529</w:t>
@@ -9611,13 +10629,13 @@
             </w:pPr>
             <w:r>
               <w:rPr>
-                <w:rFonts w:ascii="Arial" w:hAnsi="Arial" w:eastAsia="Arial"/>
-                <w:sz w:val="18"/>
-              </w:rPr>
-            </w:r>
-            <w:r>
-              <w:rPr>
-                <w:rFonts w:ascii="Arial" w:hAnsi="Arial" w:eastAsia="Arial"/>
+                <w:rFonts w:ascii="Arial" w:hAnsi="Arial" w:eastAsia="Arial" w:cs="Tahoma"/>
+                <w:sz w:val="18"/>
+              </w:rPr>
+            </w:r>
+            <w:r>
+              <w:rPr>
+                <w:rFonts w:ascii="Arial" w:hAnsi="Arial" w:eastAsia="Arial" w:cs="Tahoma"/>
                 <w:sz w:val="18"/>
               </w:rPr>
               <w:t>Responsibility</w:t>
@@ -9636,13 +10654,13 @@
             </w:pPr>
             <w:r>
               <w:rPr>
-                <w:rFonts w:ascii="Arial" w:hAnsi="Arial" w:eastAsia="Arial"/>
-                <w:sz w:val="18"/>
-              </w:rPr>
-            </w:r>
-            <w:r>
-              <w:rPr>
-                <w:rFonts w:ascii="Arial" w:hAnsi="Arial" w:eastAsia="Arial"/>
+                <w:rFonts w:ascii="Arial" w:hAnsi="Arial" w:eastAsia="Arial" w:cs="Tahoma"/>
+                <w:sz w:val="18"/>
+              </w:rPr>
+            </w:r>
+            <w:r>
+              <w:rPr>
+                <w:rFonts w:ascii="Arial" w:hAnsi="Arial" w:eastAsia="Arial" w:cs="Tahoma"/>
                 <w:sz w:val="18"/>
               </w:rPr>
               <w:t>Build impact-store BPM payload, write file, upload, backup, notification.</w:t>
@@ -9659,7 +10677,7 @@
       </w:pPr>
       <w:r>
         <w:rPr>
-          <w:rFonts w:ascii="Courier New" w:hAnsi="Courier New"/>
+          <w:rFonts w:ascii="Courier New" w:hAnsi="Courier New" w:eastAsia="Courier New" w:cs="Tahoma"/>
           <w:sz w:val="14"/>
         </w:rPr>
         <w:tab/>
@@ -9748,7 +10766,7 @@
             <w:r/>
             <w:r>
               <w:rPr>
-                <w:rFonts w:ascii="Arial" w:hAnsi="Arial" w:eastAsia="Arial"/>
+                <w:rFonts w:ascii="Arial" w:hAnsi="Arial" w:eastAsia="Arial" w:cs="Tahoma"/>
                 <w:b/>
                 <w:sz w:val="18"/>
               </w:rPr>
@@ -9770,7 +10788,7 @@
             <w:r/>
             <w:r>
               <w:rPr>
-                <w:rFonts w:ascii="Arial" w:hAnsi="Arial" w:eastAsia="Arial"/>
+                <w:rFonts w:ascii="Arial" w:hAnsi="Arial" w:eastAsia="Arial" w:cs="Tahoma"/>
                 <w:b/>
                 <w:sz w:val="18"/>
               </w:rPr>
@@ -9795,13 +10813,13 @@
             </w:pPr>
             <w:r>
               <w:rPr>
-                <w:rFonts w:ascii="Arial" w:hAnsi="Arial" w:eastAsia="Arial"/>
-                <w:sz w:val="18"/>
-              </w:rPr>
-            </w:r>
-            <w:r>
-              <w:rPr>
-                <w:rFonts w:ascii="Arial" w:hAnsi="Arial" w:eastAsia="Arial"/>
+                <w:rFonts w:ascii="Arial" w:hAnsi="Arial" w:eastAsia="Arial" w:cs="Tahoma"/>
+                <w:sz w:val="18"/>
+              </w:rPr>
+            </w:r>
+            <w:r>
+              <w:rPr>
+                <w:rFonts w:ascii="Arial" w:hAnsi="Arial" w:eastAsia="Arial" w:cs="Tahoma"/>
                 <w:sz w:val="18"/>
               </w:rPr>
               <w:t>Source file</w:t>
@@ -9820,13 +10838,13 @@
             </w:pPr>
             <w:r>
               <w:rPr>
-                <w:rFonts w:ascii="Arial" w:hAnsi="Arial" w:eastAsia="Arial"/>
-                <w:sz w:val="18"/>
-              </w:rPr>
-            </w:r>
-            <w:r>
-              <w:rPr>
-                <w:rFonts w:ascii="Arial" w:hAnsi="Arial" w:eastAsia="Arial"/>
+                <w:rFonts w:ascii="Arial" w:hAnsi="Arial" w:eastAsia="Arial" w:cs="Tahoma"/>
+                <w:sz w:val="18"/>
+              </w:rPr>
+            </w:r>
+            <w:r>
+              <w:rPr>
+                <w:rFonts w:ascii="Arial" w:hAnsi="Arial" w:eastAsia="Arial" w:cs="Tahoma"/>
                 <w:sz w:val="18"/>
               </w:rPr>
               <w:t>fcsJar/src/th/co/gosoft/fgi/controller/ExportController.java</w:t>
@@ -9850,13 +10868,13 @@
             </w:pPr>
             <w:r>
               <w:rPr>
-                <w:rFonts w:ascii="Arial" w:hAnsi="Arial" w:eastAsia="Arial"/>
-                <w:sz w:val="18"/>
-              </w:rPr>
-            </w:r>
-            <w:r>
-              <w:rPr>
-                <w:rFonts w:ascii="Arial" w:hAnsi="Arial" w:eastAsia="Arial"/>
+                <w:rFonts w:ascii="Arial" w:hAnsi="Arial" w:eastAsia="Arial" w:cs="Tahoma"/>
+                <w:sz w:val="18"/>
+              </w:rPr>
+            </w:r>
+            <w:r>
+              <w:rPr>
+                <w:rFonts w:ascii="Arial" w:hAnsi="Arial" w:eastAsia="Arial" w:cs="Tahoma"/>
                 <w:sz w:val="18"/>
               </w:rPr>
               <w:t>Original lines</w:t>
@@ -9875,13 +10893,13 @@
             </w:pPr>
             <w:r>
               <w:rPr>
-                <w:rFonts w:ascii="Arial" w:hAnsi="Arial" w:eastAsia="Arial"/>
-                <w:sz w:val="18"/>
-              </w:rPr>
-            </w:r>
-            <w:r>
-              <w:rPr>
-                <w:rFonts w:ascii="Arial" w:hAnsi="Arial" w:eastAsia="Arial"/>
+                <w:rFonts w:ascii="Arial" w:hAnsi="Arial" w:eastAsia="Arial" w:cs="Tahoma"/>
+                <w:sz w:val="18"/>
+              </w:rPr>
+            </w:r>
+            <w:r>
+              <w:rPr>
+                <w:rFonts w:ascii="Arial" w:hAnsi="Arial" w:eastAsia="Arial" w:cs="Tahoma"/>
                 <w:sz w:val="18"/>
               </w:rPr>
               <w:t>646-657</w:t>
@@ -9905,13 +10923,13 @@
             </w:pPr>
             <w:r>
               <w:rPr>
-                <w:rFonts w:ascii="Arial" w:hAnsi="Arial" w:eastAsia="Arial"/>
-                <w:sz w:val="18"/>
-              </w:rPr>
-            </w:r>
-            <w:r>
-              <w:rPr>
-                <w:rFonts w:ascii="Arial" w:hAnsi="Arial" w:eastAsia="Arial"/>
+                <w:rFonts w:ascii="Arial" w:hAnsi="Arial" w:eastAsia="Arial" w:cs="Tahoma"/>
+                <w:sz w:val="18"/>
+              </w:rPr>
+            </w:r>
+            <w:r>
+              <w:rPr>
+                <w:rFonts w:ascii="Arial" w:hAnsi="Arial" w:eastAsia="Arial" w:cs="Tahoma"/>
                 <w:sz w:val="18"/>
               </w:rPr>
               <w:t>Responsibility</w:t>
@@ -9930,13 +10948,13 @@
             </w:pPr>
             <w:r>
               <w:rPr>
-                <w:rFonts w:ascii="Arial" w:hAnsi="Arial" w:eastAsia="Arial"/>
-                <w:sz w:val="18"/>
-              </w:rPr>
-            </w:r>
-            <w:r>
-              <w:rPr>
-                <w:rFonts w:ascii="Arial" w:hAnsi="Arial" w:eastAsia="Arial"/>
+                <w:rFonts w:ascii="Arial" w:hAnsi="Arial" w:eastAsia="Arial" w:cs="Tahoma"/>
+                <w:sz w:val="18"/>
+              </w:rPr>
+            </w:r>
+            <w:r>
+              <w:rPr>
+                <w:rFonts w:ascii="Arial" w:hAnsi="Arial" w:eastAsia="Arial" w:cs="Tahoma"/>
                 <w:sz w:val="18"/>
               </w:rPr>
               <w:t>Build impact-store BPM payload, write file, upload, backup, notification.</w:t>
@@ -9953,7 +10971,7 @@
       </w:pPr>
       <w:r>
         <w:rPr>
-          <w:rFonts w:ascii="Courier New" w:hAnsi="Courier New"/>
+          <w:rFonts w:ascii="Courier New" w:hAnsi="Courier New" w:eastAsia="Courier New" w:cs="Tahoma"/>
           <w:sz w:val="14"/>
         </w:rPr>
         <w:tab/>
@@ -10063,7 +11081,7 @@
             <w:r/>
             <w:r>
               <w:rPr>
-                <w:rFonts w:ascii="Arial" w:hAnsi="Arial" w:eastAsia="Arial"/>
+                <w:rFonts w:ascii="Arial" w:hAnsi="Arial" w:eastAsia="Arial" w:cs="Tahoma"/>
                 <w:b/>
                 <w:sz w:val="18"/>
               </w:rPr>
@@ -10085,7 +11103,7 @@
             <w:r/>
             <w:r>
               <w:rPr>
-                <w:rFonts w:ascii="Arial" w:hAnsi="Arial" w:eastAsia="Arial"/>
+                <w:rFonts w:ascii="Arial" w:hAnsi="Arial" w:eastAsia="Arial" w:cs="Tahoma"/>
                 <w:b/>
                 <w:sz w:val="18"/>
               </w:rPr>
@@ -10110,13 +11128,13 @@
             </w:pPr>
             <w:r>
               <w:rPr>
-                <w:rFonts w:ascii="Arial" w:hAnsi="Arial" w:eastAsia="Arial"/>
-                <w:sz w:val="18"/>
-              </w:rPr>
-            </w:r>
-            <w:r>
-              <w:rPr>
-                <w:rFonts w:ascii="Arial" w:hAnsi="Arial" w:eastAsia="Arial"/>
+                <w:rFonts w:ascii="Arial" w:hAnsi="Arial" w:eastAsia="Arial" w:cs="Tahoma"/>
+                <w:sz w:val="18"/>
+              </w:rPr>
+            </w:r>
+            <w:r>
+              <w:rPr>
+                <w:rFonts w:ascii="Arial" w:hAnsi="Arial" w:eastAsia="Arial" w:cs="Tahoma"/>
                 <w:sz w:val="18"/>
               </w:rPr>
               <w:t>Source file</w:t>
@@ -10135,13 +11153,13 @@
             </w:pPr>
             <w:r>
               <w:rPr>
-                <w:rFonts w:ascii="Arial" w:hAnsi="Arial" w:eastAsia="Arial"/>
-                <w:sz w:val="18"/>
-              </w:rPr>
-            </w:r>
-            <w:r>
-              <w:rPr>
-                <w:rFonts w:ascii="Arial" w:hAnsi="Arial" w:eastAsia="Arial"/>
+                <w:rFonts w:ascii="Arial" w:hAnsi="Arial" w:eastAsia="Arial" w:cs="Tahoma"/>
+                <w:sz w:val="18"/>
+              </w:rPr>
+            </w:r>
+            <w:r>
+              <w:rPr>
+                <w:rFonts w:ascii="Arial" w:hAnsi="Arial" w:eastAsia="Arial" w:cs="Tahoma"/>
                 <w:sz w:val="18"/>
               </w:rPr>
               <w:t>fcsJar/src/th/co/gosoft/fgi/dao/jdbc/ExportJdbc.java</w:t>
@@ -10165,13 +11183,13 @@
             </w:pPr>
             <w:r>
               <w:rPr>
-                <w:rFonts w:ascii="Arial" w:hAnsi="Arial" w:eastAsia="Arial"/>
-                <w:sz w:val="18"/>
-              </w:rPr>
-            </w:r>
-            <w:r>
-              <w:rPr>
-                <w:rFonts w:ascii="Arial" w:hAnsi="Arial" w:eastAsia="Arial"/>
+                <w:rFonts w:ascii="Arial" w:hAnsi="Arial" w:eastAsia="Arial" w:cs="Tahoma"/>
+                <w:sz w:val="18"/>
+              </w:rPr>
+            </w:r>
+            <w:r>
+              <w:rPr>
+                <w:rFonts w:ascii="Arial" w:hAnsi="Arial" w:eastAsia="Arial" w:cs="Tahoma"/>
                 <w:sz w:val="18"/>
               </w:rPr>
               <w:t>Original lines</w:t>
@@ -10190,13 +11208,13 @@
             </w:pPr>
             <w:r>
               <w:rPr>
-                <w:rFonts w:ascii="Arial" w:hAnsi="Arial" w:eastAsia="Arial"/>
-                <w:sz w:val="18"/>
-              </w:rPr>
-            </w:r>
-            <w:r>
-              <w:rPr>
-                <w:rFonts w:ascii="Arial" w:hAnsi="Arial" w:eastAsia="Arial"/>
+                <w:rFonts w:ascii="Arial" w:hAnsi="Arial" w:eastAsia="Arial" w:cs="Tahoma"/>
+                <w:sz w:val="18"/>
+              </w:rPr>
+            </w:r>
+            <w:r>
+              <w:rPr>
+                <w:rFonts w:ascii="Arial" w:hAnsi="Arial" w:eastAsia="Arial" w:cs="Tahoma"/>
                 <w:sz w:val="18"/>
               </w:rPr>
               <w:t>1654-1665</w:t>
@@ -10220,13 +11238,13 @@
             </w:pPr>
             <w:r>
               <w:rPr>
-                <w:rFonts w:ascii="Arial" w:hAnsi="Arial" w:eastAsia="Arial"/>
-                <w:sz w:val="18"/>
-              </w:rPr>
-            </w:r>
-            <w:r>
-              <w:rPr>
-                <w:rFonts w:ascii="Arial" w:hAnsi="Arial" w:eastAsia="Arial"/>
+                <w:rFonts w:ascii="Arial" w:hAnsi="Arial" w:eastAsia="Arial" w:cs="Tahoma"/>
+                <w:sz w:val="18"/>
+              </w:rPr>
+            </w:r>
+            <w:r>
+              <w:rPr>
+                <w:rFonts w:ascii="Arial" w:hAnsi="Arial" w:eastAsia="Arial" w:cs="Tahoma"/>
                 <w:sz w:val="18"/>
               </w:rPr>
               <w:t>Responsibility</w:t>
@@ -10245,13 +11263,13 @@
             </w:pPr>
             <w:r>
               <w:rPr>
-                <w:rFonts w:ascii="Arial" w:hAnsi="Arial" w:eastAsia="Arial"/>
-                <w:sz w:val="18"/>
-              </w:rPr>
-            </w:r>
-            <w:r>
-              <w:rPr>
-                <w:rFonts w:ascii="Arial" w:hAnsi="Arial" w:eastAsia="Arial"/>
+                <w:rFonts w:ascii="Arial" w:hAnsi="Arial" w:eastAsia="Arial" w:cs="Tahoma"/>
+                <w:sz w:val="18"/>
+              </w:rPr>
+            </w:r>
+            <w:r>
+              <w:rPr>
+                <w:rFonts w:ascii="Arial" w:hAnsi="Arial" w:eastAsia="Arial" w:cs="Tahoma"/>
                 <w:sz w:val="18"/>
               </w:rPr>
               <w:t>Query impact-store rows eligible for workflow export.</w:t>
@@ -10268,7 +11286,7 @@
       </w:pPr>
       <w:r>
         <w:rPr>
-          <w:rFonts w:ascii="Courier New" w:hAnsi="Courier New"/>
+          <w:rFonts w:ascii="Courier New" w:hAnsi="Courier New" w:eastAsia="Courier New" w:cs="Tahoma"/>
           <w:sz w:val="14"/>
         </w:rPr>
         <w:tab/>
@@ -10359,7 +11377,7 @@
             <w:r/>
             <w:r>
               <w:rPr>
-                <w:rFonts w:ascii="Arial" w:hAnsi="Arial" w:eastAsia="Arial"/>
+                <w:rFonts w:ascii="Arial" w:hAnsi="Arial" w:eastAsia="Arial" w:cs="Tahoma"/>
                 <w:b/>
                 <w:sz w:val="18"/>
               </w:rPr>
@@ -10381,7 +11399,7 @@
             <w:r/>
             <w:r>
               <w:rPr>
-                <w:rFonts w:ascii="Arial" w:hAnsi="Arial" w:eastAsia="Arial"/>
+                <w:rFonts w:ascii="Arial" w:hAnsi="Arial" w:eastAsia="Arial" w:cs="Tahoma"/>
                 <w:b/>
                 <w:sz w:val="18"/>
               </w:rPr>
@@ -10406,13 +11424,13 @@
             </w:pPr>
             <w:r>
               <w:rPr>
-                <w:rFonts w:ascii="Arial" w:hAnsi="Arial" w:eastAsia="Arial"/>
-                <w:sz w:val="18"/>
-              </w:rPr>
-            </w:r>
-            <w:r>
-              <w:rPr>
-                <w:rFonts w:ascii="Arial" w:hAnsi="Arial" w:eastAsia="Arial"/>
+                <w:rFonts w:ascii="Arial" w:hAnsi="Arial" w:eastAsia="Arial" w:cs="Tahoma"/>
+                <w:sz w:val="18"/>
+              </w:rPr>
+            </w:r>
+            <w:r>
+              <w:rPr>
+                <w:rFonts w:ascii="Arial" w:hAnsi="Arial" w:eastAsia="Arial" w:cs="Tahoma"/>
                 <w:sz w:val="18"/>
               </w:rPr>
               <w:t>Source file</w:t>
@@ -10431,13 +11449,13 @@
             </w:pPr>
             <w:r>
               <w:rPr>
-                <w:rFonts w:ascii="Arial" w:hAnsi="Arial" w:eastAsia="Arial"/>
-                <w:sz w:val="18"/>
-              </w:rPr>
-            </w:r>
-            <w:r>
-              <w:rPr>
-                <w:rFonts w:ascii="Arial" w:hAnsi="Arial" w:eastAsia="Arial"/>
+                <w:rFonts w:ascii="Arial" w:hAnsi="Arial" w:eastAsia="Arial" w:cs="Tahoma"/>
+                <w:sz w:val="18"/>
+              </w:rPr>
+            </w:r>
+            <w:r>
+              <w:rPr>
+                <w:rFonts w:ascii="Arial" w:hAnsi="Arial" w:eastAsia="Arial" w:cs="Tahoma"/>
                 <w:sz w:val="18"/>
               </w:rPr>
               <w:t>fcsJar/src/th/co/gosoft/fgi/dao/jdbc/ExportJdbc.java</w:t>
@@ -10461,13 +11479,13 @@
             </w:pPr>
             <w:r>
               <w:rPr>
-                <w:rFonts w:ascii="Arial" w:hAnsi="Arial" w:eastAsia="Arial"/>
-                <w:sz w:val="18"/>
-              </w:rPr>
-            </w:r>
-            <w:r>
-              <w:rPr>
-                <w:rFonts w:ascii="Arial" w:hAnsi="Arial" w:eastAsia="Arial"/>
+                <w:rFonts w:ascii="Arial" w:hAnsi="Arial" w:eastAsia="Arial" w:cs="Tahoma"/>
+                <w:sz w:val="18"/>
+              </w:rPr>
+            </w:r>
+            <w:r>
+              <w:rPr>
+                <w:rFonts w:ascii="Arial" w:hAnsi="Arial" w:eastAsia="Arial" w:cs="Tahoma"/>
                 <w:sz w:val="18"/>
               </w:rPr>
               <w:t>Original lines</w:t>
@@ -10486,13 +11504,13 @@
             </w:pPr>
             <w:r>
               <w:rPr>
-                <w:rFonts w:ascii="Arial" w:hAnsi="Arial" w:eastAsia="Arial"/>
-                <w:sz w:val="18"/>
-              </w:rPr>
-            </w:r>
-            <w:r>
-              <w:rPr>
-                <w:rFonts w:ascii="Arial" w:hAnsi="Arial" w:eastAsia="Arial"/>
+                <w:rFonts w:ascii="Arial" w:hAnsi="Arial" w:eastAsia="Arial" w:cs="Tahoma"/>
+                <w:sz w:val="18"/>
+              </w:rPr>
+            </w:r>
+            <w:r>
+              <w:rPr>
+                <w:rFonts w:ascii="Arial" w:hAnsi="Arial" w:eastAsia="Arial" w:cs="Tahoma"/>
                 <w:sz w:val="18"/>
               </w:rPr>
               <w:t>1681-1692</w:t>
@@ -10516,13 +11534,13 @@
             </w:pPr>
             <w:r>
               <w:rPr>
-                <w:rFonts w:ascii="Arial" w:hAnsi="Arial" w:eastAsia="Arial"/>
-                <w:sz w:val="18"/>
-              </w:rPr>
-            </w:r>
-            <w:r>
-              <w:rPr>
-                <w:rFonts w:ascii="Arial" w:hAnsi="Arial" w:eastAsia="Arial"/>
+                <w:rFonts w:ascii="Arial" w:hAnsi="Arial" w:eastAsia="Arial" w:cs="Tahoma"/>
+                <w:sz w:val="18"/>
+              </w:rPr>
+            </w:r>
+            <w:r>
+              <w:rPr>
+                <w:rFonts w:ascii="Arial" w:hAnsi="Arial" w:eastAsia="Arial" w:cs="Tahoma"/>
                 <w:sz w:val="18"/>
               </w:rPr>
               <w:t>Responsibility</w:t>
@@ -10541,13 +11559,13 @@
             </w:pPr>
             <w:r>
               <w:rPr>
-                <w:rFonts w:ascii="Arial" w:hAnsi="Arial" w:eastAsia="Arial"/>
-                <w:sz w:val="18"/>
-              </w:rPr>
-            </w:r>
-            <w:r>
-              <w:rPr>
-                <w:rFonts w:ascii="Arial" w:hAnsi="Arial" w:eastAsia="Arial"/>
+                <w:rFonts w:ascii="Arial" w:hAnsi="Arial" w:eastAsia="Arial" w:cs="Tahoma"/>
+                <w:sz w:val="18"/>
+              </w:rPr>
+            </w:r>
+            <w:r>
+              <w:rPr>
+                <w:rFonts w:ascii="Arial" w:hAnsi="Arial" w:eastAsia="Arial" w:cs="Tahoma"/>
                 <w:sz w:val="18"/>
               </w:rPr>
               <w:t>Query impact-store rows eligible for workflow export.</w:t>
@@ -10564,7 +11582,7 @@
       </w:pPr>
       <w:r>
         <w:rPr>
-          <w:rFonts w:ascii="Courier New" w:hAnsi="Courier New"/>
+          <w:rFonts w:ascii="Courier New" w:hAnsi="Courier New" w:eastAsia="Courier New" w:cs="Tahoma"/>
           <w:sz w:val="14"/>
         </w:rPr>
         <w:tab/>
@@ -10636,7 +11654,7 @@
     </w:pPr>
     <w:r>
       <w:rPr>
-        <w:rFonts w:ascii="Arial" w:hAnsi="Arial"/>
+        <w:rFonts w:ascii="Arial" w:hAnsi="Arial" w:eastAsia="Arial" w:cs="Tahoma"/>
         <w:sz w:val="16"/>
       </w:rPr>
       <w:t xml:space="preserve">หน้า </w:t>
@@ -10655,7 +11673,7 @@
     </w:pPr>
     <w:r>
       <w:rPr>
-        <w:rFonts w:ascii="Arial" w:hAnsi="Arial" w:eastAsia="Arial"/>
+        <w:rFonts w:ascii="Arial" w:hAnsi="Arial" w:eastAsia="Arial" w:cs="Tahoma"/>
         <w:color w:val="66717F"/>
         <w:sz w:val="16"/>
       </w:rPr>
@@ -11029,7 +12047,7 @@
     <w:qFormat/>
     <w:rsid w:val="00FC693F"/>
     <w:rPr>
-      <w:rFonts w:ascii="Arial" w:hAnsi="Arial" w:eastAsia="Arial"/>
+      <w:rFonts w:ascii="Arial" w:hAnsi="Arial" w:eastAsia="Arial" w:cs="Tahoma"/>
       <w:sz w:val="20"/>
     </w:rPr>
   </w:style>
@@ -11092,7 +12110,7 @@
       <w:outlineLvl w:val="0"/>
     </w:pPr>
     <w:rPr>
-      <w:rFonts w:asciiTheme="majorHAnsi" w:eastAsiaTheme="majorEastAsia" w:hAnsiTheme="majorHAnsi" w:cstheme="majorBidi" w:ascii="Arial" w:hAnsi="Arial" w:eastAsia="Arial"/>
+      <w:rFonts w:asciiTheme="majorHAnsi" w:eastAsiaTheme="majorEastAsia" w:hAnsiTheme="majorHAnsi" w:cstheme="majorBidi" w:ascii="Arial" w:hAnsi="Arial" w:eastAsia="Arial" w:cs="Tahoma"/>
       <w:b/>
       <w:bCs/>
       <w:color w:val="1F4D78"/>
@@ -11116,7 +12134,7 @@
       <w:outlineLvl w:val="1"/>
     </w:pPr>
     <w:rPr>
-      <w:rFonts w:asciiTheme="majorHAnsi" w:eastAsiaTheme="majorEastAsia" w:hAnsiTheme="majorHAnsi" w:cstheme="majorBidi" w:ascii="Arial" w:hAnsi="Arial" w:eastAsia="Arial"/>
+      <w:rFonts w:asciiTheme="majorHAnsi" w:eastAsiaTheme="majorEastAsia" w:hAnsiTheme="majorHAnsi" w:cstheme="majorBidi" w:ascii="Arial" w:hAnsi="Arial" w:eastAsia="Arial" w:cs="Tahoma"/>
       <w:b/>
       <w:bCs/>
       <w:color w:val="2E74B5"/>
@@ -11140,7 +12158,7 @@
       <w:outlineLvl w:val="2"/>
     </w:pPr>
     <w:rPr>
-      <w:rFonts w:asciiTheme="majorHAnsi" w:eastAsiaTheme="majorEastAsia" w:hAnsiTheme="majorHAnsi" w:cstheme="majorBidi" w:ascii="Arial" w:hAnsi="Arial" w:eastAsia="Arial"/>
+      <w:rFonts w:asciiTheme="majorHAnsi" w:eastAsiaTheme="majorEastAsia" w:hAnsiTheme="majorHAnsi" w:cstheme="majorBidi" w:ascii="Arial" w:hAnsi="Arial" w:eastAsia="Arial" w:cs="Tahoma"/>
       <w:b/>
       <w:bCs/>
       <w:color w:val="1F4D78"/>
@@ -11164,7 +12182,7 @@
       <w:outlineLvl w:val="3"/>
     </w:pPr>
     <w:rPr>
-      <w:rFonts w:asciiTheme="majorHAnsi" w:eastAsiaTheme="majorEastAsia" w:hAnsiTheme="majorHAnsi" w:cstheme="majorBidi" w:ascii="Arial" w:hAnsi="Arial" w:eastAsia="Arial"/>
+      <w:rFonts w:asciiTheme="majorHAnsi" w:eastAsiaTheme="majorEastAsia" w:hAnsiTheme="majorHAnsi" w:cstheme="majorBidi" w:ascii="Arial" w:hAnsi="Arial" w:eastAsia="Arial" w:cs="Tahoma"/>
       <w:b/>
       <w:bCs/>
       <w:i/>

--- a/LLDD/word/BE/Jobs/LLDD-BE-Job-8-CreateCompensationDocument.docx
+++ b/LLDD/word/BE/Jobs/LLDD-BE-Job-8-CreateCompensationDocument.docx
@@ -739,7 +739,7 @@
         <w:keepLines/>
       </w:pPr>
       <w:r>
-        <w:t>Phase: B</w:t>
+        <w:t>Phase: C</w:t>
       </w:r>
     </w:p>
     <w:p>
@@ -2569,7 +2569,7 @@
                 <w:rFonts w:ascii="Arial" w:hAnsi="Arial" w:eastAsia="Arial" w:cs="Tahoma"/>
                 <w:sz w:val="18"/>
               </w:rPr>
-              <w:t>lock เลขรัน + insert document + update process + INTERNAL_DB_WRITE tracking ใน transaction เดียว</w:t>
+              <w:t>lock เลขรัน + insert document + update process + tracking (direction=INTERNAL) ใน transaction เดียว</w:t>
             </w:r>
           </w:p>
         </w:tc>
@@ -3253,7 +3253,7 @@
                 <w:rFonts w:ascii="Arial" w:hAnsi="Arial" w:eastAsia="Arial" w:cs="Tahoma"/>
                 <w:sz w:val="18"/>
               </w:rPr>
-              <w:t>lock เลขรัน + insert document + update process + INTERNAL_DB_WRITE tracking ใน transaction เดียว</w:t>
+              <w:t>lock เลขรัน + insert document + update process + tracking (direction=INTERNAL) ใน transaction เดียว</w:t>
             </w:r>
           </w:p>
         </w:tc>
@@ -3867,7 +3867,7 @@
                 <w:rFonts w:ascii="Arial" w:hAnsi="Arial" w:eastAsia="Arial" w:cs="Tahoma"/>
                 <w:sz w:val="18"/>
               </w:rPr>
-              <w:t>insert document และ INTERNAL_DB_WRITE tracking ใน transaction เดียว</w:t>
+              <w:t>insert document และ tracking (direction=INTERNAL) ใน transaction เดียว</w:t>
             </w:r>
           </w:p>
         </w:tc>
@@ -4656,7 +4656,7 @@
                 <w:rFonts w:ascii="Arial" w:hAnsi="Arial" w:eastAsia="Arial" w:cs="Tahoma"/>
                 <w:sz w:val="18"/>
               </w:rPr>
-              <w:t>fgi_impact_stores</w:t>
+              <w:t>document_running_numbers</w:t>
             </w:r>
           </w:p>
         </w:tc>
@@ -4706,7 +4706,7 @@
                 <w:rFonts w:ascii="Arial" w:hAnsi="Arial" w:eastAsia="Arial" w:cs="Tahoma"/>
                 <w:sz w:val="18"/>
               </w:rPr>
-              <w:t>อ่าน candidate และอัปเดตสถานะสร้างเอกสาร</w:t>
+              <w:t>ตัวนับเลขเอกสารรายปี — ออก doc_no YYYY/xxxxx (ค.ศ.)</w:t>
             </w:r>
           </w:p>
         </w:tc>
@@ -4736,7 +4736,7 @@
                 <w:rFonts w:ascii="Arial" w:hAnsi="Arial" w:eastAsia="Arial" w:cs="Tahoma"/>
                 <w:sz w:val="18"/>
               </w:rPr>
-              <w:t>fgi_impact_processes</w:t>
+              <w:t>fgi_impact_stores</w:t>
             </w:r>
           </w:p>
         </w:tc>
@@ -4761,7 +4761,7 @@
                 <w:rFonts w:ascii="Arial" w:hAnsi="Arial" w:eastAsia="Arial" w:cs="Tahoma"/>
                 <w:sz w:val="18"/>
               </w:rPr>
-              <w:t>R</w:t>
+              <w:t>R/W</w:t>
             </w:r>
           </w:p>
         </w:tc>
@@ -4786,7 +4786,7 @@
                 <w:rFonts w:ascii="Arial" w:hAnsi="Arial" w:eastAsia="Arial" w:cs="Tahoma"/>
                 <w:sz w:val="18"/>
               </w:rPr>
-              <w:t>hub รอบชดเชย</w:t>
+              <w:t>อ่าน candidate และอัปเดตสถานะสร้างเอกสาร</w:t>
             </w:r>
           </w:p>
         </w:tc>
@@ -4816,7 +4816,7 @@
                 <w:rFonts w:ascii="Arial" w:hAnsi="Arial" w:eastAsia="Arial" w:cs="Tahoma"/>
                 <w:sz w:val="18"/>
               </w:rPr>
-              <w:t>compensation_documents</w:t>
+              <w:t>fgi_impact_processes</w:t>
             </w:r>
           </w:p>
         </w:tc>
@@ -4841,7 +4841,7 @@
                 <w:rFonts w:ascii="Arial" w:hAnsi="Arial" w:eastAsia="Arial" w:cs="Tahoma"/>
                 <w:sz w:val="18"/>
               </w:rPr>
-              <w:t>W</w:t>
+              <w:t>R</w:t>
             </w:r>
           </w:p>
         </w:tc>
@@ -4866,7 +4866,7 @@
                 <w:rFonts w:ascii="Arial" w:hAnsi="Arial" w:eastAsia="Arial" w:cs="Tahoma"/>
                 <w:sz w:val="18"/>
               </w:rPr>
-              <w:t>สร้างหัวเอกสารแทนไฟล์ BPM06001O</w:t>
+              <w:t>hub รอบชดเชย</w:t>
             </w:r>
           </w:p>
         </w:tc>
@@ -4896,7 +4896,7 @@
                 <w:rFonts w:ascii="Arial" w:hAnsi="Arial" w:eastAsia="Arial" w:cs="Tahoma"/>
                 <w:sz w:val="18"/>
               </w:rPr>
-              <w:t>interface_transactions</w:t>
+              <w:t>compensation_documents</w:t>
             </w:r>
           </w:p>
         </w:tc>
@@ -4946,7 +4946,87 @@
                 <w:rFonts w:ascii="Arial" w:hAnsi="Arial" w:eastAsia="Arial" w:cs="Tahoma"/>
                 <w:sz w:val="18"/>
               </w:rPr>
-              <w:t>tracking ภายใน type=INTERNAL_DB_WRITE</w:t>
+              <w:t>สร้างหัวเอกสารแทนไฟล์ BPM06001O</w:t>
+            </w:r>
+          </w:p>
+        </w:tc>
+      </w:tr>
+      <w:tr>
+        <w:trPr>
+          <w:cantSplit/>
+        </w:trPr>
+        <w:tc>
+          <w:tcPr>
+            <w:tcW w:type="dxa" w:w="3360"/>
+            <w:vAlign w:val="center"/>
+          </w:tcPr>
+          <w:p>
+            <w:pPr>
+              <w:keepLines/>
+              <w:spacing w:after="0"/>
+            </w:pPr>
+            <w:r>
+              <w:rPr>
+                <w:rFonts w:ascii="Arial" w:hAnsi="Arial" w:eastAsia="Arial" w:cs="Tahoma"/>
+                <w:sz w:val="18"/>
+              </w:rPr>
+            </w:r>
+            <w:r>
+              <w:rPr>
+                <w:rFonts w:ascii="Arial" w:hAnsi="Arial" w:eastAsia="Arial" w:cs="Tahoma"/>
+                <w:sz w:val="18"/>
+              </w:rPr>
+              <w:t>interface_transactions</w:t>
+            </w:r>
+          </w:p>
+        </w:tc>
+        <w:tc>
+          <w:tcPr>
+            <w:tcW w:type="dxa" w:w="3360"/>
+            <w:vAlign w:val="center"/>
+          </w:tcPr>
+          <w:p>
+            <w:pPr>
+              <w:keepLines/>
+              <w:spacing w:after="0"/>
+            </w:pPr>
+            <w:r>
+              <w:rPr>
+                <w:rFonts w:ascii="Arial" w:hAnsi="Arial" w:eastAsia="Arial" w:cs="Tahoma"/>
+                <w:sz w:val="18"/>
+              </w:rPr>
+            </w:r>
+            <w:r>
+              <w:rPr>
+                <w:rFonts w:ascii="Arial" w:hAnsi="Arial" w:eastAsia="Arial" w:cs="Tahoma"/>
+                <w:sz w:val="18"/>
+              </w:rPr>
+              <w:t>W</w:t>
+            </w:r>
+          </w:p>
+        </w:tc>
+        <w:tc>
+          <w:tcPr>
+            <w:tcW w:type="dxa" w:w="3360"/>
+            <w:vAlign w:val="center"/>
+          </w:tcPr>
+          <w:p>
+            <w:pPr>
+              <w:keepLines/>
+              <w:spacing w:after="0"/>
+            </w:pPr>
+            <w:r>
+              <w:rPr>
+                <w:rFonts w:ascii="Arial" w:hAnsi="Arial" w:eastAsia="Arial" w:cs="Tahoma"/>
+                <w:sz w:val="18"/>
+              </w:rPr>
+            </w:r>
+            <w:r>
+              <w:rPr>
+                <w:rFonts w:ascii="Arial" w:hAnsi="Arial" w:eastAsia="Arial" w:cs="Tahoma"/>
+                <w:sz w:val="18"/>
+              </w:rPr>
+              <w:t>tracking ภายใน: direction=INTERNAL · status=COMPLETED (ไม่มี ACK ให้รอเพราะเขียน DB ตรง)</w:t>
             </w:r>
           </w:p>
         </w:tc>
@@ -5856,7 +5936,7 @@
         <w:br/>
         <w:t xml:space="preserve">  param4 = process.env.SBPGI_JOB8_PARAM4 ?? 'ห้ามสร้างไฟล์ BPM06001O, ห้าม SFTP, ห้ามเรียก K2 REST'; // TODO: ค่าคงที่ทางธุรกิจ — เปลี่ยนต้องผ่านการอนุมัติ</w:t>
         <w:br/>
-        <w:t xml:space="preserve">  mailTo = process.env.SBPGI_JOB8_MAIL_TO ?? ''; // TODO: ผู้รับอีเมลแจ้ง error คั่นด้วย comma (เดิม: Notification Service แจ้ง error/pending ตาม config)</w:t>
+        <w:t xml:space="preserve">  mailTo = process.env.SBPGI_JOB8_MAIL_TO ?? ''; // TODO: ผู้รับอีเมลแจ้ง error คั่นด้วย comma (เดิม: email-lib กลาง (sendEmail) แจ้ง error/pending ตาม config)</w:t>
         <w:br/>
         <w:t>}</w:t>
         <w:br/>
@@ -6086,7 +6166,7 @@
         <w:t xml:space="preserve">  }</w:t>
         <w:br/>
         <w:br/>
-        <w:t xml:space="preserve">  // บันทึก interface_transactions เป็น INTERNAL_DB_WRITE</w:t>
+        <w:t xml:space="preserve">  // insert interface_transactions: data_name = IMPACT_STORE · direction = INTERNAL · status = COMPLETED</w:t>
         <w:br/>
         <w:t xml:space="preserve">  async step06WriteFile(state: JobState, manager?: EntityManager): Promise&lt;void&gt; {</w:t>
         <w:br/>
@@ -6980,7 +7060,7 @@
                 <w:rFonts w:ascii="Arial" w:hAnsi="Arial" w:eastAsia="Arial" w:cs="Tahoma"/>
                 <w:sz w:val="18"/>
               </w:rPr>
-              <w:t>บันทึก interface_transactions เป็น INTERNAL_DB_WRITE</w:t>
+              <w:t>insert interface_transactions: data_name = IMPACT_STORE · direction = INTERNAL · status = COMPLETED</w:t>
             </w:r>
           </w:p>
         </w:tc>
@@ -7242,7 +7322,7 @@
         <w:br/>
         <w:t xml:space="preserve">        await this.service.step05Insert(state, manager);</w:t>
         <w:br/>
-        <w:t xml:space="preserve">        // ขั้นที่ 6: บันทึก interface_transactions เป็น INTERNAL_DB_WRITE · TODO: ไม่สร้างไฟล์ BPM06001O</w:t>
+        <w:t xml:space="preserve">        // ขั้นที่ 6: insert interface_transactions: data_name = IMPACT_STORE · direction = INTERNAL · status = COMPLETED · TODO: ไม่สร้างไฟล์ BPM06001O แล้ว — เขียน DB ตรงจึงไม่มี ACK ให้รอ</w:t>
         <w:br/>
         <w:t xml:space="preserve">        await this.service.step06WriteFile(state, manager);</w:t>
         <w:br/>
@@ -7572,7 +7652,7 @@
                 <w:rFonts w:ascii="Arial" w:hAnsi="Arial" w:eastAsia="Arial" w:cs="Tahoma"/>
                 <w:sz w:val="18"/>
               </w:rPr>
-              <w:t>fgi_impact_stores</w:t>
+              <w:t>document_running_numbers</w:t>
             </w:r>
           </w:p>
         </w:tc>
@@ -7622,7 +7702,7 @@
                 <w:rFonts w:ascii="Arial" w:hAnsi="Arial" w:eastAsia="Arial" w:cs="Tahoma"/>
                 <w:sz w:val="18"/>
               </w:rPr>
-              <w:t>อ่าน candidate และอัปเดตสถานะสร้างเอกสาร</w:t>
+              <w:t>ตัวนับเลขเอกสารรายปี — ออก doc_no YYYY/xxxxx (ค.ศ.)</w:t>
             </w:r>
           </w:p>
         </w:tc>
@@ -7677,7 +7757,7 @@
                 <w:rFonts w:ascii="Arial" w:hAnsi="Arial" w:eastAsia="Arial" w:cs="Tahoma"/>
                 <w:sz w:val="18"/>
               </w:rPr>
-              <w:t>fgi_impact_processes</w:t>
+              <w:t>fgi_impact_stores</w:t>
             </w:r>
           </w:p>
         </w:tc>
@@ -7702,7 +7782,7 @@
                 <w:rFonts w:ascii="Arial" w:hAnsi="Arial" w:eastAsia="Arial" w:cs="Tahoma"/>
                 <w:sz w:val="18"/>
               </w:rPr>
-              <w:t>R</w:t>
+              <w:t>R/W</w:t>
             </w:r>
           </w:p>
         </w:tc>
@@ -7727,7 +7807,7 @@
                 <w:rFonts w:ascii="Arial" w:hAnsi="Arial" w:eastAsia="Arial" w:cs="Tahoma"/>
                 <w:sz w:val="18"/>
               </w:rPr>
-              <w:t>hub รอบชดเชย</w:t>
+              <w:t>อ่าน candidate และอัปเดตสถานะสร้างเอกสาร</w:t>
             </w:r>
           </w:p>
         </w:tc>
@@ -7782,7 +7862,7 @@
                 <w:rFonts w:ascii="Arial" w:hAnsi="Arial" w:eastAsia="Arial" w:cs="Tahoma"/>
                 <w:sz w:val="18"/>
               </w:rPr>
-              <w:t>compensation_documents</w:t>
+              <w:t>fgi_impact_processes</w:t>
             </w:r>
           </w:p>
         </w:tc>
@@ -7807,7 +7887,7 @@
                 <w:rFonts w:ascii="Arial" w:hAnsi="Arial" w:eastAsia="Arial" w:cs="Tahoma"/>
                 <w:sz w:val="18"/>
               </w:rPr>
-              <w:t>W</w:t>
+              <w:t>R</w:t>
             </w:r>
           </w:p>
         </w:tc>
@@ -7832,7 +7912,7 @@
                 <w:rFonts w:ascii="Arial" w:hAnsi="Arial" w:eastAsia="Arial" w:cs="Tahoma"/>
                 <w:sz w:val="18"/>
               </w:rPr>
-              <w:t>สร้างหัวเอกสารแทนไฟล์ BPM06001O</w:t>
+              <w:t>hub รอบชดเชย</w:t>
             </w:r>
           </w:p>
         </w:tc>
@@ -7887,7 +7967,7 @@
                 <w:rFonts w:ascii="Arial" w:hAnsi="Arial" w:eastAsia="Arial" w:cs="Tahoma"/>
                 <w:sz w:val="18"/>
               </w:rPr>
-              <w:t>interface_transactions</w:t>
+              <w:t>compensation_documents</w:t>
             </w:r>
           </w:p>
         </w:tc>
@@ -7937,7 +8017,112 @@
                 <w:rFonts w:ascii="Arial" w:hAnsi="Arial" w:eastAsia="Arial" w:cs="Tahoma"/>
                 <w:sz w:val="18"/>
               </w:rPr>
-              <w:t>tracking ภายใน type=INTERNAL_DB_WRITE</w:t>
+              <w:t>สร้างหัวเอกสารแทนไฟล์ BPM06001O</w:t>
+            </w:r>
+          </w:p>
+        </w:tc>
+        <w:tc>
+          <w:tcPr>
+            <w:tcW w:type="dxa" w:w="2520"/>
+            <w:vAlign w:val="center"/>
+          </w:tcPr>
+          <w:p>
+            <w:pPr>
+              <w:keepLines/>
+              <w:spacing w:after="0"/>
+            </w:pPr>
+            <w:r>
+              <w:rPr>
+                <w:rFonts w:ascii="Arial" w:hAnsi="Arial" w:eastAsia="Arial" w:cs="Tahoma"/>
+                <w:sz w:val="18"/>
+              </w:rPr>
+            </w:r>
+            <w:r>
+              <w:rPr>
+                <w:rFonts w:ascii="Arial" w:hAnsi="Arial" w:eastAsia="Arial" w:cs="Tahoma"/>
+                <w:sz w:val="18"/>
+              </w:rPr>
+              <w:t>เขียน SQL ตรงผ่าน DATA_SOURCE</w:t>
+            </w:r>
+          </w:p>
+        </w:tc>
+      </w:tr>
+      <w:tr>
+        <w:trPr>
+          <w:cantSplit/>
+        </w:trPr>
+        <w:tc>
+          <w:tcPr>
+            <w:tcW w:type="dxa" w:w="2520"/>
+            <w:vAlign w:val="center"/>
+          </w:tcPr>
+          <w:p>
+            <w:pPr>
+              <w:keepLines/>
+              <w:spacing w:after="0"/>
+            </w:pPr>
+            <w:r>
+              <w:rPr>
+                <w:rFonts w:ascii="Arial" w:hAnsi="Arial" w:eastAsia="Arial" w:cs="Tahoma"/>
+                <w:sz w:val="18"/>
+              </w:rPr>
+            </w:r>
+            <w:r>
+              <w:rPr>
+                <w:rFonts w:ascii="Arial" w:hAnsi="Arial" w:eastAsia="Arial" w:cs="Tahoma"/>
+                <w:sz w:val="18"/>
+              </w:rPr>
+              <w:t>interface_transactions</w:t>
+            </w:r>
+          </w:p>
+        </w:tc>
+        <w:tc>
+          <w:tcPr>
+            <w:tcW w:type="dxa" w:w="2520"/>
+            <w:vAlign w:val="center"/>
+          </w:tcPr>
+          <w:p>
+            <w:pPr>
+              <w:keepLines/>
+              <w:spacing w:after="0"/>
+            </w:pPr>
+            <w:r>
+              <w:rPr>
+                <w:rFonts w:ascii="Arial" w:hAnsi="Arial" w:eastAsia="Arial" w:cs="Tahoma"/>
+                <w:sz w:val="18"/>
+              </w:rPr>
+            </w:r>
+            <w:r>
+              <w:rPr>
+                <w:rFonts w:ascii="Arial" w:hAnsi="Arial" w:eastAsia="Arial" w:cs="Tahoma"/>
+                <w:sz w:val="18"/>
+              </w:rPr>
+              <w:t>W</w:t>
+            </w:r>
+          </w:p>
+        </w:tc>
+        <w:tc>
+          <w:tcPr>
+            <w:tcW w:type="dxa" w:w="2520"/>
+            <w:vAlign w:val="center"/>
+          </w:tcPr>
+          <w:p>
+            <w:pPr>
+              <w:keepLines/>
+              <w:spacing w:after="0"/>
+            </w:pPr>
+            <w:r>
+              <w:rPr>
+                <w:rFonts w:ascii="Arial" w:hAnsi="Arial" w:eastAsia="Arial" w:cs="Tahoma"/>
+                <w:sz w:val="18"/>
+              </w:rPr>
+            </w:r>
+            <w:r>
+              <w:rPr>
+                <w:rFonts w:ascii="Arial" w:hAnsi="Arial" w:eastAsia="Arial" w:cs="Tahoma"/>
+                <w:sz w:val="18"/>
+              </w:rPr>
+              <w:t>tracking ภายใน: direction=INTERNAL · status=COMPLETED (ไม่มี ACK ให้รอเพราะเขียน DB ตรง)</w:t>
             </w:r>
           </w:p>
         </w:tc>
@@ -7986,6 +8171,28 @@
         <w:t>--       write ทั้งหมดต้องอยู่ใน transaction เดียวกับที่ระบุใน 9.3</w:t>
         <w:br/>
         <w:br/>
+        <w:t>-- [R/W] document_running_numbers : ตัวนับเลขเอกสารรายปี — ออก doc_no YYYY/xxxxx (ค.ศ.)</w:t>
+        <w:br/>
+        <w:t>-- TODO: อ่าน candidate แบบล็อกแถว กันรอบอื่น/pod อื่นแย่งอัปเดตแถวเดียวกัน</w:t>
+        <w:br/>
+        <w:t>SELECT /* TODO: PK + คอลัมน์ที่ต้องใช้ */</w:t>
+        <w:br/>
+        <w:t xml:space="preserve">  FROM document_running_numbers</w:t>
+        <w:br/>
+        <w:t xml:space="preserve"> WHERE /* TODO: เงื่อนไขงวด/สถานะที่ job นี้คัดแถว */ 1 = 1</w:t>
+        <w:br/>
+        <w:t xml:space="preserve">   FOR UPDATE SKIP LOCKED;</w:t>
+        <w:br/>
+        <w:br/>
+        <w:t>UPDATE document_running_numbers</w:t>
+        <w:br/>
+        <w:t xml:space="preserve">   SET /* TODO: คอลัมน์สถานะ/ผลคำนวณที่ job นี้เขียน */</w:t>
+        <w:br/>
+        <w:t xml:space="preserve">       updated_at = NOW(), updated_by = 'JOB8'</w:t>
+        <w:br/>
+        <w:t xml:space="preserve"> WHERE /* TODO: PK ที่ล็อกไว้ */ id = ANY($1);</w:t>
+        <w:br/>
+        <w:br/>
         <w:t>-- [R/W] fgi_impact_stores : อ่าน candidate และอัปเดตสถานะสร้างเอกสาร</w:t>
         <w:br/>
         <w:t>-- TODO: อ่าน candidate แบบล็อกแถว กันรอบอื่น/pod อื่นแย่งอัปเดตแถวเดียวกัน</w:t>
@@ -8038,25 +8245,6 @@
         <w:t>DO UPDATE SET /* TODO: คอลัมน์ที่ยอมให้ทับ */</w:t>
         <w:br/>
         <w:t xml:space="preserve">       updated_at = NOW(), updated_by = 'JOB8';</w:t>
-        <w:br/>
-        <w:br/>
-        <w:t>-- [W] interface_transactions : tracking ภายใน type=INTERNAL_DB_WRITE</w:t>
-        <w:br/>
-        <w:t>-- TODO: บันทึก ACK ระดับ record ของไฟล์ interface (แทน job_run_histories ที่ยกเลิกไปแล้ว)</w:t>
-        <w:br/>
-        <w:t>INSERT INTO interface_transactions</w:t>
-        <w:br/>
-        <w:t xml:space="preserve">  (run_id, data_name, direction, status, business_key, period_key,</w:t>
-        <w:br/>
-        <w:t xml:space="preserve">   file_name, file_checksum, created_at)</w:t>
-        <w:br/>
-        <w:t>VALUES ($1 /* run_id = correlation id ของรอบรัน Job 8 จาก application log */,</w:t>
-        <w:br/>
-        <w:t xml:space="preserve">        $2 /* TODO: data_name ของ Job 8 */, $3 /* IN|OUT|INTERNAL */, 'READY',</w:t>
-        <w:br/>
-        <w:t xml:space="preserve">        $4 /* business key ของแถว */, $5 /* YYYYMM */, $6, $7, NOW())</w:t>
-        <w:br/>
-        <w:t>ON CONFLICT (data_name, direction, business_key, period_key) DO NOTHING;</w:t>
       </w:r>
     </w:p>
     <w:p>
@@ -8147,7 +8335,7 @@
         <w:br/>
         <w:t xml:space="preserve">  async notifyFailure(jobNo: string, ctx: JobRunContext, error: Error): Promise&lt;void&gt; {</w:t>
         <w:br/>
-        <w:t xml:space="preserve">    // TODO: ผู้รับของ Job 8 เดิมคือ Notification Service แจ้ง error/pending ตาม config — ย้ายมาเป็น env SBPGI_JOB8_MAIL_TO</w:t>
+        <w:t xml:space="preserve">    // TODO: ผู้รับของ Job 8 เดิมคือ email-lib กลาง (sendEmail) แจ้ง error/pending ตาม config — ย้ายมาเป็น env SBPGI_JOB8_MAIL_TO</w:t>
         <w:br/>
         <w:t xml:space="preserve">    const recipients = (process.env.SBPGI_JOB8_MAIL_TO ?? '').split(',').map((s) =&gt; s.trim()).filter(Boolean);</w:t>
         <w:br/>
@@ -8714,7 +8902,7 @@
                 <w:rFonts w:ascii="Arial" w:hAnsi="Arial" w:eastAsia="Arial" w:cs="Tahoma"/>
                 <w:sz w:val="18"/>
               </w:rPr>
-              <w:t>บันทึก interface_transactions เป็น INTERNAL_DB_WRITE (ไม่สร้างไฟล์ BPM06001O)</w:t>
+              <w:t>insert interface_transactions: data_name = IMPACT_STORE · direction = INTERNAL · status = COMPLETED (ไม่สร้างไฟล์ BPM06001O แล้ว — เขียน DB ตรงจึงไม่มี ACK ให้รอ)</w:t>
             </w:r>
           </w:p>
         </w:tc>
@@ -9863,6 +10051,20 @@
                 <w:rFonts w:ascii="Courier New" w:hAnsi="Courier New" w:eastAsia="Courier New" w:cs="Tahoma"/>
                 <w:sz w:val="18"/>
               </w:rPr>
+              <w:t>document_running_numbers</w:t>
+            </w:r>
+            <w:r>
+              <w:rPr>
+                <w:rFonts w:ascii="Arial" w:hAnsi="Arial" w:eastAsia="Arial" w:cs="Tahoma"/>
+                <w:sz w:val="18"/>
+              </w:rPr>
+              <w:t xml:space="preserve">, </w:t>
+            </w:r>
+            <w:r>
+              <w:rPr>
+                <w:rFonts w:ascii="Courier New" w:hAnsi="Courier New" w:eastAsia="Courier New" w:cs="Tahoma"/>
+                <w:sz w:val="18"/>
+              </w:rPr>
               <w:t>fgi_impact_stores</w:t>
             </w:r>
             <w:r>
@@ -9878,20 +10080,6 @@
                 <w:sz w:val="18"/>
               </w:rPr>
               <w:t>compensation_documents</w:t>
-            </w:r>
-            <w:r>
-              <w:rPr>
-                <w:rFonts w:ascii="Arial" w:hAnsi="Arial" w:eastAsia="Arial" w:cs="Tahoma"/>
-                <w:sz w:val="18"/>
-              </w:rPr>
-              <w:t xml:space="preserve">, </w:t>
-            </w:r>
-            <w:r>
-              <w:rPr>
-                <w:rFonts w:ascii="Courier New" w:hAnsi="Courier New" w:eastAsia="Courier New" w:cs="Tahoma"/>
-                <w:sz w:val="18"/>
-              </w:rPr>
-              <w:t>interface_transactions</w:t>
             </w:r>
           </w:p>
         </w:tc>

--- a/LLDD/word/BE/Jobs/LLDD-BE-Job-8-CreateCompensationDocument.docx
+++ b/LLDD/word/BE/Jobs/LLDD-BE-Job-8-CreateCompensationDocument.docx
@@ -6029,7 +6029,7 @@
           <w:rFonts w:ascii="Courier New" w:hAnsi="Courier New" w:eastAsia="Courier New" w:cs="Tahoma"/>
           <w:sz w:val="16"/>
         </w:rPr>
-        <w:t>// src/batch/runner.ts — สัญญากลางของทุก job (ประกาศครั้งเดียว ใช้ร่วมทั้ง 11 ฉบับ)</w:t>
+        <w:t>// src/batch/runner.ts — สัญญากลางของทุก job (ประกาศครั้งเดียว ใช้ร่วมทั้ง 10 ฉบับ)</w:t>
         <w:br/>
         <w:br/>
         <w:t>export interface JobRunContext {</w:t>

--- a/LLDD/word/BE/Jobs/LLDD-BE-Job-8-CreateCompensationDocument.docx
+++ b/LLDD/word/BE/Jobs/LLDD-BE-Job-8-CreateCompensationDocument.docx
@@ -4531,6 +4531,35 @@
     </w:p>
     <w:p>
       <w:pPr>
+        <w:keepNext w:val="0"/>
+      </w:pPr>
+      <w:r>
+        <w:rPr>
+          <w:b/>
+        </w:rPr>
+        <w:t>เอกสารฉบับนี้ไม่มี endpoint ของตัวเอง</w:t>
+      </w:r>
+      <w:r>
+        <w:t xml:space="preserve"> — เป็นสัญญา/งานภายในที่เอกสารอื่นเรียกใช้ (ดูขอบเขตใน 5.90 Endpoint Implementation Contract) · รายการ endpoint ทั้ง 29 เส้นของ SBPGI อยู่ที่ </w:t>
+      </w:r>
+      <w:r>
+        <w:rPr>
+          <w:b/>
+        </w:rPr>
+        <w:t>LLDD-API.pdf</w:t>
+      </w:r>
+      <w:r>
+        <w:t xml:space="preserve"> และ </w:t>
+      </w:r>
+      <w:r>
+        <w:rPr>
+          <w:rFonts w:ascii="Courier New" w:hAnsi="Courier New" w:eastAsia="Courier New" w:cs="Tahoma"/>
+        </w:rPr>
+        <w:t>API design</w:t>
+      </w:r>
+    </w:p>
+    <w:p>
+      <w:pPr>
         <w:pStyle w:val="Heading1"/>
         <w:keepNext/>
         <w:keepLines/>
@@ -7190,7 +7219,7 @@
                 <w:rFonts w:ascii="Arial" w:hAnsi="Arial" w:eastAsia="Arial" w:cs="Tahoma"/>
                 <w:sz w:val="18"/>
               </w:rPr>
-              <w:t>จบ - workflow เปิดโดย Job 8b / POST /workflows/instances</w:t>
+              <w:t>จบ - workflow เปิดโดย Job 8b / POST /sbpgi/workflow/instances</w:t>
             </w:r>
           </w:p>
         </w:tc>
@@ -8957,7 +8986,7 @@
                 <w:rFonts w:ascii="Arial" w:hAnsi="Arial" w:eastAsia="Arial" w:cs="Tahoma"/>
                 <w:sz w:val="18"/>
               </w:rPr>
-              <w:t>จบ - workflow เปิดโดย Job 8b / POST /workflows/instances</w:t>
+              <w:t>จบ - workflow เปิดโดย Job 8b / POST /sbpgi/workflow/instances</w:t>
             </w:r>
           </w:p>
         </w:tc>

--- a/LLDD/word/BE/Jobs/LLDD-BE-Job-8-CreateCompensationDocument.docx
+++ b/LLDD/word/BE/Jobs/LLDD-BE-Job-8-CreateCompensationDocument.docx
@@ -701,7 +701,7 @@
                 <w:rFonts w:ascii="Arial" w:hAnsi="Arial" w:eastAsia="Arial" w:cs="Tahoma"/>
                 <w:sz w:val="18"/>
               </w:rPr>
-              <w:t>สร้างเอกสารประกันรายได้อัตโนมัติ: สร้าง compensation_documents จาก impact profile และข้อมูลชดเชยในฐานข้อมูลเดียวกัน แทนการเขียนไฟล์ BPM06001O และ SFTP ไป compensateflow; ไม่เรียก workflow โดยตรง</w:t>
+              <w:t>สร้างเอกสารประกันรายได้อัตโนมัติ: สร้าง sgi_compensation_documents จาก impact profile และข้อมูลชดเชยในฐานข้อมูลเดียวกัน แทนการเขียนไฟล์ BPM06001O และ SFTP ไป compensateflow; ไม่เรียก workflow โดยตรง</w:t>
             </w:r>
           </w:p>
         </w:tc>
@@ -713,6 +713,638 @@
         <w:t>Common contract reference: ทุกหัวข้อ API/FE ต้องยึด LLDD-BE-API-Common-Contracts.pdf และ LLDD-FE-Integration-Contracts.pdf สำหรับ error/auth/format/pagination/action/RBAC ก่อนลงรายละเอียดเฉพาะหน้าหรือเฉพาะ endpoint</w:t>
       </w:r>
     </w:p>
+    <w:p>
+      <w:pPr>
+        <w:pStyle w:val="Heading2"/>
+        <w:keepNext/>
+        <w:keepLines/>
+        <w:pageBreakBefore w:val="0"/>
+      </w:pPr>
+      <w:r>
+        <w:t>1.1 เอกสาร LLDD ที่เกี่ยวข้อง</w:t>
+      </w:r>
+    </w:p>
+    <w:p>
+      <w:pPr>
+        <w:keepNext w:val="0"/>
+      </w:pPr>
+      <w:r>
+        <w:t>ตารางนี้สร้างจาก endpoint และตารางที่เอกสารฉบับนี้ประกาศไว้จริง — อ่านฉบับที่อยู่ในตารางก่อนลงมือ เพื่อไม่ให้สัญญา request/response หรือชื่อคอลัมน์หลุดจากกัน</w:t>
+      </w:r>
+    </w:p>
+    <w:tbl>
+      <w:tblPr>
+        <w:tblStyle w:val="TableGrid"/>
+        <w:tblW w:type="auto" w:w="0"/>
+        <w:jc w:val="center"/>
+        <w:tblLook w:firstColumn="1" w:firstRow="1" w:lastColumn="0" w:lastRow="0" w:noHBand="0" w:noVBand="1" w:val="04A0"/>
+      </w:tblPr>
+      <w:tblGrid>
+        <w:gridCol w:w="3360"/>
+        <w:gridCol w:w="3360"/>
+        <w:gridCol w:w="3360"/>
+      </w:tblGrid>
+      <w:tr>
+        <w:trPr>
+          <w:cantSplit/>
+        </w:trPr>
+        <w:tc>
+          <w:tcPr>
+            <w:tcW w:type="dxa" w:w="3360"/>
+            <w:vAlign w:val="center"/>
+            <w:shd w:fill="E8EEF5"/>
+          </w:tcPr>
+          <w:p>
+            <w:pPr>
+              <w:keepLines/>
+              <w:spacing w:after="0"/>
+            </w:pPr>
+            <w:r/>
+            <w:r>
+              <w:rPr>
+                <w:rFonts w:ascii="Arial" w:hAnsi="Arial" w:eastAsia="Arial" w:cs="Tahoma"/>
+                <w:b/>
+                <w:sz w:val="18"/>
+              </w:rPr>
+              <w:t>ความสัมพันธ์</w:t>
+            </w:r>
+          </w:p>
+        </w:tc>
+        <w:tc>
+          <w:tcPr>
+            <w:tcW w:type="dxa" w:w="3360"/>
+            <w:vAlign w:val="center"/>
+            <w:shd w:fill="E8EEF5"/>
+          </w:tcPr>
+          <w:p>
+            <w:pPr>
+              <w:keepLines/>
+              <w:spacing w:after="0"/>
+            </w:pPr>
+            <w:r/>
+            <w:r>
+              <w:rPr>
+                <w:rFonts w:ascii="Arial" w:hAnsi="Arial" w:eastAsia="Arial" w:cs="Tahoma"/>
+                <w:b/>
+                <w:sz w:val="18"/>
+              </w:rPr>
+              <w:t>เอกสาร LLDD</w:t>
+            </w:r>
+          </w:p>
+        </w:tc>
+        <w:tc>
+          <w:tcPr>
+            <w:tcW w:type="dxa" w:w="3360"/>
+            <w:vAlign w:val="center"/>
+            <w:shd w:fill="E8EEF5"/>
+          </w:tcPr>
+          <w:p>
+            <w:pPr>
+              <w:keepLines/>
+              <w:spacing w:after="0"/>
+            </w:pPr>
+            <w:r/>
+            <w:r>
+              <w:rPr>
+                <w:rFonts w:ascii="Arial" w:hAnsi="Arial" w:eastAsia="Arial" w:cs="Tahoma"/>
+                <w:b/>
+                <w:sz w:val="18"/>
+              </w:rPr>
+              <w:t>เกี่ยวข้องตรงไหน</w:t>
+            </w:r>
+          </w:p>
+        </w:tc>
+      </w:tr>
+      <w:tr>
+        <w:trPr>
+          <w:cantSplit/>
+        </w:trPr>
+        <w:tc>
+          <w:tcPr>
+            <w:tcW w:type="dxa" w:w="3360"/>
+            <w:vAlign w:val="center"/>
+          </w:tcPr>
+          <w:p>
+            <w:pPr>
+              <w:keepLines/>
+              <w:spacing w:after="0"/>
+            </w:pPr>
+            <w:r>
+              <w:rPr>
+                <w:rFonts w:ascii="Arial" w:hAnsi="Arial" w:eastAsia="Arial" w:cs="Tahoma"/>
+                <w:sz w:val="18"/>
+              </w:rPr>
+            </w:r>
+            <w:r>
+              <w:rPr>
+                <w:rFonts w:ascii="Arial" w:hAnsi="Arial" w:eastAsia="Arial" w:cs="Tahoma"/>
+                <w:sz w:val="18"/>
+              </w:rPr>
+              <w:t>สัญญากลาง</w:t>
+            </w:r>
+          </w:p>
+        </w:tc>
+        <w:tc>
+          <w:tcPr>
+            <w:tcW w:type="dxa" w:w="3360"/>
+            <w:vAlign w:val="center"/>
+          </w:tcPr>
+          <w:p>
+            <w:pPr>
+              <w:keepLines/>
+              <w:spacing w:after="0"/>
+            </w:pPr>
+            <w:r>
+              <w:rPr>
+                <w:rFonts w:ascii="Arial" w:hAnsi="Arial" w:eastAsia="Arial" w:cs="Tahoma"/>
+                <w:sz w:val="18"/>
+              </w:rPr>
+            </w:r>
+            <w:r>
+              <w:rPr>
+                <w:rFonts w:ascii="Arial" w:hAnsi="Arial" w:eastAsia="Arial" w:cs="Tahoma"/>
+                <w:b/>
+                <w:sz w:val="18"/>
+              </w:rPr>
+              <w:t>LLDD-BE-API-Common-Contracts.pdf</w:t>
+            </w:r>
+          </w:p>
+        </w:tc>
+        <w:tc>
+          <w:tcPr>
+            <w:tcW w:type="dxa" w:w="3360"/>
+            <w:vAlign w:val="center"/>
+          </w:tcPr>
+          <w:p>
+            <w:pPr>
+              <w:keepLines/>
+              <w:spacing w:after="0"/>
+            </w:pPr>
+            <w:r>
+              <w:rPr>
+                <w:rFonts w:ascii="Arial" w:hAnsi="Arial" w:eastAsia="Arial" w:cs="Tahoma"/>
+                <w:sz w:val="18"/>
+              </w:rPr>
+            </w:r>
+            <w:r>
+              <w:rPr>
+                <w:rFonts w:ascii="Arial" w:hAnsi="Arial" w:eastAsia="Arial" w:cs="Tahoma"/>
+                <w:sz w:val="18"/>
+              </w:rPr>
+              <w:t xml:space="preserve">envelope </w:t>
+            </w:r>
+            <w:r>
+              <w:rPr>
+                <w:rFonts w:ascii="Courier New" w:hAnsi="Courier New" w:eastAsia="Courier New" w:cs="Tahoma"/>
+                <w:sz w:val="18"/>
+              </w:rPr>
+              <w:t>{success,data}</w:t>
+            </w:r>
+            <w:r>
+              <w:rPr>
+                <w:rFonts w:ascii="Arial" w:hAnsi="Arial" w:eastAsia="Arial" w:cs="Tahoma"/>
+                <w:sz w:val="18"/>
+              </w:rPr>
+              <w:t xml:space="preserve"> · error code · pagination · รูปแบบวันที่/เลขเอกสาร</w:t>
+            </w:r>
+          </w:p>
+        </w:tc>
+      </w:tr>
+      <w:tr>
+        <w:trPr>
+          <w:cantSplit/>
+        </w:trPr>
+        <w:tc>
+          <w:tcPr>
+            <w:tcW w:type="dxa" w:w="3360"/>
+            <w:vAlign w:val="center"/>
+          </w:tcPr>
+          <w:p>
+            <w:pPr>
+              <w:keepLines/>
+              <w:spacing w:after="0"/>
+            </w:pPr>
+            <w:r>
+              <w:rPr>
+                <w:rFonts w:ascii="Arial" w:hAnsi="Arial" w:eastAsia="Arial" w:cs="Tahoma"/>
+                <w:sz w:val="18"/>
+              </w:rPr>
+            </w:r>
+            <w:r>
+              <w:rPr>
+                <w:rFonts w:ascii="Arial" w:hAnsi="Arial" w:eastAsia="Arial" w:cs="Tahoma"/>
+                <w:sz w:val="18"/>
+              </w:rPr>
+              <w:t>โครงสร้างข้อมูล</w:t>
+            </w:r>
+          </w:p>
+        </w:tc>
+        <w:tc>
+          <w:tcPr>
+            <w:tcW w:type="dxa" w:w="3360"/>
+            <w:vAlign w:val="center"/>
+          </w:tcPr>
+          <w:p>
+            <w:pPr>
+              <w:keepLines/>
+              <w:spacing w:after="0"/>
+            </w:pPr>
+            <w:r>
+              <w:rPr>
+                <w:rFonts w:ascii="Arial" w:hAnsi="Arial" w:eastAsia="Arial" w:cs="Tahoma"/>
+                <w:sz w:val="18"/>
+              </w:rPr>
+            </w:r>
+            <w:r>
+              <w:rPr>
+                <w:rFonts w:ascii="Arial" w:hAnsi="Arial" w:eastAsia="Arial" w:cs="Tahoma"/>
+                <w:b/>
+                <w:sz w:val="18"/>
+              </w:rPr>
+              <w:t>LLDD-BE-Database-Structure.pdf</w:t>
+            </w:r>
+          </w:p>
+        </w:tc>
+        <w:tc>
+          <w:tcPr>
+            <w:tcW w:type="dxa" w:w="3360"/>
+            <w:vAlign w:val="center"/>
+          </w:tcPr>
+          <w:p>
+            <w:pPr>
+              <w:keepLines/>
+              <w:spacing w:after="0"/>
+            </w:pPr>
+            <w:r>
+              <w:rPr>
+                <w:rFonts w:ascii="Arial" w:hAnsi="Arial" w:eastAsia="Arial" w:cs="Tahoma"/>
+                <w:sz w:val="18"/>
+              </w:rPr>
+            </w:r>
+            <w:r>
+              <w:rPr>
+                <w:rFonts w:ascii="Arial" w:hAnsi="Arial" w:eastAsia="Arial" w:cs="Tahoma"/>
+                <w:sz w:val="18"/>
+              </w:rPr>
+              <w:t>DDL ของตารางที่หัวข้อ Reference DB Mapping อ้างถึง</w:t>
+            </w:r>
+          </w:p>
+        </w:tc>
+      </w:tr>
+      <w:tr>
+        <w:trPr>
+          <w:cantSplit/>
+        </w:trPr>
+        <w:tc>
+          <w:tcPr>
+            <w:tcW w:type="dxa" w:w="3360"/>
+            <w:vAlign w:val="center"/>
+          </w:tcPr>
+          <w:p>
+            <w:pPr>
+              <w:keepLines/>
+              <w:spacing w:after="0"/>
+            </w:pPr>
+            <w:r>
+              <w:rPr>
+                <w:rFonts w:ascii="Arial" w:hAnsi="Arial" w:eastAsia="Arial" w:cs="Tahoma"/>
+                <w:sz w:val="18"/>
+              </w:rPr>
+            </w:r>
+            <w:r>
+              <w:rPr>
+                <w:rFonts w:ascii="Arial" w:hAnsi="Arial" w:eastAsia="Arial" w:cs="Tahoma"/>
+                <w:sz w:val="18"/>
+              </w:rPr>
+              <w:t>แพลตฟอร์มระบบเดิม</w:t>
+            </w:r>
+          </w:p>
+        </w:tc>
+        <w:tc>
+          <w:tcPr>
+            <w:tcW w:type="dxa" w:w="3360"/>
+            <w:vAlign w:val="center"/>
+          </w:tcPr>
+          <w:p>
+            <w:pPr>
+              <w:keepLines/>
+              <w:spacing w:after="0"/>
+            </w:pPr>
+            <w:r>
+              <w:rPr>
+                <w:rFonts w:ascii="Arial" w:hAnsi="Arial" w:eastAsia="Arial" w:cs="Tahoma"/>
+                <w:sz w:val="18"/>
+              </w:rPr>
+            </w:r>
+            <w:r>
+              <w:rPr>
+                <w:rFonts w:ascii="Arial" w:hAnsi="Arial" w:eastAsia="Arial" w:cs="Tahoma"/>
+                <w:b/>
+                <w:sz w:val="18"/>
+              </w:rPr>
+              <w:t>LLDD-BE-Integration-SBP-Platform.pdf</w:t>
+            </w:r>
+          </w:p>
+        </w:tc>
+        <w:tc>
+          <w:tcPr>
+            <w:tcW w:type="dxa" w:w="3360"/>
+            <w:vAlign w:val="center"/>
+          </w:tcPr>
+          <w:p>
+            <w:pPr>
+              <w:keepLines/>
+              <w:spacing w:after="0"/>
+            </w:pPr>
+            <w:r>
+              <w:rPr>
+                <w:rFonts w:ascii="Arial" w:hAnsi="Arial" w:eastAsia="Arial" w:cs="Tahoma"/>
+                <w:sz w:val="18"/>
+              </w:rPr>
+            </w:r>
+            <w:r>
+              <w:rPr>
+                <w:rFonts w:ascii="Arial" w:hAnsi="Arial" w:eastAsia="Arial" w:cs="Tahoma"/>
+                <w:sz w:val="18"/>
+              </w:rPr>
+              <w:t>header จาก BFF (</w:t>
+            </w:r>
+            <w:r>
+              <w:rPr>
+                <w:rFonts w:ascii="Courier New" w:hAnsi="Courier New" w:eastAsia="Courier New" w:cs="Tahoma"/>
+                <w:sz w:val="18"/>
+              </w:rPr>
+              <w:t>x-api-key</w:t>
+            </w:r>
+            <w:r>
+              <w:rPr>
+                <w:rFonts w:ascii="Arial" w:hAnsi="Arial" w:eastAsia="Arial" w:cs="Tahoma"/>
+                <w:sz w:val="18"/>
+              </w:rPr>
+              <w:t xml:space="preserve"> / </w:t>
+            </w:r>
+            <w:r>
+              <w:rPr>
+                <w:rFonts w:ascii="Courier New" w:hAnsi="Courier New" w:eastAsia="Courier New" w:cs="Tahoma"/>
+                <w:sz w:val="18"/>
+              </w:rPr>
+              <w:t>x-user-*</w:t>
+            </w:r>
+            <w:r>
+              <w:rPr>
+                <w:rFonts w:ascii="Arial" w:hAnsi="Arial" w:eastAsia="Arial" w:cs="Tahoma"/>
+                <w:sz w:val="18"/>
+              </w:rPr>
+              <w:t>) · การ reuse ตารางและ service ของระบบ SBP เดิม</w:t>
+            </w:r>
+          </w:p>
+        </w:tc>
+      </w:tr>
+      <w:tr>
+        <w:trPr>
+          <w:cantSplit/>
+        </w:trPr>
+        <w:tc>
+          <w:tcPr>
+            <w:tcW w:type="dxa" w:w="3360"/>
+            <w:vAlign w:val="center"/>
+          </w:tcPr>
+          <w:p>
+            <w:pPr>
+              <w:keepLines/>
+              <w:spacing w:after="0"/>
+            </w:pPr>
+            <w:r>
+              <w:rPr>
+                <w:rFonts w:ascii="Arial" w:hAnsi="Arial" w:eastAsia="Arial" w:cs="Tahoma"/>
+                <w:sz w:val="18"/>
+              </w:rPr>
+            </w:r>
+            <w:r>
+              <w:rPr>
+                <w:rFonts w:ascii="Arial" w:hAnsi="Arial" w:eastAsia="Arial" w:cs="Tahoma"/>
+                <w:sz w:val="18"/>
+              </w:rPr>
+              <w:t>ต้องจบก่อน (ลำดับงาน)</w:t>
+            </w:r>
+          </w:p>
+        </w:tc>
+        <w:tc>
+          <w:tcPr>
+            <w:tcW w:type="dxa" w:w="3360"/>
+            <w:vAlign w:val="center"/>
+          </w:tcPr>
+          <w:p>
+            <w:pPr>
+              <w:keepLines/>
+              <w:spacing w:after="0"/>
+            </w:pPr>
+            <w:r>
+              <w:rPr>
+                <w:rFonts w:ascii="Arial" w:hAnsi="Arial" w:eastAsia="Arial" w:cs="Tahoma"/>
+                <w:sz w:val="18"/>
+              </w:rPr>
+            </w:r>
+            <w:r>
+              <w:rPr>
+                <w:rFonts w:ascii="Arial" w:hAnsi="Arial" w:eastAsia="Arial" w:cs="Tahoma"/>
+                <w:b/>
+                <w:sz w:val="18"/>
+              </w:rPr>
+              <w:t>LLDD-BE-API-Common-Contracts.pdf</w:t>
+            </w:r>
+          </w:p>
+        </w:tc>
+        <w:tc>
+          <w:tcPr>
+            <w:tcW w:type="dxa" w:w="3360"/>
+            <w:vAlign w:val="center"/>
+          </w:tcPr>
+          <w:p>
+            <w:pPr>
+              <w:keepLines/>
+              <w:spacing w:after="0"/>
+            </w:pPr>
+            <w:r>
+              <w:rPr>
+                <w:rFonts w:ascii="Arial" w:hAnsi="Arial" w:eastAsia="Arial" w:cs="Tahoma"/>
+                <w:sz w:val="18"/>
+              </w:rPr>
+            </w:r>
+            <w:r>
+              <w:rPr>
+                <w:rFonts w:ascii="Arial" w:hAnsi="Arial" w:eastAsia="Arial" w:cs="Tahoma"/>
+                <w:sz w:val="18"/>
+              </w:rPr>
+              <w:t>เป็นฉบับต้นทางของสัญญา/โครงที่ฉบับนี้อ้าง</w:t>
+            </w:r>
+          </w:p>
+        </w:tc>
+      </w:tr>
+      <w:tr>
+        <w:trPr>
+          <w:cantSplit/>
+        </w:trPr>
+        <w:tc>
+          <w:tcPr>
+            <w:tcW w:type="dxa" w:w="3360"/>
+            <w:vAlign w:val="center"/>
+          </w:tcPr>
+          <w:p>
+            <w:pPr>
+              <w:keepLines/>
+              <w:spacing w:after="0"/>
+            </w:pPr>
+            <w:r>
+              <w:rPr>
+                <w:rFonts w:ascii="Arial" w:hAnsi="Arial" w:eastAsia="Arial" w:cs="Tahoma"/>
+                <w:sz w:val="18"/>
+              </w:rPr>
+            </w:r>
+            <w:r>
+              <w:rPr>
+                <w:rFonts w:ascii="Arial" w:hAnsi="Arial" w:eastAsia="Arial" w:cs="Tahoma"/>
+                <w:sz w:val="18"/>
+              </w:rPr>
+              <w:t>ต้องจบก่อน (ลำดับงาน)</w:t>
+            </w:r>
+          </w:p>
+        </w:tc>
+        <w:tc>
+          <w:tcPr>
+            <w:tcW w:type="dxa" w:w="3360"/>
+            <w:vAlign w:val="center"/>
+          </w:tcPr>
+          <w:p>
+            <w:pPr>
+              <w:keepLines/>
+              <w:spacing w:after="0"/>
+            </w:pPr>
+            <w:r>
+              <w:rPr>
+                <w:rFonts w:ascii="Arial" w:hAnsi="Arial" w:eastAsia="Arial" w:cs="Tahoma"/>
+                <w:sz w:val="18"/>
+              </w:rPr>
+            </w:r>
+            <w:r>
+              <w:rPr>
+                <w:rFonts w:ascii="Arial" w:hAnsi="Arial" w:eastAsia="Arial" w:cs="Tahoma"/>
+                <w:b/>
+                <w:sz w:val="18"/>
+              </w:rPr>
+              <w:t>LLDD-BE-Database-Structure.pdf</w:t>
+            </w:r>
+          </w:p>
+        </w:tc>
+        <w:tc>
+          <w:tcPr>
+            <w:tcW w:type="dxa" w:w="3360"/>
+            <w:vAlign w:val="center"/>
+          </w:tcPr>
+          <w:p>
+            <w:pPr>
+              <w:keepLines/>
+              <w:spacing w:after="0"/>
+            </w:pPr>
+            <w:r>
+              <w:rPr>
+                <w:rFonts w:ascii="Arial" w:hAnsi="Arial" w:eastAsia="Arial" w:cs="Tahoma"/>
+                <w:sz w:val="18"/>
+              </w:rPr>
+            </w:r>
+            <w:r>
+              <w:rPr>
+                <w:rFonts w:ascii="Arial" w:hAnsi="Arial" w:eastAsia="Arial" w:cs="Tahoma"/>
+                <w:sz w:val="18"/>
+              </w:rPr>
+              <w:t>เป็นฉบับต้นทางของสัญญา/โครงที่ฉบับนี้อ้าง</w:t>
+            </w:r>
+          </w:p>
+        </w:tc>
+      </w:tr>
+      <w:tr>
+        <w:trPr>
+          <w:cantSplit/>
+        </w:trPr>
+        <w:tc>
+          <w:tcPr>
+            <w:tcW w:type="dxa" w:w="3360"/>
+            <w:vAlign w:val="center"/>
+          </w:tcPr>
+          <w:p>
+            <w:pPr>
+              <w:keepLines/>
+              <w:spacing w:after="0"/>
+            </w:pPr>
+            <w:r>
+              <w:rPr>
+                <w:rFonts w:ascii="Arial" w:hAnsi="Arial" w:eastAsia="Arial" w:cs="Tahoma"/>
+                <w:sz w:val="18"/>
+              </w:rPr>
+            </w:r>
+            <w:r>
+              <w:rPr>
+                <w:rFonts w:ascii="Arial" w:hAnsi="Arial" w:eastAsia="Arial" w:cs="Tahoma"/>
+                <w:sz w:val="18"/>
+              </w:rPr>
+              <w:t>ต้องจบก่อน (ลำดับงาน)</w:t>
+            </w:r>
+          </w:p>
+        </w:tc>
+        <w:tc>
+          <w:tcPr>
+            <w:tcW w:type="dxa" w:w="3360"/>
+            <w:vAlign w:val="center"/>
+          </w:tcPr>
+          <w:p>
+            <w:pPr>
+              <w:keepLines/>
+              <w:spacing w:after="0"/>
+            </w:pPr>
+            <w:r>
+              <w:rPr>
+                <w:rFonts w:ascii="Arial" w:hAnsi="Arial" w:eastAsia="Arial" w:cs="Tahoma"/>
+                <w:sz w:val="18"/>
+              </w:rPr>
+            </w:r>
+            <w:r>
+              <w:rPr>
+                <w:rFonts w:ascii="Arial" w:hAnsi="Arial" w:eastAsia="Arial" w:cs="Tahoma"/>
+                <w:b/>
+                <w:sz w:val="18"/>
+              </w:rPr>
+              <w:t>LLDD-BE-Job-6-ExportImpactStoreToFS.pdf</w:t>
+            </w:r>
+          </w:p>
+        </w:tc>
+        <w:tc>
+          <w:tcPr>
+            <w:tcW w:type="dxa" w:w="3360"/>
+            <w:vAlign w:val="center"/>
+          </w:tcPr>
+          <w:p>
+            <w:pPr>
+              <w:keepLines/>
+              <w:spacing w:after="0"/>
+            </w:pPr>
+            <w:r>
+              <w:rPr>
+                <w:rFonts w:ascii="Arial" w:hAnsi="Arial" w:eastAsia="Arial" w:cs="Tahoma"/>
+                <w:sz w:val="18"/>
+              </w:rPr>
+            </w:r>
+            <w:r>
+              <w:rPr>
+                <w:rFonts w:ascii="Arial" w:hAnsi="Arial" w:eastAsia="Arial" w:cs="Tahoma"/>
+                <w:sz w:val="18"/>
+              </w:rPr>
+              <w:t>เป็นฉบับต้นทางของสัญญา/โครงที่ฉบับนี้อ้าง</w:t>
+            </w:r>
+          </w:p>
+        </w:tc>
+      </w:tr>
+    </w:tbl>
+    <w:p/>
     <w:p>
       <w:pPr>
         <w:pStyle w:val="Heading1"/>
@@ -748,7 +1380,7 @@
         <w:keepLines/>
       </w:pPr>
       <w:r>
-        <w:t>Output: compensation_documents (DB)</w:t>
+        <w:t>Output: sgi_compensation_documents (DB)</w:t>
       </w:r>
     </w:p>
     <w:p>
@@ -805,7 +1437,18 @@
         <w:pageBreakBefore w:val="0"/>
       </w:pPr>
       <w:r>
-        <w:t>4. Implementation Flow Diagram (Reference)</w:t>
+        <w:t>4. Implementation Flow &amp; Sequence Diagram (Reference)</w:t>
+      </w:r>
+    </w:p>
+    <w:p>
+      <w:pPr>
+        <w:pStyle w:val="Heading2"/>
+        <w:keepNext/>
+        <w:keepLines/>
+        <w:pageBreakBefore w:val="0"/>
+      </w:pPr>
+      <w:r>
+        <w:t>4.1 Implementation Flow (ลำดับขั้นการทำงาน)</w:t>
       </w:r>
     </w:p>
     <w:p>
@@ -863,6 +1506,78 @@
     </w:p>
     <w:p>
       <w:pPr>
+        <w:pStyle w:val="Heading2"/>
+        <w:keepNext/>
+        <w:keepLines/>
+        <w:pageBreakBefore w:val="0"/>
+      </w:pPr>
+      <w:r>
+        <w:t>4.2 Sequence Diagram (ใครคุยกับใคร ลำดับไหน)</w:t>
+      </w:r>
+    </w:p>
+    <w:p>
+      <w:pPr>
+        <w:keepNext w:val="0"/>
+      </w:pPr>
+      <w:r>
+        <w:t>ผู้แสดงและลำดับข้อความในภาพนี้สร้างจาก endpoint ในหัวข้อ 7 และตารางในหัวข้อ Reference DB Mapping ของเอกสารฉบับนี้เอง จึงตรงกับสัญญาเสมอ</w:t>
+      </w:r>
+    </w:p>
+    <w:p>
+      <w:pPr>
+        <w:keepNext/>
+        <w:jc w:val="center"/>
+      </w:pPr>
+      <w:r>
+        <w:drawing>
+          <wp:inline xmlns:a="http://schemas.openxmlformats.org/drawingml/2006/main" xmlns:pic="http://schemas.openxmlformats.org/drawingml/2006/picture">
+            <wp:extent cx="5669280" cy="3257057"/>
+            <wp:docPr id="2" name="Picture 2"/>
+            <wp:cNvGraphicFramePr>
+              <a:graphicFrameLocks noChangeAspect="1"/>
+            </wp:cNvGraphicFramePr>
+            <a:graphic>
+              <a:graphicData uri="http://schemas.openxmlformats.org/drawingml/2006/picture">
+                <pic:pic>
+                  <pic:nvPicPr>
+                    <pic:cNvPr id="0" name="BE-Job-8-CreateCompensationDocument-sequence.png"/>
+                    <pic:cNvPicPr/>
+                  </pic:nvPicPr>
+                  <pic:blipFill>
+                    <a:blip r:embed="rId12"/>
+                    <a:stretch>
+                      <a:fillRect/>
+                    </a:stretch>
+                  </pic:blipFill>
+                  <pic:spPr>
+                    <a:xfrm>
+                      <a:off x="0" y="0"/>
+                      <a:ext cx="5669280" cy="3257057"/>
+                    </a:xfrm>
+                    <a:prstGeom prst="rect"/>
+                  </pic:spPr>
+                </pic:pic>
+              </a:graphicData>
+            </a:graphic>
+          </wp:inline>
+        </w:drawing>
+      </w:r>
+    </w:p>
+    <w:p>
+      <w:pPr>
+        <w:keepLines/>
+        <w:jc w:val="center"/>
+      </w:pPr>
+      <w:r>
+        <w:rPr>
+          <w:i/>
+          <w:sz w:val="18"/>
+        </w:rPr>
+        <w:t>รูปที่ 2: Sequence diagram: LLDD BE - Job 8 CreateCompensationDocument</w:t>
+      </w:r>
+    </w:p>
+    <w:p>
+      <w:pPr>
         <w:pStyle w:val="Heading1"/>
         <w:keepNext/>
         <w:keepLines/>
@@ -1133,7 +1848,7 @@
                 <w:rFonts w:ascii="Arial" w:hAnsi="Arial" w:eastAsia="Arial" w:cs="Tahoma"/>
                 <w:sz w:val="18"/>
               </w:rPr>
-              <w:t>compensation_documents</w:t>
+              <w:t>sgi_compensation_documents</w:t>
             </w:r>
           </w:p>
         </w:tc>
@@ -3340,9 +4055,9 @@
         <w:br/>
         <w:t xml:space="preserve">       SUM(COALESCE(s.adjust_compensation_amount, s.forecast_compensation_amount, 0)) AS total_compensation_amount</w:t>
         <w:br/>
-        <w:t>FROM fgi_impact_processes p</w:t>
-        <w:br/>
-        <w:t>JOIN fgi_impact_stores s ON s.impact_process_id = p.id</w:t>
+        <w:t>FROM sgi_fgi_impact_processes p</w:t>
+        <w:br/>
+        <w:t>JOIN sgi_fgi_impact_stores s ON s.impact_process_id = p.id</w:t>
         <w:br/>
         <w:t>WHERE p.process_status = 'READY_DOCUMENT'</w:t>
         <w:br/>
@@ -3370,7 +4085,7 @@
           <w:rFonts w:ascii="Courier New" w:hAnsi="Courier New" w:eastAsia="Courier New" w:cs="Tahoma"/>
           <w:sz w:val="16"/>
         </w:rPr>
-        <w:t>INSERT INTO compensation_documents</w:t>
+        <w:t>INSERT INTO sgi_compensation_documents</w:t>
         <w:br/>
         <w:t xml:space="preserve">    (doc_no, year, running_no, impact_process_id, impacted_store_code, impact_month,</w:t>
         <w:br/>
@@ -3383,7 +4098,7 @@
         <w:t>ON CONFLICT (impact_process_id) DO NOTHING;</w:t>
         <w:br/>
         <w:br/>
-        <w:t>INSERT INTO interface_transactions</w:t>
+        <w:t>INSERT INTO sgi_interface_transactions</w:t>
         <w:br/>
         <w:t xml:space="preserve">    (run_id, data_name, direction, status, impact_process_id, doc_no,</w:t>
         <w:br/>
@@ -3395,7 +4110,7 @@
         <w:br/>
         <w:t xml:space="preserve">       CURRENT_TIMESTAMP + INTERVAL '365 days', CURRENT_TIMESTAMP</w:t>
         <w:br/>
-        <w:t>FROM compensation_documents d</w:t>
+        <w:t>FROM sgi_compensation_documents d</w:t>
         <w:br/>
         <w:t>WHERE d.impact_process_id = :impact_process_id</w:t>
         <w:br/>
@@ -3787,7 +4502,7 @@
                 <w:rFonts w:ascii="Arial" w:hAnsi="Arial" w:eastAsia="Arial" w:cs="Tahoma"/>
                 <w:sz w:val="18"/>
               </w:rPr>
-              <w:t>อ่าน compensation_documents ด้วย impact_process_id แล้วใช้ d.doc_no เดิมสำหรับ tracking/reconcile</w:t>
+              <w:t>อ่าน sgi_compensation_documents ด้วย impact_process_id แล้วใช้ d.doc_no เดิมสำหรับ tracking/reconcile</w:t>
             </w:r>
           </w:p>
         </w:tc>
@@ -4511,7 +5226,7 @@
                 <w:rFonts w:ascii="Arial" w:hAnsi="Arial" w:eastAsia="Arial" w:cs="Tahoma"/>
                 <w:sz w:val="18"/>
               </w:rPr>
-              <w:t>ไม่มีตาราง job_run_histories แล้ว · ไฟล์/ACK ดูที่ interface_transactions</w:t>
+              <w:t>ไม่มีตาราง job_run_histories แล้ว · ไฟล์/ACK ดูที่ sgi_interface_transactions</w:t>
             </w:r>
           </w:p>
         </w:tc>
@@ -4540,7 +5255,7 @@
         <w:t>เอกสารฉบับนี้ไม่มี endpoint ของตัวเอง</w:t>
       </w:r>
       <w:r>
-        <w:t xml:space="preserve"> — เป็นสัญญา/งานภายในที่เอกสารอื่นเรียกใช้ (ดูขอบเขตใน 5.90 Endpoint Implementation Contract) · รายการ endpoint ทั้ง 29 เส้นของ SBPGI อยู่ที่ </w:t>
+        <w:t xml:space="preserve"> — เป็นสัญญา/งานภายในที่เอกสารอื่นเรียกใช้ (ดูขอบเขตใน 5.90 Endpoint Implementation Contract) · รายการ endpoint ทั้ง 29 เส้นของ SGI อยู่ที่ </w:t>
       </w:r>
       <w:r>
         <w:rPr>
@@ -4685,7 +5400,7 @@
                 <w:rFonts w:ascii="Arial" w:hAnsi="Arial" w:eastAsia="Arial" w:cs="Tahoma"/>
                 <w:sz w:val="18"/>
               </w:rPr>
-              <w:t>document_running_numbers</w:t>
+              <w:t>sgi_document_running_numbers</w:t>
             </w:r>
           </w:p>
         </w:tc>
@@ -4765,7 +5480,7 @@
                 <w:rFonts w:ascii="Arial" w:hAnsi="Arial" w:eastAsia="Arial" w:cs="Tahoma"/>
                 <w:sz w:val="18"/>
               </w:rPr>
-              <w:t>fgi_impact_stores</w:t>
+              <w:t>sgi_fgi_impact_stores</w:t>
             </w:r>
           </w:p>
         </w:tc>
@@ -4845,7 +5560,7 @@
                 <w:rFonts w:ascii="Arial" w:hAnsi="Arial" w:eastAsia="Arial" w:cs="Tahoma"/>
                 <w:sz w:val="18"/>
               </w:rPr>
-              <w:t>fgi_impact_processes</w:t>
+              <w:t>sgi_fgi_impact_processes</w:t>
             </w:r>
           </w:p>
         </w:tc>
@@ -4925,7 +5640,7 @@
                 <w:rFonts w:ascii="Arial" w:hAnsi="Arial" w:eastAsia="Arial" w:cs="Tahoma"/>
                 <w:sz w:val="18"/>
               </w:rPr>
-              <w:t>compensation_documents</w:t>
+              <w:t>sgi_compensation_documents</w:t>
             </w:r>
           </w:p>
         </w:tc>
@@ -5005,7 +5720,7 @@
                 <w:rFonts w:ascii="Arial" w:hAnsi="Arial" w:eastAsia="Arial" w:cs="Tahoma"/>
                 <w:sz w:val="18"/>
               </w:rPr>
-              <w:t>interface_transactions</w:t>
+              <w:t>sgi_interface_transactions</w:t>
             </w:r>
           </w:p>
         </w:tc>
@@ -5095,7 +5810,7 @@
         <w:rPr>
           <w:rFonts w:ascii="Courier New" w:hAnsi="Courier New" w:eastAsia="Courier New" w:cs="Tahoma"/>
         </w:rPr>
-        <w:t>src/batch/sbpgi/</w:t>
+        <w:t>src/batch/sgi/</w:t>
       </w:r>
       <w:r>
         <w:t xml:space="preserve"> ของ store-backend โดยใช้ convention เดียวกับ module ธุรกิจอื่น: inject custom provider </w:t>
@@ -5302,7 +6017,7 @@
                 <w:rFonts w:ascii="Arial" w:hAnsi="Arial" w:eastAsia="Arial" w:cs="Tahoma"/>
                 <w:sz w:val="18"/>
               </w:rPr>
-              <w:t>src/batch/sbpgi/job-8-create-compensation-document/job-8-create-compensation-document.job.ts</w:t>
+              <w:t>src/batch/sgi/job-8-create-compensation-document/job-8-create-compensation-document.job.ts</w:t>
             </w:r>
           </w:p>
         </w:tc>
@@ -5385,7 +6100,7 @@
                 <w:rFonts w:ascii="Arial" w:hAnsi="Arial" w:eastAsia="Arial" w:cs="Tahoma"/>
                 <w:sz w:val="18"/>
               </w:rPr>
-              <w:t>src/batch/sbpgi/job-8-create-compensation-document/job-8-create-compensation-document.service.ts</w:t>
+              <w:t>src/batch/sgi/job-8-create-compensation-document/job-8-create-compensation-document.service.ts</w:t>
             </w:r>
           </w:p>
         </w:tc>
@@ -5461,7 +6176,7 @@
                 <w:rFonts w:ascii="Arial" w:hAnsi="Arial" w:eastAsia="Arial" w:cs="Tahoma"/>
                 <w:sz w:val="18"/>
               </w:rPr>
-              <w:t>src/batch/sbpgi/job-8-create-compensation-document/job-8-create-compensation-document.config.ts</w:t>
+              <w:t>src/batch/sgi/job-8-create-compensation-document/job-8-create-compensation-document.config.ts</w:t>
             </w:r>
           </w:p>
         </w:tc>
@@ -5493,7 +6208,7 @@
                 <w:rFonts w:ascii="Courier New" w:hAnsi="Courier New" w:eastAsia="Courier New" w:cs="Tahoma"/>
                 <w:sz w:val="18"/>
               </w:rPr>
-              <w:t>SbpgiJob8Config</w:t>
+              <w:t>SgiJob8Config</w:t>
             </w:r>
             <w:r>
               <w:rPr>
@@ -5558,7 +6273,7 @@
                 <w:rFonts w:ascii="Arial" w:hAnsi="Arial" w:eastAsia="Arial" w:cs="Tahoma"/>
                 <w:sz w:val="18"/>
               </w:rPr>
-              <w:t>src/batch/sbpgi/job-8-create-compensation-document/job-8-create-compensation-document.module.ts</w:t>
+              <w:t>src/batch/sgi/job-8-create-compensation-document/job-8-create-compensation-document.module.ts</w:t>
             </w:r>
           </w:p>
         </w:tc>
@@ -5707,7 +6422,7 @@
                 <w:rFonts w:ascii="Courier New" w:hAnsi="Courier New" w:eastAsia="Courier New" w:cs="Tahoma"/>
                 <w:sz w:val="18"/>
               </w:rPr>
-              <w:t>SBPGI_JOB8_CRON</w:t>
+              <w:t>SGI_JOB8_CRON</w:t>
             </w:r>
             <w:r>
               <w:rPr>
@@ -5863,7 +6578,7 @@
         <w:rPr>
           <w:rFonts w:ascii="Courier New" w:hAnsi="Courier New" w:eastAsia="Courier New" w:cs="Tahoma"/>
         </w:rPr>
-        <w:t>SBPGI_JOB8_CRON</w:t>
+        <w:t>SGI_JOB8_CRON</w:t>
       </w:r>
       <w:r>
         <w:t xml:space="preserve"> และอ่านตอน bootstrap ของ </w:t>
@@ -5897,7 +6612,7 @@
           <w:rFonts w:ascii="Courier New" w:hAnsi="Courier New" w:eastAsia="Courier New" w:cs="Tahoma"/>
           <w:sz w:val="16"/>
         </w:rPr>
-        <w:t>// src/batch/sbpgi/job-8-create-compensation-document/job-8-create-compensation-document.config.ts</w:t>
+        <w:t>// src/batch/sgi/job-8-create-compensation-document/job-8-create-compensation-document.config.ts</w:t>
         <w:br/>
         <w:t>// convention จริงของ store-backend คือคลาส config (`src/config/app.config.ts` ที่ export ผ่าน</w:t>
         <w:br/>
@@ -5949,28 +6664,28 @@
         <w:br/>
         <w:t>@Injectable()</w:t>
         <w:br/>
-        <w:t>export class SbpgiJob8Config implements Job8Config {</w:t>
+        <w:t>export class SgiJob8Config implements Job8Config {</w:t>
         <w:br/>
         <w:t xml:space="preserve">  // TODO: ยืนยันค่า default ทุกตัวกับ Ops ก่อนขึ้น production (ไม่มีหน้าจอแก้ค่าแล้ว)</w:t>
         <w:br/>
-        <w:t xml:space="preserve">  enabled = (process.env.SBPGI_JOB8_ENABLED ?? 'true') === 'true';</w:t>
-        <w:br/>
-        <w:t xml:space="preserve">  cron = process.env.SBPGI_JOB8_CRON ?? '30 17 7-31 * *';</w:t>
-        <w:br/>
-        <w:t xml:space="preserve">  cron = process.env.SBPGI_JOB8_CRON ?? '30 17 7-31 * *'; // TODO: แก้ผ่าน env/config file แล้ว deploy</w:t>
-        <w:br/>
-        <w:t xml:space="preserve">  targetTable = process.env.SBPGI_JOB8_TARGET_TABLE ?? 'compensation_documents'; // TODO: ค่าคงที่ทางธุรกิจ — เปลี่ยนต้องผ่านการอนุมัติ</w:t>
-        <w:br/>
-        <w:t xml:space="preserve">  condition = process.env.SBPGI_JOB8_CONDITION ?? 'สถานะ I + forecast + ยังไม่สร้างเอกสาร'; // TODO: ค่าคงที่ทางธุรกิจ — เปลี่ยนต้องผ่านการอนุมัติ</w:t>
-        <w:br/>
-        <w:t xml:space="preserve">  param4 = process.env.SBPGI_JOB8_PARAM4 ?? 'ห้ามสร้างไฟล์ BPM06001O, ห้าม SFTP, ห้ามเรียก K2 REST'; // TODO: ค่าคงที่ทางธุรกิจ — เปลี่ยนต้องผ่านการอนุมัติ</w:t>
-        <w:br/>
-        <w:t xml:space="preserve">  mailTo = process.env.SBPGI_JOB8_MAIL_TO ?? ''; // TODO: ผู้รับอีเมลแจ้ง error คั่นด้วย comma (เดิม: email-lib กลาง (sendEmail) แจ้ง error/pending ตาม config)</w:t>
+        <w:t xml:space="preserve">  enabled = (process.env.SGI_JOB8_ENABLED ?? 'true') === 'true';</w:t>
+        <w:br/>
+        <w:t xml:space="preserve">  cron = process.env.SGI_JOB8_CRON ?? '30 17 7-31 * *';</w:t>
+        <w:br/>
+        <w:t xml:space="preserve">  cron = process.env.SGI_JOB8_CRON ?? '30 17 7-31 * *'; // TODO: แก้ผ่าน env/config file แล้ว deploy</w:t>
+        <w:br/>
+        <w:t xml:space="preserve">  targetTable = process.env.SGI_JOB8_TARGET_TABLE ?? 'sgi_compensation_documents'; // TODO: ค่าคงที่ทางธุรกิจ — เปลี่ยนต้องผ่านการอนุมัติ</w:t>
+        <w:br/>
+        <w:t xml:space="preserve">  condition = process.env.SGI_JOB8_CONDITION ?? 'สถานะ I + forecast + ยังไม่สร้างเอกสาร'; // TODO: ค่าคงที่ทางธุรกิจ — เปลี่ยนต้องผ่านการอนุมัติ</w:t>
+        <w:br/>
+        <w:t xml:space="preserve">  param4 = process.env.SGI_JOB8_PARAM4 ?? 'ห้ามสร้างไฟล์ BPM06001O, ห้าม SFTP, ห้ามเรียก K2 REST'; // TODO: ค่าคงที่ทางธุรกิจ — เปลี่ยนต้องผ่านการอนุมัติ</w:t>
+        <w:br/>
+        <w:t xml:space="preserve">  mailTo = process.env.SGI_JOB8_MAIL_TO ?? ''; // TODO: ผู้รับอีเมลแจ้ง error คั่นด้วย comma (เดิม: email-lib กลาง (sendEmail) แจ้ง error/pending ตาม config)</w:t>
         <w:br/>
         <w:t>}</w:t>
         <w:br/>
         <w:br/>
-        <w:t>// TODO: เพิ่ม SbpgiJob8Config ใน providers/exports ของ AppConfigModule (@Global) เหมือน AppConfig</w:t>
+        <w:t>// TODO: เพิ่ม SgiJob8Config ใน providers/exports ของ AppConfigModule (@Global) เหมือน AppConfig</w:t>
       </w:r>
     </w:p>
     <w:p>
@@ -6186,7 +6901,7 @@
         <w:t xml:space="preserve">  }</w:t>
         <w:br/>
         <w:br/>
-        <w:t xml:space="preserve">  // insert compensation_documents</w:t>
+        <w:t xml:space="preserve">  // insert sgi_compensation_documents</w:t>
         <w:br/>
         <w:t xml:space="preserve">  async step05Insert(state: JobState, manager?: EntityManager): Promise&lt;void&gt; {</w:t>
         <w:br/>
@@ -6195,7 +6910,7 @@
         <w:t xml:space="preserve">  }</w:t>
         <w:br/>
         <w:br/>
-        <w:t xml:space="preserve">  // insert interface_transactions: data_name = IMPACT_STORE · direction = INTERNAL · status = COMPLETED</w:t>
+        <w:t xml:space="preserve">  // insert sgi_interface_transactions: data_name = IMPACT_STORE · direction = INTERNAL · status = COMPLETED</w:t>
         <w:br/>
         <w:t xml:space="preserve">  async step06WriteFile(state: JobState, manager?: EntityManager): Promise&lt;void&gt; {</w:t>
         <w:br/>
@@ -6959,7 +7674,7 @@
                 <w:rFonts w:ascii="Arial" w:hAnsi="Arial" w:eastAsia="Arial" w:cs="Tahoma"/>
                 <w:sz w:val="18"/>
               </w:rPr>
-              <w:t>insert compensation_documents</w:t>
+              <w:t>insert sgi_compensation_documents</w:t>
             </w:r>
           </w:p>
         </w:tc>
@@ -7089,7 +7804,7 @@
                 <w:rFonts w:ascii="Arial" w:hAnsi="Arial" w:eastAsia="Arial" w:cs="Tahoma"/>
                 <w:sz w:val="18"/>
               </w:rPr>
-              <w:t>insert interface_transactions: data_name = IMPACT_STORE · direction = INTERNAL · status = COMPLETED</w:t>
+              <w:t>insert sgi_interface_transactions: data_name = IMPACT_STORE · direction = INTERNAL · status = COMPLETED</w:t>
             </w:r>
           </w:p>
         </w:tc>
@@ -7219,7 +7934,7 @@
                 <w:rFonts w:ascii="Arial" w:hAnsi="Arial" w:eastAsia="Arial" w:cs="Tahoma"/>
                 <w:sz w:val="18"/>
               </w:rPr>
-              <w:t>จบ - workflow เปิดโดย Job 8b / POST /sbpgi/workflow/instances</w:t>
+              <w:t>จบ - workflow เปิดโดย Job 8b / POST /sgi/workflow/instances</w:t>
             </w:r>
           </w:p>
         </w:tc>
@@ -7286,7 +8001,7 @@
           <w:rFonts w:ascii="Courier New" w:hAnsi="Courier New" w:eastAsia="Courier New" w:cs="Tahoma"/>
           <w:sz w:val="16"/>
         </w:rPr>
-        <w:t>// src/batch/sbpgi/job-8-create-compensation-document/job-8-create-compensation-document.job.ts</w:t>
+        <w:t>// src/batch/sgi/job-8-create-compensation-document/job-8-create-compensation-document.job.ts</w:t>
         <w:br/>
         <w:t>import { Inject, Injectable, Logger } from '@nestjs/common';</w:t>
         <w:br/>
@@ -7347,11 +8062,11 @@
         <w:br/>
         <w:t xml:space="preserve">        await this.service.step04Document(state, manager);</w:t>
         <w:br/>
-        <w:t xml:space="preserve">        // ขั้นที่ 5: insert compensation_documents · TODO: ผูก impact_process_id และสถานะเริ่มต้น</w:t>
+        <w:t xml:space="preserve">        // ขั้นที่ 5: insert sgi_compensation_documents · TODO: ผูก impact_process_id และสถานะเริ่มต้น</w:t>
         <w:br/>
         <w:t xml:space="preserve">        await this.service.step05Insert(state, manager);</w:t>
         <w:br/>
-        <w:t xml:space="preserve">        // ขั้นที่ 6: insert interface_transactions: data_name = IMPACT_STORE · direction = INTERNAL · status = COMPLETED · TODO: ไม่สร้างไฟล์ BPM06001O แล้ว — เขียน DB ตรงจึงไม่มี ACK ให้รอ</w:t>
+        <w:t xml:space="preserve">        // ขั้นที่ 6: insert sgi_interface_transactions: data_name = IMPACT_STORE · direction = INTERNAL · status = COMPLETED · TODO: ไม่สร้างไฟล์ BPM06001O แล้ว — เขียน DB ตรงจึงไม่มี ACK ให้รอ</w:t>
         <w:br/>
         <w:t xml:space="preserve">        await this.service.step06WriteFile(state, manager);</w:t>
         <w:br/>
@@ -7384,7 +8099,7 @@
         <w:br/>
         <w:t xml:space="preserve">      event: 'job.finish', jobNo: '8', jobName: 'CreateCompensationDocument', status,</w:t>
         <w:br/>
-        <w:t xml:space="preserve">      period: state.period, output: 'compensation_documents (DB)',</w:t>
+        <w:t xml:space="preserve">      period: state.period, output: 'sgi_compensation_documents (DB)',</w:t>
         <w:br/>
         <w:t xml:space="preserve">      read: state.read, written: state.written, skipped: state.skipped,</w:t>
         <w:br/>
@@ -7450,7 +8165,7 @@
         <w:br/>
         <w:t>//       ใช้ PostgreSQL advisory lock ระดับ session แทน — ปลดอัตโนมัติเมื่อ connection หลุด</w:t>
         <w:br/>
-        <w:t>export const SBPGI_JOB_LOCK_CLASS_ID = 861000; // namespace ของระบบ SBPGI</w:t>
+        <w:t>export const SGI_JOB_LOCK_CLASS_ID = 861000; // namespace ของระบบ SGI</w:t>
         <w:br/>
         <w:t>export const JOB_LOCK_KEYS: Record&lt;string, number&gt; = { '8': 80 /* TODO: เพิ่มครบทั้ง 11 job */ };</w:t>
         <w:br/>
@@ -7482,7 +8197,7 @@
         <w:br/>
         <w:t xml:space="preserve">        'SELECT pg_try_advisory_lock($1, $2) AS locked',</w:t>
         <w:br/>
-        <w:t xml:space="preserve">        [SBPGI_JOB_LOCK_CLASS_ID, objectId],</w:t>
+        <w:t xml:space="preserve">        [SGI_JOB_LOCK_CLASS_ID, objectId],</w:t>
         <w:br/>
         <w:t xml:space="preserve">      );</w:t>
         <w:br/>
@@ -7502,7 +8217,7 @@
         <w:br/>
         <w:t xml:space="preserve">      // TODO: ปลด lock ทุกกรณี แล้วคืน connection เข้า pool</w:t>
         <w:br/>
-        <w:t xml:space="preserve">      await runner.query('SELECT pg_advisory_unlock($1, $2)', [SBPGI_JOB_LOCK_CLASS_ID, objectId]);</w:t>
+        <w:t xml:space="preserve">      await runner.query('SELECT pg_advisory_unlock($1, $2)', [SGI_JOB_LOCK_CLASS_ID, objectId]);</w:t>
         <w:br/>
         <w:t xml:space="preserve">      await runner.release();</w:t>
         <w:br/>
@@ -7681,7 +8396,7 @@
                 <w:rFonts w:ascii="Arial" w:hAnsi="Arial" w:eastAsia="Arial" w:cs="Tahoma"/>
                 <w:sz w:val="18"/>
               </w:rPr>
-              <w:t>document_running_numbers</w:t>
+              <w:t>sgi_document_running_numbers</w:t>
             </w:r>
           </w:p>
         </w:tc>
@@ -7786,7 +8501,7 @@
                 <w:rFonts w:ascii="Arial" w:hAnsi="Arial" w:eastAsia="Arial" w:cs="Tahoma"/>
                 <w:sz w:val="18"/>
               </w:rPr>
-              <w:t>fgi_impact_stores</w:t>
+              <w:t>sgi_fgi_impact_stores</w:t>
             </w:r>
           </w:p>
         </w:tc>
@@ -7891,7 +8606,7 @@
                 <w:rFonts w:ascii="Arial" w:hAnsi="Arial" w:eastAsia="Arial" w:cs="Tahoma"/>
                 <w:sz w:val="18"/>
               </w:rPr>
-              <w:t>fgi_impact_processes</w:t>
+              <w:t>sgi_fgi_impact_processes</w:t>
             </w:r>
           </w:p>
         </w:tc>
@@ -7996,7 +8711,7 @@
                 <w:rFonts w:ascii="Arial" w:hAnsi="Arial" w:eastAsia="Arial" w:cs="Tahoma"/>
                 <w:sz w:val="18"/>
               </w:rPr>
-              <w:t>compensation_documents</w:t>
+              <w:t>sgi_compensation_documents</w:t>
             </w:r>
           </w:p>
         </w:tc>
@@ -8101,7 +8816,7 @@
                 <w:rFonts w:ascii="Arial" w:hAnsi="Arial" w:eastAsia="Arial" w:cs="Tahoma"/>
                 <w:sz w:val="18"/>
               </w:rPr>
-              <w:t>interface_transactions</w:t>
+              <w:t>sgi_interface_transactions</w:t>
             </w:r>
           </w:p>
         </w:tc>
@@ -8200,20 +8915,20 @@
         <w:t>--       write ทั้งหมดต้องอยู่ใน transaction เดียวกับที่ระบุใน 9.3</w:t>
         <w:br/>
         <w:br/>
-        <w:t>-- [R/W] document_running_numbers : ตัวนับเลขเอกสารรายปี — ออก doc_no YYYY/xxxxx (ค.ศ.)</w:t>
+        <w:t>-- [R/W] sgi_document_running_numbers : ตัวนับเลขเอกสารรายปี — ออก doc_no YYYY/xxxxx (ค.ศ.)</w:t>
         <w:br/>
         <w:t>-- TODO: อ่าน candidate แบบล็อกแถว กันรอบอื่น/pod อื่นแย่งอัปเดตแถวเดียวกัน</w:t>
         <w:br/>
         <w:t>SELECT /* TODO: PK + คอลัมน์ที่ต้องใช้ */</w:t>
         <w:br/>
-        <w:t xml:space="preserve">  FROM document_running_numbers</w:t>
+        <w:t xml:space="preserve">  FROM sgi_document_running_numbers</w:t>
         <w:br/>
         <w:t xml:space="preserve"> WHERE /* TODO: เงื่อนไขงวด/สถานะที่ job นี้คัดแถว */ 1 = 1</w:t>
         <w:br/>
         <w:t xml:space="preserve">   FOR UPDATE SKIP LOCKED;</w:t>
         <w:br/>
         <w:br/>
-        <w:t>UPDATE document_running_numbers</w:t>
+        <w:t>UPDATE sgi_document_running_numbers</w:t>
         <w:br/>
         <w:t xml:space="preserve">   SET /* TODO: คอลัมน์สถานะ/ผลคำนวณที่ job นี้เขียน */</w:t>
         <w:br/>
@@ -8222,20 +8937,20 @@
         <w:t xml:space="preserve"> WHERE /* TODO: PK ที่ล็อกไว้ */ id = ANY($1);</w:t>
         <w:br/>
         <w:br/>
-        <w:t>-- [R/W] fgi_impact_stores : อ่าน candidate และอัปเดตสถานะสร้างเอกสาร</w:t>
+        <w:t>-- [R/W] sgi_fgi_impact_stores : อ่าน candidate และอัปเดตสถานะสร้างเอกสาร</w:t>
         <w:br/>
         <w:t>-- TODO: อ่าน candidate แบบล็อกแถว กันรอบอื่น/pod อื่นแย่งอัปเดตแถวเดียวกัน</w:t>
         <w:br/>
         <w:t>SELECT /* TODO: PK + คอลัมน์ที่ต้องใช้ */</w:t>
         <w:br/>
-        <w:t xml:space="preserve">  FROM fgi_impact_stores</w:t>
+        <w:t xml:space="preserve">  FROM sgi_fgi_impact_stores</w:t>
         <w:br/>
         <w:t xml:space="preserve"> WHERE impact_year = $1 AND impact_month = $2  -- TODO: ยืนยันชื่อคอลัมน์งวดกับ Database design</w:t>
         <w:br/>
         <w:t xml:space="preserve">   FOR UPDATE SKIP LOCKED;</w:t>
         <w:br/>
         <w:br/>
-        <w:t>UPDATE fgi_impact_stores</w:t>
+        <w:t>UPDATE sgi_fgi_impact_stores</w:t>
         <w:br/>
         <w:t xml:space="preserve">   SET /* TODO: คอลัมน์สถานะ/ผลคำนวณที่ job นี้เขียน */</w:t>
         <w:br/>
@@ -8244,13 +8959,13 @@
         <w:t xml:space="preserve"> WHERE /* TODO: PK ที่ล็อกไว้ */ id = ANY($1);</w:t>
         <w:br/>
         <w:br/>
-        <w:t>-- [R] fgi_impact_processes : hub รอบชดเชย</w:t>
+        <w:t>-- [R] sgi_fgi_impact_processes : hub รอบชดเชย</w:t>
         <w:br/>
         <w:t>-- TODO: เติมเฉพาะคอลัมน์ที่ job ใช้จริง (ห้าม SELECT *) และตรวจว่ามี index รองรับ WHERE นี้</w:t>
         <w:br/>
         <w:t>SELECT /* TODO: columns */</w:t>
         <w:br/>
-        <w:t xml:space="preserve">  FROM fgi_impact_processes</w:t>
+        <w:t xml:space="preserve">  FROM sgi_fgi_impact_processes</w:t>
         <w:br/>
         <w:t xml:space="preserve"> WHERE impact_year = $1 AND impact_month = $2  -- TODO: ยืนยันชื่อคอลัมน์งวดกับ Database design</w:t>
         <w:br/>
@@ -8259,17 +8974,17 @@
         <w:t xml:space="preserve"> LIMIT $3 OFFSET $4;  -- TODO: อ่านเป็น chunk กัน memory บวม</w:t>
         <w:br/>
         <w:br/>
-        <w:t>-- [W] compensation_documents : สร้างหัวเอกสารแทนไฟล์ BPM06001O</w:t>
+        <w:t>-- [W] sgi_compensation_documents : สร้างหัวเอกสารแทนไฟล์ BPM06001O</w:t>
         <w:br/>
         <w:t>-- TODO: เติมคอลัมน์ payload จริงจาก Database design</w:t>
         <w:br/>
-        <w:t>INSERT INTO compensation_documents</w:t>
+        <w:t>INSERT INTO sgi_compensation_documents</w:t>
         <w:br/>
         <w:t xml:space="preserve">  (/* TODO: business key + payload + created_by, created_at */)</w:t>
         <w:br/>
         <w:t>VALUES (/* TODO: bind params ตามลำดับคอลัมน์ด้านบน */)</w:t>
         <w:br/>
-        <w:t>ON CONFLICT (source, impacted_store_code, impact_month, new_store_code, round_no)   -- unique key จริงตาม DDL ของ compensation_documents (ห้ามเดา)</w:t>
+        <w:t>ON CONFLICT (source, impacted_store_code, impact_month, new_store_code, round_no)   -- unique key จริงตาม DDL ของ sgi_compensation_documents (ห้ามเดา)</w:t>
         <w:br/>
         <w:t>DO UPDATE SET /* TODO: คอลัมน์ที่ยอมให้ทับ */</w:t>
         <w:br/>
@@ -8364,9 +9079,9 @@
         <w:br/>
         <w:t xml:space="preserve">  async notifyFailure(jobNo: string, ctx: JobRunContext, error: Error): Promise&lt;void&gt; {</w:t>
         <w:br/>
-        <w:t xml:space="preserve">    // TODO: ผู้รับของ Job 8 เดิมคือ email-lib กลาง (sendEmail) แจ้ง error/pending ตาม config — ย้ายมาเป็น env SBPGI_JOB8_MAIL_TO</w:t>
-        <w:br/>
-        <w:t xml:space="preserve">    const recipients = (process.env.SBPGI_JOB8_MAIL_TO ?? '').split(',').map((s) =&gt; s.trim()).filter(Boolean);</w:t>
+        <w:t xml:space="preserve">    // TODO: ผู้รับของ Job 8 เดิมคือ email-lib กลาง (sendEmail) แจ้ง error/pending ตาม config — ย้ายมาเป็น env SGI_JOB8_MAIL_TO</w:t>
+        <w:br/>
+        <w:t xml:space="preserve">    const recipients = (process.env.SGI_JOB8_MAIL_TO ?? '').split(',').map((s) =&gt; s.trim()).filter(Boolean);</w:t>
         <w:br/>
         <w:t xml:space="preserve">    if (!recipients.length) {</w:t>
         <w:br/>
@@ -8382,7 +9097,7 @@
         <w:br/>
         <w:t xml:space="preserve">        // TODO: emailId = id ของ template EM-07 (แจ้ง error batch) ในตาราง email_template</w:t>
         <w:br/>
-        <w:t xml:space="preserve">        emailId: Number(process.env.SBPGI_JOB_FAIL_EMAIL_TEMPLATE_ID),</w:t>
+        <w:t xml:space="preserve">        emailId: Number(process.env.SGI_JOB_FAIL_EMAIL_TEMPLATE_ID),</w:t>
         <w:br/>
         <w:t xml:space="preserve">        mailTo: recipients.join(','), // signature รับ string ไม่ใช่ string[]</w:t>
         <w:br/>
@@ -8396,7 +9111,7 @@
         <w:br/>
         <w:t xml:space="preserve">          period: ctx.period, triggeredBy: ctx.triggeredBy,</w:t>
         <w:br/>
-        <w:t xml:space="preserve">          output: 'compensation_documents (DB)',</w:t>
+        <w:t xml:space="preserve">          output: 'sgi_compensation_documents (DB)',</w:t>
         <w:br/>
         <w:t xml:space="preserve">          errorMessage: error.message,</w:t>
         <w:br/>
@@ -8502,7 +9217,7 @@
         <w:rPr>
           <w:rFonts w:ascii="Courier New" w:hAnsi="Courier New" w:eastAsia="Courier New" w:cs="Tahoma"/>
         </w:rPr>
-        <w:t>compensation_documents (DB)</w:t>
+        <w:t>sgi_compensation_documents (DB)</w:t>
       </w:r>
       <w:r>
         <w:t xml:space="preserve"> และ log บรรทัด </w:t>
@@ -8529,7 +9244,7 @@
         <w:rPr>
           <w:rFonts w:ascii="Courier New" w:hAnsi="Courier New" w:eastAsia="Courier New" w:cs="Tahoma"/>
         </w:rPr>
-        <w:t>interface_transactions</w:t>
+        <w:t>sgi_interface_transactions</w:t>
       </w:r>
       <w:r>
         <w:t xml:space="preserve"> ของงวดนั้นว่ามีแถวค้างสถานะ READY/PENDING หรือไม่ ก่อนสั่งรันใหม่</w:t>
@@ -8876,7 +9591,7 @@
                 <w:rFonts w:ascii="Arial" w:hAnsi="Arial" w:eastAsia="Arial" w:cs="Tahoma"/>
                 <w:sz w:val="18"/>
               </w:rPr>
-              <w:t>insert compensation_documents (ผูก impact_process_id และสถานะเริ่มต้น)</w:t>
+              <w:t>insert sgi_compensation_documents (ผูก impact_process_id และสถานะเริ่มต้น)</w:t>
             </w:r>
           </w:p>
         </w:tc>
@@ -8931,7 +9646,7 @@
                 <w:rFonts w:ascii="Arial" w:hAnsi="Arial" w:eastAsia="Arial" w:cs="Tahoma"/>
                 <w:sz w:val="18"/>
               </w:rPr>
-              <w:t>insert interface_transactions: data_name = IMPACT_STORE · direction = INTERNAL · status = COMPLETED (ไม่สร้างไฟล์ BPM06001O แล้ว — เขียน DB ตรงจึงไม่มี ACK ให้รอ)</w:t>
+              <w:t>insert sgi_interface_transactions: data_name = IMPACT_STORE · direction = INTERNAL · status = COMPLETED (ไม่สร้างไฟล์ BPM06001O แล้ว — เขียน DB ตรงจึงไม่มี ACK ให้รอ)</w:t>
             </w:r>
           </w:p>
         </w:tc>
@@ -8986,7 +9701,7 @@
                 <w:rFonts w:ascii="Arial" w:hAnsi="Arial" w:eastAsia="Arial" w:cs="Tahoma"/>
                 <w:sz w:val="18"/>
               </w:rPr>
-              <w:t>จบ - workflow เปิดโดย Job 8b / POST /sbpgi/workflow/instances</w:t>
+              <w:t>จบ - workflow เปิดโดย Job 8b / POST /sgi/workflow/instances</w:t>
             </w:r>
           </w:p>
         </w:tc>
@@ -10080,7 +10795,7 @@
                 <w:rFonts w:ascii="Courier New" w:hAnsi="Courier New" w:eastAsia="Courier New" w:cs="Tahoma"/>
                 <w:sz w:val="18"/>
               </w:rPr>
-              <w:t>document_running_numbers</w:t>
+              <w:t>sgi_document_running_numbers</w:t>
             </w:r>
             <w:r>
               <w:rPr>
@@ -10094,7 +10809,7 @@
                 <w:rFonts w:ascii="Courier New" w:hAnsi="Courier New" w:eastAsia="Courier New" w:cs="Tahoma"/>
                 <w:sz w:val="18"/>
               </w:rPr>
-              <w:t>fgi_impact_stores</w:t>
+              <w:t>sgi_fgi_impact_stores</w:t>
             </w:r>
             <w:r>
               <w:rPr>
@@ -10108,7 +10823,7 @@
                 <w:rFonts w:ascii="Courier New" w:hAnsi="Courier New" w:eastAsia="Courier New" w:cs="Tahoma"/>
                 <w:sz w:val="18"/>
               </w:rPr>
-              <w:t>compensation_documents</w:t>
+              <w:t>sgi_compensation_documents</w:t>
             </w:r>
           </w:p>
         </w:tc>
